--- a/docs/as-built/docx/billing.docx
+++ b/docs/as-built/docx/billing.docx
@@ -2,7 +2,7 @@
 <file path=word/document.xml><?xml version="1.0" encoding="utf-8"?>
 <w:document xmlns:w="http://schemas.openxmlformats.org/wordprocessingml/2006/main" xmlns:m="http://schemas.openxmlformats.org/officeDocument/2006/math" xmlns:r="http://schemas.openxmlformats.org/officeDocument/2006/relationships" xmlns:o="urn:schemas-microsoft-com:office:office" xmlns:v="urn:schemas-microsoft-com:vml" xmlns:w10="urn:schemas-microsoft-com:office:word" xmlns:a="http://schemas.openxmlformats.org/drawingml/2006/main" xmlns:pic="http://schemas.openxmlformats.org/drawingml/2006/picture" xmlns:wp="http://schemas.openxmlformats.org/drawingml/2006/wordprocessingDrawing">
   <w:body>
-    <w:bookmarkStart w:id="68" w:name="billing--as-built-design"/>
+    <w:bookmarkStart w:id="69" w:name="billing--as-built-design"/>
     <w:p>
       <w:pPr>
         <w:pStyle w:val="Heading1"/>
@@ -999,7 +999,7 @@
               <a:graphicData uri="http://schemas.openxmlformats.org/drawingml/2006/picture">
                 <pic:pic>
                   <pic:nvPicPr>
-                    <pic:cNvPr descr="/tmp/docximg-dY8fbM/billing_md_1.png" id="23" name="Picture"/>
+                    <pic:cNvPr descr="/tmp/docximg-xH1Dc7/billing_md_1.png" id="23" name="Picture"/>
                     <pic:cNvPicPr>
                       <a:picLocks noChangeArrowheads="1" noChangeAspect="1"/>
                     </pic:cNvPicPr>
@@ -1562,7 +1562,7 @@
               <a:graphicData uri="http://schemas.openxmlformats.org/drawingml/2006/picture">
                 <pic:pic>
                   <pic:nvPicPr>
-                    <pic:cNvPr descr="/tmp/docximg-dY8fbM/billing_md_2.png" id="28" name="Picture"/>
+                    <pic:cNvPr descr="/tmp/docximg-xH1Dc7/billing_md_2.png" id="28" name="Picture"/>
                     <pic:cNvPicPr>
                       <a:picLocks noChangeArrowheads="1" noChangeAspect="1"/>
                     </pic:cNvPicPr>
@@ -2157,7 +2157,7 @@
               <a:graphicData uri="http://schemas.openxmlformats.org/drawingml/2006/picture">
                 <pic:pic>
                   <pic:nvPicPr>
-                    <pic:cNvPr descr="/tmp/docximg-dY8fbM/billing_md_3.png" id="34" name="Picture"/>
+                    <pic:cNvPr descr="/tmp/docximg-xH1Dc7/billing_md_3.png" id="34" name="Picture"/>
                     <pic:cNvPicPr>
                       <a:picLocks noChangeArrowheads="1" noChangeAspect="1"/>
                     </pic:cNvPicPr>
@@ -2800,7 +2800,7 @@
     </w:p>
     <w:bookmarkEnd w:id="38"/>
     <w:bookmarkEnd w:id="39"/>
-    <w:bookmarkStart w:id="59" w:name="Xa9e563dc3b35f6ef3588b217c42e71c7f9d18b0"/>
+    <w:bookmarkStart w:id="60" w:name="Xa9e563dc3b35f6ef3588b217c42e71c7f9d18b0"/>
     <w:p>
       <w:pPr>
         <w:pStyle w:val="Heading2"/>
@@ -6083,7 +6083,7 @@
               <a:graphicData uri="http://schemas.openxmlformats.org/drawingml/2006/picture">
                 <pic:pic>
                   <pic:nvPicPr>
-                    <pic:cNvPr descr="/tmp/docximg-dY8fbM/billing_md_4.png" id="42" name="Picture"/>
+                    <pic:cNvPr descr="/tmp/docximg-xH1Dc7/billing_md_4.png" id="42" name="Picture"/>
                     <pic:cNvPicPr>
                       <a:picLocks noChangeArrowheads="1" noChangeAspect="1"/>
                     </pic:cNvPicPr>
@@ -22037,7 +22037,7 @@
               <a:graphicData uri="http://schemas.openxmlformats.org/drawingml/2006/picture">
                 <pic:pic>
                   <pic:nvPicPr>
-                    <pic:cNvPr descr="/tmp/docximg-dY8fbM/billing_md_5.png" id="51" name="Picture"/>
+                    <pic:cNvPr descr="/tmp/docximg-xH1Dc7/billing_md_5.png" id="51" name="Picture"/>
                     <pic:cNvPicPr>
                       <a:picLocks noChangeArrowheads="1" noChangeAspect="1"/>
                     </pic:cNvPicPr>
@@ -28115,7 +28115,7 @@
               <a:graphicData uri="http://schemas.openxmlformats.org/drawingml/2006/picture">
                 <pic:pic>
                   <pic:nvPicPr>
-                    <pic:cNvPr descr="/tmp/docximg-dY8fbM/billing_md_6.png" id="56" name="Picture"/>
+                    <pic:cNvPr descr="/tmp/docximg-xH1Dc7/billing_md_6.png" id="56" name="Picture"/>
                     <pic:cNvPicPr>
                       <a:picLocks noChangeArrowheads="1" noChangeAspect="1"/>
                     </pic:cNvPicPr>
@@ -28149,7 +28149,7 @@
       </w:r>
     </w:p>
     <w:bookmarkEnd w:id="57"/>
-    <w:bookmarkStart w:id="58" w:name="X50dc2d5735c56a5fb4994d28b3da26c174ca3e5"/>
+    <w:bookmarkStart w:id="58" w:name="X4e8833918a7879cebc852a9820d21584079b9af"/>
     <w:p>
       <w:pPr>
         <w:pStyle w:val="Heading3"/>
@@ -28158,18 +28158,64 @@
         <w:rPr>
           <w:rStyle w:val="VerbatimChar"/>
         </w:rPr>
-        <w:t xml:space="preserve">pro_forma</w:t>
-      </w:r>
-      <w:r>
-        <w:t xml:space="preserve"> </w:t>
-      </w:r>
-      <w:r>
-        <w:t xml:space="preserve">(</w:t>
+        <w:t xml:space="preserve">usage_record</w:t>
+      </w:r>
+      <w:r>
+        <w:t xml:space="preserve"> </w:t>
+      </w:r>
+      <w:r>
+        <w:t xml:space="preserve">—</w:t>
+      </w:r>
+      <w:r>
+        <w:t xml:space="preserve"> </w:t>
+      </w:r>
+      <w:r>
+        <w:rPr>
+          <w:bCs/>
+          <w:b/>
+        </w:rPr>
+        <w:t xml:space="preserve">the raw metered event</w:t>
+      </w:r>
+      <w:r>
+        <w:t xml:space="preserve"> </w:t>
+      </w:r>
+      <w:r>
+        <w:t xml:space="preserve">(mediation input) ·</w:t>
+      </w:r>
+      <w:r>
+        <w:t xml:space="preserve"> </w:t>
       </w:r>
       <w:r>
         <w:rPr>
           <w:rStyle w:val="VerbatimChar"/>
         </w:rPr>
+        <w:t xml:space="preserve">usage_type</w:t>
+      </w:r>
+      <w:r>
+        <w:t xml:space="preserve">:</w:t>
+      </w:r>
+      <w:r>
+        <w:t xml:space="preserve"> </w:t>
+      </w:r>
+      <w:r>
+        <w:rPr>
+          <w:rStyle w:val="VerbatimChar"/>
+        </w:rPr>
+        <w:t xml:space="preserve">VOICE|DATA|SMS</w:t>
+      </w:r>
+      <w:r>
+        <w:t xml:space="preserve"> </w:t>
+      </w:r>
+      <w:r>
+        <w:t xml:space="preserve">·</w:t>
+      </w:r>
+      <w:r>
+        <w:t xml:space="preserve"> </w:t>
+      </w:r>
+      <w:r>
+        <w:rPr>
+          <w:rStyle w:val="VerbatimChar"/>
+        </w:rPr>
         <w:t xml:space="preserve">status</w:t>
       </w:r>
       <w:r>
@@ -28182,31 +28228,7 @@
         <w:rPr>
           <w:rStyle w:val="VerbatimChar"/>
         </w:rPr>
-        <w:t xml:space="preserve">ACTIVE|SUPERSEDED</w:t>
-      </w:r>
-      <w:r>
-        <w:t xml:space="preserve">),</w:t>
-      </w:r>
-      <w:r>
-        <w:t xml:space="preserve"> </w:t>
-      </w:r>
-      <w:r>
-        <w:rPr>
-          <w:rStyle w:val="VerbatimChar"/>
-        </w:rPr>
-        <w:t xml:space="preserve">rated_event</w:t>
-      </w:r>
-      <w:r>
-        <w:t xml:space="preserve">,</w:t>
-      </w:r>
-      <w:r>
-        <w:t xml:space="preserve"> </w:t>
-      </w:r>
-      <w:r>
-        <w:rPr>
-          <w:rStyle w:val="VerbatimChar"/>
-        </w:rPr>
-        <w:t xml:space="preserve">account_credit_balance</w:t>
+        <w:t xml:space="preserve">RECEIVED|RATED|REJECTED</w:t>
       </w:r>
     </w:p>
     <w:p>
@@ -28214,16 +28236,38 @@
         <w:pStyle w:val="BlockText"/>
       </w:pPr>
       <w:r>
+        <w:t xml:space="preserve">The CDR/usage event as it arrives,</w:t>
+      </w:r>
+      <w:r>
+        <w:t xml:space="preserve"> </w:t>
+      </w:r>
+      <w:r>
+        <w:rPr>
+          <w:bCs/>
+          <w:b/>
+        </w:rPr>
+        <w:t xml:space="preserve">before</w:t>
+      </w:r>
+      <w:r>
+        <w:t xml:space="preserve"> </w:t>
+      </w:r>
+      <w:r>
+        <w:t xml:space="preserve">rating.</w:t>
+      </w:r>
+      <w:r>
+        <w:t xml:space="preserve"> </w:t>
+      </w:r>
+      <w:r>
         <w:rPr>
           <w:rStyle w:val="VerbatimChar"/>
         </w:rPr>
-        <w:t xml:space="preserve">rated_event.invoice_id</w:t>
-      </w:r>
-      <w:r>
-        <w:t xml:space="preserve"> </w:t>
-      </w:r>
-      <w:r>
-        <w:t xml:space="preserve">(the POSTPAID settlement ref) added by the link-rated-events migration.</w:t>
+        <w:t xml:space="preserve">MediationRatingService</w:t>
+      </w:r>
+      <w:r>
+        <w:t xml:space="preserve"> </w:t>
+      </w:r>
+      <w:r>
+        <w:t xml:space="preserve">dedupes it by</w:t>
       </w:r>
       <w:r>
         <w:t xml:space="preserve"> </w:t>
@@ -28232,13 +28276,10 @@
         <w:rPr>
           <w:rStyle w:val="VerbatimChar"/>
         </w:rPr>
-        <w:t xml:space="preserve">account_credit_balance</w:t>
-      </w:r>
-      <w:r>
-        <w:t xml:space="preserve"> </w:t>
-      </w:r>
-      <w:r>
-        <w:t xml:space="preserve">PK is</w:t>
+        <w:t xml:space="preserve">source_ref</w:t>
+      </w:r>
+      <w:r>
+        <w:t xml:space="preserve">, then</w:t>
       </w:r>
       <w:r>
         <w:t xml:space="preserve"> </w:t>
@@ -28247,13 +28288,53 @@
         <w:rPr>
           <w:rStyle w:val="VerbatimChar"/>
         </w:rPr>
-        <w:t xml:space="preserve">account_id</w:t>
-      </w:r>
-      <w:r>
-        <w:t xml:space="preserve"> </w:t>
-      </w:r>
-      <w:r>
-        <w:t xml:space="preserve">(one balance row per account).</w:t>
+        <w:t xml:space="preserve">UsageRatingService</w:t>
+      </w:r>
+      <w:r>
+        <w:t xml:space="preserve"> </w:t>
+      </w:r>
+      <w:r>
+        <w:t xml:space="preserve">rates it against the catalog</w:t>
+      </w:r>
+      <w:r>
+        <w:t xml:space="preserve"> </w:t>
+      </w:r>
+      <w:r>
+        <w:rPr>
+          <w:rStyle w:val="VerbatimChar"/>
+        </w:rPr>
+        <w:t xml:space="preserve">usage_tariff</w:t>
+      </w:r>
+      <w:r>
+        <w:t xml:space="preserve"> </w:t>
+      </w:r>
+      <w:r>
+        <w:t xml:space="preserve">(DATA/SMS) or voice tariffs (VOICE) → producing a</w:t>
+      </w:r>
+      <w:r>
+        <w:t xml:space="preserve"> </w:t>
+      </w:r>
+      <w:r>
+        <w:rPr>
+          <w:rStyle w:val="VerbatimChar"/>
+        </w:rPr>
+        <w:t xml:space="preserve">rated_event</w:t>
+      </w:r>
+      <w:r>
+        <w:t xml:space="preserve">. So the chain is:</w:t>
+      </w:r>
+      <w:r>
+        <w:t xml:space="preserve"> </w:t>
+      </w:r>
+      <w:r>
+        <w:rPr>
+          <w:bCs/>
+          <w:b/>
+        </w:rPr>
+        <w:t xml:space="preserve">usage_record → rate() → rated_event → invoice line</w:t>
+      </w:r>
+      <w:r>
+        <w:t xml:space="preserve">.</w:t>
       </w:r>
     </w:p>
     <w:p>
@@ -28276,19 +28357,19 @@
         <w:rPr>
           <w:rStyle w:val="DataTypeTok"/>
         </w:rPr>
-        <w:t xml:space="preserve">"pro_forma_id"</w:t>
-      </w:r>
-      <w:r>
-        <w:rPr>
-          <w:rStyle w:val="FunctionTok"/>
-        </w:rPr>
-        <w:t xml:space="preserve">:</w:t>
-      </w:r>
-      <w:r>
-        <w:rPr>
-          <w:rStyle w:val="StringTok"/>
-        </w:rPr>
-        <w:t xml:space="preserve">"pf_1"</w:t>
+        <w:t xml:space="preserve">"usage_id"</w:t>
+      </w:r>
+      <w:r>
+        <w:rPr>
+          <w:rStyle w:val="FunctionTok"/>
+        </w:rPr>
+        <w:t xml:space="preserve">:</w:t>
+      </w:r>
+      <w:r>
+        <w:rPr>
+          <w:rStyle w:val="StringTok"/>
+        </w:rPr>
+        <w:t xml:space="preserve">"usg_1"</w:t>
       </w:r>
       <w:r>
         <w:rPr>
@@ -28336,67 +28417,91 @@
         <w:rPr>
           <w:rStyle w:val="StringTok"/>
         </w:rPr>
-        <w:t xml:space="preserve">"sub_2"</w:t>
-      </w:r>
-      <w:r>
-        <w:rPr>
-          <w:rStyle w:val="FunctionTok"/>
-        </w:rPr>
-        <w:t xml:space="preserve">,</w:t>
-      </w:r>
-      <w:r>
-        <w:rPr>
-          <w:rStyle w:val="DataTypeTok"/>
-        </w:rPr>
-        <w:t xml:space="preserve">"customer_id"</w:t>
-      </w:r>
-      <w:r>
-        <w:rPr>
-          <w:rStyle w:val="FunctionTok"/>
-        </w:rPr>
-        <w:t xml:space="preserve">:</w:t>
-      </w:r>
-      <w:r>
-        <w:rPr>
-          <w:rStyle w:val="StringTok"/>
-        </w:rPr>
-        <w:t xml:space="preserve">"cust_3"</w:t>
-      </w:r>
-      <w:r>
-        <w:rPr>
-          <w:rStyle w:val="FunctionTok"/>
-        </w:rPr>
-        <w:t xml:space="preserve">,</w:t>
-      </w:r>
-      <w:r>
-        <w:rPr>
-          <w:rStyle w:val="DataTypeTok"/>
-        </w:rPr>
-        <w:t xml:space="preserve">"currency"</w:t>
-      </w:r>
-      <w:r>
-        <w:rPr>
-          <w:rStyle w:val="FunctionTok"/>
-        </w:rPr>
-        <w:t xml:space="preserve">:</w:t>
-      </w:r>
-      <w:r>
-        <w:rPr>
-          <w:rStyle w:val="StringTok"/>
-        </w:rPr>
-        <w:t xml:space="preserve">"KES"</w:t>
-      </w:r>
-      <w:r>
-        <w:rPr>
-          <w:rStyle w:val="FunctionTok"/>
-        </w:rPr>
-        <w:t xml:space="preserve">,</w:t>
-      </w:r>
-      <w:r>
-        <w:rPr>
-          <w:rStyle w:val="DataTypeTok"/>
-        </w:rPr>
-        <w:t xml:space="preserve">"total_amount"</w:t>
+        <w:t xml:space="preserve">"sub_1"</w:t>
+      </w:r>
+      <w:r>
+        <w:rPr>
+          <w:rStyle w:val="FunctionTok"/>
+        </w:rPr>
+        <w:t xml:space="preserve">,</w:t>
+      </w:r>
+      <w:r>
+        <w:rPr>
+          <w:rStyle w:val="DataTypeTok"/>
+        </w:rPr>
+        <w:t xml:space="preserve">"account_id"</w:t>
+      </w:r>
+      <w:r>
+        <w:rPr>
+          <w:rStyle w:val="FunctionTok"/>
+        </w:rPr>
+        <w:t xml:space="preserve">:</w:t>
+      </w:r>
+      <w:r>
+        <w:rPr>
+          <w:rStyle w:val="StringTok"/>
+        </w:rPr>
+        <w:t xml:space="preserve">"acc_1"</w:t>
+      </w:r>
+      <w:r>
+        <w:rPr>
+          <w:rStyle w:val="FunctionTok"/>
+        </w:rPr>
+        <w:t xml:space="preserve">,</w:t>
+      </w:r>
+      <w:r>
+        <w:rPr>
+          <w:rStyle w:val="DataTypeTok"/>
+        </w:rPr>
+        <w:t xml:space="preserve">"usage_type"</w:t>
+      </w:r>
+      <w:r>
+        <w:rPr>
+          <w:rStyle w:val="FunctionTok"/>
+        </w:rPr>
+        <w:t xml:space="preserve">:</w:t>
+      </w:r>
+      <w:r>
+        <w:rPr>
+          <w:rStyle w:val="StringTok"/>
+        </w:rPr>
+        <w:t xml:space="preserve">"VOICE"</w:t>
+      </w:r>
+      <w:r>
+        <w:rPr>
+          <w:rStyle w:val="FunctionTok"/>
+        </w:rPr>
+        <w:t xml:space="preserve">,</w:t>
+      </w:r>
+      <w:r>
+        <w:rPr>
+          <w:rStyle w:val="DataTypeTok"/>
+        </w:rPr>
+        <w:t xml:space="preserve">"destination"</w:t>
+      </w:r>
+      <w:r>
+        <w:rPr>
+          <w:rStyle w:val="FunctionTok"/>
+        </w:rPr>
+        <w:t xml:space="preserve">:</w:t>
+      </w:r>
+      <w:r>
+        <w:rPr>
+          <w:rStyle w:val="StringTok"/>
+        </w:rPr>
+        <w:t xml:space="preserve">"OFFNET"</w:t>
+      </w:r>
+      <w:r>
+        <w:rPr>
+          <w:rStyle w:val="FunctionTok"/>
+        </w:rPr>
+        <w:t xml:space="preserve">,</w:t>
+      </w:r>
+      <w:r>
+        <w:rPr>
+          <w:rStyle w:val="DataTypeTok"/>
+        </w:rPr>
+        <w:t xml:space="preserve">"quantity"</w:t>
       </w:r>
       <w:r>
         <w:rPr>
@@ -28408,31 +28513,160 @@
         <w:rPr>
           <w:rStyle w:val="FloatTok"/>
         </w:rPr>
-        <w:t xml:space="preserve">1500.00</w:t>
-      </w:r>
-      <w:r>
-        <w:rPr>
-          <w:rStyle w:val="FunctionTok"/>
-        </w:rPr>
-        <w:t xml:space="preserve">,</w:t>
-      </w:r>
-      <w:r>
-        <w:rPr>
-          <w:rStyle w:val="DataTypeTok"/>
-        </w:rPr>
-        <w:t xml:space="preserve">"lines"</w:t>
-      </w:r>
-      <w:r>
-        <w:rPr>
-          <w:rStyle w:val="FunctionTok"/>
-        </w:rPr>
-        <w:t xml:space="preserve">:</w:t>
-      </w:r>
-      <w:r>
-        <w:rPr>
-          <w:rStyle w:val="OtherTok"/>
-        </w:rPr>
-        <w:t xml:space="preserve">[</w:t>
+        <w:t xml:space="preserve">75.0000</w:t>
+      </w:r>
+      <w:r>
+        <w:rPr>
+          <w:rStyle w:val="FunctionTok"/>
+        </w:rPr>
+        <w:t xml:space="preserve">,</w:t>
+      </w:r>
+      <w:r>
+        <w:rPr>
+          <w:rStyle w:val="DataTypeTok"/>
+        </w:rPr>
+        <w:t xml:space="preserve">"source_ref"</w:t>
+      </w:r>
+      <w:r>
+        <w:rPr>
+          <w:rStyle w:val="FunctionTok"/>
+        </w:rPr>
+        <w:t xml:space="preserve">:</w:t>
+      </w:r>
+      <w:r>
+        <w:rPr>
+          <w:rStyle w:val="StringTok"/>
+        </w:rPr>
+        <w:t xml:space="preserve">"CDR-aa11"</w:t>
+      </w:r>
+      <w:r>
+        <w:rPr>
+          <w:rStyle w:val="FunctionTok"/>
+        </w:rPr>
+        <w:t xml:space="preserve">,</w:t>
+      </w:r>
+      <w:r>
+        <w:rPr>
+          <w:rStyle w:val="DataTypeTok"/>
+        </w:rPr>
+        <w:t xml:space="preserve">"occurred_at"</w:t>
+      </w:r>
+      <w:r>
+        <w:rPr>
+          <w:rStyle w:val="FunctionTok"/>
+        </w:rPr>
+        <w:t xml:space="preserve">:</w:t>
+      </w:r>
+      <w:r>
+        <w:rPr>
+          <w:rStyle w:val="StringTok"/>
+        </w:rPr>
+        <w:t xml:space="preserve">"2026-06-20T19:05:00Z"</w:t>
+      </w:r>
+      <w:r>
+        <w:rPr>
+          <w:rStyle w:val="FunctionTok"/>
+        </w:rPr>
+        <w:t xml:space="preserve">,</w:t>
+      </w:r>
+      <w:r>
+        <w:rPr>
+          <w:rStyle w:val="DataTypeTok"/>
+        </w:rPr>
+        <w:t xml:space="preserve">"status"</w:t>
+      </w:r>
+      <w:r>
+        <w:rPr>
+          <w:rStyle w:val="FunctionTok"/>
+        </w:rPr>
+        <w:t xml:space="preserve">:</w:t>
+      </w:r>
+      <w:r>
+        <w:rPr>
+          <w:rStyle w:val="StringTok"/>
+        </w:rPr>
+        <w:t xml:space="preserve">"RATED"</w:t>
+      </w:r>
+      <w:r>
+        <w:rPr>
+          <w:rStyle w:val="FunctionTok"/>
+        </w:rPr>
+        <w:t xml:space="preserve">,</w:t>
+      </w:r>
+      <w:r>
+        <w:rPr>
+          <w:rStyle w:val="DataTypeTok"/>
+        </w:rPr>
+        <w:t xml:space="preserve">"raw"</w:t>
+      </w:r>
+      <w:r>
+        <w:rPr>
+          <w:rStyle w:val="FunctionTok"/>
+        </w:rPr>
+        <w:t xml:space="preserve">:{</w:t>
+      </w:r>
+      <w:r>
+        <w:rPr>
+          <w:rStyle w:val="DataTypeTok"/>
+        </w:rPr>
+        <w:t xml:space="preserve">"aParty"</w:t>
+      </w:r>
+      <w:r>
+        <w:rPr>
+          <w:rStyle w:val="FunctionTok"/>
+        </w:rPr>
+        <w:t xml:space="preserve">:</w:t>
+      </w:r>
+      <w:r>
+        <w:rPr>
+          <w:rStyle w:val="StringTok"/>
+        </w:rPr>
+        <w:t xml:space="preserve">"+254700"</w:t>
+      </w:r>
+      <w:r>
+        <w:rPr>
+          <w:rStyle w:val="FunctionTok"/>
+        </w:rPr>
+        <w:t xml:space="preserve">,</w:t>
+      </w:r>
+      <w:r>
+        <w:rPr>
+          <w:rStyle w:val="DataTypeTok"/>
+        </w:rPr>
+        <w:t xml:space="preserve">"bParty"</w:t>
+      </w:r>
+      <w:r>
+        <w:rPr>
+          <w:rStyle w:val="FunctionTok"/>
+        </w:rPr>
+        <w:t xml:space="preserve">:</w:t>
+      </w:r>
+      <w:r>
+        <w:rPr>
+          <w:rStyle w:val="StringTok"/>
+        </w:rPr>
+        <w:t xml:space="preserve">"+254733"</w:t>
+      </w:r>
+      <w:r>
+        <w:rPr>
+          <w:rStyle w:val="FunctionTok"/>
+        </w:rPr>
+        <w:t xml:space="preserve">}</w:t>
+      </w:r>
+      <w:r>
+        <w:rPr>
+          <w:rStyle w:val="NormalTok"/>
+        </w:rPr>
+        <w:t xml:space="preserve"> </w:t>
+      </w:r>
+      <w:r>
+        <w:rPr>
+          <w:rStyle w:val="FunctionTok"/>
+        </w:rPr>
+        <w:t xml:space="preserve">}</w:t>
+      </w:r>
+      <w:r>
+        <w:br/>
       </w:r>
       <w:r>
         <w:rPr>
@@ -28442,33 +28676,159 @@
       </w:r>
       <w:r>
         <w:rPr>
-          <w:rStyle w:val="DataTypeTok"/>
-        </w:rPr>
-        <w:t xml:space="preserve">"desc"</w:t>
-      </w:r>
-      <w:r>
-        <w:rPr>
-          <w:rStyle w:val="FunctionTok"/>
-        </w:rPr>
-        <w:t xml:space="preserve">:</w:t>
-      </w:r>
-      <w:r>
-        <w:rPr>
-          <w:rStyle w:val="StringTok"/>
-        </w:rPr>
-        <w:t xml:space="preserve">"Internet 100M"</w:t>
-      </w:r>
-      <w:r>
-        <w:rPr>
-          <w:rStyle w:val="FunctionTok"/>
-        </w:rPr>
-        <w:t xml:space="preserve">,</w:t>
-      </w:r>
-      <w:r>
-        <w:rPr>
-          <w:rStyle w:val="DataTypeTok"/>
-        </w:rPr>
-        <w:t xml:space="preserve">"amount"</w:t>
+          <w:rStyle w:val="NormalTok"/>
+        </w:rPr>
+        <w:t xml:space="preserve"> </w:t>
+      </w:r>
+      <w:r>
+        <w:rPr>
+          <w:rStyle w:val="DataTypeTok"/>
+        </w:rPr>
+        <w:t xml:space="preserve">"usage_id"</w:t>
+      </w:r>
+      <w:r>
+        <w:rPr>
+          <w:rStyle w:val="FunctionTok"/>
+        </w:rPr>
+        <w:t xml:space="preserve">:</w:t>
+      </w:r>
+      <w:r>
+        <w:rPr>
+          <w:rStyle w:val="StringTok"/>
+        </w:rPr>
+        <w:t xml:space="preserve">"usg_2"</w:t>
+      </w:r>
+      <w:r>
+        <w:rPr>
+          <w:rStyle w:val="FunctionTok"/>
+        </w:rPr>
+        <w:t xml:space="preserve">,</w:t>
+      </w:r>
+      <w:r>
+        <w:rPr>
+          <w:rStyle w:val="DataTypeTok"/>
+        </w:rPr>
+        <w:t xml:space="preserve">"operator_code"</w:t>
+      </w:r>
+      <w:r>
+        <w:rPr>
+          <w:rStyle w:val="FunctionTok"/>
+        </w:rPr>
+        <w:t xml:space="preserve">:</w:t>
+      </w:r>
+      <w:r>
+        <w:rPr>
+          <w:rStyle w:val="StringTok"/>
+        </w:rPr>
+        <w:t xml:space="preserve">"WIK"</w:t>
+      </w:r>
+      <w:r>
+        <w:rPr>
+          <w:rStyle w:val="FunctionTok"/>
+        </w:rPr>
+        <w:t xml:space="preserve">,</w:t>
+      </w:r>
+      <w:r>
+        <w:rPr>
+          <w:rStyle w:val="DataTypeTok"/>
+        </w:rPr>
+        <w:t xml:space="preserve">"subscription_id"</w:t>
+      </w:r>
+      <w:r>
+        <w:rPr>
+          <w:rStyle w:val="FunctionTok"/>
+        </w:rPr>
+        <w:t xml:space="preserve">:</w:t>
+      </w:r>
+      <w:r>
+        <w:rPr>
+          <w:rStyle w:val="StringTok"/>
+        </w:rPr>
+        <w:t xml:space="preserve">"sub_1"</w:t>
+      </w:r>
+      <w:r>
+        <w:rPr>
+          <w:rStyle w:val="FunctionTok"/>
+        </w:rPr>
+        <w:t xml:space="preserve">,</w:t>
+      </w:r>
+      <w:r>
+        <w:rPr>
+          <w:rStyle w:val="DataTypeTok"/>
+        </w:rPr>
+        <w:t xml:space="preserve">"account_id"</w:t>
+      </w:r>
+      <w:r>
+        <w:rPr>
+          <w:rStyle w:val="FunctionTok"/>
+        </w:rPr>
+        <w:t xml:space="preserve">:</w:t>
+      </w:r>
+      <w:r>
+        <w:rPr>
+          <w:rStyle w:val="StringTok"/>
+        </w:rPr>
+        <w:t xml:space="preserve">"acc_1"</w:t>
+      </w:r>
+      <w:r>
+        <w:rPr>
+          <w:rStyle w:val="FunctionTok"/>
+        </w:rPr>
+        <w:t xml:space="preserve">,</w:t>
+      </w:r>
+      <w:r>
+        <w:rPr>
+          <w:rStyle w:val="DataTypeTok"/>
+        </w:rPr>
+        <w:t xml:space="preserve">"usage_type"</w:t>
+      </w:r>
+      <w:r>
+        <w:rPr>
+          <w:rStyle w:val="FunctionTok"/>
+        </w:rPr>
+        <w:t xml:space="preserve">:</w:t>
+      </w:r>
+      <w:r>
+        <w:rPr>
+          <w:rStyle w:val="StringTok"/>
+        </w:rPr>
+        <w:t xml:space="preserve">"VOICE"</w:t>
+      </w:r>
+      <w:r>
+        <w:rPr>
+          <w:rStyle w:val="FunctionTok"/>
+        </w:rPr>
+        <w:t xml:space="preserve">,</w:t>
+      </w:r>
+      <w:r>
+        <w:rPr>
+          <w:rStyle w:val="DataTypeTok"/>
+        </w:rPr>
+        <w:t xml:space="preserve">"destination"</w:t>
+      </w:r>
+      <w:r>
+        <w:rPr>
+          <w:rStyle w:val="FunctionTok"/>
+        </w:rPr>
+        <w:t xml:space="preserve">:</w:t>
+      </w:r>
+      <w:r>
+        <w:rPr>
+          <w:rStyle w:val="StringTok"/>
+        </w:rPr>
+        <w:t xml:space="preserve">"INTERNATIONAL"</w:t>
+      </w:r>
+      <w:r>
+        <w:rPr>
+          <w:rStyle w:val="FunctionTok"/>
+        </w:rPr>
+        <w:t xml:space="preserve">,</w:t>
+      </w:r>
+      <w:r>
+        <w:rPr>
+          <w:rStyle w:val="DataTypeTok"/>
+        </w:rPr>
+        <w:t xml:space="preserve">"quantity"</w:t>
       </w:r>
       <w:r>
         <w:rPr>
@@ -28480,7 +28840,109 @@
         <w:rPr>
           <w:rStyle w:val="FloatTok"/>
         </w:rPr>
-        <w:t xml:space="preserve">1500.00</w:t>
+        <w:t xml:space="preserve">180.0000</w:t>
+      </w:r>
+      <w:r>
+        <w:rPr>
+          <w:rStyle w:val="FunctionTok"/>
+        </w:rPr>
+        <w:t xml:space="preserve">,</w:t>
+      </w:r>
+      <w:r>
+        <w:rPr>
+          <w:rStyle w:val="DataTypeTok"/>
+        </w:rPr>
+        <w:t xml:space="preserve">"source_ref"</w:t>
+      </w:r>
+      <w:r>
+        <w:rPr>
+          <w:rStyle w:val="FunctionTok"/>
+        </w:rPr>
+        <w:t xml:space="preserve">:</w:t>
+      </w:r>
+      <w:r>
+        <w:rPr>
+          <w:rStyle w:val="StringTok"/>
+        </w:rPr>
+        <w:t xml:space="preserve">"CDR-bb22"</w:t>
+      </w:r>
+      <w:r>
+        <w:rPr>
+          <w:rStyle w:val="FunctionTok"/>
+        </w:rPr>
+        <w:t xml:space="preserve">,</w:t>
+      </w:r>
+      <w:r>
+        <w:rPr>
+          <w:rStyle w:val="DataTypeTok"/>
+        </w:rPr>
+        <w:t xml:space="preserve">"occurred_at"</w:t>
+      </w:r>
+      <w:r>
+        <w:rPr>
+          <w:rStyle w:val="FunctionTok"/>
+        </w:rPr>
+        <w:t xml:space="preserve">:</w:t>
+      </w:r>
+      <w:r>
+        <w:rPr>
+          <w:rStyle w:val="StringTok"/>
+        </w:rPr>
+        <w:t xml:space="preserve">"2026-06-20T20:00:00Z"</w:t>
+      </w:r>
+      <w:r>
+        <w:rPr>
+          <w:rStyle w:val="FunctionTok"/>
+        </w:rPr>
+        <w:t xml:space="preserve">,</w:t>
+      </w:r>
+      <w:r>
+        <w:rPr>
+          <w:rStyle w:val="DataTypeTok"/>
+        </w:rPr>
+        <w:t xml:space="preserve">"status"</w:t>
+      </w:r>
+      <w:r>
+        <w:rPr>
+          <w:rStyle w:val="FunctionTok"/>
+        </w:rPr>
+        <w:t xml:space="preserve">:</w:t>
+      </w:r>
+      <w:r>
+        <w:rPr>
+          <w:rStyle w:val="StringTok"/>
+        </w:rPr>
+        <w:t xml:space="preserve">"RATED"</w:t>
+      </w:r>
+      <w:r>
+        <w:rPr>
+          <w:rStyle w:val="FunctionTok"/>
+        </w:rPr>
+        <w:t xml:space="preserve">,</w:t>
+      </w:r>
+      <w:r>
+        <w:rPr>
+          <w:rStyle w:val="DataTypeTok"/>
+        </w:rPr>
+        <w:t xml:space="preserve">"raw"</w:t>
+      </w:r>
+      <w:r>
+        <w:rPr>
+          <w:rStyle w:val="FunctionTok"/>
+        </w:rPr>
+        <w:t xml:space="preserve">:</w:t>
+      </w:r>
+      <w:r>
+        <w:rPr>
+          <w:rStyle w:val="KeywordTok"/>
+        </w:rPr>
+        <w:t xml:space="preserve">null</w:t>
+      </w:r>
+      <w:r>
+        <w:rPr>
+          <w:rStyle w:val="NormalTok"/>
+        </w:rPr>
+        <w:t xml:space="preserve"> </w:t>
       </w:r>
       <w:r>
         <w:rPr>
@@ -28489,94 +28951,229 @@
         <w:t xml:space="preserve">}</w:t>
       </w:r>
       <w:r>
-        <w:rPr>
-          <w:rStyle w:val="OtherTok"/>
-        </w:rPr>
-        <w:t xml:space="preserve">]</w:t>
-      </w:r>
-      <w:r>
-        <w:rPr>
-          <w:rStyle w:val="FunctionTok"/>
-        </w:rPr>
-        <w:t xml:space="preserve">,</w:t>
-      </w:r>
-      <w:r>
-        <w:rPr>
-          <w:rStyle w:val="DataTypeTok"/>
-        </w:rPr>
-        <w:t xml:space="preserve">"customer_snapshot"</w:t>
-      </w:r>
-      <w:r>
-        <w:rPr>
-          <w:rStyle w:val="FunctionTok"/>
-        </w:rPr>
-        <w:t xml:space="preserve">:{</w:t>
-      </w:r>
-      <w:r>
-        <w:rPr>
-          <w:rStyle w:val="DataTypeTok"/>
-        </w:rPr>
-        <w:t xml:space="preserve">"name"</w:t>
-      </w:r>
-      <w:r>
-        <w:rPr>
-          <w:rStyle w:val="FunctionTok"/>
-        </w:rPr>
-        <w:t xml:space="preserve">:</w:t>
-      </w:r>
-      <w:r>
-        <w:rPr>
-          <w:rStyle w:val="StringTok"/>
-        </w:rPr>
-        <w:t xml:space="preserve">"Acme Ltd"</w:t>
-      </w:r>
-      <w:r>
-        <w:rPr>
-          <w:rStyle w:val="FunctionTok"/>
-        </w:rPr>
-        <w:t xml:space="preserve">},</w:t>
-      </w:r>
-      <w:r>
-        <w:rPr>
-          <w:rStyle w:val="DataTypeTok"/>
-        </w:rPr>
-        <w:t xml:space="preserve">"cycle_end"</w:t>
-      </w:r>
-      <w:r>
-        <w:rPr>
-          <w:rStyle w:val="FunctionTok"/>
-        </w:rPr>
-        <w:t xml:space="preserve">:</w:t>
-      </w:r>
-      <w:r>
-        <w:rPr>
-          <w:rStyle w:val="StringTok"/>
-        </w:rPr>
-        <w:t xml:space="preserve">"2026-07-01T00:00:00Z"</w:t>
-      </w:r>
-      <w:r>
-        <w:rPr>
-          <w:rStyle w:val="FunctionTok"/>
-        </w:rPr>
-        <w:t xml:space="preserve">,</w:t>
-      </w:r>
-      <w:r>
-        <w:rPr>
-          <w:rStyle w:val="DataTypeTok"/>
-        </w:rPr>
-        <w:t xml:space="preserve">"idempotency_cycle_key"</w:t>
-      </w:r>
-      <w:r>
-        <w:rPr>
-          <w:rStyle w:val="FunctionTok"/>
-        </w:rPr>
-        <w:t xml:space="preserve">:</w:t>
-      </w:r>
-      <w:r>
-        <w:rPr>
-          <w:rStyle w:val="StringTok"/>
-        </w:rPr>
-        <w:t xml:space="preserve">"cycle_2026_07_sub_2"</w:t>
+        <w:br/>
+      </w:r>
+      <w:r>
+        <w:rPr>
+          <w:rStyle w:val="FunctionTok"/>
+        </w:rPr>
+        <w:t xml:space="preserve">{</w:t>
+      </w:r>
+      <w:r>
+        <w:rPr>
+          <w:rStyle w:val="NormalTok"/>
+        </w:rPr>
+        <w:t xml:space="preserve"> </w:t>
+      </w:r>
+      <w:r>
+        <w:rPr>
+          <w:rStyle w:val="DataTypeTok"/>
+        </w:rPr>
+        <w:t xml:space="preserve">"usage_id"</w:t>
+      </w:r>
+      <w:r>
+        <w:rPr>
+          <w:rStyle w:val="FunctionTok"/>
+        </w:rPr>
+        <w:t xml:space="preserve">:</w:t>
+      </w:r>
+      <w:r>
+        <w:rPr>
+          <w:rStyle w:val="StringTok"/>
+        </w:rPr>
+        <w:t xml:space="preserve">"usg_3"</w:t>
+      </w:r>
+      <w:r>
+        <w:rPr>
+          <w:rStyle w:val="FunctionTok"/>
+        </w:rPr>
+        <w:t xml:space="preserve">,</w:t>
+      </w:r>
+      <w:r>
+        <w:rPr>
+          <w:rStyle w:val="DataTypeTok"/>
+        </w:rPr>
+        <w:t xml:space="preserve">"operator_code"</w:t>
+      </w:r>
+      <w:r>
+        <w:rPr>
+          <w:rStyle w:val="FunctionTok"/>
+        </w:rPr>
+        <w:t xml:space="preserve">:</w:t>
+      </w:r>
+      <w:r>
+        <w:rPr>
+          <w:rStyle w:val="StringTok"/>
+        </w:rPr>
+        <w:t xml:space="preserve">"WIK"</w:t>
+      </w:r>
+      <w:r>
+        <w:rPr>
+          <w:rStyle w:val="FunctionTok"/>
+        </w:rPr>
+        <w:t xml:space="preserve">,</w:t>
+      </w:r>
+      <w:r>
+        <w:rPr>
+          <w:rStyle w:val="DataTypeTok"/>
+        </w:rPr>
+        <w:t xml:space="preserve">"subscription_id"</w:t>
+      </w:r>
+      <w:r>
+        <w:rPr>
+          <w:rStyle w:val="FunctionTok"/>
+        </w:rPr>
+        <w:t xml:space="preserve">:</w:t>
+      </w:r>
+      <w:r>
+        <w:rPr>
+          <w:rStyle w:val="StringTok"/>
+        </w:rPr>
+        <w:t xml:space="preserve">"sub_5"</w:t>
+      </w:r>
+      <w:r>
+        <w:rPr>
+          <w:rStyle w:val="FunctionTok"/>
+        </w:rPr>
+        <w:t xml:space="preserve">,</w:t>
+      </w:r>
+      <w:r>
+        <w:rPr>
+          <w:rStyle w:val="DataTypeTok"/>
+        </w:rPr>
+        <w:t xml:space="preserve">"account_id"</w:t>
+      </w:r>
+      <w:r>
+        <w:rPr>
+          <w:rStyle w:val="FunctionTok"/>
+        </w:rPr>
+        <w:t xml:space="preserve">:</w:t>
+      </w:r>
+      <w:r>
+        <w:rPr>
+          <w:rStyle w:val="StringTok"/>
+        </w:rPr>
+        <w:t xml:space="preserve">"acc_3"</w:t>
+      </w:r>
+      <w:r>
+        <w:rPr>
+          <w:rStyle w:val="FunctionTok"/>
+        </w:rPr>
+        <w:t xml:space="preserve">,</w:t>
+      </w:r>
+      <w:r>
+        <w:rPr>
+          <w:rStyle w:val="DataTypeTok"/>
+        </w:rPr>
+        <w:t xml:space="preserve">"usage_type"</w:t>
+      </w:r>
+      <w:r>
+        <w:rPr>
+          <w:rStyle w:val="FunctionTok"/>
+        </w:rPr>
+        <w:t xml:space="preserve">:</w:t>
+      </w:r>
+      <w:r>
+        <w:rPr>
+          <w:rStyle w:val="StringTok"/>
+        </w:rPr>
+        <w:t xml:space="preserve">"DATA"</w:t>
+      </w:r>
+      <w:r>
+        <w:rPr>
+          <w:rStyle w:val="FunctionTok"/>
+        </w:rPr>
+        <w:t xml:space="preserve">,</w:t>
+      </w:r>
+      <w:r>
+        <w:rPr>
+          <w:rStyle w:val="DataTypeTok"/>
+        </w:rPr>
+        <w:t xml:space="preserve">"destination"</w:t>
+      </w:r>
+      <w:r>
+        <w:rPr>
+          <w:rStyle w:val="FunctionTok"/>
+        </w:rPr>
+        <w:t xml:space="preserve">:</w:t>
+      </w:r>
+      <w:r>
+        <w:rPr>
+          <w:rStyle w:val="KeywordTok"/>
+        </w:rPr>
+        <w:t xml:space="preserve">null</w:t>
+      </w:r>
+      <w:r>
+        <w:rPr>
+          <w:rStyle w:val="FunctionTok"/>
+        </w:rPr>
+        <w:t xml:space="preserve">,</w:t>
+      </w:r>
+      <w:r>
+        <w:rPr>
+          <w:rStyle w:val="DataTypeTok"/>
+        </w:rPr>
+        <w:t xml:space="preserve">"quantity"</w:t>
+      </w:r>
+      <w:r>
+        <w:rPr>
+          <w:rStyle w:val="FunctionTok"/>
+        </w:rPr>
+        <w:t xml:space="preserve">:</w:t>
+      </w:r>
+      <w:r>
+        <w:rPr>
+          <w:rStyle w:val="FloatTok"/>
+        </w:rPr>
+        <w:t xml:space="preserve">2048.0000</w:t>
+      </w:r>
+      <w:r>
+        <w:rPr>
+          <w:rStyle w:val="FunctionTok"/>
+        </w:rPr>
+        <w:t xml:space="preserve">,</w:t>
+      </w:r>
+      <w:r>
+        <w:rPr>
+          <w:rStyle w:val="DataTypeTok"/>
+        </w:rPr>
+        <w:t xml:space="preserve">"source_ref"</w:t>
+      </w:r>
+      <w:r>
+        <w:rPr>
+          <w:rStyle w:val="FunctionTok"/>
+        </w:rPr>
+        <w:t xml:space="preserve">:</w:t>
+      </w:r>
+      <w:r>
+        <w:rPr>
+          <w:rStyle w:val="StringTok"/>
+        </w:rPr>
+        <w:t xml:space="preserve">"CDR-cc33"</w:t>
+      </w:r>
+      <w:r>
+        <w:rPr>
+          <w:rStyle w:val="FunctionTok"/>
+        </w:rPr>
+        <w:t xml:space="preserve">,</w:t>
+      </w:r>
+      <w:r>
+        <w:rPr>
+          <w:rStyle w:val="DataTypeTok"/>
+        </w:rPr>
+        <w:t xml:space="preserve">"occurred_at"</w:t>
+      </w:r>
+      <w:r>
+        <w:rPr>
+          <w:rStyle w:val="FunctionTok"/>
+        </w:rPr>
+        <w:t xml:space="preserve">:</w:t>
+      </w:r>
+      <w:r>
+        <w:rPr>
+          <w:rStyle w:val="StringTok"/>
+        </w:rPr>
+        <w:t xml:space="preserve">"2026-06-20T21:00:00Z"</w:t>
       </w:r>
       <w:r>
         <w:rPr>
@@ -28600,19 +29197,19 @@
         <w:rPr>
           <w:rStyle w:val="StringTok"/>
         </w:rPr>
-        <w:t xml:space="preserve">"ACTIVE"</w:t>
-      </w:r>
-      <w:r>
-        <w:rPr>
-          <w:rStyle w:val="FunctionTok"/>
-        </w:rPr>
-        <w:t xml:space="preserve">,</w:t>
-      </w:r>
-      <w:r>
-        <w:rPr>
-          <w:rStyle w:val="DataTypeTok"/>
-        </w:rPr>
-        <w:t xml:space="preserve">"superseded_by"</w:t>
+        <w:t xml:space="preserve">"RECEIVED"</w:t>
+      </w:r>
+      <w:r>
+        <w:rPr>
+          <w:rStyle w:val="FunctionTok"/>
+        </w:rPr>
+        <w:t xml:space="preserve">,</w:t>
+      </w:r>
+      <w:r>
+        <w:rPr>
+          <w:rStyle w:val="DataTypeTok"/>
+        </w:rPr>
+        <w:t xml:space="preserve">"raw"</w:t>
       </w:r>
       <w:r>
         <w:rPr>
@@ -28657,19 +29254,19 @@
         <w:rPr>
           <w:rStyle w:val="DataTypeTok"/>
         </w:rPr>
-        <w:t xml:space="preserve">"pro_forma_id"</w:t>
-      </w:r>
-      <w:r>
-        <w:rPr>
-          <w:rStyle w:val="FunctionTok"/>
-        </w:rPr>
-        <w:t xml:space="preserve">:</w:t>
-      </w:r>
-      <w:r>
-        <w:rPr>
-          <w:rStyle w:val="StringTok"/>
-        </w:rPr>
-        <w:t xml:space="preserve">"pf_0"</w:t>
+        <w:t xml:space="preserve">"usage_id"</w:t>
+      </w:r>
+      <w:r>
+        <w:rPr>
+          <w:rStyle w:val="FunctionTok"/>
+        </w:rPr>
+        <w:t xml:space="preserve">:</w:t>
+      </w:r>
+      <w:r>
+        <w:rPr>
+          <w:rStyle w:val="StringTok"/>
+        </w:rPr>
+        <w:t xml:space="preserve">"usg_4"</w:t>
       </w:r>
       <w:r>
         <w:rPr>
@@ -28715,69 +29312,93 @@
       </w:r>
       <w:r>
         <w:rPr>
-          <w:rStyle w:val="StringTok"/>
-        </w:rPr>
-        <w:t xml:space="preserve">"sub_2"</w:t>
-      </w:r>
-      <w:r>
-        <w:rPr>
-          <w:rStyle w:val="FunctionTok"/>
-        </w:rPr>
-        <w:t xml:space="preserve">,</w:t>
-      </w:r>
-      <w:r>
-        <w:rPr>
-          <w:rStyle w:val="DataTypeTok"/>
-        </w:rPr>
-        <w:t xml:space="preserve">"customer_id"</w:t>
-      </w:r>
-      <w:r>
-        <w:rPr>
-          <w:rStyle w:val="FunctionTok"/>
-        </w:rPr>
-        <w:t xml:space="preserve">:</w:t>
-      </w:r>
-      <w:r>
-        <w:rPr>
-          <w:rStyle w:val="StringTok"/>
-        </w:rPr>
-        <w:t xml:space="preserve">"cust_3"</w:t>
-      </w:r>
-      <w:r>
-        <w:rPr>
-          <w:rStyle w:val="FunctionTok"/>
-        </w:rPr>
-        <w:t xml:space="preserve">,</w:t>
-      </w:r>
-      <w:r>
-        <w:rPr>
-          <w:rStyle w:val="DataTypeTok"/>
-        </w:rPr>
-        <w:t xml:space="preserve">"currency"</w:t>
-      </w:r>
-      <w:r>
-        <w:rPr>
-          <w:rStyle w:val="FunctionTok"/>
-        </w:rPr>
-        <w:t xml:space="preserve">:</w:t>
-      </w:r>
-      <w:r>
-        <w:rPr>
-          <w:rStyle w:val="StringTok"/>
-        </w:rPr>
-        <w:t xml:space="preserve">"KES"</w:t>
-      </w:r>
-      <w:r>
-        <w:rPr>
-          <w:rStyle w:val="FunctionTok"/>
-        </w:rPr>
-        <w:t xml:space="preserve">,</w:t>
-      </w:r>
-      <w:r>
-        <w:rPr>
-          <w:rStyle w:val="DataTypeTok"/>
-        </w:rPr>
-        <w:t xml:space="preserve">"total_amount"</w:t>
+          <w:rStyle w:val="KeywordTok"/>
+        </w:rPr>
+        <w:t xml:space="preserve">null</w:t>
+      </w:r>
+      <w:r>
+        <w:rPr>
+          <w:rStyle w:val="FunctionTok"/>
+        </w:rPr>
+        <w:t xml:space="preserve">,</w:t>
+      </w:r>
+      <w:r>
+        <w:rPr>
+          <w:rStyle w:val="DataTypeTok"/>
+        </w:rPr>
+        <w:t xml:space="preserve">"account_id"</w:t>
+      </w:r>
+      <w:r>
+        <w:rPr>
+          <w:rStyle w:val="FunctionTok"/>
+        </w:rPr>
+        <w:t xml:space="preserve">:</w:t>
+      </w:r>
+      <w:r>
+        <w:rPr>
+          <w:rStyle w:val="KeywordTok"/>
+        </w:rPr>
+        <w:t xml:space="preserve">null</w:t>
+      </w:r>
+      <w:r>
+        <w:rPr>
+          <w:rStyle w:val="FunctionTok"/>
+        </w:rPr>
+        <w:t xml:space="preserve">,</w:t>
+      </w:r>
+      <w:r>
+        <w:rPr>
+          <w:rStyle w:val="DataTypeTok"/>
+        </w:rPr>
+        <w:t xml:space="preserve">"usage_type"</w:t>
+      </w:r>
+      <w:r>
+        <w:rPr>
+          <w:rStyle w:val="FunctionTok"/>
+        </w:rPr>
+        <w:t xml:space="preserve">:</w:t>
+      </w:r>
+      <w:r>
+        <w:rPr>
+          <w:rStyle w:val="StringTok"/>
+        </w:rPr>
+        <w:t xml:space="preserve">"SMS"</w:t>
+      </w:r>
+      <w:r>
+        <w:rPr>
+          <w:rStyle w:val="FunctionTok"/>
+        </w:rPr>
+        <w:t xml:space="preserve">,</w:t>
+      </w:r>
+      <w:r>
+        <w:rPr>
+          <w:rStyle w:val="DataTypeTok"/>
+        </w:rPr>
+        <w:t xml:space="preserve">"destination"</w:t>
+      </w:r>
+      <w:r>
+        <w:rPr>
+          <w:rStyle w:val="FunctionTok"/>
+        </w:rPr>
+        <w:t xml:space="preserve">:</w:t>
+      </w:r>
+      <w:r>
+        <w:rPr>
+          <w:rStyle w:val="StringTok"/>
+        </w:rPr>
+        <w:t xml:space="preserve">"ONNET"</w:t>
+      </w:r>
+      <w:r>
+        <w:rPr>
+          <w:rStyle w:val="FunctionTok"/>
+        </w:rPr>
+        <w:t xml:space="preserve">,</w:t>
+      </w:r>
+      <w:r>
+        <w:rPr>
+          <w:rStyle w:val="DataTypeTok"/>
+        </w:rPr>
+        <w:t xml:space="preserve">"quantity"</w:t>
       </w:r>
       <w:r>
         <w:rPr>
@@ -28789,175 +29410,55 @@
         <w:rPr>
           <w:rStyle w:val="FloatTok"/>
         </w:rPr>
-        <w:t xml:space="preserve">1400.00</w:t>
-      </w:r>
-      <w:r>
-        <w:rPr>
-          <w:rStyle w:val="FunctionTok"/>
-        </w:rPr>
-        <w:t xml:space="preserve">,</w:t>
-      </w:r>
-      <w:r>
-        <w:rPr>
-          <w:rStyle w:val="DataTypeTok"/>
-        </w:rPr>
-        <w:t xml:space="preserve">"lines"</w:t>
-      </w:r>
-      <w:r>
-        <w:rPr>
-          <w:rStyle w:val="FunctionTok"/>
-        </w:rPr>
-        <w:t xml:space="preserve">:</w:t>
-      </w:r>
-      <w:r>
-        <w:rPr>
-          <w:rStyle w:val="OtherTok"/>
-        </w:rPr>
-        <w:t xml:space="preserve">[</w:t>
-      </w:r>
-      <w:r>
-        <w:rPr>
-          <w:rStyle w:val="FunctionTok"/>
-        </w:rPr>
-        <w:t xml:space="preserve">{</w:t>
-      </w:r>
-      <w:r>
-        <w:rPr>
-          <w:rStyle w:val="DataTypeTok"/>
-        </w:rPr>
-        <w:t xml:space="preserve">"desc"</w:t>
-      </w:r>
-      <w:r>
-        <w:rPr>
-          <w:rStyle w:val="FunctionTok"/>
-        </w:rPr>
-        <w:t xml:space="preserve">:</w:t>
-      </w:r>
-      <w:r>
-        <w:rPr>
-          <w:rStyle w:val="StringTok"/>
-        </w:rPr>
-        <w:t xml:space="preserve">"Internet 100M"</w:t>
-      </w:r>
-      <w:r>
-        <w:rPr>
-          <w:rStyle w:val="FunctionTok"/>
-        </w:rPr>
-        <w:t xml:space="preserve">,</w:t>
-      </w:r>
-      <w:r>
-        <w:rPr>
-          <w:rStyle w:val="DataTypeTok"/>
-        </w:rPr>
-        <w:t xml:space="preserve">"amount"</w:t>
-      </w:r>
-      <w:r>
-        <w:rPr>
-          <w:rStyle w:val="FunctionTok"/>
-        </w:rPr>
-        <w:t xml:space="preserve">:</w:t>
-      </w:r>
-      <w:r>
-        <w:rPr>
-          <w:rStyle w:val="FloatTok"/>
-        </w:rPr>
-        <w:t xml:space="preserve">1400.00</w:t>
-      </w:r>
-      <w:r>
-        <w:rPr>
-          <w:rStyle w:val="FunctionTok"/>
-        </w:rPr>
-        <w:t xml:space="preserve">}</w:t>
-      </w:r>
-      <w:r>
-        <w:rPr>
-          <w:rStyle w:val="OtherTok"/>
-        </w:rPr>
-        <w:t xml:space="preserve">]</w:t>
-      </w:r>
-      <w:r>
-        <w:rPr>
-          <w:rStyle w:val="FunctionTok"/>
-        </w:rPr>
-        <w:t xml:space="preserve">,</w:t>
-      </w:r>
-      <w:r>
-        <w:rPr>
-          <w:rStyle w:val="DataTypeTok"/>
-        </w:rPr>
-        <w:t xml:space="preserve">"customer_snapshot"</w:t>
-      </w:r>
-      <w:r>
-        <w:rPr>
-          <w:rStyle w:val="FunctionTok"/>
-        </w:rPr>
-        <w:t xml:space="preserve">:{</w:t>
-      </w:r>
-      <w:r>
-        <w:rPr>
-          <w:rStyle w:val="DataTypeTok"/>
-        </w:rPr>
-        <w:t xml:space="preserve">"name"</w:t>
-      </w:r>
-      <w:r>
-        <w:rPr>
-          <w:rStyle w:val="FunctionTok"/>
-        </w:rPr>
-        <w:t xml:space="preserve">:</w:t>
-      </w:r>
-      <w:r>
-        <w:rPr>
-          <w:rStyle w:val="StringTok"/>
-        </w:rPr>
-        <w:t xml:space="preserve">"Acme Ltd"</w:t>
-      </w:r>
-      <w:r>
-        <w:rPr>
-          <w:rStyle w:val="FunctionTok"/>
-        </w:rPr>
-        <w:t xml:space="preserve">},</w:t>
-      </w:r>
-      <w:r>
-        <w:rPr>
-          <w:rStyle w:val="DataTypeTok"/>
-        </w:rPr>
-        <w:t xml:space="preserve">"cycle_end"</w:t>
-      </w:r>
-      <w:r>
-        <w:rPr>
-          <w:rStyle w:val="FunctionTok"/>
-        </w:rPr>
-        <w:t xml:space="preserve">:</w:t>
-      </w:r>
-      <w:r>
-        <w:rPr>
-          <w:rStyle w:val="StringTok"/>
-        </w:rPr>
-        <w:t xml:space="preserve">"2026-07-01T00:00:00Z"</w:t>
-      </w:r>
-      <w:r>
-        <w:rPr>
-          <w:rStyle w:val="FunctionTok"/>
-        </w:rPr>
-        <w:t xml:space="preserve">,</w:t>
-      </w:r>
-      <w:r>
-        <w:rPr>
-          <w:rStyle w:val="DataTypeTok"/>
-        </w:rPr>
-        <w:t xml:space="preserve">"idempotency_cycle_key"</w:t>
-      </w:r>
-      <w:r>
-        <w:rPr>
-          <w:rStyle w:val="FunctionTok"/>
-        </w:rPr>
-        <w:t xml:space="preserve">:</w:t>
-      </w:r>
-      <w:r>
-        <w:rPr>
-          <w:rStyle w:val="StringTok"/>
-        </w:rPr>
-        <w:t xml:space="preserve">"cycle_2026_07_sub_2_v0"</w:t>
+        <w:t xml:space="preserve">1.0000</w:t>
+      </w:r>
+      <w:r>
+        <w:rPr>
+          <w:rStyle w:val="FunctionTok"/>
+        </w:rPr>
+        <w:t xml:space="preserve">,</w:t>
+      </w:r>
+      <w:r>
+        <w:rPr>
+          <w:rStyle w:val="DataTypeTok"/>
+        </w:rPr>
+        <w:t xml:space="preserve">"source_ref"</w:t>
+      </w:r>
+      <w:r>
+        <w:rPr>
+          <w:rStyle w:val="FunctionTok"/>
+        </w:rPr>
+        <w:t xml:space="preserve">:</w:t>
+      </w:r>
+      <w:r>
+        <w:rPr>
+          <w:rStyle w:val="StringTok"/>
+        </w:rPr>
+        <w:t xml:space="preserve">"CDR-aa11"</w:t>
+      </w:r>
+      <w:r>
+        <w:rPr>
+          <w:rStyle w:val="FunctionTok"/>
+        </w:rPr>
+        <w:t xml:space="preserve">,</w:t>
+      </w:r>
+      <w:r>
+        <w:rPr>
+          <w:rStyle w:val="DataTypeTok"/>
+        </w:rPr>
+        <w:t xml:space="preserve">"occurred_at"</w:t>
+      </w:r>
+      <w:r>
+        <w:rPr>
+          <w:rStyle w:val="FunctionTok"/>
+        </w:rPr>
+        <w:t xml:space="preserve">:</w:t>
+      </w:r>
+      <w:r>
+        <w:rPr>
+          <w:rStyle w:val="StringTok"/>
+        </w:rPr>
+        <w:t xml:space="preserve">"2026-06-20T19:06:00Z"</w:t>
       </w:r>
       <w:r>
         <w:rPr>
@@ -28981,277 +29482,19 @@
         <w:rPr>
           <w:rStyle w:val="StringTok"/>
         </w:rPr>
-        <w:t xml:space="preserve">"SUPERSEDED"</w:t>
-      </w:r>
-      <w:r>
-        <w:rPr>
-          <w:rStyle w:val="FunctionTok"/>
-        </w:rPr>
-        <w:t xml:space="preserve">,</w:t>
-      </w:r>
-      <w:r>
-        <w:rPr>
-          <w:rStyle w:val="DataTypeTok"/>
-        </w:rPr>
-        <w:t xml:space="preserve">"superseded_by"</w:t>
-      </w:r>
-      <w:r>
-        <w:rPr>
-          <w:rStyle w:val="FunctionTok"/>
-        </w:rPr>
-        <w:t xml:space="preserve">:</w:t>
-      </w:r>
-      <w:r>
-        <w:rPr>
-          <w:rStyle w:val="StringTok"/>
-        </w:rPr>
-        <w:t xml:space="preserve">"pf_1"</w:t>
-      </w:r>
-      <w:r>
-        <w:rPr>
-          <w:rStyle w:val="NormalTok"/>
-        </w:rPr>
-        <w:t xml:space="preserve"> </w:t>
-      </w:r>
-      <w:r>
-        <w:rPr>
-          <w:rStyle w:val="FunctionTok"/>
-        </w:rPr>
-        <w:t xml:space="preserve">}</w:t>
-      </w:r>
-      <w:r>
-        <w:br/>
-      </w:r>
-      <w:r>
-        <w:rPr>
-          <w:rStyle w:val="ErrorTok"/>
-        </w:rPr>
-        <w:t xml:space="preserve">//</w:t>
-      </w:r>
-      <w:r>
-        <w:rPr>
-          <w:rStyle w:val="NormalTok"/>
-        </w:rPr>
-        <w:t xml:space="preserve"> </w:t>
-      </w:r>
-      <w:r>
-        <w:rPr>
-          <w:rStyle w:val="ErrorTok"/>
-        </w:rPr>
-        <w:t xml:space="preserve">rated_event</w:t>
-      </w:r>
-      <w:r>
-        <w:br/>
-      </w:r>
-      <w:r>
-        <w:rPr>
-          <w:rStyle w:val="FunctionTok"/>
-        </w:rPr>
-        <w:t xml:space="preserve">{</w:t>
-      </w:r>
-      <w:r>
-        <w:rPr>
-          <w:rStyle w:val="NormalTok"/>
-        </w:rPr>
-        <w:t xml:space="preserve"> </w:t>
-      </w:r>
-      <w:r>
-        <w:rPr>
-          <w:rStyle w:val="DataTypeTok"/>
-        </w:rPr>
-        <w:t xml:space="preserve">"rated_id"</w:t>
-      </w:r>
-      <w:r>
-        <w:rPr>
-          <w:rStyle w:val="FunctionTok"/>
-        </w:rPr>
-        <w:t xml:space="preserve">:</w:t>
-      </w:r>
-      <w:r>
-        <w:rPr>
-          <w:rStyle w:val="StringTok"/>
-        </w:rPr>
-        <w:t xml:space="preserve">"rat_1"</w:t>
-      </w:r>
-      <w:r>
-        <w:rPr>
-          <w:rStyle w:val="FunctionTok"/>
-        </w:rPr>
-        <w:t xml:space="preserve">,</w:t>
-      </w:r>
-      <w:r>
-        <w:rPr>
-          <w:rStyle w:val="DataTypeTok"/>
-        </w:rPr>
-        <w:t xml:space="preserve">"operator_code"</w:t>
-      </w:r>
-      <w:r>
-        <w:rPr>
-          <w:rStyle w:val="FunctionTok"/>
-        </w:rPr>
-        <w:t xml:space="preserve">:</w:t>
-      </w:r>
-      <w:r>
-        <w:rPr>
-          <w:rStyle w:val="StringTok"/>
-        </w:rPr>
-        <w:t xml:space="preserve">"WIK"</w:t>
-      </w:r>
-      <w:r>
-        <w:rPr>
-          <w:rStyle w:val="FunctionTok"/>
-        </w:rPr>
-        <w:t xml:space="preserve">,</w:t>
-      </w:r>
-      <w:r>
-        <w:rPr>
-          <w:rStyle w:val="DataTypeTok"/>
-        </w:rPr>
-        <w:t xml:space="preserve">"usage_id"</w:t>
-      </w:r>
-      <w:r>
-        <w:rPr>
-          <w:rStyle w:val="FunctionTok"/>
-        </w:rPr>
-        <w:t xml:space="preserve">:</w:t>
-      </w:r>
-      <w:r>
-        <w:rPr>
-          <w:rStyle w:val="StringTok"/>
-        </w:rPr>
-        <w:t xml:space="preserve">"usg_1"</w:t>
-      </w:r>
-      <w:r>
-        <w:rPr>
-          <w:rStyle w:val="FunctionTok"/>
-        </w:rPr>
-        <w:t xml:space="preserve">,</w:t>
-      </w:r>
-      <w:r>
-        <w:rPr>
-          <w:rStyle w:val="DataTypeTok"/>
-        </w:rPr>
-        <w:t xml:space="preserve">"subscription_id"</w:t>
-      </w:r>
-      <w:r>
-        <w:rPr>
-          <w:rStyle w:val="FunctionTok"/>
-        </w:rPr>
-        <w:t xml:space="preserve">:</w:t>
-      </w:r>
-      <w:r>
-        <w:rPr>
-          <w:rStyle w:val="StringTok"/>
-        </w:rPr>
-        <w:t xml:space="preserve">"sub_1"</w:t>
-      </w:r>
-      <w:r>
-        <w:rPr>
-          <w:rStyle w:val="FunctionTok"/>
-        </w:rPr>
-        <w:t xml:space="preserve">,</w:t>
-      </w:r>
-      <w:r>
-        <w:rPr>
-          <w:rStyle w:val="DataTypeTok"/>
-        </w:rPr>
-        <w:t xml:space="preserve">"tariff_code"</w:t>
-      </w:r>
-      <w:r>
-        <w:rPr>
-          <w:rStyle w:val="FunctionTok"/>
-        </w:rPr>
-        <w:t xml:space="preserve">:</w:t>
-      </w:r>
-      <w:r>
-        <w:rPr>
-          <w:rStyle w:val="StringTok"/>
-        </w:rPr>
-        <w:t xml:space="preserve">"VOICE_LOCAL"</w:t>
-      </w:r>
-      <w:r>
-        <w:rPr>
-          <w:rStyle w:val="FunctionTok"/>
-        </w:rPr>
-        <w:t xml:space="preserve">,</w:t>
-      </w:r>
-      <w:r>
-        <w:rPr>
-          <w:rStyle w:val="DataTypeTok"/>
-        </w:rPr>
-        <w:t xml:space="preserve">"rate"</w:t>
-      </w:r>
-      <w:r>
-        <w:rPr>
-          <w:rStyle w:val="FunctionTok"/>
-        </w:rPr>
-        <w:t xml:space="preserve">:</w:t>
-      </w:r>
-      <w:r>
-        <w:rPr>
-          <w:rStyle w:val="FloatTok"/>
-        </w:rPr>
-        <w:t xml:space="preserve">2.0000</w:t>
-      </w:r>
-      <w:r>
-        <w:rPr>
-          <w:rStyle w:val="FunctionTok"/>
-        </w:rPr>
-        <w:t xml:space="preserve">,</w:t>
-      </w:r>
-      <w:r>
-        <w:rPr>
-          <w:rStyle w:val="DataTypeTok"/>
-        </w:rPr>
-        <w:t xml:space="preserve">"amount"</w:t>
-      </w:r>
-      <w:r>
-        <w:rPr>
-          <w:rStyle w:val="FunctionTok"/>
-        </w:rPr>
-        <w:t xml:space="preserve">:</w:t>
-      </w:r>
-      <w:r>
-        <w:rPr>
-          <w:rStyle w:val="FloatTok"/>
-        </w:rPr>
-        <w:t xml:space="preserve">12.5000</w:t>
-      </w:r>
-      <w:r>
-        <w:rPr>
-          <w:rStyle w:val="FunctionTok"/>
-        </w:rPr>
-        <w:t xml:space="preserve">,</w:t>
-      </w:r>
-      <w:r>
-        <w:rPr>
-          <w:rStyle w:val="DataTypeTok"/>
-        </w:rPr>
-        <w:t xml:space="preserve">"currency"</w:t>
-      </w:r>
-      <w:r>
-        <w:rPr>
-          <w:rStyle w:val="FunctionTok"/>
-        </w:rPr>
-        <w:t xml:space="preserve">:</w:t>
-      </w:r>
-      <w:r>
-        <w:rPr>
-          <w:rStyle w:val="StringTok"/>
-        </w:rPr>
-        <w:t xml:space="preserve">"KES"</w:t>
-      </w:r>
-      <w:r>
-        <w:rPr>
-          <w:rStyle w:val="FunctionTok"/>
-        </w:rPr>
-        <w:t xml:space="preserve">,</w:t>
-      </w:r>
-      <w:r>
-        <w:rPr>
-          <w:rStyle w:val="DataTypeTok"/>
-        </w:rPr>
-        <w:t xml:space="preserve">"billed"</w:t>
+        <w:t xml:space="preserve">"REJECTED"</w:t>
+      </w:r>
+      <w:r>
+        <w:rPr>
+          <w:rStyle w:val="FunctionTok"/>
+        </w:rPr>
+        <w:t xml:space="preserve">,</w:t>
+      </w:r>
+      <w:r>
+        <w:rPr>
+          <w:rStyle w:val="DataTypeTok"/>
+        </w:rPr>
+        <w:t xml:space="preserve">"raw"</w:t>
       </w:r>
       <w:r>
         <w:rPr>
@@ -29263,454 +29506,7 @@
         <w:rPr>
           <w:rStyle w:val="KeywordTok"/>
         </w:rPr>
-        <w:t xml:space="preserve">false</w:t>
-      </w:r>
-      <w:r>
-        <w:rPr>
-          <w:rStyle w:val="FunctionTok"/>
-        </w:rPr>
-        <w:t xml:space="preserve">,</w:t>
-      </w:r>
-      <w:r>
-        <w:rPr>
-          <w:rStyle w:val="DataTypeTok"/>
-        </w:rPr>
-        <w:t xml:space="preserve">"invoice_id"</w:t>
-      </w:r>
-      <w:r>
-        <w:rPr>
-          <w:rStyle w:val="FunctionTok"/>
-        </w:rPr>
-        <w:t xml:space="preserve">:</w:t>
-      </w:r>
-      <w:r>
-        <w:rPr>
-          <w:rStyle w:val="KeywordTok"/>
-        </w:rPr>
         <w:t xml:space="preserve">null</w:t>
-      </w:r>
-      <w:r>
-        <w:rPr>
-          <w:rStyle w:val="NormalTok"/>
-        </w:rPr>
-        <w:t xml:space="preserve"> </w:t>
-      </w:r>
-      <w:r>
-        <w:rPr>
-          <w:rStyle w:val="FunctionTok"/>
-        </w:rPr>
-        <w:t xml:space="preserve">}</w:t>
-      </w:r>
-      <w:r>
-        <w:br/>
-      </w:r>
-      <w:r>
-        <w:rPr>
-          <w:rStyle w:val="FunctionTok"/>
-        </w:rPr>
-        <w:t xml:space="preserve">{</w:t>
-      </w:r>
-      <w:r>
-        <w:rPr>
-          <w:rStyle w:val="NormalTok"/>
-        </w:rPr>
-        <w:t xml:space="preserve"> </w:t>
-      </w:r>
-      <w:r>
-        <w:rPr>
-          <w:rStyle w:val="DataTypeTok"/>
-        </w:rPr>
-        <w:t xml:space="preserve">"rated_id"</w:t>
-      </w:r>
-      <w:r>
-        <w:rPr>
-          <w:rStyle w:val="FunctionTok"/>
-        </w:rPr>
-        <w:t xml:space="preserve">:</w:t>
-      </w:r>
-      <w:r>
-        <w:rPr>
-          <w:rStyle w:val="StringTok"/>
-        </w:rPr>
-        <w:t xml:space="preserve">"rat_2"</w:t>
-      </w:r>
-      <w:r>
-        <w:rPr>
-          <w:rStyle w:val="FunctionTok"/>
-        </w:rPr>
-        <w:t xml:space="preserve">,</w:t>
-      </w:r>
-      <w:r>
-        <w:rPr>
-          <w:rStyle w:val="DataTypeTok"/>
-        </w:rPr>
-        <w:t xml:space="preserve">"operator_code"</w:t>
-      </w:r>
-      <w:r>
-        <w:rPr>
-          <w:rStyle w:val="FunctionTok"/>
-        </w:rPr>
-        <w:t xml:space="preserve">:</w:t>
-      </w:r>
-      <w:r>
-        <w:rPr>
-          <w:rStyle w:val="StringTok"/>
-        </w:rPr>
-        <w:t xml:space="preserve">"WIK"</w:t>
-      </w:r>
-      <w:r>
-        <w:rPr>
-          <w:rStyle w:val="FunctionTok"/>
-        </w:rPr>
-        <w:t xml:space="preserve">,</w:t>
-      </w:r>
-      <w:r>
-        <w:rPr>
-          <w:rStyle w:val="DataTypeTok"/>
-        </w:rPr>
-        <w:t xml:space="preserve">"usage_id"</w:t>
-      </w:r>
-      <w:r>
-        <w:rPr>
-          <w:rStyle w:val="FunctionTok"/>
-        </w:rPr>
-        <w:t xml:space="preserve">:</w:t>
-      </w:r>
-      <w:r>
-        <w:rPr>
-          <w:rStyle w:val="StringTok"/>
-        </w:rPr>
-        <w:t xml:space="preserve">"usg_2"</w:t>
-      </w:r>
-      <w:r>
-        <w:rPr>
-          <w:rStyle w:val="FunctionTok"/>
-        </w:rPr>
-        <w:t xml:space="preserve">,</w:t>
-      </w:r>
-      <w:r>
-        <w:rPr>
-          <w:rStyle w:val="DataTypeTok"/>
-        </w:rPr>
-        <w:t xml:space="preserve">"subscription_id"</w:t>
-      </w:r>
-      <w:r>
-        <w:rPr>
-          <w:rStyle w:val="FunctionTok"/>
-        </w:rPr>
-        <w:t xml:space="preserve">:</w:t>
-      </w:r>
-      <w:r>
-        <w:rPr>
-          <w:rStyle w:val="StringTok"/>
-        </w:rPr>
-        <w:t xml:space="preserve">"sub_1"</w:t>
-      </w:r>
-      <w:r>
-        <w:rPr>
-          <w:rStyle w:val="FunctionTok"/>
-        </w:rPr>
-        <w:t xml:space="preserve">,</w:t>
-      </w:r>
-      <w:r>
-        <w:rPr>
-          <w:rStyle w:val="DataTypeTok"/>
-        </w:rPr>
-        <w:t xml:space="preserve">"tariff_code"</w:t>
-      </w:r>
-      <w:r>
-        <w:rPr>
-          <w:rStyle w:val="FunctionTok"/>
-        </w:rPr>
-        <w:t xml:space="preserve">:</w:t>
-      </w:r>
-      <w:r>
-        <w:rPr>
-          <w:rStyle w:val="StringTok"/>
-        </w:rPr>
-        <w:t xml:space="preserve">"VOICE_INTL_UK"</w:t>
-      </w:r>
-      <w:r>
-        <w:rPr>
-          <w:rStyle w:val="FunctionTok"/>
-        </w:rPr>
-        <w:t xml:space="preserve">,</w:t>
-      </w:r>
-      <w:r>
-        <w:rPr>
-          <w:rStyle w:val="DataTypeTok"/>
-        </w:rPr>
-        <w:t xml:space="preserve">"rate"</w:t>
-      </w:r>
-      <w:r>
-        <w:rPr>
-          <w:rStyle w:val="FunctionTok"/>
-        </w:rPr>
-        <w:t xml:space="preserve">:</w:t>
-      </w:r>
-      <w:r>
-        <w:rPr>
-          <w:rStyle w:val="FloatTok"/>
-        </w:rPr>
-        <w:t xml:space="preserve">15.0000</w:t>
-      </w:r>
-      <w:r>
-        <w:rPr>
-          <w:rStyle w:val="FunctionTok"/>
-        </w:rPr>
-        <w:t xml:space="preserve">,</w:t>
-      </w:r>
-      <w:r>
-        <w:rPr>
-          <w:rStyle w:val="DataTypeTok"/>
-        </w:rPr>
-        <w:t xml:space="preserve">"amount"</w:t>
-      </w:r>
-      <w:r>
-        <w:rPr>
-          <w:rStyle w:val="FunctionTok"/>
-        </w:rPr>
-        <w:t xml:space="preserve">:</w:t>
-      </w:r>
-      <w:r>
-        <w:rPr>
-          <w:rStyle w:val="FloatTok"/>
-        </w:rPr>
-        <w:t xml:space="preserve">45.0000</w:t>
-      </w:r>
-      <w:r>
-        <w:rPr>
-          <w:rStyle w:val="FunctionTok"/>
-        </w:rPr>
-        <w:t xml:space="preserve">,</w:t>
-      </w:r>
-      <w:r>
-        <w:rPr>
-          <w:rStyle w:val="DataTypeTok"/>
-        </w:rPr>
-        <w:t xml:space="preserve">"currency"</w:t>
-      </w:r>
-      <w:r>
-        <w:rPr>
-          <w:rStyle w:val="FunctionTok"/>
-        </w:rPr>
-        <w:t xml:space="preserve">:</w:t>
-      </w:r>
-      <w:r>
-        <w:rPr>
-          <w:rStyle w:val="StringTok"/>
-        </w:rPr>
-        <w:t xml:space="preserve">"KES"</w:t>
-      </w:r>
-      <w:r>
-        <w:rPr>
-          <w:rStyle w:val="FunctionTok"/>
-        </w:rPr>
-        <w:t xml:space="preserve">,</w:t>
-      </w:r>
-      <w:r>
-        <w:rPr>
-          <w:rStyle w:val="DataTypeTok"/>
-        </w:rPr>
-        <w:t xml:space="preserve">"billed"</w:t>
-      </w:r>
-      <w:r>
-        <w:rPr>
-          <w:rStyle w:val="FunctionTok"/>
-        </w:rPr>
-        <w:t xml:space="preserve">:</w:t>
-      </w:r>
-      <w:r>
-        <w:rPr>
-          <w:rStyle w:val="KeywordTok"/>
-        </w:rPr>
-        <w:t xml:space="preserve">true</w:t>
-      </w:r>
-      <w:r>
-        <w:rPr>
-          <w:rStyle w:val="FunctionTok"/>
-        </w:rPr>
-        <w:t xml:space="preserve">,</w:t>
-      </w:r>
-      <w:r>
-        <w:rPr>
-          <w:rStyle w:val="DataTypeTok"/>
-        </w:rPr>
-        <w:t xml:space="preserve">"invoice_id"</w:t>
-      </w:r>
-      <w:r>
-        <w:rPr>
-          <w:rStyle w:val="FunctionTok"/>
-        </w:rPr>
-        <w:t xml:space="preserve">:</w:t>
-      </w:r>
-      <w:r>
-        <w:rPr>
-          <w:rStyle w:val="StringTok"/>
-        </w:rPr>
-        <w:t xml:space="preserve">"inv_2"</w:t>
-      </w:r>
-      <w:r>
-        <w:rPr>
-          <w:rStyle w:val="NormalTok"/>
-        </w:rPr>
-        <w:t xml:space="preserve"> </w:t>
-      </w:r>
-      <w:r>
-        <w:rPr>
-          <w:rStyle w:val="FunctionTok"/>
-        </w:rPr>
-        <w:t xml:space="preserve">}</w:t>
-      </w:r>
-      <w:r>
-        <w:br/>
-      </w:r>
-      <w:r>
-        <w:rPr>
-          <w:rStyle w:val="ErrorTok"/>
-        </w:rPr>
-        <w:t xml:space="preserve">//</w:t>
-      </w:r>
-      <w:r>
-        <w:rPr>
-          <w:rStyle w:val="NormalTok"/>
-        </w:rPr>
-        <w:t xml:space="preserve"> </w:t>
-      </w:r>
-      <w:r>
-        <w:rPr>
-          <w:rStyle w:val="ErrorTok"/>
-        </w:rPr>
-        <w:t xml:space="preserve">account_credit_balance</w:t>
-      </w:r>
-      <w:r>
-        <w:rPr>
-          <w:rStyle w:val="NormalTok"/>
-        </w:rPr>
-        <w:t xml:space="preserve"> </w:t>
-      </w:r>
-      <w:r>
-        <w:rPr>
-          <w:rStyle w:val="ErrorTok"/>
-        </w:rPr>
-        <w:t xml:space="preserve">(PK</w:t>
-      </w:r>
-      <w:r>
-        <w:rPr>
-          <w:rStyle w:val="NormalTok"/>
-        </w:rPr>
-        <w:t xml:space="preserve"> </w:t>
-      </w:r>
-      <w:r>
-        <w:rPr>
-          <w:rStyle w:val="ErrorTok"/>
-        </w:rPr>
-        <w:t xml:space="preserve">account_id)</w:t>
-      </w:r>
-      <w:r>
-        <w:br/>
-      </w:r>
-      <w:r>
-        <w:rPr>
-          <w:rStyle w:val="FunctionTok"/>
-        </w:rPr>
-        <w:t xml:space="preserve">{</w:t>
-      </w:r>
-      <w:r>
-        <w:rPr>
-          <w:rStyle w:val="NormalTok"/>
-        </w:rPr>
-        <w:t xml:space="preserve"> </w:t>
-      </w:r>
-      <w:r>
-        <w:rPr>
-          <w:rStyle w:val="DataTypeTok"/>
-        </w:rPr>
-        <w:t xml:space="preserve">"account_id"</w:t>
-      </w:r>
-      <w:r>
-        <w:rPr>
-          <w:rStyle w:val="FunctionTok"/>
-        </w:rPr>
-        <w:t xml:space="preserve">:</w:t>
-      </w:r>
-      <w:r>
-        <w:rPr>
-          <w:rStyle w:val="StringTok"/>
-        </w:rPr>
-        <w:t xml:space="preserve">"acc_1"</w:t>
-      </w:r>
-      <w:r>
-        <w:rPr>
-          <w:rStyle w:val="FunctionTok"/>
-        </w:rPr>
-        <w:t xml:space="preserve">,</w:t>
-      </w:r>
-      <w:r>
-        <w:rPr>
-          <w:rStyle w:val="DataTypeTok"/>
-        </w:rPr>
-        <w:t xml:space="preserve">"operator_code"</w:t>
-      </w:r>
-      <w:r>
-        <w:rPr>
-          <w:rStyle w:val="FunctionTok"/>
-        </w:rPr>
-        <w:t xml:space="preserve">:</w:t>
-      </w:r>
-      <w:r>
-        <w:rPr>
-          <w:rStyle w:val="StringTok"/>
-        </w:rPr>
-        <w:t xml:space="preserve">"WIK"</w:t>
-      </w:r>
-      <w:r>
-        <w:rPr>
-          <w:rStyle w:val="FunctionTok"/>
-        </w:rPr>
-        <w:t xml:space="preserve">,</w:t>
-      </w:r>
-      <w:r>
-        <w:rPr>
-          <w:rStyle w:val="DataTypeTok"/>
-        </w:rPr>
-        <w:t xml:space="preserve">"currency"</w:t>
-      </w:r>
-      <w:r>
-        <w:rPr>
-          <w:rStyle w:val="FunctionTok"/>
-        </w:rPr>
-        <w:t xml:space="preserve">:</w:t>
-      </w:r>
-      <w:r>
-        <w:rPr>
-          <w:rStyle w:val="StringTok"/>
-        </w:rPr>
-        <w:t xml:space="preserve">"KES"</w:t>
-      </w:r>
-      <w:r>
-        <w:rPr>
-          <w:rStyle w:val="FunctionTok"/>
-        </w:rPr>
-        <w:t xml:space="preserve">,</w:t>
-      </w:r>
-      <w:r>
-        <w:rPr>
-          <w:rStyle w:val="DataTypeTok"/>
-        </w:rPr>
-        <w:t xml:space="preserve">"balance"</w:t>
-      </w:r>
-      <w:r>
-        <w:rPr>
-          <w:rStyle w:val="FunctionTok"/>
-        </w:rPr>
-        <w:t xml:space="preserve">:</w:t>
-      </w:r>
-      <w:r>
-        <w:rPr>
-          <w:rStyle w:val="FloatTok"/>
-        </w:rPr>
-        <w:t xml:space="preserve">1000.00</w:t>
       </w:r>
       <w:r>
         <w:rPr>
@@ -29806,7 +29602,7 @@
                 <w:bCs/>
                 <w:b/>
               </w:rPr>
-              <w:t xml:space="preserve">pf_1</w:t>
+              <w:t xml:space="preserve">usg_1</w:t>
             </w:r>
           </w:p>
         </w:tc>
@@ -29818,7 +29614,7 @@
               <w:jc w:val="left"/>
             </w:pPr>
             <w:r>
-              <w:t xml:space="preserve">The</w:t>
+              <w:t xml:space="preserve">A 75-second off-net</w:t>
             </w:r>
             <w:r>
               <w:t xml:space="preserve"> </w:t>
@@ -29828,22 +29624,38 @@
                 <w:bCs/>
                 <w:b/>
               </w:rPr>
-              <w:t xml:space="preserve">current</w:t>
+              <w:t xml:space="preserve">voice</w:t>
             </w:r>
             <w:r>
               <w:t xml:space="preserve"> </w:t>
             </w:r>
             <w:r>
-              <w:t xml:space="preserve">prepaid pro forma projecting next cycle for sub_2 (</w:t>
+              <w:t xml:space="preserve">call on sub_1 that's been</w:t>
+            </w:r>
+            <w:r>
+              <w:t xml:space="preserve"> </w:t>
+            </w:r>
+            <w:r>
+              <w:rPr>
+                <w:bCs/>
+                <w:b/>
+              </w:rPr>
+              <w:t xml:space="preserve">rated</w:t>
+            </w:r>
+            <w:r>
+              <w:t xml:space="preserve"> </w:t>
+            </w:r>
+            <w:r>
+              <w:t xml:space="preserve">(</w:t>
             </w:r>
             <w:r>
               <w:rPr>
                 <w:rStyle w:val="VerbatimChar"/>
               </w:rPr>
-              <w:t xml:space="preserve">status=ACTIVE</w:t>
-            </w:r>
-            <w:r>
-              <w:t xml:space="preserve">,</w:t>
+              <w:t xml:space="preserve">status=RATED</w:t>
+            </w:r>
+            <w:r>
+              <w:t xml:space="preserve">) — it produced</w:t>
             </w:r>
             <w:r>
               <w:t xml:space="preserve"> </w:t>
@@ -29852,10 +29664,13 @@
               <w:rPr>
                 <w:rStyle w:val="VerbatimChar"/>
               </w:rPr>
-              <w:t xml:space="preserve">superseded_by=null</w:t>
-            </w:r>
-            <w:r>
-              <w:t xml:space="preserve">), keyed by</w:t>
+              <w:t xml:space="preserve">rated_event</w:t>
+            </w:r>
+            <w:r>
+              <w:t xml:space="preserve"> </w:t>
+            </w:r>
+            <w:r>
+              <w:t xml:space="preserve">rat_1. The original CDR fields sit in</w:t>
             </w:r>
             <w:r>
               <w:t xml:space="preserve"> </w:t>
@@ -29864,7 +29679,7 @@
               <w:rPr>
                 <w:rStyle w:val="VerbatimChar"/>
               </w:rPr>
-              <w:t xml:space="preserve">idempotency_cycle_key</w:t>
+              <w:t xml:space="preserve">raw</w:t>
             </w:r>
             <w:r>
               <w:t xml:space="preserve">.</w:t>
@@ -29885,7 +29700,7 @@
                 <w:bCs/>
                 <w:b/>
               </w:rPr>
-              <w:t xml:space="preserve">pf_0</w:t>
+              <w:t xml:space="preserve">usg_2</w:t>
             </w:r>
           </w:p>
         </w:tc>
@@ -29897,7 +29712,7 @@
               <w:jc w:val="left"/>
             </w:pPr>
             <w:r>
-              <w:t xml:space="preserve">The</w:t>
+              <w:t xml:space="preserve">A 180-second</w:t>
             </w:r>
             <w:r>
               <w:t xml:space="preserve"> </w:t>
@@ -29907,34 +29722,13 @@
                 <w:bCs/>
                 <w:b/>
               </w:rPr>
-              <w:t xml:space="preserve">earlier</w:t>
+              <w:t xml:space="preserve">international</w:t>
             </w:r>
             <w:r>
               <w:t xml:space="preserve"> </w:t>
             </w:r>
             <w:r>
-              <w:t xml:space="preserve">pro forma it replaced (</w:t>
-            </w:r>
-            <w:r>
-              <w:rPr>
-                <w:rStyle w:val="VerbatimChar"/>
-              </w:rPr>
-              <w:t xml:space="preserve">status=SUPERSEDED</w:t>
-            </w:r>
-            <w:r>
-              <w:t xml:space="preserve">,</w:t>
-            </w:r>
-            <w:r>
-              <w:t xml:space="preserve"> </w:t>
-            </w:r>
-            <w:r>
-              <w:rPr>
-                <w:rStyle w:val="VerbatimChar"/>
-              </w:rPr>
-              <w:t xml:space="preserve">superseded_by=pf_1</w:t>
-            </w:r>
-            <w:r>
-              <w:t xml:space="preserve">) — the chain is kept.</w:t>
+              <w:t xml:space="preserve">call, also rated (→ rat_2).</w:t>
             </w:r>
           </w:p>
         </w:tc>
@@ -29952,7 +29746,7 @@
                 <w:bCs/>
                 <w:b/>
               </w:rPr>
-              <w:t xml:space="preserve">rat_1</w:t>
+              <w:t xml:space="preserve">usg_3</w:t>
             </w:r>
           </w:p>
         </w:tc>
@@ -29964,7 +29758,7 @@
               <w:jc w:val="left"/>
             </w:pPr>
             <w:r>
-              <w:t xml:space="preserve">A rated voice event</w:t>
+              <w:t xml:space="preserve">2048 MB of</w:t>
             </w:r>
             <w:r>
               <w:t xml:space="preserve"> </w:t>
@@ -29974,7 +29768,20 @@
                 <w:bCs/>
                 <w:b/>
               </w:rPr>
-              <w:t xml:space="preserve">not yet billed</w:t>
+              <w:t xml:space="preserve">data</w:t>
+            </w:r>
+            <w:r>
+              <w:t xml:space="preserve">,</w:t>
+            </w:r>
+            <w:r>
+              <w:t xml:space="preserve"> </w:t>
+            </w:r>
+            <w:r>
+              <w:rPr>
+                <w:bCs/>
+                <w:b/>
+              </w:rPr>
+              <w:t xml:space="preserve">just received, not yet rated</w:t>
             </w:r>
             <w:r>
               <w:t xml:space="preserve"> </w:t>
@@ -29986,10 +29793,10 @@
               <w:rPr>
                 <w:rStyle w:val="VerbatimChar"/>
               </w:rPr>
-              <w:t xml:space="preserve">billed=false</w:t>
-            </w:r>
-            <w:r>
-              <w:t xml:space="preserve">,</w:t>
+              <w:t xml:space="preserve">status=RECEIVED</w:t>
+            </w:r>
+            <w:r>
+              <w:t xml:space="preserve">) — the rater will price it against the WIK·DATA</w:t>
             </w:r>
             <w:r>
               <w:t xml:space="preserve"> </w:t>
@@ -29998,10 +29805,13 @@
               <w:rPr>
                 <w:rStyle w:val="VerbatimChar"/>
               </w:rPr>
-              <w:t xml:space="preserve">invoice_id=null</w:t>
-            </w:r>
-            <w:r>
-              <w:t xml:space="preserve">) — the next cycle close will sweep it.</w:t>
+              <w:t xml:space="preserve">usage_tariff</w:t>
+            </w:r>
+            <w:r>
+              <w:t xml:space="preserve"> </w:t>
+            </w:r>
+            <w:r>
+              <w:t xml:space="preserve">next pass.</w:t>
             </w:r>
           </w:p>
         </w:tc>
@@ -30019,7 +29829,7 @@
                 <w:bCs/>
                 <w:b/>
               </w:rPr>
-              <w:t xml:space="preserve">rat_2</w:t>
+              <w:t xml:space="preserve">usg_4</w:t>
             </w:r>
           </w:p>
         </w:tc>
@@ -30031,7 +29841,19 @@
               <w:jc w:val="left"/>
             </w:pPr>
             <w:r>
-              <w:t xml:space="preserve">A rated event already</w:t>
+              <w:t xml:space="preserve">A duplicate (</w:t>
+            </w:r>
+            <w:r>
+              <w:rPr>
+                <w:rStyle w:val="VerbatimChar"/>
+              </w:rPr>
+              <w:t xml:space="preserve">source_ref=CDR-aa11</w:t>
+            </w:r>
+            <w:r>
+              <w:t xml:space="preserve"> </w:t>
+            </w:r>
+            <w:r>
+              <w:t xml:space="preserve">already seen on usg_1) →</w:t>
             </w:r>
             <w:r>
               <w:t xml:space="preserve"> </w:t>
@@ -30041,64 +29863,13 @@
                 <w:bCs/>
                 <w:b/>
               </w:rPr>
-              <w:t xml:space="preserve">settled</w:t>
+              <w:t xml:space="preserve">REJECTED</w:t>
             </w:r>
             <w:r>
               <w:t xml:space="preserve"> </w:t>
             </w:r>
             <w:r>
-              <w:t xml:space="preserve">on inv_2 (</w:t>
-            </w:r>
-            <w:r>
-              <w:rPr>
-                <w:rStyle w:val="VerbatimChar"/>
-              </w:rPr>
-              <w:t xml:space="preserve">billed=true</w:t>
-            </w:r>
-            <w:r>
-              <w:t xml:space="preserve">,</w:t>
-            </w:r>
-            <w:r>
-              <w:t xml:space="preserve"> </w:t>
-            </w:r>
-            <w:r>
-              <w:rPr>
-                <w:rStyle w:val="VerbatimChar"/>
-              </w:rPr>
-              <w:t xml:space="preserve">invoice_id=inv_2</w:t>
-            </w:r>
-            <w:r>
-              <w:t xml:space="preserve">).</w:t>
-            </w:r>
-          </w:p>
-        </w:tc>
-      </w:tr>
-      <w:tr>
-        <w:tc>
-          <w:tcPr/>
-          <w:p>
-            <w:pPr>
-              <w:pStyle w:val="Compact"/>
-              <w:jc w:val="left"/>
-            </w:pPr>
-            <w:r>
-              <w:rPr>
-                <w:bCs/>
-                <w:b/>
-              </w:rPr>
-              <w:t xml:space="preserve">account_credit_balance</w:t>
-            </w:r>
-          </w:p>
-        </w:tc>
-        <w:tc>
-          <w:tcPr/>
-          <w:p>
-            <w:pPr>
-              <w:pStyle w:val="Compact"/>
-              <w:jc w:val="left"/>
-            </w:pPr>
-            <w:r>
-              <w:t xml:space="preserve">One credit-balance row for acc_1 holding KES 1000 — auto-drawn on the next invoice.</w:t>
+              <w:t xml:space="preserve">by the dedupe, never charged.</w:t>
             </w:r>
           </w:p>
         </w:tc>
@@ -30115,42 +29886,244 @@
         </w:rPr>
         <w:t xml:space="preserve">The columns that did the work:</w:t>
       </w:r>
+      <w:r>
+        <w:t xml:space="preserve"> </w:t>
+      </w:r>
+      <w:r>
+        <w:rPr>
+          <w:rStyle w:val="VerbatimChar"/>
+        </w:rPr>
+        <w:t xml:space="preserve">usage_type</w:t>
+      </w:r>
+      <w:r>
+        <w:t xml:space="preserve">(+</w:t>
+      </w:r>
+      <w:r>
+        <w:rPr>
+          <w:rStyle w:val="VerbatimChar"/>
+        </w:rPr>
+        <w:t xml:space="preserve">destination</w:t>
+      </w:r>
+      <w:r>
+        <w:t xml:space="preserve">) picks the tariff;</w:t>
+      </w:r>
+      <w:r>
+        <w:t xml:space="preserve"> </w:t>
+      </w:r>
+      <w:r>
+        <w:rPr>
+          <w:rStyle w:val="VerbatimChar"/>
+        </w:rPr>
+        <w:t xml:space="preserve">quantity</w:t>
+      </w:r>
+      <w:r>
+        <w:t xml:space="preserve"> </w:t>
+      </w:r>
+      <w:r>
+        <w:t xml:space="preserve">is the raw amount the rater rounds into pulses;</w:t>
+      </w:r>
+      <w:r>
+        <w:t xml:space="preserve"> </w:t>
+      </w:r>
+      <w:r>
+        <w:rPr>
+          <w:rStyle w:val="VerbatimChar"/>
+        </w:rPr>
+        <w:t xml:space="preserve">source_ref</w:t>
+      </w:r>
+      <w:r>
+        <w:t xml:space="preserve"> </w:t>
+      </w:r>
+      <w:r>
+        <w:t xml:space="preserve">is the</w:t>
+      </w:r>
+      <w:r>
+        <w:t xml:space="preserve"> </w:t>
+      </w:r>
+      <w:r>
+        <w:rPr>
+          <w:bCs/>
+          <w:b/>
+        </w:rPr>
+        <w:t xml:space="preserve">dedupe key</w:t>
+      </w:r>
+      <w:r>
+        <w:t xml:space="preserve"> </w:t>
+      </w:r>
+      <w:r>
+        <w:t xml:space="preserve">(a repeat →</w:t>
+      </w:r>
+      <w:r>
+        <w:t xml:space="preserve"> </w:t>
+      </w:r>
+      <w:r>
+        <w:rPr>
+          <w:rStyle w:val="VerbatimChar"/>
+        </w:rPr>
+        <w:t xml:space="preserve">REJECTED</w:t>
+      </w:r>
+      <w:r>
+        <w:t xml:space="preserve">);</w:t>
+      </w:r>
+      <w:r>
+        <w:t xml:space="preserve"> </w:t>
+      </w:r>
+      <w:r>
+        <w:rPr>
+          <w:rStyle w:val="VerbatimChar"/>
+        </w:rPr>
+        <w:t xml:space="preserve">status</w:t>
+      </w:r>
+      <w:r>
+        <w:t xml:space="preserve"> </w:t>
+      </w:r>
+      <w:r>
+        <w:t xml:space="preserve">tracks</w:t>
+      </w:r>
+      <w:r>
+        <w:t xml:space="preserve"> </w:t>
+      </w:r>
+      <w:r>
+        <w:rPr>
+          <w:rStyle w:val="VerbatimChar"/>
+        </w:rPr>
+        <w:t xml:space="preserve">RECEIVED→RATED</w:t>
+      </w:r>
+      <w:r>
+        <w:t xml:space="preserve">/</w:t>
+      </w:r>
+      <w:r>
+        <w:rPr>
+          <w:rStyle w:val="VerbatimChar"/>
+        </w:rPr>
+        <w:t xml:space="preserve">REJECTED</w:t>
+      </w:r>
+      <w:r>
+        <w:t xml:space="preserve">;</w:t>
+      </w:r>
+      <w:r>
+        <w:t xml:space="preserve"> </w:t>
+      </w:r>
+      <w:r>
+        <w:rPr>
+          <w:rStyle w:val="VerbatimChar"/>
+        </w:rPr>
+        <w:t xml:space="preserve">raw</w:t>
+      </w:r>
+      <w:r>
+        <w:t xml:space="preserve"> </w:t>
+      </w:r>
+      <w:r>
+        <w:t xml:space="preserve">keeps the original CDR. The</w:t>
+      </w:r>
+      <w:r>
+        <w:t xml:space="preserve"> </w:t>
+      </w:r>
+      <w:r>
+        <w:rPr>
+          <w:bCs/>
+          <w:b/>
+        </w:rPr>
+        <w:t xml:space="preserve">priced</w:t>
+      </w:r>
+      <w:r>
+        <w:t xml:space="preserve"> </w:t>
+      </w:r>
+      <w:r>
+        <w:t xml:space="preserve">result lands in</w:t>
+      </w:r>
+      <w:r>
+        <w:t xml:space="preserve"> </w:t>
+      </w:r>
+      <w:r>
+        <w:rPr>
+          <w:rStyle w:val="VerbatimChar"/>
+        </w:rPr>
+        <w:t xml:space="preserve">rated_event</w:t>
+      </w:r>
+      <w:r>
+        <w:t xml:space="preserve"> </w:t>
+      </w:r>
+      <w:r>
+        <w:t xml:space="preserve">below.</w:t>
+      </w:r>
+    </w:p>
+    <w:bookmarkEnd w:id="58"/>
+    <w:bookmarkStart w:id="59" w:name="X50dc2d5735c56a5fb4994d28b3da26c174ca3e5"/>
+    <w:p>
+      <w:pPr>
+        <w:pStyle w:val="Heading3"/>
+      </w:pPr>
+      <w:r>
+        <w:rPr>
+          <w:rStyle w:val="VerbatimChar"/>
+        </w:rPr>
+        <w:t xml:space="preserve">pro_forma</w:t>
+      </w:r>
+      <w:r>
+        <w:t xml:space="preserve"> </w:t>
+      </w:r>
+      <w:r>
+        <w:t xml:space="preserve">(</w:t>
+      </w:r>
+      <w:r>
+        <w:rPr>
+          <w:rStyle w:val="VerbatimChar"/>
+        </w:rPr>
+        <w:t xml:space="preserve">status</w:t>
+      </w:r>
+      <w:r>
+        <w:t xml:space="preserve">:</w:t>
+      </w:r>
+      <w:r>
+        <w:t xml:space="preserve"> </w:t>
+      </w:r>
+      <w:r>
+        <w:rPr>
+          <w:rStyle w:val="VerbatimChar"/>
+        </w:rPr>
+        <w:t xml:space="preserve">ACTIVE|SUPERSEDED</w:t>
+      </w:r>
+      <w:r>
+        <w:t xml:space="preserve">),</w:t>
+      </w:r>
+      <w:r>
+        <w:t xml:space="preserve"> </w:t>
+      </w:r>
+      <w:r>
+        <w:rPr>
+          <w:rStyle w:val="VerbatimChar"/>
+        </w:rPr>
+        <w:t xml:space="preserve">rated_event</w:t>
+      </w:r>
+      <w:r>
+        <w:t xml:space="preserve">,</w:t>
+      </w:r>
+      <w:r>
+        <w:t xml:space="preserve"> </w:t>
+      </w:r>
+      <w:r>
+        <w:rPr>
+          <w:rStyle w:val="VerbatimChar"/>
+        </w:rPr>
+        <w:t xml:space="preserve">account_credit_balance</w:t>
+      </w:r>
     </w:p>
     <w:p>
       <w:pPr>
-        <w:numPr>
-          <w:ilvl w:val="0"/>
-          <w:numId w:val="1014"/>
-        </w:numPr>
-        <w:pStyle w:val="Compact"/>
+        <w:pStyle w:val="BlockText"/>
       </w:pPr>
       <w:r>
         <w:rPr>
-          <w:bCs/>
-          <w:b/>
-        </w:rPr>
-        <w:t xml:space="preserve">Current vs replaced pro forma</w:t>
-      </w:r>
-      <w:r>
-        <w:t xml:space="preserve"> </w:t>
-      </w:r>
-      <w:r>
-        <w:t xml:space="preserve">=</w:t>
-      </w:r>
-      <w:r>
-        <w:t xml:space="preserve"> </w:t>
-      </w:r>
-      <w:r>
-        <w:rPr>
           <w:rStyle w:val="VerbatimChar"/>
         </w:rPr>
-        <w:t xml:space="preserve">status</w:t>
-      </w:r>
-      <w:r>
-        <w:t xml:space="preserve"> </w:t>
-      </w:r>
-      <w:r>
-        <w:t xml:space="preserve">+</w:t>
+        <w:t xml:space="preserve">rated_event.invoice_id</w:t>
+      </w:r>
+      <w:r>
+        <w:t xml:space="preserve"> </w:t>
+      </w:r>
+      <w:r>
+        <w:t xml:space="preserve">(the POSTPAID settlement ref) added by the link-rated-events migration.</w:t>
       </w:r>
       <w:r>
         <w:t xml:space="preserve"> </w:t>
@@ -30159,13 +30132,13 @@
         <w:rPr>
           <w:rStyle w:val="VerbatimChar"/>
         </w:rPr>
-        <w:t xml:space="preserve">superseded_by</w:t>
-      </w:r>
-      <w:r>
-        <w:t xml:space="preserve"> </w:t>
-      </w:r>
-      <w:r>
-        <w:t xml:space="preserve">(the supersede chain), deduped by</w:t>
+        <w:t xml:space="preserve">account_credit_balance</w:t>
+      </w:r>
+      <w:r>
+        <w:t xml:space="preserve"> </w:t>
+      </w:r>
+      <w:r>
+        <w:t xml:space="preserve">PK is</w:t>
       </w:r>
       <w:r>
         <w:t xml:space="preserve"> </w:t>
@@ -30174,110 +30147,1510 @@
         <w:rPr>
           <w:rStyle w:val="VerbatimChar"/>
         </w:rPr>
-        <w:t xml:space="preserve">idempotency_cycle_key</w:t>
-      </w:r>
-      <w:r>
-        <w:t xml:space="preserve">.</w:t>
+        <w:t xml:space="preserve">account_id</w:t>
+      </w:r>
+      <w:r>
+        <w:t xml:space="preserve"> </w:t>
+      </w:r>
+      <w:r>
+        <w:t xml:space="preserve">(one balance row per account).</w:t>
       </w:r>
     </w:p>
     <w:p>
       <w:pPr>
-        <w:numPr>
-          <w:ilvl w:val="0"/>
-          <w:numId w:val="1014"/>
-        </w:numPr>
-        <w:pStyle w:val="Compact"/>
+        <w:pStyle w:val="SourceCode"/>
       </w:pPr>
       <w:r>
         <w:rPr>
-          <w:bCs/>
-          <w:b/>
-        </w:rPr>
-        <w:t xml:space="preserve">Billed yet?</w:t>
-      </w:r>
-      <w:r>
-        <w:t xml:space="preserve"> </w:t>
-      </w:r>
-      <w:r>
-        <w:t xml:space="preserve">=</w:t>
-      </w:r>
-      <w:r>
-        <w:t xml:space="preserve"> </w:t>
-      </w:r>
-      <w:r>
-        <w:rPr>
-          <w:rStyle w:val="VerbatimChar"/>
-        </w:rPr>
-        <w:t xml:space="preserve">rated_event.billed</w:t>
-      </w:r>
-      <w:r>
-        <w:t xml:space="preserve"> </w:t>
-      </w:r>
-      <w:r>
-        <w:t xml:space="preserve">+</w:t>
-      </w:r>
-      <w:r>
-        <w:t xml:space="preserve"> </w:t>
-      </w:r>
-      <w:r>
-        <w:rPr>
-          <w:rStyle w:val="VerbatimChar"/>
-        </w:rPr>
-        <w:t xml:space="preserve">invoice_id</w:t>
-      </w:r>
-      <w:r>
-        <w:t xml:space="preserve"> </w:t>
-      </w:r>
-      <w:r>
-        <w:t xml:space="preserve">(false = swept at next close).</w:t>
+          <w:rStyle w:val="FunctionTok"/>
+        </w:rPr>
+        <w:t xml:space="preserve">{</w:t>
+      </w:r>
+      <w:r>
+        <w:rPr>
+          <w:rStyle w:val="NormalTok"/>
+        </w:rPr>
+        <w:t xml:space="preserve"> </w:t>
+      </w:r>
+      <w:r>
+        <w:rPr>
+          <w:rStyle w:val="DataTypeTok"/>
+        </w:rPr>
+        <w:t xml:space="preserve">"pro_forma_id"</w:t>
+      </w:r>
+      <w:r>
+        <w:rPr>
+          <w:rStyle w:val="FunctionTok"/>
+        </w:rPr>
+        <w:t xml:space="preserve">:</w:t>
+      </w:r>
+      <w:r>
+        <w:rPr>
+          <w:rStyle w:val="StringTok"/>
+        </w:rPr>
+        <w:t xml:space="preserve">"pf_1"</w:t>
+      </w:r>
+      <w:r>
+        <w:rPr>
+          <w:rStyle w:val="FunctionTok"/>
+        </w:rPr>
+        <w:t xml:space="preserve">,</w:t>
+      </w:r>
+      <w:r>
+        <w:rPr>
+          <w:rStyle w:val="DataTypeTok"/>
+        </w:rPr>
+        <w:t xml:space="preserve">"operator_code"</w:t>
+      </w:r>
+      <w:r>
+        <w:rPr>
+          <w:rStyle w:val="FunctionTok"/>
+        </w:rPr>
+        <w:t xml:space="preserve">:</w:t>
+      </w:r>
+      <w:r>
+        <w:rPr>
+          <w:rStyle w:val="StringTok"/>
+        </w:rPr>
+        <w:t xml:space="preserve">"WIK"</w:t>
+      </w:r>
+      <w:r>
+        <w:rPr>
+          <w:rStyle w:val="FunctionTok"/>
+        </w:rPr>
+        <w:t xml:space="preserve">,</w:t>
+      </w:r>
+      <w:r>
+        <w:rPr>
+          <w:rStyle w:val="DataTypeTok"/>
+        </w:rPr>
+        <w:t xml:space="preserve">"subscription_id"</w:t>
+      </w:r>
+      <w:r>
+        <w:rPr>
+          <w:rStyle w:val="FunctionTok"/>
+        </w:rPr>
+        <w:t xml:space="preserve">:</w:t>
+      </w:r>
+      <w:r>
+        <w:rPr>
+          <w:rStyle w:val="StringTok"/>
+        </w:rPr>
+        <w:t xml:space="preserve">"sub_2"</w:t>
+      </w:r>
+      <w:r>
+        <w:rPr>
+          <w:rStyle w:val="FunctionTok"/>
+        </w:rPr>
+        <w:t xml:space="preserve">,</w:t>
+      </w:r>
+      <w:r>
+        <w:rPr>
+          <w:rStyle w:val="DataTypeTok"/>
+        </w:rPr>
+        <w:t xml:space="preserve">"customer_id"</w:t>
+      </w:r>
+      <w:r>
+        <w:rPr>
+          <w:rStyle w:val="FunctionTok"/>
+        </w:rPr>
+        <w:t xml:space="preserve">:</w:t>
+      </w:r>
+      <w:r>
+        <w:rPr>
+          <w:rStyle w:val="StringTok"/>
+        </w:rPr>
+        <w:t xml:space="preserve">"cust_3"</w:t>
+      </w:r>
+      <w:r>
+        <w:rPr>
+          <w:rStyle w:val="FunctionTok"/>
+        </w:rPr>
+        <w:t xml:space="preserve">,</w:t>
+      </w:r>
+      <w:r>
+        <w:rPr>
+          <w:rStyle w:val="DataTypeTok"/>
+        </w:rPr>
+        <w:t xml:space="preserve">"currency"</w:t>
+      </w:r>
+      <w:r>
+        <w:rPr>
+          <w:rStyle w:val="FunctionTok"/>
+        </w:rPr>
+        <w:t xml:space="preserve">:</w:t>
+      </w:r>
+      <w:r>
+        <w:rPr>
+          <w:rStyle w:val="StringTok"/>
+        </w:rPr>
+        <w:t xml:space="preserve">"KES"</w:t>
+      </w:r>
+      <w:r>
+        <w:rPr>
+          <w:rStyle w:val="FunctionTok"/>
+        </w:rPr>
+        <w:t xml:space="preserve">,</w:t>
+      </w:r>
+      <w:r>
+        <w:rPr>
+          <w:rStyle w:val="DataTypeTok"/>
+        </w:rPr>
+        <w:t xml:space="preserve">"total_amount"</w:t>
+      </w:r>
+      <w:r>
+        <w:rPr>
+          <w:rStyle w:val="FunctionTok"/>
+        </w:rPr>
+        <w:t xml:space="preserve">:</w:t>
+      </w:r>
+      <w:r>
+        <w:rPr>
+          <w:rStyle w:val="FloatTok"/>
+        </w:rPr>
+        <w:t xml:space="preserve">1500.00</w:t>
+      </w:r>
+      <w:r>
+        <w:rPr>
+          <w:rStyle w:val="FunctionTok"/>
+        </w:rPr>
+        <w:t xml:space="preserve">,</w:t>
+      </w:r>
+      <w:r>
+        <w:rPr>
+          <w:rStyle w:val="DataTypeTok"/>
+        </w:rPr>
+        <w:t xml:space="preserve">"lines"</w:t>
+      </w:r>
+      <w:r>
+        <w:rPr>
+          <w:rStyle w:val="FunctionTok"/>
+        </w:rPr>
+        <w:t xml:space="preserve">:</w:t>
+      </w:r>
+      <w:r>
+        <w:rPr>
+          <w:rStyle w:val="OtherTok"/>
+        </w:rPr>
+        <w:t xml:space="preserve">[</w:t>
+      </w:r>
+      <w:r>
+        <w:rPr>
+          <w:rStyle w:val="FunctionTok"/>
+        </w:rPr>
+        <w:t xml:space="preserve">{</w:t>
+      </w:r>
+      <w:r>
+        <w:rPr>
+          <w:rStyle w:val="DataTypeTok"/>
+        </w:rPr>
+        <w:t xml:space="preserve">"desc"</w:t>
+      </w:r>
+      <w:r>
+        <w:rPr>
+          <w:rStyle w:val="FunctionTok"/>
+        </w:rPr>
+        <w:t xml:space="preserve">:</w:t>
+      </w:r>
+      <w:r>
+        <w:rPr>
+          <w:rStyle w:val="StringTok"/>
+        </w:rPr>
+        <w:t xml:space="preserve">"Internet 100M"</w:t>
+      </w:r>
+      <w:r>
+        <w:rPr>
+          <w:rStyle w:val="FunctionTok"/>
+        </w:rPr>
+        <w:t xml:space="preserve">,</w:t>
+      </w:r>
+      <w:r>
+        <w:rPr>
+          <w:rStyle w:val="DataTypeTok"/>
+        </w:rPr>
+        <w:t xml:space="preserve">"amount"</w:t>
+      </w:r>
+      <w:r>
+        <w:rPr>
+          <w:rStyle w:val="FunctionTok"/>
+        </w:rPr>
+        <w:t xml:space="preserve">:</w:t>
+      </w:r>
+      <w:r>
+        <w:rPr>
+          <w:rStyle w:val="FloatTok"/>
+        </w:rPr>
+        <w:t xml:space="preserve">1500.00</w:t>
+      </w:r>
+      <w:r>
+        <w:rPr>
+          <w:rStyle w:val="FunctionTok"/>
+        </w:rPr>
+        <w:t xml:space="preserve">}</w:t>
+      </w:r>
+      <w:r>
+        <w:rPr>
+          <w:rStyle w:val="OtherTok"/>
+        </w:rPr>
+        <w:t xml:space="preserve">]</w:t>
+      </w:r>
+      <w:r>
+        <w:rPr>
+          <w:rStyle w:val="FunctionTok"/>
+        </w:rPr>
+        <w:t xml:space="preserve">,</w:t>
+      </w:r>
+      <w:r>
+        <w:rPr>
+          <w:rStyle w:val="DataTypeTok"/>
+        </w:rPr>
+        <w:t xml:space="preserve">"customer_snapshot"</w:t>
+      </w:r>
+      <w:r>
+        <w:rPr>
+          <w:rStyle w:val="FunctionTok"/>
+        </w:rPr>
+        <w:t xml:space="preserve">:{</w:t>
+      </w:r>
+      <w:r>
+        <w:rPr>
+          <w:rStyle w:val="DataTypeTok"/>
+        </w:rPr>
+        <w:t xml:space="preserve">"name"</w:t>
+      </w:r>
+      <w:r>
+        <w:rPr>
+          <w:rStyle w:val="FunctionTok"/>
+        </w:rPr>
+        <w:t xml:space="preserve">:</w:t>
+      </w:r>
+      <w:r>
+        <w:rPr>
+          <w:rStyle w:val="StringTok"/>
+        </w:rPr>
+        <w:t xml:space="preserve">"Acme Ltd"</w:t>
+      </w:r>
+      <w:r>
+        <w:rPr>
+          <w:rStyle w:val="FunctionTok"/>
+        </w:rPr>
+        <w:t xml:space="preserve">},</w:t>
+      </w:r>
+      <w:r>
+        <w:rPr>
+          <w:rStyle w:val="DataTypeTok"/>
+        </w:rPr>
+        <w:t xml:space="preserve">"cycle_end"</w:t>
+      </w:r>
+      <w:r>
+        <w:rPr>
+          <w:rStyle w:val="FunctionTok"/>
+        </w:rPr>
+        <w:t xml:space="preserve">:</w:t>
+      </w:r>
+      <w:r>
+        <w:rPr>
+          <w:rStyle w:val="StringTok"/>
+        </w:rPr>
+        <w:t xml:space="preserve">"2026-07-01T00:00:00Z"</w:t>
+      </w:r>
+      <w:r>
+        <w:rPr>
+          <w:rStyle w:val="FunctionTok"/>
+        </w:rPr>
+        <w:t xml:space="preserve">,</w:t>
+      </w:r>
+      <w:r>
+        <w:rPr>
+          <w:rStyle w:val="DataTypeTok"/>
+        </w:rPr>
+        <w:t xml:space="preserve">"idempotency_cycle_key"</w:t>
+      </w:r>
+      <w:r>
+        <w:rPr>
+          <w:rStyle w:val="FunctionTok"/>
+        </w:rPr>
+        <w:t xml:space="preserve">:</w:t>
+      </w:r>
+      <w:r>
+        <w:rPr>
+          <w:rStyle w:val="StringTok"/>
+        </w:rPr>
+        <w:t xml:space="preserve">"cycle_2026_07_sub_2"</w:t>
+      </w:r>
+      <w:r>
+        <w:rPr>
+          <w:rStyle w:val="FunctionTok"/>
+        </w:rPr>
+        <w:t xml:space="preserve">,</w:t>
+      </w:r>
+      <w:r>
+        <w:rPr>
+          <w:rStyle w:val="DataTypeTok"/>
+        </w:rPr>
+        <w:t xml:space="preserve">"status"</w:t>
+      </w:r>
+      <w:r>
+        <w:rPr>
+          <w:rStyle w:val="FunctionTok"/>
+        </w:rPr>
+        <w:t xml:space="preserve">:</w:t>
+      </w:r>
+      <w:r>
+        <w:rPr>
+          <w:rStyle w:val="StringTok"/>
+        </w:rPr>
+        <w:t xml:space="preserve">"ACTIVE"</w:t>
+      </w:r>
+      <w:r>
+        <w:rPr>
+          <w:rStyle w:val="FunctionTok"/>
+        </w:rPr>
+        <w:t xml:space="preserve">,</w:t>
+      </w:r>
+      <w:r>
+        <w:rPr>
+          <w:rStyle w:val="DataTypeTok"/>
+        </w:rPr>
+        <w:t xml:space="preserve">"superseded_by"</w:t>
+      </w:r>
+      <w:r>
+        <w:rPr>
+          <w:rStyle w:val="FunctionTok"/>
+        </w:rPr>
+        <w:t xml:space="preserve">:</w:t>
+      </w:r>
+      <w:r>
+        <w:rPr>
+          <w:rStyle w:val="KeywordTok"/>
+        </w:rPr>
+        <w:t xml:space="preserve">null</w:t>
+      </w:r>
+      <w:r>
+        <w:rPr>
+          <w:rStyle w:val="NormalTok"/>
+        </w:rPr>
+        <w:t xml:space="preserve"> </w:t>
+      </w:r>
+      <w:r>
+        <w:rPr>
+          <w:rStyle w:val="FunctionTok"/>
+        </w:rPr>
+        <w:t xml:space="preserve">}</w:t>
+      </w:r>
+      <w:r>
+        <w:br/>
+      </w:r>
+      <w:r>
+        <w:rPr>
+          <w:rStyle w:val="FunctionTok"/>
+        </w:rPr>
+        <w:t xml:space="preserve">{</w:t>
+      </w:r>
+      <w:r>
+        <w:rPr>
+          <w:rStyle w:val="NormalTok"/>
+        </w:rPr>
+        <w:t xml:space="preserve"> </w:t>
+      </w:r>
+      <w:r>
+        <w:rPr>
+          <w:rStyle w:val="DataTypeTok"/>
+        </w:rPr>
+        <w:t xml:space="preserve">"pro_forma_id"</w:t>
+      </w:r>
+      <w:r>
+        <w:rPr>
+          <w:rStyle w:val="FunctionTok"/>
+        </w:rPr>
+        <w:t xml:space="preserve">:</w:t>
+      </w:r>
+      <w:r>
+        <w:rPr>
+          <w:rStyle w:val="StringTok"/>
+        </w:rPr>
+        <w:t xml:space="preserve">"pf_0"</w:t>
+      </w:r>
+      <w:r>
+        <w:rPr>
+          <w:rStyle w:val="FunctionTok"/>
+        </w:rPr>
+        <w:t xml:space="preserve">,</w:t>
+      </w:r>
+      <w:r>
+        <w:rPr>
+          <w:rStyle w:val="DataTypeTok"/>
+        </w:rPr>
+        <w:t xml:space="preserve">"operator_code"</w:t>
+      </w:r>
+      <w:r>
+        <w:rPr>
+          <w:rStyle w:val="FunctionTok"/>
+        </w:rPr>
+        <w:t xml:space="preserve">:</w:t>
+      </w:r>
+      <w:r>
+        <w:rPr>
+          <w:rStyle w:val="StringTok"/>
+        </w:rPr>
+        <w:t xml:space="preserve">"WIK"</w:t>
+      </w:r>
+      <w:r>
+        <w:rPr>
+          <w:rStyle w:val="FunctionTok"/>
+        </w:rPr>
+        <w:t xml:space="preserve">,</w:t>
+      </w:r>
+      <w:r>
+        <w:rPr>
+          <w:rStyle w:val="DataTypeTok"/>
+        </w:rPr>
+        <w:t xml:space="preserve">"subscription_id"</w:t>
+      </w:r>
+      <w:r>
+        <w:rPr>
+          <w:rStyle w:val="FunctionTok"/>
+        </w:rPr>
+        <w:t xml:space="preserve">:</w:t>
+      </w:r>
+      <w:r>
+        <w:rPr>
+          <w:rStyle w:val="StringTok"/>
+        </w:rPr>
+        <w:t xml:space="preserve">"sub_2"</w:t>
+      </w:r>
+      <w:r>
+        <w:rPr>
+          <w:rStyle w:val="FunctionTok"/>
+        </w:rPr>
+        <w:t xml:space="preserve">,</w:t>
+      </w:r>
+      <w:r>
+        <w:rPr>
+          <w:rStyle w:val="DataTypeTok"/>
+        </w:rPr>
+        <w:t xml:space="preserve">"customer_id"</w:t>
+      </w:r>
+      <w:r>
+        <w:rPr>
+          <w:rStyle w:val="FunctionTok"/>
+        </w:rPr>
+        <w:t xml:space="preserve">:</w:t>
+      </w:r>
+      <w:r>
+        <w:rPr>
+          <w:rStyle w:val="StringTok"/>
+        </w:rPr>
+        <w:t xml:space="preserve">"cust_3"</w:t>
+      </w:r>
+      <w:r>
+        <w:rPr>
+          <w:rStyle w:val="FunctionTok"/>
+        </w:rPr>
+        <w:t xml:space="preserve">,</w:t>
+      </w:r>
+      <w:r>
+        <w:rPr>
+          <w:rStyle w:val="DataTypeTok"/>
+        </w:rPr>
+        <w:t xml:space="preserve">"currency"</w:t>
+      </w:r>
+      <w:r>
+        <w:rPr>
+          <w:rStyle w:val="FunctionTok"/>
+        </w:rPr>
+        <w:t xml:space="preserve">:</w:t>
+      </w:r>
+      <w:r>
+        <w:rPr>
+          <w:rStyle w:val="StringTok"/>
+        </w:rPr>
+        <w:t xml:space="preserve">"KES"</w:t>
+      </w:r>
+      <w:r>
+        <w:rPr>
+          <w:rStyle w:val="FunctionTok"/>
+        </w:rPr>
+        <w:t xml:space="preserve">,</w:t>
+      </w:r>
+      <w:r>
+        <w:rPr>
+          <w:rStyle w:val="DataTypeTok"/>
+        </w:rPr>
+        <w:t xml:space="preserve">"total_amount"</w:t>
+      </w:r>
+      <w:r>
+        <w:rPr>
+          <w:rStyle w:val="FunctionTok"/>
+        </w:rPr>
+        <w:t xml:space="preserve">:</w:t>
+      </w:r>
+      <w:r>
+        <w:rPr>
+          <w:rStyle w:val="FloatTok"/>
+        </w:rPr>
+        <w:t xml:space="preserve">1400.00</w:t>
+      </w:r>
+      <w:r>
+        <w:rPr>
+          <w:rStyle w:val="FunctionTok"/>
+        </w:rPr>
+        <w:t xml:space="preserve">,</w:t>
+      </w:r>
+      <w:r>
+        <w:rPr>
+          <w:rStyle w:val="DataTypeTok"/>
+        </w:rPr>
+        <w:t xml:space="preserve">"lines"</w:t>
+      </w:r>
+      <w:r>
+        <w:rPr>
+          <w:rStyle w:val="FunctionTok"/>
+        </w:rPr>
+        <w:t xml:space="preserve">:</w:t>
+      </w:r>
+      <w:r>
+        <w:rPr>
+          <w:rStyle w:val="OtherTok"/>
+        </w:rPr>
+        <w:t xml:space="preserve">[</w:t>
+      </w:r>
+      <w:r>
+        <w:rPr>
+          <w:rStyle w:val="FunctionTok"/>
+        </w:rPr>
+        <w:t xml:space="preserve">{</w:t>
+      </w:r>
+      <w:r>
+        <w:rPr>
+          <w:rStyle w:val="DataTypeTok"/>
+        </w:rPr>
+        <w:t xml:space="preserve">"desc"</w:t>
+      </w:r>
+      <w:r>
+        <w:rPr>
+          <w:rStyle w:val="FunctionTok"/>
+        </w:rPr>
+        <w:t xml:space="preserve">:</w:t>
+      </w:r>
+      <w:r>
+        <w:rPr>
+          <w:rStyle w:val="StringTok"/>
+        </w:rPr>
+        <w:t xml:space="preserve">"Internet 100M"</w:t>
+      </w:r>
+      <w:r>
+        <w:rPr>
+          <w:rStyle w:val="FunctionTok"/>
+        </w:rPr>
+        <w:t xml:space="preserve">,</w:t>
+      </w:r>
+      <w:r>
+        <w:rPr>
+          <w:rStyle w:val="DataTypeTok"/>
+        </w:rPr>
+        <w:t xml:space="preserve">"amount"</w:t>
+      </w:r>
+      <w:r>
+        <w:rPr>
+          <w:rStyle w:val="FunctionTok"/>
+        </w:rPr>
+        <w:t xml:space="preserve">:</w:t>
+      </w:r>
+      <w:r>
+        <w:rPr>
+          <w:rStyle w:val="FloatTok"/>
+        </w:rPr>
+        <w:t xml:space="preserve">1400.00</w:t>
+      </w:r>
+      <w:r>
+        <w:rPr>
+          <w:rStyle w:val="FunctionTok"/>
+        </w:rPr>
+        <w:t xml:space="preserve">}</w:t>
+      </w:r>
+      <w:r>
+        <w:rPr>
+          <w:rStyle w:val="OtherTok"/>
+        </w:rPr>
+        <w:t xml:space="preserve">]</w:t>
+      </w:r>
+      <w:r>
+        <w:rPr>
+          <w:rStyle w:val="FunctionTok"/>
+        </w:rPr>
+        <w:t xml:space="preserve">,</w:t>
+      </w:r>
+      <w:r>
+        <w:rPr>
+          <w:rStyle w:val="DataTypeTok"/>
+        </w:rPr>
+        <w:t xml:space="preserve">"customer_snapshot"</w:t>
+      </w:r>
+      <w:r>
+        <w:rPr>
+          <w:rStyle w:val="FunctionTok"/>
+        </w:rPr>
+        <w:t xml:space="preserve">:{</w:t>
+      </w:r>
+      <w:r>
+        <w:rPr>
+          <w:rStyle w:val="DataTypeTok"/>
+        </w:rPr>
+        <w:t xml:space="preserve">"name"</w:t>
+      </w:r>
+      <w:r>
+        <w:rPr>
+          <w:rStyle w:val="FunctionTok"/>
+        </w:rPr>
+        <w:t xml:space="preserve">:</w:t>
+      </w:r>
+      <w:r>
+        <w:rPr>
+          <w:rStyle w:val="StringTok"/>
+        </w:rPr>
+        <w:t xml:space="preserve">"Acme Ltd"</w:t>
+      </w:r>
+      <w:r>
+        <w:rPr>
+          <w:rStyle w:val="FunctionTok"/>
+        </w:rPr>
+        <w:t xml:space="preserve">},</w:t>
+      </w:r>
+      <w:r>
+        <w:rPr>
+          <w:rStyle w:val="DataTypeTok"/>
+        </w:rPr>
+        <w:t xml:space="preserve">"cycle_end"</w:t>
+      </w:r>
+      <w:r>
+        <w:rPr>
+          <w:rStyle w:val="FunctionTok"/>
+        </w:rPr>
+        <w:t xml:space="preserve">:</w:t>
+      </w:r>
+      <w:r>
+        <w:rPr>
+          <w:rStyle w:val="StringTok"/>
+        </w:rPr>
+        <w:t xml:space="preserve">"2026-07-01T00:00:00Z"</w:t>
+      </w:r>
+      <w:r>
+        <w:rPr>
+          <w:rStyle w:val="FunctionTok"/>
+        </w:rPr>
+        <w:t xml:space="preserve">,</w:t>
+      </w:r>
+      <w:r>
+        <w:rPr>
+          <w:rStyle w:val="DataTypeTok"/>
+        </w:rPr>
+        <w:t xml:space="preserve">"idempotency_cycle_key"</w:t>
+      </w:r>
+      <w:r>
+        <w:rPr>
+          <w:rStyle w:val="FunctionTok"/>
+        </w:rPr>
+        <w:t xml:space="preserve">:</w:t>
+      </w:r>
+      <w:r>
+        <w:rPr>
+          <w:rStyle w:val="StringTok"/>
+        </w:rPr>
+        <w:t xml:space="preserve">"cycle_2026_07_sub_2_v0"</w:t>
+      </w:r>
+      <w:r>
+        <w:rPr>
+          <w:rStyle w:val="FunctionTok"/>
+        </w:rPr>
+        <w:t xml:space="preserve">,</w:t>
+      </w:r>
+      <w:r>
+        <w:rPr>
+          <w:rStyle w:val="DataTypeTok"/>
+        </w:rPr>
+        <w:t xml:space="preserve">"status"</w:t>
+      </w:r>
+      <w:r>
+        <w:rPr>
+          <w:rStyle w:val="FunctionTok"/>
+        </w:rPr>
+        <w:t xml:space="preserve">:</w:t>
+      </w:r>
+      <w:r>
+        <w:rPr>
+          <w:rStyle w:val="StringTok"/>
+        </w:rPr>
+        <w:t xml:space="preserve">"SUPERSEDED"</w:t>
+      </w:r>
+      <w:r>
+        <w:rPr>
+          <w:rStyle w:val="FunctionTok"/>
+        </w:rPr>
+        <w:t xml:space="preserve">,</w:t>
+      </w:r>
+      <w:r>
+        <w:rPr>
+          <w:rStyle w:val="DataTypeTok"/>
+        </w:rPr>
+        <w:t xml:space="preserve">"superseded_by"</w:t>
+      </w:r>
+      <w:r>
+        <w:rPr>
+          <w:rStyle w:val="FunctionTok"/>
+        </w:rPr>
+        <w:t xml:space="preserve">:</w:t>
+      </w:r>
+      <w:r>
+        <w:rPr>
+          <w:rStyle w:val="StringTok"/>
+        </w:rPr>
+        <w:t xml:space="preserve">"pf_1"</w:t>
+      </w:r>
+      <w:r>
+        <w:rPr>
+          <w:rStyle w:val="NormalTok"/>
+        </w:rPr>
+        <w:t xml:space="preserve"> </w:t>
+      </w:r>
+      <w:r>
+        <w:rPr>
+          <w:rStyle w:val="FunctionTok"/>
+        </w:rPr>
+        <w:t xml:space="preserve">}</w:t>
+      </w:r>
+      <w:r>
+        <w:br/>
+      </w:r>
+      <w:r>
+        <w:rPr>
+          <w:rStyle w:val="ErrorTok"/>
+        </w:rPr>
+        <w:t xml:space="preserve">//</w:t>
+      </w:r>
+      <w:r>
+        <w:rPr>
+          <w:rStyle w:val="NormalTok"/>
+        </w:rPr>
+        <w:t xml:space="preserve"> </w:t>
+      </w:r>
+      <w:r>
+        <w:rPr>
+          <w:rStyle w:val="ErrorTok"/>
+        </w:rPr>
+        <w:t xml:space="preserve">rated_event</w:t>
+      </w:r>
+      <w:r>
+        <w:br/>
+      </w:r>
+      <w:r>
+        <w:rPr>
+          <w:rStyle w:val="FunctionTok"/>
+        </w:rPr>
+        <w:t xml:space="preserve">{</w:t>
+      </w:r>
+      <w:r>
+        <w:rPr>
+          <w:rStyle w:val="NormalTok"/>
+        </w:rPr>
+        <w:t xml:space="preserve"> </w:t>
+      </w:r>
+      <w:r>
+        <w:rPr>
+          <w:rStyle w:val="DataTypeTok"/>
+        </w:rPr>
+        <w:t xml:space="preserve">"rated_id"</w:t>
+      </w:r>
+      <w:r>
+        <w:rPr>
+          <w:rStyle w:val="FunctionTok"/>
+        </w:rPr>
+        <w:t xml:space="preserve">:</w:t>
+      </w:r>
+      <w:r>
+        <w:rPr>
+          <w:rStyle w:val="StringTok"/>
+        </w:rPr>
+        <w:t xml:space="preserve">"rat_1"</w:t>
+      </w:r>
+      <w:r>
+        <w:rPr>
+          <w:rStyle w:val="FunctionTok"/>
+        </w:rPr>
+        <w:t xml:space="preserve">,</w:t>
+      </w:r>
+      <w:r>
+        <w:rPr>
+          <w:rStyle w:val="DataTypeTok"/>
+        </w:rPr>
+        <w:t xml:space="preserve">"operator_code"</w:t>
+      </w:r>
+      <w:r>
+        <w:rPr>
+          <w:rStyle w:val="FunctionTok"/>
+        </w:rPr>
+        <w:t xml:space="preserve">:</w:t>
+      </w:r>
+      <w:r>
+        <w:rPr>
+          <w:rStyle w:val="StringTok"/>
+        </w:rPr>
+        <w:t xml:space="preserve">"WIK"</w:t>
+      </w:r>
+      <w:r>
+        <w:rPr>
+          <w:rStyle w:val="FunctionTok"/>
+        </w:rPr>
+        <w:t xml:space="preserve">,</w:t>
+      </w:r>
+      <w:r>
+        <w:rPr>
+          <w:rStyle w:val="DataTypeTok"/>
+        </w:rPr>
+        <w:t xml:space="preserve">"usage_id"</w:t>
+      </w:r>
+      <w:r>
+        <w:rPr>
+          <w:rStyle w:val="FunctionTok"/>
+        </w:rPr>
+        <w:t xml:space="preserve">:</w:t>
+      </w:r>
+      <w:r>
+        <w:rPr>
+          <w:rStyle w:val="StringTok"/>
+        </w:rPr>
+        <w:t xml:space="preserve">"usg_1"</w:t>
+      </w:r>
+      <w:r>
+        <w:rPr>
+          <w:rStyle w:val="FunctionTok"/>
+        </w:rPr>
+        <w:t xml:space="preserve">,</w:t>
+      </w:r>
+      <w:r>
+        <w:rPr>
+          <w:rStyle w:val="DataTypeTok"/>
+        </w:rPr>
+        <w:t xml:space="preserve">"subscription_id"</w:t>
+      </w:r>
+      <w:r>
+        <w:rPr>
+          <w:rStyle w:val="FunctionTok"/>
+        </w:rPr>
+        <w:t xml:space="preserve">:</w:t>
+      </w:r>
+      <w:r>
+        <w:rPr>
+          <w:rStyle w:val="StringTok"/>
+        </w:rPr>
+        <w:t xml:space="preserve">"sub_1"</w:t>
+      </w:r>
+      <w:r>
+        <w:rPr>
+          <w:rStyle w:val="FunctionTok"/>
+        </w:rPr>
+        <w:t xml:space="preserve">,</w:t>
+      </w:r>
+      <w:r>
+        <w:rPr>
+          <w:rStyle w:val="DataTypeTok"/>
+        </w:rPr>
+        <w:t xml:space="preserve">"tariff_code"</w:t>
+      </w:r>
+      <w:r>
+        <w:rPr>
+          <w:rStyle w:val="FunctionTok"/>
+        </w:rPr>
+        <w:t xml:space="preserve">:</w:t>
+      </w:r>
+      <w:r>
+        <w:rPr>
+          <w:rStyle w:val="StringTok"/>
+        </w:rPr>
+        <w:t xml:space="preserve">"VOICE_LOCAL"</w:t>
+      </w:r>
+      <w:r>
+        <w:rPr>
+          <w:rStyle w:val="FunctionTok"/>
+        </w:rPr>
+        <w:t xml:space="preserve">,</w:t>
+      </w:r>
+      <w:r>
+        <w:rPr>
+          <w:rStyle w:val="DataTypeTok"/>
+        </w:rPr>
+        <w:t xml:space="preserve">"rate"</w:t>
+      </w:r>
+      <w:r>
+        <w:rPr>
+          <w:rStyle w:val="FunctionTok"/>
+        </w:rPr>
+        <w:t xml:space="preserve">:</w:t>
+      </w:r>
+      <w:r>
+        <w:rPr>
+          <w:rStyle w:val="FloatTok"/>
+        </w:rPr>
+        <w:t xml:space="preserve">2.0000</w:t>
+      </w:r>
+      <w:r>
+        <w:rPr>
+          <w:rStyle w:val="FunctionTok"/>
+        </w:rPr>
+        <w:t xml:space="preserve">,</w:t>
+      </w:r>
+      <w:r>
+        <w:rPr>
+          <w:rStyle w:val="DataTypeTok"/>
+        </w:rPr>
+        <w:t xml:space="preserve">"amount"</w:t>
+      </w:r>
+      <w:r>
+        <w:rPr>
+          <w:rStyle w:val="FunctionTok"/>
+        </w:rPr>
+        <w:t xml:space="preserve">:</w:t>
+      </w:r>
+      <w:r>
+        <w:rPr>
+          <w:rStyle w:val="FloatTok"/>
+        </w:rPr>
+        <w:t xml:space="preserve">12.5000</w:t>
+      </w:r>
+      <w:r>
+        <w:rPr>
+          <w:rStyle w:val="FunctionTok"/>
+        </w:rPr>
+        <w:t xml:space="preserve">,</w:t>
+      </w:r>
+      <w:r>
+        <w:rPr>
+          <w:rStyle w:val="DataTypeTok"/>
+        </w:rPr>
+        <w:t xml:space="preserve">"currency"</w:t>
+      </w:r>
+      <w:r>
+        <w:rPr>
+          <w:rStyle w:val="FunctionTok"/>
+        </w:rPr>
+        <w:t xml:space="preserve">:</w:t>
+      </w:r>
+      <w:r>
+        <w:rPr>
+          <w:rStyle w:val="StringTok"/>
+        </w:rPr>
+        <w:t xml:space="preserve">"KES"</w:t>
+      </w:r>
+      <w:r>
+        <w:rPr>
+          <w:rStyle w:val="FunctionTok"/>
+        </w:rPr>
+        <w:t xml:space="preserve">,</w:t>
+      </w:r>
+      <w:r>
+        <w:rPr>
+          <w:rStyle w:val="DataTypeTok"/>
+        </w:rPr>
+        <w:t xml:space="preserve">"billed"</w:t>
+      </w:r>
+      <w:r>
+        <w:rPr>
+          <w:rStyle w:val="FunctionTok"/>
+        </w:rPr>
+        <w:t xml:space="preserve">:</w:t>
+      </w:r>
+      <w:r>
+        <w:rPr>
+          <w:rStyle w:val="KeywordTok"/>
+        </w:rPr>
+        <w:t xml:space="preserve">false</w:t>
+      </w:r>
+      <w:r>
+        <w:rPr>
+          <w:rStyle w:val="FunctionTok"/>
+        </w:rPr>
+        <w:t xml:space="preserve">,</w:t>
+      </w:r>
+      <w:r>
+        <w:rPr>
+          <w:rStyle w:val="DataTypeTok"/>
+        </w:rPr>
+        <w:t xml:space="preserve">"invoice_id"</w:t>
+      </w:r>
+      <w:r>
+        <w:rPr>
+          <w:rStyle w:val="FunctionTok"/>
+        </w:rPr>
+        <w:t xml:space="preserve">:</w:t>
+      </w:r>
+      <w:r>
+        <w:rPr>
+          <w:rStyle w:val="KeywordTok"/>
+        </w:rPr>
+        <w:t xml:space="preserve">null</w:t>
+      </w:r>
+      <w:r>
+        <w:rPr>
+          <w:rStyle w:val="NormalTok"/>
+        </w:rPr>
+        <w:t xml:space="preserve"> </w:t>
+      </w:r>
+      <w:r>
+        <w:rPr>
+          <w:rStyle w:val="FunctionTok"/>
+        </w:rPr>
+        <w:t xml:space="preserve">}</w:t>
+      </w:r>
+      <w:r>
+        <w:br/>
+      </w:r>
+      <w:r>
+        <w:rPr>
+          <w:rStyle w:val="FunctionTok"/>
+        </w:rPr>
+        <w:t xml:space="preserve">{</w:t>
+      </w:r>
+      <w:r>
+        <w:rPr>
+          <w:rStyle w:val="NormalTok"/>
+        </w:rPr>
+        <w:t xml:space="preserve"> </w:t>
+      </w:r>
+      <w:r>
+        <w:rPr>
+          <w:rStyle w:val="DataTypeTok"/>
+        </w:rPr>
+        <w:t xml:space="preserve">"rated_id"</w:t>
+      </w:r>
+      <w:r>
+        <w:rPr>
+          <w:rStyle w:val="FunctionTok"/>
+        </w:rPr>
+        <w:t xml:space="preserve">:</w:t>
+      </w:r>
+      <w:r>
+        <w:rPr>
+          <w:rStyle w:val="StringTok"/>
+        </w:rPr>
+        <w:t xml:space="preserve">"rat_2"</w:t>
+      </w:r>
+      <w:r>
+        <w:rPr>
+          <w:rStyle w:val="FunctionTok"/>
+        </w:rPr>
+        <w:t xml:space="preserve">,</w:t>
+      </w:r>
+      <w:r>
+        <w:rPr>
+          <w:rStyle w:val="DataTypeTok"/>
+        </w:rPr>
+        <w:t xml:space="preserve">"operator_code"</w:t>
+      </w:r>
+      <w:r>
+        <w:rPr>
+          <w:rStyle w:val="FunctionTok"/>
+        </w:rPr>
+        <w:t xml:space="preserve">:</w:t>
+      </w:r>
+      <w:r>
+        <w:rPr>
+          <w:rStyle w:val="StringTok"/>
+        </w:rPr>
+        <w:t xml:space="preserve">"WIK"</w:t>
+      </w:r>
+      <w:r>
+        <w:rPr>
+          <w:rStyle w:val="FunctionTok"/>
+        </w:rPr>
+        <w:t xml:space="preserve">,</w:t>
+      </w:r>
+      <w:r>
+        <w:rPr>
+          <w:rStyle w:val="DataTypeTok"/>
+        </w:rPr>
+        <w:t xml:space="preserve">"usage_id"</w:t>
+      </w:r>
+      <w:r>
+        <w:rPr>
+          <w:rStyle w:val="FunctionTok"/>
+        </w:rPr>
+        <w:t xml:space="preserve">:</w:t>
+      </w:r>
+      <w:r>
+        <w:rPr>
+          <w:rStyle w:val="StringTok"/>
+        </w:rPr>
+        <w:t xml:space="preserve">"usg_2"</w:t>
+      </w:r>
+      <w:r>
+        <w:rPr>
+          <w:rStyle w:val="FunctionTok"/>
+        </w:rPr>
+        <w:t xml:space="preserve">,</w:t>
+      </w:r>
+      <w:r>
+        <w:rPr>
+          <w:rStyle w:val="DataTypeTok"/>
+        </w:rPr>
+        <w:t xml:space="preserve">"subscription_id"</w:t>
+      </w:r>
+      <w:r>
+        <w:rPr>
+          <w:rStyle w:val="FunctionTok"/>
+        </w:rPr>
+        <w:t xml:space="preserve">:</w:t>
+      </w:r>
+      <w:r>
+        <w:rPr>
+          <w:rStyle w:val="StringTok"/>
+        </w:rPr>
+        <w:t xml:space="preserve">"sub_1"</w:t>
+      </w:r>
+      <w:r>
+        <w:rPr>
+          <w:rStyle w:val="FunctionTok"/>
+        </w:rPr>
+        <w:t xml:space="preserve">,</w:t>
+      </w:r>
+      <w:r>
+        <w:rPr>
+          <w:rStyle w:val="DataTypeTok"/>
+        </w:rPr>
+        <w:t xml:space="preserve">"tariff_code"</w:t>
+      </w:r>
+      <w:r>
+        <w:rPr>
+          <w:rStyle w:val="FunctionTok"/>
+        </w:rPr>
+        <w:t xml:space="preserve">:</w:t>
+      </w:r>
+      <w:r>
+        <w:rPr>
+          <w:rStyle w:val="StringTok"/>
+        </w:rPr>
+        <w:t xml:space="preserve">"VOICE_INTL_UK"</w:t>
+      </w:r>
+      <w:r>
+        <w:rPr>
+          <w:rStyle w:val="FunctionTok"/>
+        </w:rPr>
+        <w:t xml:space="preserve">,</w:t>
+      </w:r>
+      <w:r>
+        <w:rPr>
+          <w:rStyle w:val="DataTypeTok"/>
+        </w:rPr>
+        <w:t xml:space="preserve">"rate"</w:t>
+      </w:r>
+      <w:r>
+        <w:rPr>
+          <w:rStyle w:val="FunctionTok"/>
+        </w:rPr>
+        <w:t xml:space="preserve">:</w:t>
+      </w:r>
+      <w:r>
+        <w:rPr>
+          <w:rStyle w:val="FloatTok"/>
+        </w:rPr>
+        <w:t xml:space="preserve">15.0000</w:t>
+      </w:r>
+      <w:r>
+        <w:rPr>
+          <w:rStyle w:val="FunctionTok"/>
+        </w:rPr>
+        <w:t xml:space="preserve">,</w:t>
+      </w:r>
+      <w:r>
+        <w:rPr>
+          <w:rStyle w:val="DataTypeTok"/>
+        </w:rPr>
+        <w:t xml:space="preserve">"amount"</w:t>
+      </w:r>
+      <w:r>
+        <w:rPr>
+          <w:rStyle w:val="FunctionTok"/>
+        </w:rPr>
+        <w:t xml:space="preserve">:</w:t>
+      </w:r>
+      <w:r>
+        <w:rPr>
+          <w:rStyle w:val="FloatTok"/>
+        </w:rPr>
+        <w:t xml:space="preserve">45.0000</w:t>
+      </w:r>
+      <w:r>
+        <w:rPr>
+          <w:rStyle w:val="FunctionTok"/>
+        </w:rPr>
+        <w:t xml:space="preserve">,</w:t>
+      </w:r>
+      <w:r>
+        <w:rPr>
+          <w:rStyle w:val="DataTypeTok"/>
+        </w:rPr>
+        <w:t xml:space="preserve">"currency"</w:t>
+      </w:r>
+      <w:r>
+        <w:rPr>
+          <w:rStyle w:val="FunctionTok"/>
+        </w:rPr>
+        <w:t xml:space="preserve">:</w:t>
+      </w:r>
+      <w:r>
+        <w:rPr>
+          <w:rStyle w:val="StringTok"/>
+        </w:rPr>
+        <w:t xml:space="preserve">"KES"</w:t>
+      </w:r>
+      <w:r>
+        <w:rPr>
+          <w:rStyle w:val="FunctionTok"/>
+        </w:rPr>
+        <w:t xml:space="preserve">,</w:t>
+      </w:r>
+      <w:r>
+        <w:rPr>
+          <w:rStyle w:val="DataTypeTok"/>
+        </w:rPr>
+        <w:t xml:space="preserve">"billed"</w:t>
+      </w:r>
+      <w:r>
+        <w:rPr>
+          <w:rStyle w:val="FunctionTok"/>
+        </w:rPr>
+        <w:t xml:space="preserve">:</w:t>
+      </w:r>
+      <w:r>
+        <w:rPr>
+          <w:rStyle w:val="KeywordTok"/>
+        </w:rPr>
+        <w:t xml:space="preserve">true</w:t>
+      </w:r>
+      <w:r>
+        <w:rPr>
+          <w:rStyle w:val="FunctionTok"/>
+        </w:rPr>
+        <w:t xml:space="preserve">,</w:t>
+      </w:r>
+      <w:r>
+        <w:rPr>
+          <w:rStyle w:val="DataTypeTok"/>
+        </w:rPr>
+        <w:t xml:space="preserve">"invoice_id"</w:t>
+      </w:r>
+      <w:r>
+        <w:rPr>
+          <w:rStyle w:val="FunctionTok"/>
+        </w:rPr>
+        <w:t xml:space="preserve">:</w:t>
+      </w:r>
+      <w:r>
+        <w:rPr>
+          <w:rStyle w:val="StringTok"/>
+        </w:rPr>
+        <w:t xml:space="preserve">"inv_2"</w:t>
+      </w:r>
+      <w:r>
+        <w:rPr>
+          <w:rStyle w:val="NormalTok"/>
+        </w:rPr>
+        <w:t xml:space="preserve"> </w:t>
+      </w:r>
+      <w:r>
+        <w:rPr>
+          <w:rStyle w:val="FunctionTok"/>
+        </w:rPr>
+        <w:t xml:space="preserve">}</w:t>
+      </w:r>
+      <w:r>
+        <w:br/>
+      </w:r>
+      <w:r>
+        <w:rPr>
+          <w:rStyle w:val="ErrorTok"/>
+        </w:rPr>
+        <w:t xml:space="preserve">//</w:t>
+      </w:r>
+      <w:r>
+        <w:rPr>
+          <w:rStyle w:val="NormalTok"/>
+        </w:rPr>
+        <w:t xml:space="preserve"> </w:t>
+      </w:r>
+      <w:r>
+        <w:rPr>
+          <w:rStyle w:val="ErrorTok"/>
+        </w:rPr>
+        <w:t xml:space="preserve">account_credit_balance</w:t>
+      </w:r>
+      <w:r>
+        <w:rPr>
+          <w:rStyle w:val="NormalTok"/>
+        </w:rPr>
+        <w:t xml:space="preserve"> </w:t>
+      </w:r>
+      <w:r>
+        <w:rPr>
+          <w:rStyle w:val="ErrorTok"/>
+        </w:rPr>
+        <w:t xml:space="preserve">(PK</w:t>
+      </w:r>
+      <w:r>
+        <w:rPr>
+          <w:rStyle w:val="NormalTok"/>
+        </w:rPr>
+        <w:t xml:space="preserve"> </w:t>
+      </w:r>
+      <w:r>
+        <w:rPr>
+          <w:rStyle w:val="ErrorTok"/>
+        </w:rPr>
+        <w:t xml:space="preserve">account_id)</w:t>
+      </w:r>
+      <w:r>
+        <w:br/>
+      </w:r>
+      <w:r>
+        <w:rPr>
+          <w:rStyle w:val="FunctionTok"/>
+        </w:rPr>
+        <w:t xml:space="preserve">{</w:t>
+      </w:r>
+      <w:r>
+        <w:rPr>
+          <w:rStyle w:val="NormalTok"/>
+        </w:rPr>
+        <w:t xml:space="preserve"> </w:t>
+      </w:r>
+      <w:r>
+        <w:rPr>
+          <w:rStyle w:val="DataTypeTok"/>
+        </w:rPr>
+        <w:t xml:space="preserve">"account_id"</w:t>
+      </w:r>
+      <w:r>
+        <w:rPr>
+          <w:rStyle w:val="FunctionTok"/>
+        </w:rPr>
+        <w:t xml:space="preserve">:</w:t>
+      </w:r>
+      <w:r>
+        <w:rPr>
+          <w:rStyle w:val="StringTok"/>
+        </w:rPr>
+        <w:t xml:space="preserve">"acc_1"</w:t>
+      </w:r>
+      <w:r>
+        <w:rPr>
+          <w:rStyle w:val="FunctionTok"/>
+        </w:rPr>
+        <w:t xml:space="preserve">,</w:t>
+      </w:r>
+      <w:r>
+        <w:rPr>
+          <w:rStyle w:val="DataTypeTok"/>
+        </w:rPr>
+        <w:t xml:space="preserve">"operator_code"</w:t>
+      </w:r>
+      <w:r>
+        <w:rPr>
+          <w:rStyle w:val="FunctionTok"/>
+        </w:rPr>
+        <w:t xml:space="preserve">:</w:t>
+      </w:r>
+      <w:r>
+        <w:rPr>
+          <w:rStyle w:val="StringTok"/>
+        </w:rPr>
+        <w:t xml:space="preserve">"WIK"</w:t>
+      </w:r>
+      <w:r>
+        <w:rPr>
+          <w:rStyle w:val="FunctionTok"/>
+        </w:rPr>
+        <w:t xml:space="preserve">,</w:t>
+      </w:r>
+      <w:r>
+        <w:rPr>
+          <w:rStyle w:val="DataTypeTok"/>
+        </w:rPr>
+        <w:t xml:space="preserve">"currency"</w:t>
+      </w:r>
+      <w:r>
+        <w:rPr>
+          <w:rStyle w:val="FunctionTok"/>
+        </w:rPr>
+        <w:t xml:space="preserve">:</w:t>
+      </w:r>
+      <w:r>
+        <w:rPr>
+          <w:rStyle w:val="StringTok"/>
+        </w:rPr>
+        <w:t xml:space="preserve">"KES"</w:t>
+      </w:r>
+      <w:r>
+        <w:rPr>
+          <w:rStyle w:val="FunctionTok"/>
+        </w:rPr>
+        <w:t xml:space="preserve">,</w:t>
+      </w:r>
+      <w:r>
+        <w:rPr>
+          <w:rStyle w:val="DataTypeTok"/>
+        </w:rPr>
+        <w:t xml:space="preserve">"balance"</w:t>
+      </w:r>
+      <w:r>
+        <w:rPr>
+          <w:rStyle w:val="FunctionTok"/>
+        </w:rPr>
+        <w:t xml:space="preserve">:</w:t>
+      </w:r>
+      <w:r>
+        <w:rPr>
+          <w:rStyle w:val="FloatTok"/>
+        </w:rPr>
+        <w:t xml:space="preserve">1000.00</w:t>
+      </w:r>
+      <w:r>
+        <w:rPr>
+          <w:rStyle w:val="NormalTok"/>
+        </w:rPr>
+        <w:t xml:space="preserve"> </w:t>
+      </w:r>
+      <w:r>
+        <w:rPr>
+          <w:rStyle w:val="FunctionTok"/>
+        </w:rPr>
+        <w:t xml:space="preserve">}</w:t>
       </w:r>
     </w:p>
     <w:p>
       <w:pPr>
-        <w:numPr>
-          <w:ilvl w:val="0"/>
-          <w:numId w:val="1014"/>
-        </w:numPr>
-        <w:pStyle w:val="Compact"/>
+        <w:pStyle w:val="FirstParagraph"/>
       </w:pPr>
       <w:r>
         <w:rPr>
           <w:bCs/>
           <w:b/>
         </w:rPr>
-        <w:t xml:space="preserve">Spare credit</w:t>
-      </w:r>
-      <w:r>
-        <w:t xml:space="preserve"> </w:t>
-      </w:r>
-      <w:r>
-        <w:t xml:space="preserve">=</w:t>
-      </w:r>
-      <w:r>
-        <w:t xml:space="preserve"> </w:t>
-      </w:r>
-      <w:r>
-        <w:rPr>
-          <w:rStyle w:val="VerbatimChar"/>
-        </w:rPr>
-        <w:t xml:space="preserve">account_credit_balance.balance</w:t>
-      </w:r>
-      <w:r>
-        <w:t xml:space="preserve"> </w:t>
-      </w:r>
-      <w:r>
-        <w:t xml:space="preserve">(one row per account).</w:t>
-      </w:r>
-    </w:p>
-    <w:bookmarkEnd w:id="58"/>
-    <w:bookmarkEnd w:id="59"/>
-    <w:bookmarkStart w:id="60" w:name="X639aedc2ccd8044b7a70104ab90e84f8470c63d"/>
-    <w:p>
-      <w:pPr>
-        <w:pStyle w:val="Heading2"/>
-      </w:pPr>
-      <w:r>
-        <w:t xml:space="preserve">3. Services (worked calls)</w:t>
+        <w:t xml:space="preserve">Read each row as a sentence —</w:t>
+      </w:r>
+      <w:r>
+        <w:rPr>
+          <w:bCs/>
+          <w:b/>
+        </w:rPr>
+        <w:t xml:space="preserve"> </w:t>
+      </w:r>
+      <w:r>
+        <w:rPr>
+          <w:iCs/>
+          <w:i/>
+          <w:bCs/>
+          <w:b/>
+        </w:rPr>
+        <w:t xml:space="preserve">this data means this:</w:t>
       </w:r>
     </w:p>
     <w:tbl>
@@ -30303,7 +31676,7 @@
               <w:jc w:val="left"/>
             </w:pPr>
             <w:r>
-              <w:t xml:space="preserve">Service</w:t>
+              <w:t xml:space="preserve">Row</w:t>
             </w:r>
           </w:p>
         </w:tc>
@@ -30315,7 +31688,7 @@
               <w:jc w:val="left"/>
             </w:pPr>
             <w:r>
-              <w:t xml:space="preserve">Responsibility</w:t>
+              <w:t xml:space="preserve">What it means in plain English</w:t>
             </w:r>
           </w:p>
         </w:tc>
@@ -30330,9 +31703,10 @@
             </w:pPr>
             <w:r>
               <w:rPr>
-                <w:rStyle w:val="VerbatimChar"/>
+                <w:bCs/>
+                <w:b/>
               </w:rPr>
-              <w:t xml:space="preserve">ChargeComputeService</w:t>
+              <w:t xml:space="preserve">pf_1</w:t>
             </w:r>
           </w:p>
         </w:tc>
@@ -30344,16 +31718,32 @@
               <w:jc w:val="left"/>
             </w:pPr>
             <w:r>
+              <w:t xml:space="preserve">The</w:t>
+            </w:r>
+            <w:r>
+              <w:t xml:space="preserve"> </w:t>
+            </w:r>
+            <w:r>
+              <w:rPr>
+                <w:bCs/>
+                <w:b/>
+              </w:rPr>
+              <w:t xml:space="preserve">current</w:t>
+            </w:r>
+            <w:r>
+              <w:t xml:space="preserve"> </w:t>
+            </w:r>
+            <w:r>
+              <w:t xml:space="preserve">prepaid pro forma projecting next cycle for sub_2 (</w:t>
+            </w:r>
+            <w:r>
               <w:rPr>
                 <w:rStyle w:val="VerbatimChar"/>
               </w:rPr>
-              <w:t xml:space="preserve">cycleCharges()</w:t>
-            </w:r>
-            <w:r>
-              <w:t xml:space="preserve"> </w:t>
-            </w:r>
-            <w:r>
-              <w:t xml:space="preserve">(fee + usage),</w:t>
+              <w:t xml:space="preserve">status=ACTIVE</w:t>
+            </w:r>
+            <w:r>
+              <w:t xml:space="preserve">,</w:t>
             </w:r>
             <w:r>
               <w:t xml:space="preserve"> </w:t>
@@ -30362,13 +31752,22 @@
               <w:rPr>
                 <w:rStyle w:val="VerbatimChar"/>
               </w:rPr>
-              <w:t xml:space="preserve">recurringFee()</w:t>
+              <w:t xml:space="preserve">superseded_by=null</w:t>
+            </w:r>
+            <w:r>
+              <w:t xml:space="preserve">), keyed by</w:t>
             </w:r>
             <w:r>
               <w:t xml:space="preserve"> </w:t>
             </w:r>
             <w:r>
-              <w:t xml:space="preserve">(price + days-proration)</w:t>
+              <w:rPr>
+                <w:rStyle w:val="VerbatimChar"/>
+              </w:rPr>
+              <w:t xml:space="preserve">idempotency_cycle_key</w:t>
+            </w:r>
+            <w:r>
+              <w:t xml:space="preserve">.</w:t>
             </w:r>
           </w:p>
         </w:tc>
@@ -30383,9 +31782,10 @@
             </w:pPr>
             <w:r>
               <w:rPr>
-                <w:rStyle w:val="VerbatimChar"/>
+                <w:bCs/>
+                <w:b/>
               </w:rPr>
-              <w:t xml:space="preserve">CycleCloseService</w:t>
+              <w:t xml:space="preserve">pf_0</w:t>
             </w:r>
           </w:p>
         </w:tc>
@@ -30397,16 +31797,44 @@
               <w:jc w:val="left"/>
             </w:pPr>
             <w:r>
+              <w:t xml:space="preserve">The</w:t>
+            </w:r>
+            <w:r>
+              <w:t xml:space="preserve"> </w:t>
+            </w:r>
+            <w:r>
+              <w:rPr>
+                <w:bCs/>
+                <w:b/>
+              </w:rPr>
+              <w:t xml:space="preserve">earlier</w:t>
+            </w:r>
+            <w:r>
+              <w:t xml:space="preserve"> </w:t>
+            </w:r>
+            <w:r>
+              <w:t xml:space="preserve">pro forma it replaced (</w:t>
+            </w:r>
+            <w:r>
               <w:rPr>
                 <w:rStyle w:val="VerbatimChar"/>
               </w:rPr>
-              <w:t xml:space="preserve">closeCycle()</w:t>
+              <w:t xml:space="preserve">status=SUPERSEDED</w:t>
+            </w:r>
+            <w:r>
+              <w:t xml:space="preserve">,</w:t>
             </w:r>
             <w:r>
               <w:t xml:space="preserve"> </w:t>
             </w:r>
             <w:r>
-              <w:t xml:space="preserve">— settle, advance anchor, idempotent per window</w:t>
+              <w:rPr>
+                <w:rStyle w:val="VerbatimChar"/>
+              </w:rPr>
+              <w:t xml:space="preserve">superseded_by=pf_1</w:t>
+            </w:r>
+            <w:r>
+              <w:t xml:space="preserve">) — the chain is kept.</w:t>
             </w:r>
           </w:p>
         </w:tc>
@@ -30421,9 +31849,10 @@
             </w:pPr>
             <w:r>
               <w:rPr>
-                <w:rStyle w:val="VerbatimChar"/>
+                <w:bCs/>
+                <w:b/>
               </w:rPr>
-              <w:t xml:space="preserve">InvoiceService</w:t>
+              <w:t xml:space="preserve">rat_1</w:t>
             </w:r>
           </w:p>
         </w:tc>
@@ -30435,7 +31864,44 @@
               <w:jc w:val="left"/>
             </w:pPr>
             <w:r>
-              <w:t xml:space="preserve">assemble structured invoices, grouping, issue notes</w:t>
+              <w:t xml:space="preserve">A rated voice event</w:t>
+            </w:r>
+            <w:r>
+              <w:t xml:space="preserve"> </w:t>
+            </w:r>
+            <w:r>
+              <w:rPr>
+                <w:bCs/>
+                <w:b/>
+              </w:rPr>
+              <w:t xml:space="preserve">not yet billed</w:t>
+            </w:r>
+            <w:r>
+              <w:t xml:space="preserve"> </w:t>
+            </w:r>
+            <w:r>
+              <w:t xml:space="preserve">(</w:t>
+            </w:r>
+            <w:r>
+              <w:rPr>
+                <w:rStyle w:val="VerbatimChar"/>
+              </w:rPr>
+              <w:t xml:space="preserve">billed=false</w:t>
+            </w:r>
+            <w:r>
+              <w:t xml:space="preserve">,</w:t>
+            </w:r>
+            <w:r>
+              <w:t xml:space="preserve"> </w:t>
+            </w:r>
+            <w:r>
+              <w:rPr>
+                <w:rStyle w:val="VerbatimChar"/>
+              </w:rPr>
+              <w:t xml:space="preserve">invoice_id=null</w:t>
+            </w:r>
+            <w:r>
+              <w:t xml:space="preserve">) — the next cycle close will sweep it.</w:t>
             </w:r>
           </w:p>
         </w:tc>
@@ -30450,9 +31916,10 @@
             </w:pPr>
             <w:r>
               <w:rPr>
-                <w:rStyle w:val="VerbatimChar"/>
+                <w:bCs/>
+                <w:b/>
               </w:rPr>
-              <w:t xml:space="preserve">BillingIntentService</w:t>
+              <w:t xml:space="preserve">rat_2</w:t>
             </w:r>
           </w:p>
         </w:tc>
@@ -30464,37 +31931,44 @@
               <w:jc w:val="left"/>
             </w:pPr>
             <w:r>
-              <w:t xml:space="preserve">lifecycle-fee gate (</w:t>
+              <w:t xml:space="preserve">A rated event already</w:t>
+            </w:r>
+            <w:r>
+              <w:t xml:space="preserve"> </w:t>
+            </w:r>
+            <w:r>
+              <w:rPr>
+                <w:bCs/>
+                <w:b/>
+              </w:rPr>
+              <w:t xml:space="preserve">settled</w:t>
+            </w:r>
+            <w:r>
+              <w:t xml:space="preserve"> </w:t>
+            </w:r>
+            <w:r>
+              <w:t xml:space="preserve">on inv_2 (</w:t>
             </w:r>
             <w:r>
               <w:rPr>
                 <w:rStyle w:val="VerbatimChar"/>
               </w:rPr>
-              <w:t xml:space="preserve">emit</w:t>
-            </w:r>
-            <w:r>
-              <w:t xml:space="preserve">/</w:t>
+              <w:t xml:space="preserve">billed=true</w:t>
+            </w:r>
+            <w:r>
+              <w:t xml:space="preserve">,</w:t>
+            </w:r>
+            <w:r>
+              <w:t xml:space="preserve"> </w:t>
             </w:r>
             <w:r>
               <w:rPr>
                 <w:rStyle w:val="VerbatimChar"/>
               </w:rPr>
-              <w:t xml:space="preserve">confirm</w:t>
-            </w:r>
-            <w:r>
-              <w:t xml:space="preserve">,</w:t>
-            </w:r>
-            <w:r>
-              <w:t xml:space="preserve"> </w:t>
-            </w:r>
-            <w:r>
-              <w:rPr>
-                <w:rStyle w:val="VerbatimChar"/>
-              </w:rPr>
-              <w:t xml:space="preserve">state_callback</w:t>
-            </w:r>
-            <w:r>
-              <w:t xml:space="preserve">)</w:t>
+              <w:t xml:space="preserve">invoice_id=inv_2</w:t>
+            </w:r>
+            <w:r>
+              <w:t xml:space="preserve">).</w:t>
             </w:r>
           </w:p>
         </w:tc>
@@ -30509,9 +31983,10 @@
             </w:pPr>
             <w:r>
               <w:rPr>
-                <w:rStyle w:val="VerbatimChar"/>
+                <w:bCs/>
+                <w:b/>
               </w:rPr>
-              <w:t xml:space="preserve">AdjustmentService</w:t>
+              <w:t xml:space="preserve">account_credit_balance</w:t>
             </w:r>
           </w:p>
         </w:tc>
@@ -30523,7 +31998,224 @@
               <w:jc w:val="left"/>
             </w:pPr>
             <w:r>
-              <w:t xml:space="preserve">propose → approve (rules-routed) → issue note → apply</w:t>
+              <w:t xml:space="preserve">One credit-balance row for acc_1 holding KES 1000 — auto-drawn on the next invoice.</w:t>
+            </w:r>
+          </w:p>
+        </w:tc>
+      </w:tr>
+    </w:tbl>
+    <w:p>
+      <w:pPr>
+        <w:pStyle w:val="BodyText"/>
+      </w:pPr>
+      <w:r>
+        <w:rPr>
+          <w:bCs/>
+          <w:b/>
+        </w:rPr>
+        <w:t xml:space="preserve">The columns that did the work:</w:t>
+      </w:r>
+    </w:p>
+    <w:p>
+      <w:pPr>
+        <w:numPr>
+          <w:ilvl w:val="0"/>
+          <w:numId w:val="1014"/>
+        </w:numPr>
+        <w:pStyle w:val="Compact"/>
+      </w:pPr>
+      <w:r>
+        <w:rPr>
+          <w:bCs/>
+          <w:b/>
+        </w:rPr>
+        <w:t xml:space="preserve">Current vs replaced pro forma</w:t>
+      </w:r>
+      <w:r>
+        <w:t xml:space="preserve"> </w:t>
+      </w:r>
+      <w:r>
+        <w:t xml:space="preserve">=</w:t>
+      </w:r>
+      <w:r>
+        <w:t xml:space="preserve"> </w:t>
+      </w:r>
+      <w:r>
+        <w:rPr>
+          <w:rStyle w:val="VerbatimChar"/>
+        </w:rPr>
+        <w:t xml:space="preserve">status</w:t>
+      </w:r>
+      <w:r>
+        <w:t xml:space="preserve"> </w:t>
+      </w:r>
+      <w:r>
+        <w:t xml:space="preserve">+</w:t>
+      </w:r>
+      <w:r>
+        <w:t xml:space="preserve"> </w:t>
+      </w:r>
+      <w:r>
+        <w:rPr>
+          <w:rStyle w:val="VerbatimChar"/>
+        </w:rPr>
+        <w:t xml:space="preserve">superseded_by</w:t>
+      </w:r>
+      <w:r>
+        <w:t xml:space="preserve"> </w:t>
+      </w:r>
+      <w:r>
+        <w:t xml:space="preserve">(the supersede chain), deduped by</w:t>
+      </w:r>
+      <w:r>
+        <w:t xml:space="preserve"> </w:t>
+      </w:r>
+      <w:r>
+        <w:rPr>
+          <w:rStyle w:val="VerbatimChar"/>
+        </w:rPr>
+        <w:t xml:space="preserve">idempotency_cycle_key</w:t>
+      </w:r>
+      <w:r>
+        <w:t xml:space="preserve">.</w:t>
+      </w:r>
+    </w:p>
+    <w:p>
+      <w:pPr>
+        <w:numPr>
+          <w:ilvl w:val="0"/>
+          <w:numId w:val="1014"/>
+        </w:numPr>
+        <w:pStyle w:val="Compact"/>
+      </w:pPr>
+      <w:r>
+        <w:rPr>
+          <w:bCs/>
+          <w:b/>
+        </w:rPr>
+        <w:t xml:space="preserve">Billed yet?</w:t>
+      </w:r>
+      <w:r>
+        <w:t xml:space="preserve"> </w:t>
+      </w:r>
+      <w:r>
+        <w:t xml:space="preserve">=</w:t>
+      </w:r>
+      <w:r>
+        <w:t xml:space="preserve"> </w:t>
+      </w:r>
+      <w:r>
+        <w:rPr>
+          <w:rStyle w:val="VerbatimChar"/>
+        </w:rPr>
+        <w:t xml:space="preserve">rated_event.billed</w:t>
+      </w:r>
+      <w:r>
+        <w:t xml:space="preserve"> </w:t>
+      </w:r>
+      <w:r>
+        <w:t xml:space="preserve">+</w:t>
+      </w:r>
+      <w:r>
+        <w:t xml:space="preserve"> </w:t>
+      </w:r>
+      <w:r>
+        <w:rPr>
+          <w:rStyle w:val="VerbatimChar"/>
+        </w:rPr>
+        <w:t xml:space="preserve">invoice_id</w:t>
+      </w:r>
+      <w:r>
+        <w:t xml:space="preserve"> </w:t>
+      </w:r>
+      <w:r>
+        <w:t xml:space="preserve">(false = swept at next close).</w:t>
+      </w:r>
+    </w:p>
+    <w:p>
+      <w:pPr>
+        <w:numPr>
+          <w:ilvl w:val="0"/>
+          <w:numId w:val="1014"/>
+        </w:numPr>
+        <w:pStyle w:val="Compact"/>
+      </w:pPr>
+      <w:r>
+        <w:rPr>
+          <w:bCs/>
+          <w:b/>
+        </w:rPr>
+        <w:t xml:space="preserve">Spare credit</w:t>
+      </w:r>
+      <w:r>
+        <w:t xml:space="preserve"> </w:t>
+      </w:r>
+      <w:r>
+        <w:t xml:space="preserve">=</w:t>
+      </w:r>
+      <w:r>
+        <w:t xml:space="preserve"> </w:t>
+      </w:r>
+      <w:r>
+        <w:rPr>
+          <w:rStyle w:val="VerbatimChar"/>
+        </w:rPr>
+        <w:t xml:space="preserve">account_credit_balance.balance</w:t>
+      </w:r>
+      <w:r>
+        <w:t xml:space="preserve"> </w:t>
+      </w:r>
+      <w:r>
+        <w:t xml:space="preserve">(one row per account).</w:t>
+      </w:r>
+    </w:p>
+    <w:bookmarkEnd w:id="59"/>
+    <w:bookmarkEnd w:id="60"/>
+    <w:bookmarkStart w:id="61" w:name="X639aedc2ccd8044b7a70104ab90e84f8470c63d"/>
+    <w:p>
+      <w:pPr>
+        <w:pStyle w:val="Heading2"/>
+      </w:pPr>
+      <w:r>
+        <w:t xml:space="preserve">3. Services (worked calls)</w:t>
+      </w:r>
+    </w:p>
+    <w:tbl>
+      <w:tblPr>
+        <w:tblStyle w:val="Table"/>
+        <w:tblW w:type="auto" w:w="0"/>
+        <w:tblLook w:firstRow="1" w:lastRow="0" w:firstColumn="0" w:lastColumn="0" w:noHBand="0" w:noVBand="0" w:val="0020"/>
+        <w:jc w:val="start"/>
+      </w:tblPr>
+      <w:tblGrid>
+        <w:gridCol w:w="3960"/>
+        <w:gridCol w:w="3960"/>
+      </w:tblGrid>
+      <w:tr>
+        <w:trPr>
+          <w:tblHeader w:val="true"/>
+        </w:trPr>
+        <w:tc>
+          <w:tcPr/>
+          <w:p>
+            <w:pPr>
+              <w:pStyle w:val="Compact"/>
+              <w:jc w:val="left"/>
+            </w:pPr>
+            <w:r>
+              <w:t xml:space="preserve">Service</w:t>
+            </w:r>
+          </w:p>
+        </w:tc>
+        <w:tc>
+          <w:tcPr/>
+          <w:p>
+            <w:pPr>
+              <w:pStyle w:val="Compact"/>
+              <w:jc w:val="left"/>
+            </w:pPr>
+            <w:r>
+              <w:t xml:space="preserve">Responsibility</w:t>
             </w:r>
           </w:p>
         </w:tc>
@@ -30540,22 +32232,7 @@
               <w:rPr>
                 <w:rStyle w:val="VerbatimChar"/>
               </w:rPr>
-              <w:t xml:space="preserve">DunningService</w:t>
-            </w:r>
-            <w:r>
-              <w:t xml:space="preserve"> </w:t>
-            </w:r>
-            <w:r>
-              <w:t xml:space="preserve">(+</w:t>
-            </w:r>
-            <w:r>
-              <w:rPr>
-                <w:rStyle w:val="VerbatimChar"/>
-              </w:rPr>
-              <w:t xml:space="preserve">DunningProgramResolver</w:t>
-            </w:r>
-            <w:r>
-              <w:t xml:space="preserve">)</w:t>
+              <w:t xml:space="preserve">ChargeComputeService</w:t>
             </w:r>
           </w:p>
         </w:tc>
@@ -30567,7 +32244,31 @@
               <w:jc w:val="left"/>
             </w:pPr>
             <w:r>
-              <w:t xml:space="preserve">level state machine + actions</w:t>
+              <w:rPr>
+                <w:rStyle w:val="VerbatimChar"/>
+              </w:rPr>
+              <w:t xml:space="preserve">cycleCharges()</w:t>
+            </w:r>
+            <w:r>
+              <w:t xml:space="preserve"> </w:t>
+            </w:r>
+            <w:r>
+              <w:t xml:space="preserve">(fee + usage),</w:t>
+            </w:r>
+            <w:r>
+              <w:t xml:space="preserve"> </w:t>
+            </w:r>
+            <w:r>
+              <w:rPr>
+                <w:rStyle w:val="VerbatimChar"/>
+              </w:rPr>
+              <w:t xml:space="preserve">recurringFee()</w:t>
+            </w:r>
+            <w:r>
+              <w:t xml:space="preserve"> </w:t>
+            </w:r>
+            <w:r>
+              <w:t xml:space="preserve">(price + days-proration)</w:t>
             </w:r>
           </w:p>
         </w:tc>
@@ -30584,7 +32285,7 @@
               <w:rPr>
                 <w:rStyle w:val="VerbatimChar"/>
               </w:rPr>
-              <w:t xml:space="preserve">WalletService</w:t>
+              <w:t xml:space="preserve">CycleCloseService</w:t>
             </w:r>
           </w:p>
         </w:tc>
@@ -30596,7 +32297,16 @@
               <w:jc w:val="left"/>
             </w:pPr>
             <w:r>
-              <w:t xml:space="preserve">wallet debit/credit/topup/expiry</w:t>
+              <w:rPr>
+                <w:rStyle w:val="VerbatimChar"/>
+              </w:rPr>
+              <w:t xml:space="preserve">closeCycle()</w:t>
+            </w:r>
+            <w:r>
+              <w:t xml:space="preserve"> </w:t>
+            </w:r>
+            <w:r>
+              <w:t xml:space="preserve">— settle, advance anchor, idempotent per window</w:t>
             </w:r>
           </w:p>
         </w:tc>
@@ -30613,67 +32323,7 @@
               <w:rPr>
                 <w:rStyle w:val="VerbatimChar"/>
               </w:rPr>
-              <w:t xml:space="preserve">ProFormaService</w:t>
-            </w:r>
-            <w:r>
-              <w:t xml:space="preserve"> </w:t>
-            </w:r>
-            <w:r>
-              <w:t xml:space="preserve">/</w:t>
-            </w:r>
-            <w:r>
-              <w:t xml:space="preserve"> </w:t>
-            </w:r>
-            <w:r>
-              <w:rPr>
-                <w:rStyle w:val="VerbatimChar"/>
-              </w:rPr>
-              <w:t xml:space="preserve">GenerationFailureService</w:t>
-            </w:r>
-            <w:r>
-              <w:t xml:space="preserve"> </w:t>
-            </w:r>
-            <w:r>
-              <w:t xml:space="preserve">/</w:t>
-            </w:r>
-            <w:r>
-              <w:t xml:space="preserve"> </w:t>
-            </w:r>
-            <w:r>
-              <w:rPr>
-                <w:rStyle w:val="VerbatimChar"/>
-              </w:rPr>
-              <w:t xml:space="preserve">PaymentService</w:t>
-            </w:r>
-            <w:r>
-              <w:t xml:space="preserve"> </w:t>
-            </w:r>
-            <w:r>
-              <w:t xml:space="preserve">/</w:t>
-            </w:r>
-            <w:r>
-              <w:t xml:space="preserve"> </w:t>
-            </w:r>
-            <w:r>
-              <w:rPr>
-                <w:rStyle w:val="VerbatimChar"/>
-              </w:rPr>
-              <w:t xml:space="preserve">TaxInvoiceGenerator</w:t>
-            </w:r>
-            <w:r>
-              <w:t xml:space="preserve"> </w:t>
-            </w:r>
-            <w:r>
-              <w:t xml:space="preserve">/</w:t>
-            </w:r>
-            <w:r>
-              <w:t xml:space="preserve"> </w:t>
-            </w:r>
-            <w:r>
-              <w:rPr>
-                <w:rStyle w:val="VerbatimChar"/>
-              </w:rPr>
-              <w:t xml:space="preserve">BulkReversalService</w:t>
+              <w:t xml:space="preserve">InvoiceService</w:t>
             </w:r>
           </w:p>
         </w:tc>
@@ -30685,14 +32335,264 @@
               <w:jc w:val="left"/>
             </w:pPr>
             <w:r>
+              <w:t xml:space="preserve">assemble structured invoices, grouping, issue notes</w:t>
+            </w:r>
+          </w:p>
+        </w:tc>
+      </w:tr>
+      <w:tr>
+        <w:tc>
+          <w:tcPr/>
+          <w:p>
+            <w:pPr>
+              <w:pStyle w:val="Compact"/>
+              <w:jc w:val="left"/>
+            </w:pPr>
+            <w:r>
+              <w:rPr>
+                <w:rStyle w:val="VerbatimChar"/>
+              </w:rPr>
+              <w:t xml:space="preserve">BillingIntentService</w:t>
+            </w:r>
+          </w:p>
+        </w:tc>
+        <w:tc>
+          <w:tcPr/>
+          <w:p>
+            <w:pPr>
+              <w:pStyle w:val="Compact"/>
+              <w:jc w:val="left"/>
+            </w:pPr>
+            <w:r>
+              <w:t xml:space="preserve">lifecycle-fee gate (</w:t>
+            </w:r>
+            <w:r>
+              <w:rPr>
+                <w:rStyle w:val="VerbatimChar"/>
+              </w:rPr>
+              <w:t xml:space="preserve">emit</w:t>
+            </w:r>
+            <w:r>
+              <w:t xml:space="preserve">/</w:t>
+            </w:r>
+            <w:r>
+              <w:rPr>
+                <w:rStyle w:val="VerbatimChar"/>
+              </w:rPr>
+              <w:t xml:space="preserve">confirm</w:t>
+            </w:r>
+            <w:r>
+              <w:t xml:space="preserve">,</w:t>
+            </w:r>
+            <w:r>
+              <w:t xml:space="preserve"> </w:t>
+            </w:r>
+            <w:r>
+              <w:rPr>
+                <w:rStyle w:val="VerbatimChar"/>
+              </w:rPr>
+              <w:t xml:space="preserve">state_callback</w:t>
+            </w:r>
+            <w:r>
+              <w:t xml:space="preserve">)</w:t>
+            </w:r>
+          </w:p>
+        </w:tc>
+      </w:tr>
+      <w:tr>
+        <w:tc>
+          <w:tcPr/>
+          <w:p>
+            <w:pPr>
+              <w:pStyle w:val="Compact"/>
+              <w:jc w:val="left"/>
+            </w:pPr>
+            <w:r>
+              <w:rPr>
+                <w:rStyle w:val="VerbatimChar"/>
+              </w:rPr>
+              <w:t xml:space="preserve">AdjustmentService</w:t>
+            </w:r>
+          </w:p>
+        </w:tc>
+        <w:tc>
+          <w:tcPr/>
+          <w:p>
+            <w:pPr>
+              <w:pStyle w:val="Compact"/>
+              <w:jc w:val="left"/>
+            </w:pPr>
+            <w:r>
+              <w:t xml:space="preserve">propose → approve (rules-routed) → issue note → apply</w:t>
+            </w:r>
+          </w:p>
+        </w:tc>
+      </w:tr>
+      <w:tr>
+        <w:tc>
+          <w:tcPr/>
+          <w:p>
+            <w:pPr>
+              <w:pStyle w:val="Compact"/>
+              <w:jc w:val="left"/>
+            </w:pPr>
+            <w:r>
+              <w:rPr>
+                <w:rStyle w:val="VerbatimChar"/>
+              </w:rPr>
+              <w:t xml:space="preserve">DunningService</w:t>
+            </w:r>
+            <w:r>
+              <w:t xml:space="preserve"> </w:t>
+            </w:r>
+            <w:r>
+              <w:t xml:space="preserve">(+</w:t>
+            </w:r>
+            <w:r>
+              <w:rPr>
+                <w:rStyle w:val="VerbatimChar"/>
+              </w:rPr>
+              <w:t xml:space="preserve">DunningProgramResolver</w:t>
+            </w:r>
+            <w:r>
+              <w:t xml:space="preserve">)</w:t>
+            </w:r>
+          </w:p>
+        </w:tc>
+        <w:tc>
+          <w:tcPr/>
+          <w:p>
+            <w:pPr>
+              <w:pStyle w:val="Compact"/>
+              <w:jc w:val="left"/>
+            </w:pPr>
+            <w:r>
+              <w:t xml:space="preserve">level state machine + actions</w:t>
+            </w:r>
+          </w:p>
+        </w:tc>
+      </w:tr>
+      <w:tr>
+        <w:tc>
+          <w:tcPr/>
+          <w:p>
+            <w:pPr>
+              <w:pStyle w:val="Compact"/>
+              <w:jc w:val="left"/>
+            </w:pPr>
+            <w:r>
+              <w:rPr>
+                <w:rStyle w:val="VerbatimChar"/>
+              </w:rPr>
+              <w:t xml:space="preserve">WalletService</w:t>
+            </w:r>
+          </w:p>
+        </w:tc>
+        <w:tc>
+          <w:tcPr/>
+          <w:p>
+            <w:pPr>
+              <w:pStyle w:val="Compact"/>
+              <w:jc w:val="left"/>
+            </w:pPr>
+            <w:r>
+              <w:t xml:space="preserve">wallet debit/credit/topup/expiry</w:t>
+            </w:r>
+          </w:p>
+        </w:tc>
+      </w:tr>
+      <w:tr>
+        <w:tc>
+          <w:tcPr/>
+          <w:p>
+            <w:pPr>
+              <w:pStyle w:val="Compact"/>
+              <w:jc w:val="left"/>
+            </w:pPr>
+            <w:r>
+              <w:rPr>
+                <w:rStyle w:val="VerbatimChar"/>
+              </w:rPr>
+              <w:t xml:space="preserve">ProFormaService</w:t>
+            </w:r>
+            <w:r>
+              <w:t xml:space="preserve"> </w:t>
+            </w:r>
+            <w:r>
+              <w:t xml:space="preserve">/</w:t>
+            </w:r>
+            <w:r>
+              <w:t xml:space="preserve"> </w:t>
+            </w:r>
+            <w:r>
+              <w:rPr>
+                <w:rStyle w:val="VerbatimChar"/>
+              </w:rPr>
+              <w:t xml:space="preserve">GenerationFailureService</w:t>
+            </w:r>
+            <w:r>
+              <w:t xml:space="preserve"> </w:t>
+            </w:r>
+            <w:r>
+              <w:t xml:space="preserve">/</w:t>
+            </w:r>
+            <w:r>
+              <w:t xml:space="preserve"> </w:t>
+            </w:r>
+            <w:r>
+              <w:rPr>
+                <w:rStyle w:val="VerbatimChar"/>
+              </w:rPr>
+              <w:t xml:space="preserve">PaymentService</w:t>
+            </w:r>
+            <w:r>
+              <w:t xml:space="preserve"> </w:t>
+            </w:r>
+            <w:r>
+              <w:t xml:space="preserve">/</w:t>
+            </w:r>
+            <w:r>
+              <w:t xml:space="preserve"> </w:t>
+            </w:r>
+            <w:r>
+              <w:rPr>
+                <w:rStyle w:val="VerbatimChar"/>
+              </w:rPr>
+              <w:t xml:space="preserve">TaxInvoiceGenerator</w:t>
+            </w:r>
+            <w:r>
+              <w:t xml:space="preserve"> </w:t>
+            </w:r>
+            <w:r>
+              <w:t xml:space="preserve">/</w:t>
+            </w:r>
+            <w:r>
+              <w:t xml:space="preserve"> </w:t>
+            </w:r>
+            <w:r>
+              <w:rPr>
+                <w:rStyle w:val="VerbatimChar"/>
+              </w:rPr>
+              <w:t xml:space="preserve">BulkReversalService</w:t>
+            </w:r>
+          </w:p>
+        </w:tc>
+        <w:tc>
+          <w:tcPr/>
+          <w:p>
+            <w:pPr>
+              <w:pStyle w:val="Compact"/>
+              <w:jc w:val="left"/>
+            </w:pPr>
+            <w:r>
               <w:t xml:space="preserve">pro forma · retry queue · allocation · fiscal signing · dual-controlled reversal</w:t>
             </w:r>
           </w:p>
         </w:tc>
       </w:tr>
     </w:tbl>
-    <w:bookmarkEnd w:id="60"/>
-    <w:bookmarkStart w:id="61" w:name="X3fad86b3f9f01f0516f0b94f23ef916d90447be"/>
+    <w:bookmarkEnd w:id="61"/>
+    <w:bookmarkStart w:id="62" w:name="X3fad86b3f9f01f0516f0b94f23ef916d90447be"/>
     <w:p>
       <w:pPr>
         <w:pStyle w:val="Heading2"/>
@@ -30866,8 +32766,8 @@
         <w:t xml:space="preserve">posting idempotent (gateway_ref or Idempotency-Key).</w:t>
       </w:r>
     </w:p>
-    <w:bookmarkEnd w:id="61"/>
-    <w:bookmarkStart w:id="62" w:name="X7bc46283b326661abf857675984e712cd2fa7f0"/>
+    <w:bookmarkEnd w:id="62"/>
+    <w:bookmarkStart w:id="63" w:name="X7bc46283b326661abf857675984e712cd2fa7f0"/>
     <w:p>
       <w:pPr>
         <w:pStyle w:val="Heading2"/>
@@ -31082,8 +32982,8 @@
         <w:t xml:space="preserve">.</w:t>
       </w:r>
     </w:p>
-    <w:bookmarkEnd w:id="62"/>
-    <w:bookmarkStart w:id="63" w:name="X07a0d9e9a1cefa6fc86daba300321a8ec711353"/>
+    <w:bookmarkEnd w:id="63"/>
+    <w:bookmarkStart w:id="64" w:name="X07a0d9e9a1cefa6fc86daba300321a8ec711353"/>
     <w:p>
       <w:pPr>
         <w:pStyle w:val="Heading2"/>
@@ -31199,8 +33099,8 @@
         <w:t xml:space="preserve">. The money heartbeat.</w:t>
       </w:r>
     </w:p>
-    <w:bookmarkEnd w:id="63"/>
-    <w:bookmarkStart w:id="64" w:name="X1bf2a627be6ee103cb059e15364eccb4d059631"/>
+    <w:bookmarkEnd w:id="64"/>
+    <w:bookmarkStart w:id="65" w:name="X1bf2a627be6ee103cb059e15364eccb4d059631"/>
     <w:p>
       <w:pPr>
         <w:pStyle w:val="Heading2"/>
@@ -31274,8 +33174,8 @@
         <w:t xml:space="preserve">.</w:t>
       </w:r>
     </w:p>
-    <w:bookmarkEnd w:id="64"/>
-    <w:bookmarkStart w:id="65" w:name="X63a8d27571a07c76bbbdc15cf677d35be107ee2"/>
+    <w:bookmarkEnd w:id="65"/>
+    <w:bookmarkStart w:id="66" w:name="X63a8d27571a07c76bbbdc15cf677d35be107ee2"/>
     <w:p>
       <w:pPr>
         <w:pStyle w:val="Heading2"/>
@@ -31392,8 +33292,8 @@
         <w:t xml:space="preserve">Subscription lifecycle, Payment events.</w:t>
       </w:r>
     </w:p>
-    <w:bookmarkEnd w:id="65"/>
-    <w:bookmarkStart w:id="66" w:name="Xcb40a318d67ac43889cfb87b8882350a4df3626"/>
+    <w:bookmarkEnd w:id="66"/>
+    <w:bookmarkStart w:id="67" w:name="Xcb40a318d67ac43889cfb87b8882350a4df3626"/>
     <w:p>
       <w:pPr>
         <w:pStyle w:val="Heading2"/>
@@ -31779,8 +33679,8 @@
         </w:tc>
       </w:tr>
     </w:tbl>
-    <w:bookmarkEnd w:id="66"/>
-    <w:bookmarkStart w:id="67" w:name="X1a2c77c63e8658ad1f03ac43a2a805296ed69e9"/>
+    <w:bookmarkEnd w:id="67"/>
+    <w:bookmarkStart w:id="68" w:name="X1a2c77c63e8658ad1f03ac43a2a805296ed69e9"/>
     <w:p>
       <w:pPr>
         <w:pStyle w:val="Heading2"/>
@@ -31929,8 +33829,8 @@
         <w:t xml:space="preserve">.</w:t>
       </w:r>
     </w:p>
-    <w:bookmarkEnd w:id="67"/>
     <w:bookmarkEnd w:id="68"/>
+    <w:bookmarkEnd w:id="69"/>
     <w:sectPr/>
   </w:body>
 </w:document>

--- a/docs/as-built/docx/billing.docx
+++ b/docs/as-built/docx/billing.docx
@@ -999,7 +999,7 @@
               <a:graphicData uri="http://schemas.openxmlformats.org/drawingml/2006/picture">
                 <pic:pic>
                   <pic:nvPicPr>
-                    <pic:cNvPr descr="/tmp/docximg-xH1Dc7/billing_md_1.png" id="23" name="Picture"/>
+                    <pic:cNvPr descr="/tmp/docximg-AYCofU/billing_md_1.png" id="23" name="Picture"/>
                     <pic:cNvPicPr>
                       <a:picLocks noChangeArrowheads="1" noChangeAspect="1"/>
                     </pic:cNvPicPr>
@@ -1562,7 +1562,7 @@
               <a:graphicData uri="http://schemas.openxmlformats.org/drawingml/2006/picture">
                 <pic:pic>
                   <pic:nvPicPr>
-                    <pic:cNvPr descr="/tmp/docximg-xH1Dc7/billing_md_2.png" id="28" name="Picture"/>
+                    <pic:cNvPr descr="/tmp/docximg-AYCofU/billing_md_2.png" id="28" name="Picture"/>
                     <pic:cNvPicPr>
                       <a:picLocks noChangeArrowheads="1" noChangeAspect="1"/>
                     </pic:cNvPicPr>
@@ -2157,7 +2157,7 @@
               <a:graphicData uri="http://schemas.openxmlformats.org/drawingml/2006/picture">
                 <pic:pic>
                   <pic:nvPicPr>
-                    <pic:cNvPr descr="/tmp/docximg-xH1Dc7/billing_md_3.png" id="34" name="Picture"/>
+                    <pic:cNvPr descr="/tmp/docximg-AYCofU/billing_md_3.png" id="34" name="Picture"/>
                     <pic:cNvPicPr>
                       <a:picLocks noChangeArrowheads="1" noChangeAspect="1"/>
                     </pic:cNvPicPr>
@@ -6083,7 +6083,7 @@
               <a:graphicData uri="http://schemas.openxmlformats.org/drawingml/2006/picture">
                 <pic:pic>
                   <pic:nvPicPr>
-                    <pic:cNvPr descr="/tmp/docximg-xH1Dc7/billing_md_4.png" id="42" name="Picture"/>
+                    <pic:cNvPr descr="/tmp/docximg-AYCofU/billing_md_4.png" id="42" name="Picture"/>
                     <pic:cNvPicPr>
                       <a:picLocks noChangeArrowheads="1" noChangeAspect="1"/>
                     </pic:cNvPicPr>
@@ -18783,2627 +18783,6 @@
         <w:t xml:space="preserve">}</w:t>
       </w:r>
     </w:p>
-    <w:bookmarkEnd w:id="48"/>
-    <w:bookmarkStart w:id="52" w:name="X5354141219e0cb2c0ae65b7b3bb3a043ae10a78"/>
-    <w:p>
-      <w:pPr>
-        <w:pStyle w:val="Heading3"/>
-      </w:pPr>
-      <w:r>
-        <w:rPr>
-          <w:rStyle w:val="VerbatimChar"/>
-        </w:rPr>
-        <w:t xml:space="preserve">dunning_state</w:t>
-      </w:r>
-      <w:r>
-        <w:t xml:space="preserve"> </w:t>
-      </w:r>
-      <w:r>
-        <w:t xml:space="preserve">(</w:t>
-      </w:r>
-      <w:r>
-        <w:rPr>
-          <w:rStyle w:val="VerbatimChar"/>
-        </w:rPr>
-        <w:t xml:space="preserve">status</w:t>
-      </w:r>
-      <w:r>
-        <w:t xml:space="preserve">:</w:t>
-      </w:r>
-      <w:r>
-        <w:t xml:space="preserve"> </w:t>
-      </w:r>
-      <w:r>
-        <w:rPr>
-          <w:rStyle w:val="VerbatimChar"/>
-        </w:rPr>
-        <w:t xml:space="preserve">ACTIVE|CLEARED|SUSPENDED_BY_PAUSE|PENDING_TERMINATION_REVIEW|RECOVERY_FAILED|ARCHIVED</w:t>
-      </w:r>
-      <w:r>
-        <w:t xml:space="preserve">,</w:t>
-      </w:r>
-      <w:r>
-        <w:t xml:space="preserve"> </w:t>
-      </w:r>
-      <w:r>
-        <w:rPr>
-          <w:rStyle w:val="VerbatimChar"/>
-        </w:rPr>
-        <w:t xml:space="preserve">current_level</w:t>
-      </w:r>
-      <w:r>
-        <w:t xml:space="preserve"> </w:t>
-      </w:r>
-      <w:r>
-        <w:t xml:space="preserve">int 0..4)</w:t>
-      </w:r>
-    </w:p>
-    <w:p>
-      <w:pPr>
-        <w:pStyle w:val="BlockText"/>
-      </w:pPr>
-      <w:r>
-        <w:t xml:space="preserve">The dd-alignment migration added</w:t>
-      </w:r>
-      <w:r>
-        <w:t xml:space="preserve"> </w:t>
-      </w:r>
-      <w:r>
-        <w:rPr>
-          <w:rStyle w:val="VerbatimChar"/>
-        </w:rPr>
-        <w:t xml:space="preserve">billing_mode</w:t>
-      </w:r>
-      <w:r>
-        <w:t xml:space="preserve">/</w:t>
-      </w:r>
-      <w:r>
-        <w:rPr>
-          <w:rStyle w:val="VerbatimChar"/>
-        </w:rPr>
-        <w:t xml:space="preserve">triggering_event_type</w:t>
-      </w:r>
-      <w:r>
-        <w:t xml:space="preserve">/</w:t>
-      </w:r>
-      <w:r>
-        <w:rPr>
-          <w:rStyle w:val="VerbatimChar"/>
-        </w:rPr>
-        <w:t xml:space="preserve">next_evaluation_at</w:t>
-      </w:r>
-      <w:r>
-        <w:t xml:space="preserve">/</w:t>
-      </w:r>
-      <w:r>
-        <w:t xml:space="preserve"> </w:t>
-      </w:r>
-      <w:r>
-        <w:rPr>
-          <w:rStyle w:val="VerbatimChar"/>
-        </w:rPr>
-        <w:t xml:space="preserve">review_due_at</w:t>
-      </w:r>
-      <w:r>
-        <w:t xml:space="preserve">/</w:t>
-      </w:r>
-      <w:r>
-        <w:rPr>
-          <w:rStyle w:val="VerbatimChar"/>
-        </w:rPr>
-        <w:t xml:space="preserve">last_workflow_failure_code</w:t>
-      </w:r>
-      <w:r>
-        <w:t xml:space="preserve">; the program-catalog migration added the program pinning</w:t>
-      </w:r>
-      <w:r>
-        <w:t xml:space="preserve"> </w:t>
-      </w:r>
-      <w:r>
-        <w:t xml:space="preserve">(</w:t>
-      </w:r>
-      <w:r>
-        <w:rPr>
-          <w:rStyle w:val="VerbatimChar"/>
-        </w:rPr>
-        <w:t xml:space="preserve">dunning_program_ref</w:t>
-      </w:r>
-      <w:r>
-        <w:t xml:space="preserve">/</w:t>
-      </w:r>
-      <w:r>
-        <w:rPr>
-          <w:rStyle w:val="VerbatimChar"/>
-        </w:rPr>
-        <w:t xml:space="preserve">_version</w:t>
-      </w:r>
-      <w:r>
-        <w:t xml:space="preserve">),</w:t>
-      </w:r>
-      <w:r>
-        <w:t xml:space="preserve"> </w:t>
-      </w:r>
-      <w:r>
-        <w:rPr>
-          <w:rStyle w:val="VerbatimChar"/>
-        </w:rPr>
-        <w:t xml:space="preserve">entered_dunning_at</w:t>
-      </w:r>
-      <w:r>
-        <w:t xml:space="preserve">,</w:t>
-      </w:r>
-      <w:r>
-        <w:t xml:space="preserve"> </w:t>
-      </w:r>
-      <w:r>
-        <w:rPr>
-          <w:rStyle w:val="VerbatimChar"/>
-        </w:rPr>
-        <w:t xml:space="preserve">outstanding_debt_currency</w:t>
-      </w:r>
-      <w:r>
-        <w:t xml:space="preserve">,</w:t>
-      </w:r>
-      <w:r>
-        <w:t xml:space="preserve"> </w:t>
-      </w:r>
-      <w:r>
-        <w:rPr>
-          <w:rStyle w:val="VerbatimChar"/>
-        </w:rPr>
-        <w:t xml:space="preserve">applied_restriction_codes</w:t>
-      </w:r>
-      <w:r>
-        <w:t xml:space="preserve">,</w:t>
-      </w:r>
-      <w:r>
-        <w:t xml:space="preserve"> </w:t>
-      </w:r>
-      <w:r>
-        <w:rPr>
-          <w:rStyle w:val="VerbatimChar"/>
-        </w:rPr>
-        <w:t xml:space="preserve">triggering_event_ref</w:t>
-      </w:r>
-      <w:r>
-        <w:t xml:space="preserve">, the workflow-failure backoff trio, and</w:t>
-      </w:r>
-      <w:r>
-        <w:t xml:space="preserve"> </w:t>
-      </w:r>
-      <w:r>
-        <w:rPr>
-          <w:rStyle w:val="VerbatimChar"/>
-        </w:rPr>
-        <w:t xml:space="preserve">cleared_at</w:t>
-      </w:r>
-      <w:r>
-        <w:t xml:space="preserve">/</w:t>
-      </w:r>
-      <w:r>
-        <w:rPr>
-          <w:rStyle w:val="VerbatimChar"/>
-        </w:rPr>
-        <w:t xml:space="preserve">archived_at</w:t>
-      </w:r>
-      <w:r>
-        <w:t xml:space="preserve">.</w:t>
-      </w:r>
-    </w:p>
-    <w:p>
-      <w:pPr>
-        <w:pStyle w:val="SourceCode"/>
-      </w:pPr>
-      <w:r>
-        <w:rPr>
-          <w:rStyle w:val="FunctionTok"/>
-        </w:rPr>
-        <w:t xml:space="preserve">{</w:t>
-      </w:r>
-      <w:r>
-        <w:rPr>
-          <w:rStyle w:val="NormalTok"/>
-        </w:rPr>
-        <w:t xml:space="preserve"> </w:t>
-      </w:r>
-      <w:r>
-        <w:rPr>
-          <w:rStyle w:val="DataTypeTok"/>
-        </w:rPr>
-        <w:t xml:space="preserve">"dunning_id"</w:t>
-      </w:r>
-      <w:r>
-        <w:rPr>
-          <w:rStyle w:val="FunctionTok"/>
-        </w:rPr>
-        <w:t xml:space="preserve">:</w:t>
-      </w:r>
-      <w:r>
-        <w:rPr>
-          <w:rStyle w:val="StringTok"/>
-        </w:rPr>
-        <w:t xml:space="preserve">"dun_1"</w:t>
-      </w:r>
-      <w:r>
-        <w:rPr>
-          <w:rStyle w:val="FunctionTok"/>
-        </w:rPr>
-        <w:t xml:space="preserve">,</w:t>
-      </w:r>
-      <w:r>
-        <w:rPr>
-          <w:rStyle w:val="DataTypeTok"/>
-        </w:rPr>
-        <w:t xml:space="preserve">"operator_code"</w:t>
-      </w:r>
-      <w:r>
-        <w:rPr>
-          <w:rStyle w:val="FunctionTok"/>
-        </w:rPr>
-        <w:t xml:space="preserve">:</w:t>
-      </w:r>
-      <w:r>
-        <w:rPr>
-          <w:rStyle w:val="StringTok"/>
-        </w:rPr>
-        <w:t xml:space="preserve">"WIK"</w:t>
-      </w:r>
-      <w:r>
-        <w:rPr>
-          <w:rStyle w:val="FunctionTok"/>
-        </w:rPr>
-        <w:t xml:space="preserve">,</w:t>
-      </w:r>
-      <w:r>
-        <w:rPr>
-          <w:rStyle w:val="DataTypeTok"/>
-        </w:rPr>
-        <w:t xml:space="preserve">"account_id"</w:t>
-      </w:r>
-      <w:r>
-        <w:rPr>
-          <w:rStyle w:val="FunctionTok"/>
-        </w:rPr>
-        <w:t xml:space="preserve">:</w:t>
-      </w:r>
-      <w:r>
-        <w:rPr>
-          <w:rStyle w:val="StringTok"/>
-        </w:rPr>
-        <w:t xml:space="preserve">"acc_1"</w:t>
-      </w:r>
-      <w:r>
-        <w:rPr>
-          <w:rStyle w:val="FunctionTok"/>
-        </w:rPr>
-        <w:t xml:space="preserve">,</w:t>
-      </w:r>
-      <w:r>
-        <w:rPr>
-          <w:rStyle w:val="DataTypeTok"/>
-        </w:rPr>
-        <w:t xml:space="preserve">"subscription_id"</w:t>
-      </w:r>
-      <w:r>
-        <w:rPr>
-          <w:rStyle w:val="FunctionTok"/>
-        </w:rPr>
-        <w:t xml:space="preserve">:</w:t>
-      </w:r>
-      <w:r>
-        <w:rPr>
-          <w:rStyle w:val="StringTok"/>
-        </w:rPr>
-        <w:t xml:space="preserve">"sub_123"</w:t>
-      </w:r>
-      <w:r>
-        <w:rPr>
-          <w:rStyle w:val="FunctionTok"/>
-        </w:rPr>
-        <w:t xml:space="preserve">,</w:t>
-      </w:r>
-      <w:r>
-        <w:rPr>
-          <w:rStyle w:val="DataTypeTok"/>
-        </w:rPr>
-        <w:t xml:space="preserve">"billing_mode"</w:t>
-      </w:r>
-      <w:r>
-        <w:rPr>
-          <w:rStyle w:val="FunctionTok"/>
-        </w:rPr>
-        <w:t xml:space="preserve">:</w:t>
-      </w:r>
-      <w:r>
-        <w:rPr>
-          <w:rStyle w:val="StringTok"/>
-        </w:rPr>
-        <w:t xml:space="preserve">"POSTPAID"</w:t>
-      </w:r>
-      <w:r>
-        <w:rPr>
-          <w:rStyle w:val="FunctionTok"/>
-        </w:rPr>
-        <w:t xml:space="preserve">,</w:t>
-      </w:r>
-      <w:r>
-        <w:rPr>
-          <w:rStyle w:val="DataTypeTok"/>
-        </w:rPr>
-        <w:t xml:space="preserve">"triggering_event_type"</w:t>
-      </w:r>
-      <w:r>
-        <w:rPr>
-          <w:rStyle w:val="FunctionTok"/>
-        </w:rPr>
-        <w:t xml:space="preserve">:</w:t>
-      </w:r>
-      <w:r>
-        <w:rPr>
-          <w:rStyle w:val="StringTok"/>
-        </w:rPr>
-        <w:t xml:space="preserve">"InvoiceOverdue"</w:t>
-      </w:r>
-      <w:r>
-        <w:rPr>
-          <w:rStyle w:val="FunctionTok"/>
-        </w:rPr>
-        <w:t xml:space="preserve">,</w:t>
-      </w:r>
-      <w:r>
-        <w:rPr>
-          <w:rStyle w:val="DataTypeTok"/>
-        </w:rPr>
-        <w:t xml:space="preserve">"current_level"</w:t>
-      </w:r>
-      <w:r>
-        <w:rPr>
-          <w:rStyle w:val="FunctionTok"/>
-        </w:rPr>
-        <w:t xml:space="preserve">:</w:t>
-      </w:r>
-      <w:r>
-        <w:rPr>
-          <w:rStyle w:val="DecValTok"/>
-        </w:rPr>
-        <w:t xml:space="preserve">1</w:t>
-      </w:r>
-      <w:r>
-        <w:rPr>
-          <w:rStyle w:val="FunctionTok"/>
-        </w:rPr>
-        <w:t xml:space="preserve">,</w:t>
-      </w:r>
-      <w:r>
-        <w:rPr>
-          <w:rStyle w:val="DataTypeTok"/>
-        </w:rPr>
-        <w:t xml:space="preserve">"entered_level_at"</w:t>
-      </w:r>
-      <w:r>
-        <w:rPr>
-          <w:rStyle w:val="FunctionTok"/>
-        </w:rPr>
-        <w:t xml:space="preserve">:</w:t>
-      </w:r>
-      <w:r>
-        <w:rPr>
-          <w:rStyle w:val="StringTok"/>
-        </w:rPr>
-        <w:t xml:space="preserve">"2026-07-16T00:00:00Z"</w:t>
-      </w:r>
-      <w:r>
-        <w:rPr>
-          <w:rStyle w:val="FunctionTok"/>
-        </w:rPr>
-        <w:t xml:space="preserve">,</w:t>
-      </w:r>
-      <w:r>
-        <w:rPr>
-          <w:rStyle w:val="DataTypeTok"/>
-        </w:rPr>
-        <w:t xml:space="preserve">"entered_dunning_at"</w:t>
-      </w:r>
-      <w:r>
-        <w:rPr>
-          <w:rStyle w:val="FunctionTok"/>
-        </w:rPr>
-        <w:t xml:space="preserve">:</w:t>
-      </w:r>
-      <w:r>
-        <w:rPr>
-          <w:rStyle w:val="StringTok"/>
-        </w:rPr>
-        <w:t xml:space="preserve">"2026-07-16T00:00:00Z"</w:t>
-      </w:r>
-      <w:r>
-        <w:rPr>
-          <w:rStyle w:val="FunctionTok"/>
-        </w:rPr>
-        <w:t xml:space="preserve">,</w:t>
-      </w:r>
-      <w:r>
-        <w:rPr>
-          <w:rStyle w:val="DataTypeTok"/>
-        </w:rPr>
-        <w:t xml:space="preserve">"outstanding_debt_amount"</w:t>
-      </w:r>
-      <w:r>
-        <w:rPr>
-          <w:rStyle w:val="FunctionTok"/>
-        </w:rPr>
-        <w:t xml:space="preserve">:</w:t>
-      </w:r>
-      <w:r>
-        <w:rPr>
-          <w:rStyle w:val="FloatTok"/>
-        </w:rPr>
-        <w:t xml:space="preserve">5000.00</w:t>
-      </w:r>
-      <w:r>
-        <w:rPr>
-          <w:rStyle w:val="FunctionTok"/>
-        </w:rPr>
-        <w:t xml:space="preserve">,</w:t>
-      </w:r>
-      <w:r>
-        <w:rPr>
-          <w:rStyle w:val="DataTypeTok"/>
-        </w:rPr>
-        <w:t xml:space="preserve">"outstanding_debt_currency"</w:t>
-      </w:r>
-      <w:r>
-        <w:rPr>
-          <w:rStyle w:val="FunctionTok"/>
-        </w:rPr>
-        <w:t xml:space="preserve">:</w:t>
-      </w:r>
-      <w:r>
-        <w:rPr>
-          <w:rStyle w:val="StringTok"/>
-        </w:rPr>
-        <w:t xml:space="preserve">"KES"</w:t>
-      </w:r>
-      <w:r>
-        <w:rPr>
-          <w:rStyle w:val="FunctionTok"/>
-        </w:rPr>
-        <w:t xml:space="preserve">,</w:t>
-      </w:r>
-      <w:r>
-        <w:rPr>
-          <w:rStyle w:val="DataTypeTok"/>
-        </w:rPr>
-        <w:t xml:space="preserve">"status"</w:t>
-      </w:r>
-      <w:r>
-        <w:rPr>
-          <w:rStyle w:val="FunctionTok"/>
-        </w:rPr>
-        <w:t xml:space="preserve">:</w:t>
-      </w:r>
-      <w:r>
-        <w:rPr>
-          <w:rStyle w:val="StringTok"/>
-        </w:rPr>
-        <w:t xml:space="preserve">"ACTIVE"</w:t>
-      </w:r>
-      <w:r>
-        <w:rPr>
-          <w:rStyle w:val="FunctionTok"/>
-        </w:rPr>
-        <w:t xml:space="preserve">,</w:t>
-      </w:r>
-      <w:r>
-        <w:rPr>
-          <w:rStyle w:val="DataTypeTok"/>
-        </w:rPr>
-        <w:t xml:space="preserve">"last_scanned_at"</w:t>
-      </w:r>
-      <w:r>
-        <w:rPr>
-          <w:rStyle w:val="FunctionTok"/>
-        </w:rPr>
-        <w:t xml:space="preserve">:</w:t>
-      </w:r>
-      <w:r>
-        <w:rPr>
-          <w:rStyle w:val="StringTok"/>
-        </w:rPr>
-        <w:t xml:space="preserve">"2026-07-16T01:00:00Z"</w:t>
-      </w:r>
-      <w:r>
-        <w:rPr>
-          <w:rStyle w:val="FunctionTok"/>
-        </w:rPr>
-        <w:t xml:space="preserve">,</w:t>
-      </w:r>
-      <w:r>
-        <w:rPr>
-          <w:rStyle w:val="DataTypeTok"/>
-        </w:rPr>
-        <w:t xml:space="preserve">"next_evaluation_at"</w:t>
-      </w:r>
-      <w:r>
-        <w:rPr>
-          <w:rStyle w:val="FunctionTok"/>
-        </w:rPr>
-        <w:t xml:space="preserve">:</w:t>
-      </w:r>
-      <w:r>
-        <w:rPr>
-          <w:rStyle w:val="StringTok"/>
-        </w:rPr>
-        <w:t xml:space="preserve">"2026-07-23T00:00:00Z"</w:t>
-      </w:r>
-      <w:r>
-        <w:rPr>
-          <w:rStyle w:val="FunctionTok"/>
-        </w:rPr>
-        <w:t xml:space="preserve">,</w:t>
-      </w:r>
-      <w:r>
-        <w:rPr>
-          <w:rStyle w:val="DataTypeTok"/>
-        </w:rPr>
-        <w:t xml:space="preserve">"review_due_at"</w:t>
-      </w:r>
-      <w:r>
-        <w:rPr>
-          <w:rStyle w:val="FunctionTok"/>
-        </w:rPr>
-        <w:t xml:space="preserve">:</w:t>
-      </w:r>
-      <w:r>
-        <w:rPr>
-          <w:rStyle w:val="KeywordTok"/>
-        </w:rPr>
-        <w:t xml:space="preserve">null</w:t>
-      </w:r>
-      <w:r>
-        <w:rPr>
-          <w:rStyle w:val="FunctionTok"/>
-        </w:rPr>
-        <w:t xml:space="preserve">,</w:t>
-      </w:r>
-      <w:r>
-        <w:rPr>
-          <w:rStyle w:val="DataTypeTok"/>
-        </w:rPr>
-        <w:t xml:space="preserve">"last_workflow_failure_code"</w:t>
-      </w:r>
-      <w:r>
-        <w:rPr>
-          <w:rStyle w:val="FunctionTok"/>
-        </w:rPr>
-        <w:t xml:space="preserve">:</w:t>
-      </w:r>
-      <w:r>
-        <w:rPr>
-          <w:rStyle w:val="KeywordTok"/>
-        </w:rPr>
-        <w:t xml:space="preserve">null</w:t>
-      </w:r>
-      <w:r>
-        <w:rPr>
-          <w:rStyle w:val="FunctionTok"/>
-        </w:rPr>
-        <w:t xml:space="preserve">,</w:t>
-      </w:r>
-      <w:r>
-        <w:rPr>
-          <w:rStyle w:val="DataTypeTok"/>
-        </w:rPr>
-        <w:t xml:space="preserve">"dunning_program_ref"</w:t>
-      </w:r>
-      <w:r>
-        <w:rPr>
-          <w:rStyle w:val="FunctionTok"/>
-        </w:rPr>
-        <w:t xml:space="preserve">:</w:t>
-      </w:r>
-      <w:r>
-        <w:rPr>
-          <w:rStyle w:val="StringTok"/>
-        </w:rPr>
-        <w:t xml:space="preserve">"wik_postpaid_standard"</w:t>
-      </w:r>
-      <w:r>
-        <w:rPr>
-          <w:rStyle w:val="FunctionTok"/>
-        </w:rPr>
-        <w:t xml:space="preserve">,</w:t>
-      </w:r>
-      <w:r>
-        <w:rPr>
-          <w:rStyle w:val="DataTypeTok"/>
-        </w:rPr>
-        <w:t xml:space="preserve">"dunning_program_version"</w:t>
-      </w:r>
-      <w:r>
-        <w:rPr>
-          <w:rStyle w:val="FunctionTok"/>
-        </w:rPr>
-        <w:t xml:space="preserve">:</w:t>
-      </w:r>
-      <w:r>
-        <w:rPr>
-          <w:rStyle w:val="DecValTok"/>
-        </w:rPr>
-        <w:t xml:space="preserve">1</w:t>
-      </w:r>
-      <w:r>
-        <w:rPr>
-          <w:rStyle w:val="FunctionTok"/>
-        </w:rPr>
-        <w:t xml:space="preserve">,</w:t>
-      </w:r>
-      <w:r>
-        <w:rPr>
-          <w:rStyle w:val="DataTypeTok"/>
-        </w:rPr>
-        <w:t xml:space="preserve">"applied_restriction_codes"</w:t>
-      </w:r>
-      <w:r>
-        <w:rPr>
-          <w:rStyle w:val="FunctionTok"/>
-        </w:rPr>
-        <w:t xml:space="preserve">:</w:t>
-      </w:r>
-      <w:r>
-        <w:rPr>
-          <w:rStyle w:val="OtherTok"/>
-        </w:rPr>
-        <w:t xml:space="preserve">[]</w:t>
-      </w:r>
-      <w:r>
-        <w:rPr>
-          <w:rStyle w:val="FunctionTok"/>
-        </w:rPr>
-        <w:t xml:space="preserve">,</w:t>
-      </w:r>
-      <w:r>
-        <w:rPr>
-          <w:rStyle w:val="DataTypeTok"/>
-        </w:rPr>
-        <w:t xml:space="preserve">"triggering_event_ref"</w:t>
-      </w:r>
-      <w:r>
-        <w:rPr>
-          <w:rStyle w:val="FunctionTok"/>
-        </w:rPr>
-        <w:t xml:space="preserve">:</w:t>
-      </w:r>
-      <w:r>
-        <w:rPr>
-          <w:rStyle w:val="StringTok"/>
-        </w:rPr>
-        <w:t xml:space="preserve">"inv_1"</w:t>
-      </w:r>
-      <w:r>
-        <w:rPr>
-          <w:rStyle w:val="FunctionTok"/>
-        </w:rPr>
-        <w:t xml:space="preserve">,</w:t>
-      </w:r>
-      <w:r>
-        <w:rPr>
-          <w:rStyle w:val="DataTypeTok"/>
-        </w:rPr>
-        <w:t xml:space="preserve">"last_workflow_failure_at"</w:t>
-      </w:r>
-      <w:r>
-        <w:rPr>
-          <w:rStyle w:val="FunctionTok"/>
-        </w:rPr>
-        <w:t xml:space="preserve">:</w:t>
-      </w:r>
-      <w:r>
-        <w:rPr>
-          <w:rStyle w:val="KeywordTok"/>
-        </w:rPr>
-        <w:t xml:space="preserve">null</w:t>
-      </w:r>
-      <w:r>
-        <w:rPr>
-          <w:rStyle w:val="FunctionTok"/>
-        </w:rPr>
-        <w:t xml:space="preserve">,</w:t>
-      </w:r>
-      <w:r>
-        <w:rPr>
-          <w:rStyle w:val="DataTypeTok"/>
-        </w:rPr>
-        <w:t xml:space="preserve">"workflow_failure_attempts"</w:t>
-      </w:r>
-      <w:r>
-        <w:rPr>
-          <w:rStyle w:val="FunctionTok"/>
-        </w:rPr>
-        <w:t xml:space="preserve">:</w:t>
-      </w:r>
-      <w:r>
-        <w:rPr>
-          <w:rStyle w:val="DecValTok"/>
-        </w:rPr>
-        <w:t xml:space="preserve">0</w:t>
-      </w:r>
-      <w:r>
-        <w:rPr>
-          <w:rStyle w:val="FunctionTok"/>
-        </w:rPr>
-        <w:t xml:space="preserve">,</w:t>
-      </w:r>
-      <w:r>
-        <w:rPr>
-          <w:rStyle w:val="DataTypeTok"/>
-        </w:rPr>
-        <w:t xml:space="preserve">"cleared_at"</w:t>
-      </w:r>
-      <w:r>
-        <w:rPr>
-          <w:rStyle w:val="FunctionTok"/>
-        </w:rPr>
-        <w:t xml:space="preserve">:</w:t>
-      </w:r>
-      <w:r>
-        <w:rPr>
-          <w:rStyle w:val="KeywordTok"/>
-        </w:rPr>
-        <w:t xml:space="preserve">null</w:t>
-      </w:r>
-      <w:r>
-        <w:rPr>
-          <w:rStyle w:val="FunctionTok"/>
-        </w:rPr>
-        <w:t xml:space="preserve">,</w:t>
-      </w:r>
-      <w:r>
-        <w:rPr>
-          <w:rStyle w:val="DataTypeTok"/>
-        </w:rPr>
-        <w:t xml:space="preserve">"archived_at"</w:t>
-      </w:r>
-      <w:r>
-        <w:rPr>
-          <w:rStyle w:val="FunctionTok"/>
-        </w:rPr>
-        <w:t xml:space="preserve">:</w:t>
-      </w:r>
-      <w:r>
-        <w:rPr>
-          <w:rStyle w:val="KeywordTok"/>
-        </w:rPr>
-        <w:t xml:space="preserve">null</w:t>
-      </w:r>
-      <w:r>
-        <w:rPr>
-          <w:rStyle w:val="NormalTok"/>
-        </w:rPr>
-        <w:t xml:space="preserve"> </w:t>
-      </w:r>
-      <w:r>
-        <w:rPr>
-          <w:rStyle w:val="FunctionTok"/>
-        </w:rPr>
-        <w:t xml:space="preserve">}</w:t>
-      </w:r>
-      <w:r>
-        <w:br/>
-      </w:r>
-      <w:r>
-        <w:rPr>
-          <w:rStyle w:val="FunctionTok"/>
-        </w:rPr>
-        <w:t xml:space="preserve">{</w:t>
-      </w:r>
-      <w:r>
-        <w:rPr>
-          <w:rStyle w:val="NormalTok"/>
-        </w:rPr>
-        <w:t xml:space="preserve"> </w:t>
-      </w:r>
-      <w:r>
-        <w:rPr>
-          <w:rStyle w:val="DataTypeTok"/>
-        </w:rPr>
-        <w:t xml:space="preserve">"dunning_id"</w:t>
-      </w:r>
-      <w:r>
-        <w:rPr>
-          <w:rStyle w:val="FunctionTok"/>
-        </w:rPr>
-        <w:t xml:space="preserve">:</w:t>
-      </w:r>
-      <w:r>
-        <w:rPr>
-          <w:rStyle w:val="StringTok"/>
-        </w:rPr>
-        <w:t xml:space="preserve">"dun_2"</w:t>
-      </w:r>
-      <w:r>
-        <w:rPr>
-          <w:rStyle w:val="FunctionTok"/>
-        </w:rPr>
-        <w:t xml:space="preserve">,</w:t>
-      </w:r>
-      <w:r>
-        <w:rPr>
-          <w:rStyle w:val="DataTypeTok"/>
-        </w:rPr>
-        <w:t xml:space="preserve">"operator_code"</w:t>
-      </w:r>
-      <w:r>
-        <w:rPr>
-          <w:rStyle w:val="FunctionTok"/>
-        </w:rPr>
-        <w:t xml:space="preserve">:</w:t>
-      </w:r>
-      <w:r>
-        <w:rPr>
-          <w:rStyle w:val="StringTok"/>
-        </w:rPr>
-        <w:t xml:space="preserve">"WIK"</w:t>
-      </w:r>
-      <w:r>
-        <w:rPr>
-          <w:rStyle w:val="FunctionTok"/>
-        </w:rPr>
-        <w:t xml:space="preserve">,</w:t>
-      </w:r>
-      <w:r>
-        <w:rPr>
-          <w:rStyle w:val="DataTypeTok"/>
-        </w:rPr>
-        <w:t xml:space="preserve">"account_id"</w:t>
-      </w:r>
-      <w:r>
-        <w:rPr>
-          <w:rStyle w:val="FunctionTok"/>
-        </w:rPr>
-        <w:t xml:space="preserve">:</w:t>
-      </w:r>
-      <w:r>
-        <w:rPr>
-          <w:rStyle w:val="StringTok"/>
-        </w:rPr>
-        <w:t xml:space="preserve">"acc_2"</w:t>
-      </w:r>
-      <w:r>
-        <w:rPr>
-          <w:rStyle w:val="FunctionTok"/>
-        </w:rPr>
-        <w:t xml:space="preserve">,</w:t>
-      </w:r>
-      <w:r>
-        <w:rPr>
-          <w:rStyle w:val="DataTypeTok"/>
-        </w:rPr>
-        <w:t xml:space="preserve">"subscription_id"</w:t>
-      </w:r>
-      <w:r>
-        <w:rPr>
-          <w:rStyle w:val="FunctionTok"/>
-        </w:rPr>
-        <w:t xml:space="preserve">:</w:t>
-      </w:r>
-      <w:r>
-        <w:rPr>
-          <w:rStyle w:val="StringTok"/>
-        </w:rPr>
-        <w:t xml:space="preserve">"sub_9"</w:t>
-      </w:r>
-      <w:r>
-        <w:rPr>
-          <w:rStyle w:val="FunctionTok"/>
-        </w:rPr>
-        <w:t xml:space="preserve">,</w:t>
-      </w:r>
-      <w:r>
-        <w:rPr>
-          <w:rStyle w:val="DataTypeTok"/>
-        </w:rPr>
-        <w:t xml:space="preserve">"billing_mode"</w:t>
-      </w:r>
-      <w:r>
-        <w:rPr>
-          <w:rStyle w:val="FunctionTok"/>
-        </w:rPr>
-        <w:t xml:space="preserve">:</w:t>
-      </w:r>
-      <w:r>
-        <w:rPr>
-          <w:rStyle w:val="StringTok"/>
-        </w:rPr>
-        <w:t xml:space="preserve">"POSTPAID"</w:t>
-      </w:r>
-      <w:r>
-        <w:rPr>
-          <w:rStyle w:val="FunctionTok"/>
-        </w:rPr>
-        <w:t xml:space="preserve">,</w:t>
-      </w:r>
-      <w:r>
-        <w:rPr>
-          <w:rStyle w:val="DataTypeTok"/>
-        </w:rPr>
-        <w:t xml:space="preserve">"triggering_event_type"</w:t>
-      </w:r>
-      <w:r>
-        <w:rPr>
-          <w:rStyle w:val="FunctionTok"/>
-        </w:rPr>
-        <w:t xml:space="preserve">:</w:t>
-      </w:r>
-      <w:r>
-        <w:rPr>
-          <w:rStyle w:val="StringTok"/>
-        </w:rPr>
-        <w:t xml:space="preserve">"InvoiceOverdue"</w:t>
-      </w:r>
-      <w:r>
-        <w:rPr>
-          <w:rStyle w:val="FunctionTok"/>
-        </w:rPr>
-        <w:t xml:space="preserve">,</w:t>
-      </w:r>
-      <w:r>
-        <w:rPr>
-          <w:rStyle w:val="DataTypeTok"/>
-        </w:rPr>
-        <w:t xml:space="preserve">"current_level"</w:t>
-      </w:r>
-      <w:r>
-        <w:rPr>
-          <w:rStyle w:val="FunctionTok"/>
-        </w:rPr>
-        <w:t xml:space="preserve">:</w:t>
-      </w:r>
-      <w:r>
-        <w:rPr>
-          <w:rStyle w:val="DecValTok"/>
-        </w:rPr>
-        <w:t xml:space="preserve">3</w:t>
-      </w:r>
-      <w:r>
-        <w:rPr>
-          <w:rStyle w:val="FunctionTok"/>
-        </w:rPr>
-        <w:t xml:space="preserve">,</w:t>
-      </w:r>
-      <w:r>
-        <w:rPr>
-          <w:rStyle w:val="DataTypeTok"/>
-        </w:rPr>
-        <w:t xml:space="preserve">"entered_level_at"</w:t>
-      </w:r>
-      <w:r>
-        <w:rPr>
-          <w:rStyle w:val="FunctionTok"/>
-        </w:rPr>
-        <w:t xml:space="preserve">:</w:t>
-      </w:r>
-      <w:r>
-        <w:rPr>
-          <w:rStyle w:val="StringTok"/>
-        </w:rPr>
-        <w:t xml:space="preserve">"2026-07-10T00:00:00Z"</w:t>
-      </w:r>
-      <w:r>
-        <w:rPr>
-          <w:rStyle w:val="FunctionTok"/>
-        </w:rPr>
-        <w:t xml:space="preserve">,</w:t>
-      </w:r>
-      <w:r>
-        <w:rPr>
-          <w:rStyle w:val="DataTypeTok"/>
-        </w:rPr>
-        <w:t xml:space="preserve">"entered_dunning_at"</w:t>
-      </w:r>
-      <w:r>
-        <w:rPr>
-          <w:rStyle w:val="FunctionTok"/>
-        </w:rPr>
-        <w:t xml:space="preserve">:</w:t>
-      </w:r>
-      <w:r>
-        <w:rPr>
-          <w:rStyle w:val="StringTok"/>
-        </w:rPr>
-        <w:t xml:space="preserve">"2026-06-20T00:00:00Z"</w:t>
-      </w:r>
-      <w:r>
-        <w:rPr>
-          <w:rStyle w:val="FunctionTok"/>
-        </w:rPr>
-        <w:t xml:space="preserve">,</w:t>
-      </w:r>
-      <w:r>
-        <w:rPr>
-          <w:rStyle w:val="DataTypeTok"/>
-        </w:rPr>
-        <w:t xml:space="preserve">"outstanding_debt_amount"</w:t>
-      </w:r>
-      <w:r>
-        <w:rPr>
-          <w:rStyle w:val="FunctionTok"/>
-        </w:rPr>
-        <w:t xml:space="preserve">:</w:t>
-      </w:r>
-      <w:r>
-        <w:rPr>
-          <w:rStyle w:val="FloatTok"/>
-        </w:rPr>
-        <w:t xml:space="preserve">12000.00</w:t>
-      </w:r>
-      <w:r>
-        <w:rPr>
-          <w:rStyle w:val="FunctionTok"/>
-        </w:rPr>
-        <w:t xml:space="preserve">,</w:t>
-      </w:r>
-      <w:r>
-        <w:rPr>
-          <w:rStyle w:val="DataTypeTok"/>
-        </w:rPr>
-        <w:t xml:space="preserve">"outstanding_debt_currency"</w:t>
-      </w:r>
-      <w:r>
-        <w:rPr>
-          <w:rStyle w:val="FunctionTok"/>
-        </w:rPr>
-        <w:t xml:space="preserve">:</w:t>
-      </w:r>
-      <w:r>
-        <w:rPr>
-          <w:rStyle w:val="StringTok"/>
-        </w:rPr>
-        <w:t xml:space="preserve">"KES"</w:t>
-      </w:r>
-      <w:r>
-        <w:rPr>
-          <w:rStyle w:val="FunctionTok"/>
-        </w:rPr>
-        <w:t xml:space="preserve">,</w:t>
-      </w:r>
-      <w:r>
-        <w:rPr>
-          <w:rStyle w:val="DataTypeTok"/>
-        </w:rPr>
-        <w:t xml:space="preserve">"status"</w:t>
-      </w:r>
-      <w:r>
-        <w:rPr>
-          <w:rStyle w:val="FunctionTok"/>
-        </w:rPr>
-        <w:t xml:space="preserve">:</w:t>
-      </w:r>
-      <w:r>
-        <w:rPr>
-          <w:rStyle w:val="StringTok"/>
-        </w:rPr>
-        <w:t xml:space="preserve">"ACTIVE"</w:t>
-      </w:r>
-      <w:r>
-        <w:rPr>
-          <w:rStyle w:val="FunctionTok"/>
-        </w:rPr>
-        <w:t xml:space="preserve">,</w:t>
-      </w:r>
-      <w:r>
-        <w:rPr>
-          <w:rStyle w:val="DataTypeTok"/>
-        </w:rPr>
-        <w:t xml:space="preserve">"last_scanned_at"</w:t>
-      </w:r>
-      <w:r>
-        <w:rPr>
-          <w:rStyle w:val="FunctionTok"/>
-        </w:rPr>
-        <w:t xml:space="preserve">:</w:t>
-      </w:r>
-      <w:r>
-        <w:rPr>
-          <w:rStyle w:val="StringTok"/>
-        </w:rPr>
-        <w:t xml:space="preserve">"2026-07-16T01:00:00Z"</w:t>
-      </w:r>
-      <w:r>
-        <w:rPr>
-          <w:rStyle w:val="FunctionTok"/>
-        </w:rPr>
-        <w:t xml:space="preserve">,</w:t>
-      </w:r>
-      <w:r>
-        <w:rPr>
-          <w:rStyle w:val="DataTypeTok"/>
-        </w:rPr>
-        <w:t xml:space="preserve">"next_evaluation_at"</w:t>
-      </w:r>
-      <w:r>
-        <w:rPr>
-          <w:rStyle w:val="FunctionTok"/>
-        </w:rPr>
-        <w:t xml:space="preserve">:</w:t>
-      </w:r>
-      <w:r>
-        <w:rPr>
-          <w:rStyle w:val="StringTok"/>
-        </w:rPr>
-        <w:t xml:space="preserve">"2026-07-24T00:00:00Z"</w:t>
-      </w:r>
-      <w:r>
-        <w:rPr>
-          <w:rStyle w:val="FunctionTok"/>
-        </w:rPr>
-        <w:t xml:space="preserve">,</w:t>
-      </w:r>
-      <w:r>
-        <w:rPr>
-          <w:rStyle w:val="DataTypeTok"/>
-        </w:rPr>
-        <w:t xml:space="preserve">"review_due_at"</w:t>
-      </w:r>
-      <w:r>
-        <w:rPr>
-          <w:rStyle w:val="FunctionTok"/>
-        </w:rPr>
-        <w:t xml:space="preserve">:</w:t>
-      </w:r>
-      <w:r>
-        <w:rPr>
-          <w:rStyle w:val="KeywordTok"/>
-        </w:rPr>
-        <w:t xml:space="preserve">null</w:t>
-      </w:r>
-      <w:r>
-        <w:rPr>
-          <w:rStyle w:val="FunctionTok"/>
-        </w:rPr>
-        <w:t xml:space="preserve">,</w:t>
-      </w:r>
-      <w:r>
-        <w:rPr>
-          <w:rStyle w:val="DataTypeTok"/>
-        </w:rPr>
-        <w:t xml:space="preserve">"last_workflow_failure_code"</w:t>
-      </w:r>
-      <w:r>
-        <w:rPr>
-          <w:rStyle w:val="FunctionTok"/>
-        </w:rPr>
-        <w:t xml:space="preserve">:</w:t>
-      </w:r>
-      <w:r>
-        <w:rPr>
-          <w:rStyle w:val="KeywordTok"/>
-        </w:rPr>
-        <w:t xml:space="preserve">null</w:t>
-      </w:r>
-      <w:r>
-        <w:rPr>
-          <w:rStyle w:val="FunctionTok"/>
-        </w:rPr>
-        <w:t xml:space="preserve">,</w:t>
-      </w:r>
-      <w:r>
-        <w:rPr>
-          <w:rStyle w:val="DataTypeTok"/>
-        </w:rPr>
-        <w:t xml:space="preserve">"dunning_program_ref"</w:t>
-      </w:r>
-      <w:r>
-        <w:rPr>
-          <w:rStyle w:val="FunctionTok"/>
-        </w:rPr>
-        <w:t xml:space="preserve">:</w:t>
-      </w:r>
-      <w:r>
-        <w:rPr>
-          <w:rStyle w:val="StringTok"/>
-        </w:rPr>
-        <w:t xml:space="preserve">"wik_postpaid_standard"</w:t>
-      </w:r>
-      <w:r>
-        <w:rPr>
-          <w:rStyle w:val="FunctionTok"/>
-        </w:rPr>
-        <w:t xml:space="preserve">,</w:t>
-      </w:r>
-      <w:r>
-        <w:rPr>
-          <w:rStyle w:val="DataTypeTok"/>
-        </w:rPr>
-        <w:t xml:space="preserve">"dunning_program_version"</w:t>
-      </w:r>
-      <w:r>
-        <w:rPr>
-          <w:rStyle w:val="FunctionTok"/>
-        </w:rPr>
-        <w:t xml:space="preserve">:</w:t>
-      </w:r>
-      <w:r>
-        <w:rPr>
-          <w:rStyle w:val="DecValTok"/>
-        </w:rPr>
-        <w:t xml:space="preserve">1</w:t>
-      </w:r>
-      <w:r>
-        <w:rPr>
-          <w:rStyle w:val="FunctionTok"/>
-        </w:rPr>
-        <w:t xml:space="preserve">,</w:t>
-      </w:r>
-      <w:r>
-        <w:rPr>
-          <w:rStyle w:val="DataTypeTok"/>
-        </w:rPr>
-        <w:t xml:space="preserve">"applied_restriction_codes"</w:t>
-      </w:r>
-      <w:r>
-        <w:rPr>
-          <w:rStyle w:val="FunctionTok"/>
-        </w:rPr>
-        <w:t xml:space="preserve">:</w:t>
-      </w:r>
-      <w:r>
-        <w:rPr>
-          <w:rStyle w:val="OtherTok"/>
-        </w:rPr>
-        <w:t xml:space="preserve">[</w:t>
-      </w:r>
-      <w:r>
-        <w:rPr>
-          <w:rStyle w:val="StringTok"/>
-        </w:rPr>
-        <w:t xml:space="preserve">"OUTGOING_VOICE_BARRED"</w:t>
-      </w:r>
-      <w:r>
-        <w:rPr>
-          <w:rStyle w:val="OtherTok"/>
-        </w:rPr>
-        <w:t xml:space="preserve">]</w:t>
-      </w:r>
-      <w:r>
-        <w:rPr>
-          <w:rStyle w:val="FunctionTok"/>
-        </w:rPr>
-        <w:t xml:space="preserve">,</w:t>
-      </w:r>
-      <w:r>
-        <w:rPr>
-          <w:rStyle w:val="DataTypeTok"/>
-        </w:rPr>
-        <w:t xml:space="preserve">"triggering_event_ref"</w:t>
-      </w:r>
-      <w:r>
-        <w:rPr>
-          <w:rStyle w:val="FunctionTok"/>
-        </w:rPr>
-        <w:t xml:space="preserve">:</w:t>
-      </w:r>
-      <w:r>
-        <w:rPr>
-          <w:rStyle w:val="StringTok"/>
-        </w:rPr>
-        <w:t xml:space="preserve">"inv_55"</w:t>
-      </w:r>
-      <w:r>
-        <w:rPr>
-          <w:rStyle w:val="FunctionTok"/>
-        </w:rPr>
-        <w:t xml:space="preserve">,</w:t>
-      </w:r>
-      <w:r>
-        <w:rPr>
-          <w:rStyle w:val="DataTypeTok"/>
-        </w:rPr>
-        <w:t xml:space="preserve">"last_workflow_failure_at"</w:t>
-      </w:r>
-      <w:r>
-        <w:rPr>
-          <w:rStyle w:val="FunctionTok"/>
-        </w:rPr>
-        <w:t xml:space="preserve">:</w:t>
-      </w:r>
-      <w:r>
-        <w:rPr>
-          <w:rStyle w:val="KeywordTok"/>
-        </w:rPr>
-        <w:t xml:space="preserve">null</w:t>
-      </w:r>
-      <w:r>
-        <w:rPr>
-          <w:rStyle w:val="FunctionTok"/>
-        </w:rPr>
-        <w:t xml:space="preserve">,</w:t>
-      </w:r>
-      <w:r>
-        <w:rPr>
-          <w:rStyle w:val="DataTypeTok"/>
-        </w:rPr>
-        <w:t xml:space="preserve">"workflow_failure_attempts"</w:t>
-      </w:r>
-      <w:r>
-        <w:rPr>
-          <w:rStyle w:val="FunctionTok"/>
-        </w:rPr>
-        <w:t xml:space="preserve">:</w:t>
-      </w:r>
-      <w:r>
-        <w:rPr>
-          <w:rStyle w:val="DecValTok"/>
-        </w:rPr>
-        <w:t xml:space="preserve">0</w:t>
-      </w:r>
-      <w:r>
-        <w:rPr>
-          <w:rStyle w:val="FunctionTok"/>
-        </w:rPr>
-        <w:t xml:space="preserve">,</w:t>
-      </w:r>
-      <w:r>
-        <w:rPr>
-          <w:rStyle w:val="DataTypeTok"/>
-        </w:rPr>
-        <w:t xml:space="preserve">"cleared_at"</w:t>
-      </w:r>
-      <w:r>
-        <w:rPr>
-          <w:rStyle w:val="FunctionTok"/>
-        </w:rPr>
-        <w:t xml:space="preserve">:</w:t>
-      </w:r>
-      <w:r>
-        <w:rPr>
-          <w:rStyle w:val="KeywordTok"/>
-        </w:rPr>
-        <w:t xml:space="preserve">null</w:t>
-      </w:r>
-      <w:r>
-        <w:rPr>
-          <w:rStyle w:val="FunctionTok"/>
-        </w:rPr>
-        <w:t xml:space="preserve">,</w:t>
-      </w:r>
-      <w:r>
-        <w:rPr>
-          <w:rStyle w:val="DataTypeTok"/>
-        </w:rPr>
-        <w:t xml:space="preserve">"archived_at"</w:t>
-      </w:r>
-      <w:r>
-        <w:rPr>
-          <w:rStyle w:val="FunctionTok"/>
-        </w:rPr>
-        <w:t xml:space="preserve">:</w:t>
-      </w:r>
-      <w:r>
-        <w:rPr>
-          <w:rStyle w:val="KeywordTok"/>
-        </w:rPr>
-        <w:t xml:space="preserve">null</w:t>
-      </w:r>
-      <w:r>
-        <w:rPr>
-          <w:rStyle w:val="NormalTok"/>
-        </w:rPr>
-        <w:t xml:space="preserve"> </w:t>
-      </w:r>
-      <w:r>
-        <w:rPr>
-          <w:rStyle w:val="FunctionTok"/>
-        </w:rPr>
-        <w:t xml:space="preserve">}</w:t>
-      </w:r>
-      <w:r>
-        <w:br/>
-      </w:r>
-      <w:r>
-        <w:rPr>
-          <w:rStyle w:val="FunctionTok"/>
-        </w:rPr>
-        <w:t xml:space="preserve">{</w:t>
-      </w:r>
-      <w:r>
-        <w:rPr>
-          <w:rStyle w:val="NormalTok"/>
-        </w:rPr>
-        <w:t xml:space="preserve"> </w:t>
-      </w:r>
-      <w:r>
-        <w:rPr>
-          <w:rStyle w:val="DataTypeTok"/>
-        </w:rPr>
-        <w:t xml:space="preserve">"dunning_id"</w:t>
-      </w:r>
-      <w:r>
-        <w:rPr>
-          <w:rStyle w:val="FunctionTok"/>
-        </w:rPr>
-        <w:t xml:space="preserve">:</w:t>
-      </w:r>
-      <w:r>
-        <w:rPr>
-          <w:rStyle w:val="StringTok"/>
-        </w:rPr>
-        <w:t xml:space="preserve">"dun_3"</w:t>
-      </w:r>
-      <w:r>
-        <w:rPr>
-          <w:rStyle w:val="FunctionTok"/>
-        </w:rPr>
-        <w:t xml:space="preserve">,</w:t>
-      </w:r>
-      <w:r>
-        <w:rPr>
-          <w:rStyle w:val="DataTypeTok"/>
-        </w:rPr>
-        <w:t xml:space="preserve">"operator_code"</w:t>
-      </w:r>
-      <w:r>
-        <w:rPr>
-          <w:rStyle w:val="FunctionTok"/>
-        </w:rPr>
-        <w:t xml:space="preserve">:</w:t>
-      </w:r>
-      <w:r>
-        <w:rPr>
-          <w:rStyle w:val="StringTok"/>
-        </w:rPr>
-        <w:t xml:space="preserve">"WIK"</w:t>
-      </w:r>
-      <w:r>
-        <w:rPr>
-          <w:rStyle w:val="FunctionTok"/>
-        </w:rPr>
-        <w:t xml:space="preserve">,</w:t>
-      </w:r>
-      <w:r>
-        <w:rPr>
-          <w:rStyle w:val="DataTypeTok"/>
-        </w:rPr>
-        <w:t xml:space="preserve">"account_id"</w:t>
-      </w:r>
-      <w:r>
-        <w:rPr>
-          <w:rStyle w:val="FunctionTok"/>
-        </w:rPr>
-        <w:t xml:space="preserve">:</w:t>
-      </w:r>
-      <w:r>
-        <w:rPr>
-          <w:rStyle w:val="StringTok"/>
-        </w:rPr>
-        <w:t xml:space="preserve">"acc_3"</w:t>
-      </w:r>
-      <w:r>
-        <w:rPr>
-          <w:rStyle w:val="FunctionTok"/>
-        </w:rPr>
-        <w:t xml:space="preserve">,</w:t>
-      </w:r>
-      <w:r>
-        <w:rPr>
-          <w:rStyle w:val="DataTypeTok"/>
-        </w:rPr>
-        <w:t xml:space="preserve">"subscription_id"</w:t>
-      </w:r>
-      <w:r>
-        <w:rPr>
-          <w:rStyle w:val="FunctionTok"/>
-        </w:rPr>
-        <w:t xml:space="preserve">:</w:t>
-      </w:r>
-      <w:r>
-        <w:rPr>
-          <w:rStyle w:val="StringTok"/>
-        </w:rPr>
-        <w:t xml:space="preserve">"sub_5"</w:t>
-      </w:r>
-      <w:r>
-        <w:rPr>
-          <w:rStyle w:val="FunctionTok"/>
-        </w:rPr>
-        <w:t xml:space="preserve">,</w:t>
-      </w:r>
-      <w:r>
-        <w:rPr>
-          <w:rStyle w:val="DataTypeTok"/>
-        </w:rPr>
-        <w:t xml:space="preserve">"billing_mode"</w:t>
-      </w:r>
-      <w:r>
-        <w:rPr>
-          <w:rStyle w:val="FunctionTok"/>
-        </w:rPr>
-        <w:t xml:space="preserve">:</w:t>
-      </w:r>
-      <w:r>
-        <w:rPr>
-          <w:rStyle w:val="StringTok"/>
-        </w:rPr>
-        <w:t xml:space="preserve">"PREPAID"</w:t>
-      </w:r>
-      <w:r>
-        <w:rPr>
-          <w:rStyle w:val="FunctionTok"/>
-        </w:rPr>
-        <w:t xml:space="preserve">,</w:t>
-      </w:r>
-      <w:r>
-        <w:rPr>
-          <w:rStyle w:val="DataTypeTok"/>
-        </w:rPr>
-        <w:t xml:space="preserve">"triggering_event_type"</w:t>
-      </w:r>
-      <w:r>
-        <w:rPr>
-          <w:rStyle w:val="FunctionTok"/>
-        </w:rPr>
-        <w:t xml:space="preserve">:</w:t>
-      </w:r>
-      <w:r>
-        <w:rPr>
-          <w:rStyle w:val="StringTok"/>
-        </w:rPr>
-        <w:t xml:space="preserve">"CyclePaymentMissed"</w:t>
-      </w:r>
-      <w:r>
-        <w:rPr>
-          <w:rStyle w:val="FunctionTok"/>
-        </w:rPr>
-        <w:t xml:space="preserve">,</w:t>
-      </w:r>
-      <w:r>
-        <w:rPr>
-          <w:rStyle w:val="DataTypeTok"/>
-        </w:rPr>
-        <w:t xml:space="preserve">"current_level"</w:t>
-      </w:r>
-      <w:r>
-        <w:rPr>
-          <w:rStyle w:val="FunctionTok"/>
-        </w:rPr>
-        <w:t xml:space="preserve">:</w:t>
-      </w:r>
-      <w:r>
-        <w:rPr>
-          <w:rStyle w:val="DecValTok"/>
-        </w:rPr>
-        <w:t xml:space="preserve">0</w:t>
-      </w:r>
-      <w:r>
-        <w:rPr>
-          <w:rStyle w:val="FunctionTok"/>
-        </w:rPr>
-        <w:t xml:space="preserve">,</w:t>
-      </w:r>
-      <w:r>
-        <w:rPr>
-          <w:rStyle w:val="DataTypeTok"/>
-        </w:rPr>
-        <w:t xml:space="preserve">"entered_level_at"</w:t>
-      </w:r>
-      <w:r>
-        <w:rPr>
-          <w:rStyle w:val="FunctionTok"/>
-        </w:rPr>
-        <w:t xml:space="preserve">:</w:t>
-      </w:r>
-      <w:r>
-        <w:rPr>
-          <w:rStyle w:val="KeywordTok"/>
-        </w:rPr>
-        <w:t xml:space="preserve">null</w:t>
-      </w:r>
-      <w:r>
-        <w:rPr>
-          <w:rStyle w:val="FunctionTok"/>
-        </w:rPr>
-        <w:t xml:space="preserve">,</w:t>
-      </w:r>
-      <w:r>
-        <w:rPr>
-          <w:rStyle w:val="DataTypeTok"/>
-        </w:rPr>
-        <w:t xml:space="preserve">"entered_dunning_at"</w:t>
-      </w:r>
-      <w:r>
-        <w:rPr>
-          <w:rStyle w:val="FunctionTok"/>
-        </w:rPr>
-        <w:t xml:space="preserve">:</w:t>
-      </w:r>
-      <w:r>
-        <w:rPr>
-          <w:rStyle w:val="StringTok"/>
-        </w:rPr>
-        <w:t xml:space="preserve">"2026-06-01T00:00:00Z"</w:t>
-      </w:r>
-      <w:r>
-        <w:rPr>
-          <w:rStyle w:val="FunctionTok"/>
-        </w:rPr>
-        <w:t xml:space="preserve">,</w:t>
-      </w:r>
-      <w:r>
-        <w:rPr>
-          <w:rStyle w:val="DataTypeTok"/>
-        </w:rPr>
-        <w:t xml:space="preserve">"outstanding_debt_amount"</w:t>
-      </w:r>
-      <w:r>
-        <w:rPr>
-          <w:rStyle w:val="FunctionTok"/>
-        </w:rPr>
-        <w:t xml:space="preserve">:</w:t>
-      </w:r>
-      <w:r>
-        <w:rPr>
-          <w:rStyle w:val="FloatTok"/>
-        </w:rPr>
-        <w:t xml:space="preserve">0.00</w:t>
-      </w:r>
-      <w:r>
-        <w:rPr>
-          <w:rStyle w:val="FunctionTok"/>
-        </w:rPr>
-        <w:t xml:space="preserve">,</w:t>
-      </w:r>
-      <w:r>
-        <w:rPr>
-          <w:rStyle w:val="DataTypeTok"/>
-        </w:rPr>
-        <w:t xml:space="preserve">"outstanding_debt_currency"</w:t>
-      </w:r>
-      <w:r>
-        <w:rPr>
-          <w:rStyle w:val="FunctionTok"/>
-        </w:rPr>
-        <w:t xml:space="preserve">:</w:t>
-      </w:r>
-      <w:r>
-        <w:rPr>
-          <w:rStyle w:val="StringTok"/>
-        </w:rPr>
-        <w:t xml:space="preserve">"KES"</w:t>
-      </w:r>
-      <w:r>
-        <w:rPr>
-          <w:rStyle w:val="FunctionTok"/>
-        </w:rPr>
-        <w:t xml:space="preserve">,</w:t>
-      </w:r>
-      <w:r>
-        <w:rPr>
-          <w:rStyle w:val="DataTypeTok"/>
-        </w:rPr>
-        <w:t xml:space="preserve">"status"</w:t>
-      </w:r>
-      <w:r>
-        <w:rPr>
-          <w:rStyle w:val="FunctionTok"/>
-        </w:rPr>
-        <w:t xml:space="preserve">:</w:t>
-      </w:r>
-      <w:r>
-        <w:rPr>
-          <w:rStyle w:val="StringTok"/>
-        </w:rPr>
-        <w:t xml:space="preserve">"CLEARED"</w:t>
-      </w:r>
-      <w:r>
-        <w:rPr>
-          <w:rStyle w:val="FunctionTok"/>
-        </w:rPr>
-        <w:t xml:space="preserve">,</w:t>
-      </w:r>
-      <w:r>
-        <w:rPr>
-          <w:rStyle w:val="DataTypeTok"/>
-        </w:rPr>
-        <w:t xml:space="preserve">"last_scanned_at"</w:t>
-      </w:r>
-      <w:r>
-        <w:rPr>
-          <w:rStyle w:val="FunctionTok"/>
-        </w:rPr>
-        <w:t xml:space="preserve">:</w:t>
-      </w:r>
-      <w:r>
-        <w:rPr>
-          <w:rStyle w:val="StringTok"/>
-        </w:rPr>
-        <w:t xml:space="preserve">"2026-07-01T01:00:00Z"</w:t>
-      </w:r>
-      <w:r>
-        <w:rPr>
-          <w:rStyle w:val="FunctionTok"/>
-        </w:rPr>
-        <w:t xml:space="preserve">,</w:t>
-      </w:r>
-      <w:r>
-        <w:rPr>
-          <w:rStyle w:val="DataTypeTok"/>
-        </w:rPr>
-        <w:t xml:space="preserve">"next_evaluation_at"</w:t>
-      </w:r>
-      <w:r>
-        <w:rPr>
-          <w:rStyle w:val="FunctionTok"/>
-        </w:rPr>
-        <w:t xml:space="preserve">:</w:t>
-      </w:r>
-      <w:r>
-        <w:rPr>
-          <w:rStyle w:val="KeywordTok"/>
-        </w:rPr>
-        <w:t xml:space="preserve">null</w:t>
-      </w:r>
-      <w:r>
-        <w:rPr>
-          <w:rStyle w:val="FunctionTok"/>
-        </w:rPr>
-        <w:t xml:space="preserve">,</w:t>
-      </w:r>
-      <w:r>
-        <w:rPr>
-          <w:rStyle w:val="DataTypeTok"/>
-        </w:rPr>
-        <w:t xml:space="preserve">"review_due_at"</w:t>
-      </w:r>
-      <w:r>
-        <w:rPr>
-          <w:rStyle w:val="FunctionTok"/>
-        </w:rPr>
-        <w:t xml:space="preserve">:</w:t>
-      </w:r>
-      <w:r>
-        <w:rPr>
-          <w:rStyle w:val="KeywordTok"/>
-        </w:rPr>
-        <w:t xml:space="preserve">null</w:t>
-      </w:r>
-      <w:r>
-        <w:rPr>
-          <w:rStyle w:val="FunctionTok"/>
-        </w:rPr>
-        <w:t xml:space="preserve">,</w:t>
-      </w:r>
-      <w:r>
-        <w:rPr>
-          <w:rStyle w:val="DataTypeTok"/>
-        </w:rPr>
-        <w:t xml:space="preserve">"last_workflow_failure_code"</w:t>
-      </w:r>
-      <w:r>
-        <w:rPr>
-          <w:rStyle w:val="FunctionTok"/>
-        </w:rPr>
-        <w:t xml:space="preserve">:</w:t>
-      </w:r>
-      <w:r>
-        <w:rPr>
-          <w:rStyle w:val="KeywordTok"/>
-        </w:rPr>
-        <w:t xml:space="preserve">null</w:t>
-      </w:r>
-      <w:r>
-        <w:rPr>
-          <w:rStyle w:val="FunctionTok"/>
-        </w:rPr>
-        <w:t xml:space="preserve">,</w:t>
-      </w:r>
-      <w:r>
-        <w:rPr>
-          <w:rStyle w:val="DataTypeTok"/>
-        </w:rPr>
-        <w:t xml:space="preserve">"dunning_program_ref"</w:t>
-      </w:r>
-      <w:r>
-        <w:rPr>
-          <w:rStyle w:val="FunctionTok"/>
-        </w:rPr>
-        <w:t xml:space="preserve">:</w:t>
-      </w:r>
-      <w:r>
-        <w:rPr>
-          <w:rStyle w:val="StringTok"/>
-        </w:rPr>
-        <w:t xml:space="preserve">"wik_prepaid_standard"</w:t>
-      </w:r>
-      <w:r>
-        <w:rPr>
-          <w:rStyle w:val="FunctionTok"/>
-        </w:rPr>
-        <w:t xml:space="preserve">,</w:t>
-      </w:r>
-      <w:r>
-        <w:rPr>
-          <w:rStyle w:val="DataTypeTok"/>
-        </w:rPr>
-        <w:t xml:space="preserve">"dunning_program_version"</w:t>
-      </w:r>
-      <w:r>
-        <w:rPr>
-          <w:rStyle w:val="FunctionTok"/>
-        </w:rPr>
-        <w:t xml:space="preserve">:</w:t>
-      </w:r>
-      <w:r>
-        <w:rPr>
-          <w:rStyle w:val="DecValTok"/>
-        </w:rPr>
-        <w:t xml:space="preserve">1</w:t>
-      </w:r>
-      <w:r>
-        <w:rPr>
-          <w:rStyle w:val="FunctionTok"/>
-        </w:rPr>
-        <w:t xml:space="preserve">,</w:t>
-      </w:r>
-      <w:r>
-        <w:rPr>
-          <w:rStyle w:val="DataTypeTok"/>
-        </w:rPr>
-        <w:t xml:space="preserve">"applied_restriction_codes"</w:t>
-      </w:r>
-      <w:r>
-        <w:rPr>
-          <w:rStyle w:val="FunctionTok"/>
-        </w:rPr>
-        <w:t xml:space="preserve">:</w:t>
-      </w:r>
-      <w:r>
-        <w:rPr>
-          <w:rStyle w:val="OtherTok"/>
-        </w:rPr>
-        <w:t xml:space="preserve">[]</w:t>
-      </w:r>
-      <w:r>
-        <w:rPr>
-          <w:rStyle w:val="FunctionTok"/>
-        </w:rPr>
-        <w:t xml:space="preserve">,</w:t>
-      </w:r>
-      <w:r>
-        <w:rPr>
-          <w:rStyle w:val="DataTypeTok"/>
-        </w:rPr>
-        <w:t xml:space="preserve">"triggering_event_ref"</w:t>
-      </w:r>
-      <w:r>
-        <w:rPr>
-          <w:rStyle w:val="FunctionTok"/>
-        </w:rPr>
-        <w:t xml:space="preserve">:</w:t>
-      </w:r>
-      <w:r>
-        <w:rPr>
-          <w:rStyle w:val="StringTok"/>
-        </w:rPr>
-        <w:t xml:space="preserve">"cycle_2026_06_sub_5"</w:t>
-      </w:r>
-      <w:r>
-        <w:rPr>
-          <w:rStyle w:val="FunctionTok"/>
-        </w:rPr>
-        <w:t xml:space="preserve">,</w:t>
-      </w:r>
-      <w:r>
-        <w:rPr>
-          <w:rStyle w:val="DataTypeTok"/>
-        </w:rPr>
-        <w:t xml:space="preserve">"last_workflow_failure_at"</w:t>
-      </w:r>
-      <w:r>
-        <w:rPr>
-          <w:rStyle w:val="FunctionTok"/>
-        </w:rPr>
-        <w:t xml:space="preserve">:</w:t>
-      </w:r>
-      <w:r>
-        <w:rPr>
-          <w:rStyle w:val="KeywordTok"/>
-        </w:rPr>
-        <w:t xml:space="preserve">null</w:t>
-      </w:r>
-      <w:r>
-        <w:rPr>
-          <w:rStyle w:val="FunctionTok"/>
-        </w:rPr>
-        <w:t xml:space="preserve">,</w:t>
-      </w:r>
-      <w:r>
-        <w:rPr>
-          <w:rStyle w:val="DataTypeTok"/>
-        </w:rPr>
-        <w:t xml:space="preserve">"workflow_failure_attempts"</w:t>
-      </w:r>
-      <w:r>
-        <w:rPr>
-          <w:rStyle w:val="FunctionTok"/>
-        </w:rPr>
-        <w:t xml:space="preserve">:</w:t>
-      </w:r>
-      <w:r>
-        <w:rPr>
-          <w:rStyle w:val="DecValTok"/>
-        </w:rPr>
-        <w:t xml:space="preserve">0</w:t>
-      </w:r>
-      <w:r>
-        <w:rPr>
-          <w:rStyle w:val="FunctionTok"/>
-        </w:rPr>
-        <w:t xml:space="preserve">,</w:t>
-      </w:r>
-      <w:r>
-        <w:rPr>
-          <w:rStyle w:val="DataTypeTok"/>
-        </w:rPr>
-        <w:t xml:space="preserve">"cleared_at"</w:t>
-      </w:r>
-      <w:r>
-        <w:rPr>
-          <w:rStyle w:val="FunctionTok"/>
-        </w:rPr>
-        <w:t xml:space="preserve">:</w:t>
-      </w:r>
-      <w:r>
-        <w:rPr>
-          <w:rStyle w:val="StringTok"/>
-        </w:rPr>
-        <w:t xml:space="preserve">"2026-07-01T01:00:00Z"</w:t>
-      </w:r>
-      <w:r>
-        <w:rPr>
-          <w:rStyle w:val="FunctionTok"/>
-        </w:rPr>
-        <w:t xml:space="preserve">,</w:t>
-      </w:r>
-      <w:r>
-        <w:rPr>
-          <w:rStyle w:val="DataTypeTok"/>
-        </w:rPr>
-        <w:t xml:space="preserve">"archived_at"</w:t>
-      </w:r>
-      <w:r>
-        <w:rPr>
-          <w:rStyle w:val="FunctionTok"/>
-        </w:rPr>
-        <w:t xml:space="preserve">:</w:t>
-      </w:r>
-      <w:r>
-        <w:rPr>
-          <w:rStyle w:val="KeywordTok"/>
-        </w:rPr>
-        <w:t xml:space="preserve">null</w:t>
-      </w:r>
-      <w:r>
-        <w:rPr>
-          <w:rStyle w:val="NormalTok"/>
-        </w:rPr>
-        <w:t xml:space="preserve"> </w:t>
-      </w:r>
-      <w:r>
-        <w:rPr>
-          <w:rStyle w:val="FunctionTok"/>
-        </w:rPr>
-        <w:t xml:space="preserve">}</w:t>
-      </w:r>
-      <w:r>
-        <w:br/>
-      </w:r>
-      <w:r>
-        <w:rPr>
-          <w:rStyle w:val="FunctionTok"/>
-        </w:rPr>
-        <w:t xml:space="preserve">{</w:t>
-      </w:r>
-      <w:r>
-        <w:rPr>
-          <w:rStyle w:val="NormalTok"/>
-        </w:rPr>
-        <w:t xml:space="preserve"> </w:t>
-      </w:r>
-      <w:r>
-        <w:rPr>
-          <w:rStyle w:val="DataTypeTok"/>
-        </w:rPr>
-        <w:t xml:space="preserve">"dunning_id"</w:t>
-      </w:r>
-      <w:r>
-        <w:rPr>
-          <w:rStyle w:val="FunctionTok"/>
-        </w:rPr>
-        <w:t xml:space="preserve">:</w:t>
-      </w:r>
-      <w:r>
-        <w:rPr>
-          <w:rStyle w:val="StringTok"/>
-        </w:rPr>
-        <w:t xml:space="preserve">"dun_4"</w:t>
-      </w:r>
-      <w:r>
-        <w:rPr>
-          <w:rStyle w:val="FunctionTok"/>
-        </w:rPr>
-        <w:t xml:space="preserve">,</w:t>
-      </w:r>
-      <w:r>
-        <w:rPr>
-          <w:rStyle w:val="DataTypeTok"/>
-        </w:rPr>
-        <w:t xml:space="preserve">"operator_code"</w:t>
-      </w:r>
-      <w:r>
-        <w:rPr>
-          <w:rStyle w:val="FunctionTok"/>
-        </w:rPr>
-        <w:t xml:space="preserve">:</w:t>
-      </w:r>
-      <w:r>
-        <w:rPr>
-          <w:rStyle w:val="StringTok"/>
-        </w:rPr>
-        <w:t xml:space="preserve">"WIK"</w:t>
-      </w:r>
-      <w:r>
-        <w:rPr>
-          <w:rStyle w:val="FunctionTok"/>
-        </w:rPr>
-        <w:t xml:space="preserve">,</w:t>
-      </w:r>
-      <w:r>
-        <w:rPr>
-          <w:rStyle w:val="DataTypeTok"/>
-        </w:rPr>
-        <w:t xml:space="preserve">"account_id"</w:t>
-      </w:r>
-      <w:r>
-        <w:rPr>
-          <w:rStyle w:val="FunctionTok"/>
-        </w:rPr>
-        <w:t xml:space="preserve">:</w:t>
-      </w:r>
-      <w:r>
-        <w:rPr>
-          <w:rStyle w:val="StringTok"/>
-        </w:rPr>
-        <w:t xml:space="preserve">"acc_4"</w:t>
-      </w:r>
-      <w:r>
-        <w:rPr>
-          <w:rStyle w:val="FunctionTok"/>
-        </w:rPr>
-        <w:t xml:space="preserve">,</w:t>
-      </w:r>
-      <w:r>
-        <w:rPr>
-          <w:rStyle w:val="DataTypeTok"/>
-        </w:rPr>
-        <w:t xml:space="preserve">"subscription_id"</w:t>
-      </w:r>
-      <w:r>
-        <w:rPr>
-          <w:rStyle w:val="FunctionTok"/>
-        </w:rPr>
-        <w:t xml:space="preserve">:</w:t>
-      </w:r>
-      <w:r>
-        <w:rPr>
-          <w:rStyle w:val="StringTok"/>
-        </w:rPr>
-        <w:t xml:space="preserve">"sub_7"</w:t>
-      </w:r>
-      <w:r>
-        <w:rPr>
-          <w:rStyle w:val="FunctionTok"/>
-        </w:rPr>
-        <w:t xml:space="preserve">,</w:t>
-      </w:r>
-      <w:r>
-        <w:rPr>
-          <w:rStyle w:val="DataTypeTok"/>
-        </w:rPr>
-        <w:t xml:space="preserve">"billing_mode"</w:t>
-      </w:r>
-      <w:r>
-        <w:rPr>
-          <w:rStyle w:val="FunctionTok"/>
-        </w:rPr>
-        <w:t xml:space="preserve">:</w:t>
-      </w:r>
-      <w:r>
-        <w:rPr>
-          <w:rStyle w:val="StringTok"/>
-        </w:rPr>
-        <w:t xml:space="preserve">"POSTPAID"</w:t>
-      </w:r>
-      <w:r>
-        <w:rPr>
-          <w:rStyle w:val="FunctionTok"/>
-        </w:rPr>
-        <w:t xml:space="preserve">,</w:t>
-      </w:r>
-      <w:r>
-        <w:rPr>
-          <w:rStyle w:val="DataTypeTok"/>
-        </w:rPr>
-        <w:t xml:space="preserve">"triggering_event_type"</w:t>
-      </w:r>
-      <w:r>
-        <w:rPr>
-          <w:rStyle w:val="FunctionTok"/>
-        </w:rPr>
-        <w:t xml:space="preserve">:</w:t>
-      </w:r>
-      <w:r>
-        <w:rPr>
-          <w:rStyle w:val="StringTok"/>
-        </w:rPr>
-        <w:t xml:space="preserve">"InvoiceOverdue"</w:t>
-      </w:r>
-      <w:r>
-        <w:rPr>
-          <w:rStyle w:val="FunctionTok"/>
-        </w:rPr>
-        <w:t xml:space="preserve">,</w:t>
-      </w:r>
-      <w:r>
-        <w:rPr>
-          <w:rStyle w:val="DataTypeTok"/>
-        </w:rPr>
-        <w:t xml:space="preserve">"current_level"</w:t>
-      </w:r>
-      <w:r>
-        <w:rPr>
-          <w:rStyle w:val="FunctionTok"/>
-        </w:rPr>
-        <w:t xml:space="preserve">:</w:t>
-      </w:r>
-      <w:r>
-        <w:rPr>
-          <w:rStyle w:val="DecValTok"/>
-        </w:rPr>
-        <w:t xml:space="preserve">4</w:t>
-      </w:r>
-      <w:r>
-        <w:rPr>
-          <w:rStyle w:val="FunctionTok"/>
-        </w:rPr>
-        <w:t xml:space="preserve">,</w:t>
-      </w:r>
-      <w:r>
-        <w:rPr>
-          <w:rStyle w:val="DataTypeTok"/>
-        </w:rPr>
-        <w:t xml:space="preserve">"entered_level_at"</w:t>
-      </w:r>
-      <w:r>
-        <w:rPr>
-          <w:rStyle w:val="FunctionTok"/>
-        </w:rPr>
-        <w:t xml:space="preserve">:</w:t>
-      </w:r>
-      <w:r>
-        <w:rPr>
-          <w:rStyle w:val="StringTok"/>
-        </w:rPr>
-        <w:t xml:space="preserve">"2026-07-12T00:00:00Z"</w:t>
-      </w:r>
-      <w:r>
-        <w:rPr>
-          <w:rStyle w:val="FunctionTok"/>
-        </w:rPr>
-        <w:t xml:space="preserve">,</w:t>
-      </w:r>
-      <w:r>
-        <w:rPr>
-          <w:rStyle w:val="DataTypeTok"/>
-        </w:rPr>
-        <w:t xml:space="preserve">"entered_dunning_at"</w:t>
-      </w:r>
-      <w:r>
-        <w:rPr>
-          <w:rStyle w:val="FunctionTok"/>
-        </w:rPr>
-        <w:t xml:space="preserve">:</w:t>
-      </w:r>
-      <w:r>
-        <w:rPr>
-          <w:rStyle w:val="StringTok"/>
-        </w:rPr>
-        <w:t xml:space="preserve">"2026-06-10T00:00:00Z"</w:t>
-      </w:r>
-      <w:r>
-        <w:rPr>
-          <w:rStyle w:val="FunctionTok"/>
-        </w:rPr>
-        <w:t xml:space="preserve">,</w:t>
-      </w:r>
-      <w:r>
-        <w:rPr>
-          <w:rStyle w:val="DataTypeTok"/>
-        </w:rPr>
-        <w:t xml:space="preserve">"outstanding_debt_amount"</w:t>
-      </w:r>
-      <w:r>
-        <w:rPr>
-          <w:rStyle w:val="FunctionTok"/>
-        </w:rPr>
-        <w:t xml:space="preserve">:</w:t>
-      </w:r>
-      <w:r>
-        <w:rPr>
-          <w:rStyle w:val="FloatTok"/>
-        </w:rPr>
-        <w:t xml:space="preserve">30000.00</w:t>
-      </w:r>
-      <w:r>
-        <w:rPr>
-          <w:rStyle w:val="FunctionTok"/>
-        </w:rPr>
-        <w:t xml:space="preserve">,</w:t>
-      </w:r>
-      <w:r>
-        <w:rPr>
-          <w:rStyle w:val="DataTypeTok"/>
-        </w:rPr>
-        <w:t xml:space="preserve">"outstanding_debt_currency"</w:t>
-      </w:r>
-      <w:r>
-        <w:rPr>
-          <w:rStyle w:val="FunctionTok"/>
-        </w:rPr>
-        <w:t xml:space="preserve">:</w:t>
-      </w:r>
-      <w:r>
-        <w:rPr>
-          <w:rStyle w:val="StringTok"/>
-        </w:rPr>
-        <w:t xml:space="preserve">"KES"</w:t>
-      </w:r>
-      <w:r>
-        <w:rPr>
-          <w:rStyle w:val="FunctionTok"/>
-        </w:rPr>
-        <w:t xml:space="preserve">,</w:t>
-      </w:r>
-      <w:r>
-        <w:rPr>
-          <w:rStyle w:val="DataTypeTok"/>
-        </w:rPr>
-        <w:t xml:space="preserve">"status"</w:t>
-      </w:r>
-      <w:r>
-        <w:rPr>
-          <w:rStyle w:val="FunctionTok"/>
-        </w:rPr>
-        <w:t xml:space="preserve">:</w:t>
-      </w:r>
-      <w:r>
-        <w:rPr>
-          <w:rStyle w:val="StringTok"/>
-        </w:rPr>
-        <w:t xml:space="preserve">"PENDING_TERMINATION_REVIEW"</w:t>
-      </w:r>
-      <w:r>
-        <w:rPr>
-          <w:rStyle w:val="FunctionTok"/>
-        </w:rPr>
-        <w:t xml:space="preserve">,</w:t>
-      </w:r>
-      <w:r>
-        <w:rPr>
-          <w:rStyle w:val="DataTypeTok"/>
-        </w:rPr>
-        <w:t xml:space="preserve">"last_scanned_at"</w:t>
-      </w:r>
-      <w:r>
-        <w:rPr>
-          <w:rStyle w:val="FunctionTok"/>
-        </w:rPr>
-        <w:t xml:space="preserve">:</w:t>
-      </w:r>
-      <w:r>
-        <w:rPr>
-          <w:rStyle w:val="StringTok"/>
-        </w:rPr>
-        <w:t xml:space="preserve">"2026-07-16T01:00:00Z"</w:t>
-      </w:r>
-      <w:r>
-        <w:rPr>
-          <w:rStyle w:val="FunctionTok"/>
-        </w:rPr>
-        <w:t xml:space="preserve">,</w:t>
-      </w:r>
-      <w:r>
-        <w:rPr>
-          <w:rStyle w:val="DataTypeTok"/>
-        </w:rPr>
-        <w:t xml:space="preserve">"next_evaluation_at"</w:t>
-      </w:r>
-      <w:r>
-        <w:rPr>
-          <w:rStyle w:val="FunctionTok"/>
-        </w:rPr>
-        <w:t xml:space="preserve">:</w:t>
-      </w:r>
-      <w:r>
-        <w:rPr>
-          <w:rStyle w:val="KeywordTok"/>
-        </w:rPr>
-        <w:t xml:space="preserve">null</w:t>
-      </w:r>
-      <w:r>
-        <w:rPr>
-          <w:rStyle w:val="FunctionTok"/>
-        </w:rPr>
-        <w:t xml:space="preserve">,</w:t>
-      </w:r>
-      <w:r>
-        <w:rPr>
-          <w:rStyle w:val="DataTypeTok"/>
-        </w:rPr>
-        <w:t xml:space="preserve">"review_due_at"</w:t>
-      </w:r>
-      <w:r>
-        <w:rPr>
-          <w:rStyle w:val="FunctionTok"/>
-        </w:rPr>
-        <w:t xml:space="preserve">:</w:t>
-      </w:r>
-      <w:r>
-        <w:rPr>
-          <w:rStyle w:val="StringTok"/>
-        </w:rPr>
-        <w:t xml:space="preserve">"2026-07-19T00:00:00Z"</w:t>
-      </w:r>
-      <w:r>
-        <w:rPr>
-          <w:rStyle w:val="FunctionTok"/>
-        </w:rPr>
-        <w:t xml:space="preserve">,</w:t>
-      </w:r>
-      <w:r>
-        <w:rPr>
-          <w:rStyle w:val="DataTypeTok"/>
-        </w:rPr>
-        <w:t xml:space="preserve">"last_workflow_failure_code"</w:t>
-      </w:r>
-      <w:r>
-        <w:rPr>
-          <w:rStyle w:val="FunctionTok"/>
-        </w:rPr>
-        <w:t xml:space="preserve">:</w:t>
-      </w:r>
-      <w:r>
-        <w:rPr>
-          <w:rStyle w:val="StringTok"/>
-        </w:rPr>
-        <w:t xml:space="preserve">"FULFILLMENT_TIMEOUT"</w:t>
-      </w:r>
-      <w:r>
-        <w:rPr>
-          <w:rStyle w:val="FunctionTok"/>
-        </w:rPr>
-        <w:t xml:space="preserve">,</w:t>
-      </w:r>
-      <w:r>
-        <w:rPr>
-          <w:rStyle w:val="DataTypeTok"/>
-        </w:rPr>
-        <w:t xml:space="preserve">"dunning_program_ref"</w:t>
-      </w:r>
-      <w:r>
-        <w:rPr>
-          <w:rStyle w:val="FunctionTok"/>
-        </w:rPr>
-        <w:t xml:space="preserve">:</w:t>
-      </w:r>
-      <w:r>
-        <w:rPr>
-          <w:rStyle w:val="StringTok"/>
-        </w:rPr>
-        <w:t xml:space="preserve">"wik_postpaid_standard"</w:t>
-      </w:r>
-      <w:r>
-        <w:rPr>
-          <w:rStyle w:val="FunctionTok"/>
-        </w:rPr>
-        <w:t xml:space="preserve">,</w:t>
-      </w:r>
-      <w:r>
-        <w:rPr>
-          <w:rStyle w:val="DataTypeTok"/>
-        </w:rPr>
-        <w:t xml:space="preserve">"dunning_program_version"</w:t>
-      </w:r>
-      <w:r>
-        <w:rPr>
-          <w:rStyle w:val="FunctionTok"/>
-        </w:rPr>
-        <w:t xml:space="preserve">:</w:t>
-      </w:r>
-      <w:r>
-        <w:rPr>
-          <w:rStyle w:val="DecValTok"/>
-        </w:rPr>
-        <w:t xml:space="preserve">1</w:t>
-      </w:r>
-      <w:r>
-        <w:rPr>
-          <w:rStyle w:val="FunctionTok"/>
-        </w:rPr>
-        <w:t xml:space="preserve">,</w:t>
-      </w:r>
-      <w:r>
-        <w:rPr>
-          <w:rStyle w:val="DataTypeTok"/>
-        </w:rPr>
-        <w:t xml:space="preserve">"applied_restriction_codes"</w:t>
-      </w:r>
-      <w:r>
-        <w:rPr>
-          <w:rStyle w:val="FunctionTok"/>
-        </w:rPr>
-        <w:t xml:space="preserve">:</w:t>
-      </w:r>
-      <w:r>
-        <w:rPr>
-          <w:rStyle w:val="OtherTok"/>
-        </w:rPr>
-        <w:t xml:space="preserve">[</w:t>
-      </w:r>
-      <w:r>
-        <w:rPr>
-          <w:rStyle w:val="StringTok"/>
-        </w:rPr>
-        <w:t xml:space="preserve">"OUTGOING_VOICE_BARRED"</w:t>
-      </w:r>
-      <w:r>
-        <w:rPr>
-          <w:rStyle w:val="OtherTok"/>
-        </w:rPr>
-        <w:t xml:space="preserve">]</w:t>
-      </w:r>
-      <w:r>
-        <w:rPr>
-          <w:rStyle w:val="FunctionTok"/>
-        </w:rPr>
-        <w:t xml:space="preserve">,</w:t>
-      </w:r>
-      <w:r>
-        <w:rPr>
-          <w:rStyle w:val="DataTypeTok"/>
-        </w:rPr>
-        <w:t xml:space="preserve">"triggering_event_ref"</w:t>
-      </w:r>
-      <w:r>
-        <w:rPr>
-          <w:rStyle w:val="FunctionTok"/>
-        </w:rPr>
-        <w:t xml:space="preserve">:</w:t>
-      </w:r>
-      <w:r>
-        <w:rPr>
-          <w:rStyle w:val="StringTok"/>
-        </w:rPr>
-        <w:t xml:space="preserve">"inv_77"</w:t>
-      </w:r>
-      <w:r>
-        <w:rPr>
-          <w:rStyle w:val="FunctionTok"/>
-        </w:rPr>
-        <w:t xml:space="preserve">,</w:t>
-      </w:r>
-      <w:r>
-        <w:rPr>
-          <w:rStyle w:val="DataTypeTok"/>
-        </w:rPr>
-        <w:t xml:space="preserve">"last_workflow_failure_at"</w:t>
-      </w:r>
-      <w:r>
-        <w:rPr>
-          <w:rStyle w:val="FunctionTok"/>
-        </w:rPr>
-        <w:t xml:space="preserve">:</w:t>
-      </w:r>
-      <w:r>
-        <w:rPr>
-          <w:rStyle w:val="StringTok"/>
-        </w:rPr>
-        <w:t xml:space="preserve">"2026-07-15T00:00:00Z"</w:t>
-      </w:r>
-      <w:r>
-        <w:rPr>
-          <w:rStyle w:val="FunctionTok"/>
-        </w:rPr>
-        <w:t xml:space="preserve">,</w:t>
-      </w:r>
-      <w:r>
-        <w:rPr>
-          <w:rStyle w:val="DataTypeTok"/>
-        </w:rPr>
-        <w:t xml:space="preserve">"workflow_failure_attempts"</w:t>
-      </w:r>
-      <w:r>
-        <w:rPr>
-          <w:rStyle w:val="FunctionTok"/>
-        </w:rPr>
-        <w:t xml:space="preserve">:</w:t>
-      </w:r>
-      <w:r>
-        <w:rPr>
-          <w:rStyle w:val="DecValTok"/>
-        </w:rPr>
-        <w:t xml:space="preserve">2</w:t>
-      </w:r>
-      <w:r>
-        <w:rPr>
-          <w:rStyle w:val="FunctionTok"/>
-        </w:rPr>
-        <w:t xml:space="preserve">,</w:t>
-      </w:r>
-      <w:r>
-        <w:rPr>
-          <w:rStyle w:val="DataTypeTok"/>
-        </w:rPr>
-        <w:t xml:space="preserve">"cleared_at"</w:t>
-      </w:r>
-      <w:r>
-        <w:rPr>
-          <w:rStyle w:val="FunctionTok"/>
-        </w:rPr>
-        <w:t xml:space="preserve">:</w:t>
-      </w:r>
-      <w:r>
-        <w:rPr>
-          <w:rStyle w:val="KeywordTok"/>
-        </w:rPr>
-        <w:t xml:space="preserve">null</w:t>
-      </w:r>
-      <w:r>
-        <w:rPr>
-          <w:rStyle w:val="FunctionTok"/>
-        </w:rPr>
-        <w:t xml:space="preserve">,</w:t>
-      </w:r>
-      <w:r>
-        <w:rPr>
-          <w:rStyle w:val="DataTypeTok"/>
-        </w:rPr>
-        <w:t xml:space="preserve">"archived_at"</w:t>
-      </w:r>
-      <w:r>
-        <w:rPr>
-          <w:rStyle w:val="FunctionTok"/>
-        </w:rPr>
-        <w:t xml:space="preserve">:</w:t>
-      </w:r>
-      <w:r>
-        <w:rPr>
-          <w:rStyle w:val="KeywordTok"/>
-        </w:rPr>
-        <w:t xml:space="preserve">null</w:t>
-      </w:r>
-      <w:r>
-        <w:rPr>
-          <w:rStyle w:val="NormalTok"/>
-        </w:rPr>
-        <w:t xml:space="preserve"> </w:t>
-      </w:r>
-      <w:r>
-        <w:rPr>
-          <w:rStyle w:val="FunctionTok"/>
-        </w:rPr>
-        <w:t xml:space="preserve">}</w:t>
-      </w:r>
-    </w:p>
     <w:p>
       <w:pPr>
         <w:pStyle w:val="FirstParagraph"/>
@@ -21485,7 +18864,7 @@
                 <w:bCs/>
                 <w:b/>
               </w:rPr>
-              <w:t xml:space="preserve">dun_1</w:t>
+              <w:t xml:space="preserve">dprg_1</w:t>
             </w:r>
           </w:p>
         </w:tc>
@@ -21497,43 +18876,70 @@
               <w:jc w:val="left"/>
             </w:pPr>
             <w:r>
-              <w:t xml:space="preserve">An account just into dunning at the WARNING step (</w:t>
+              <w:t xml:space="preserve">The live</w:t>
+            </w:r>
+            <w:r>
+              <w:t xml:space="preserve"> </w:t>
+            </w:r>
+            <w:r>
+              <w:rPr>
+                <w:bCs/>
+                <w:b/>
+              </w:rPr>
+              <w:t xml:space="preserve">postpaid</w:t>
+            </w:r>
+            <w:r>
+              <w:t xml:space="preserve"> </w:t>
+            </w:r>
+            <w:r>
+              <w:t xml:space="preserve">ladder (</w:t>
             </w:r>
             <w:r>
               <w:rPr>
                 <w:rStyle w:val="VerbatimChar"/>
               </w:rPr>
-              <w:t xml:space="preserve">current_level=1</w:t>
-            </w:r>
-            <w:r>
-              <w:t xml:space="preserve">,</w:t>
+              <w:t xml:space="preserve">billing_mode=POSTPAID</w:t>
+            </w:r>
+            <w:r>
+              <w:t xml:space="preserve">, v1): escalate</w:t>
             </w:r>
             <w:r>
               <w:t xml:space="preserve"> </w:t>
+            </w:r>
+            <w:r>
+              <w:rPr>
+                <w:bCs/>
+                <w:b/>
+              </w:rPr>
+              <w:t xml:space="preserve">WARNING (7d grace) → RESTRICTED (7d) → SUSPENDED (14d) → TERMINATED</w:t>
+            </w:r>
+            <w:r>
+              <w:t xml:space="preserve">, and a</w:t>
+            </w:r>
+            <w:r>
+              <w:t xml:space="preserve"> </w:t>
+            </w:r>
+            <w:r>
+              <w:rPr>
+                <w:bCs/>
+                <w:b/>
+              </w:rPr>
+              <w:t xml:space="preserve">human must review before termination</w:t>
+            </w:r>
+            <w:r>
+              <w:t xml:space="preserve"> </w:t>
+            </w:r>
+            <w:r>
+              <w:t xml:space="preserve">(</w:t>
             </w:r>
             <w:r>
               <w:rPr>
                 <w:rStyle w:val="VerbatimChar"/>
               </w:rPr>
-              <w:t xml:space="preserve">status=ACTIVE</w:t>
-            </w:r>
-            <w:r>
-              <w:t xml:space="preserve">), owing KES 5000, pinned to program</w:t>
-            </w:r>
-            <w:r>
-              <w:t xml:space="preserve"> </w:t>
-            </w:r>
-            <w:r>
-              <w:rPr>
-                <w:rStyle w:val="VerbatimChar"/>
-              </w:rPr>
-              <w:t xml:space="preserve">wik_postpaid_standard</w:t>
-            </w:r>
-            <w:r>
-              <w:t xml:space="preserve"> </w:t>
-            </w:r>
-            <w:r>
-              <w:t xml:space="preserve">v1.</w:t>
+              <w:t xml:space="preserve">pre_termination_review_required=true</w:t>
+            </w:r>
+            <w:r>
+              <w:t xml:space="preserve">).</w:t>
             </w:r>
           </w:p>
         </w:tc>
@@ -21551,7 +18957,7 @@
                 <w:bCs/>
                 <w:b/>
               </w:rPr>
-              <w:t xml:space="preserve">dun_2</w:t>
+              <w:t xml:space="preserve">dprg_2</w:t>
             </w:r>
           </w:p>
         </w:tc>
@@ -21563,25 +18969,36 @@
               <w:jc w:val="left"/>
             </w:pPr>
             <w:r>
-              <w:t xml:space="preserve">Escalated to SUSPENDED (</w:t>
+              <w:t xml:space="preserve">The</w:t>
+            </w:r>
+            <w:r>
+              <w:t xml:space="preserve"> </w:t>
             </w:r>
             <w:r>
               <w:rPr>
-                <w:rStyle w:val="VerbatimChar"/>
+                <w:bCs/>
+                <w:b/>
               </w:rPr>
-              <w:t xml:space="preserve">current_level=3</w:t>
-            </w:r>
-            <w:r>
-              <w:t xml:space="preserve">) with a restriction applied (</w:t>
+              <w:t xml:space="preserve">prepaid</w:t>
+            </w:r>
+            <w:r>
+              <w:t xml:space="preserve"> </w:t>
+            </w:r>
+            <w:r>
+              <w:t xml:space="preserve">ladder — much harsher:</w:t>
+            </w:r>
+            <w:r>
+              <w:t xml:space="preserve"> </w:t>
             </w:r>
             <w:r>
               <w:rPr>
-                <w:rStyle w:val="VerbatimChar"/>
+                <w:bCs/>
+                <w:b/>
               </w:rPr>
-              <w:t xml:space="preserve">applied_restriction_codes=[OUTGOING_VOICE_BARRED]</w:t>
-            </w:r>
-            <w:r>
-              <w:t xml:space="preserve">), owing KES 12000.</w:t>
+              <w:t xml:space="preserve">WARNING (0d) → SUSPENDED (3d)</w:t>
+            </w:r>
+            <w:r>
+              <w:t xml:space="preserve">, no termination review.</w:t>
             </w:r>
           </w:p>
         </w:tc>
@@ -21599,7 +19016,7 @@
                 <w:bCs/>
                 <w:b/>
               </w:rPr>
-              <w:t xml:space="preserve">dun_3</w:t>
+              <w:t xml:space="preserve">dprg_3</w:t>
             </w:r>
           </w:p>
         </w:tc>
@@ -21611,29 +19028,23 @@
               <w:jc w:val="left"/>
             </w:pPr>
             <w:r>
-              <w:t xml:space="preserve">A prepaid account that</w:t>
-            </w:r>
-            <w:r>
-              <w:t xml:space="preserve"> </w:t>
-            </w:r>
-            <w:r>
               <w:rPr>
                 <w:bCs/>
                 <w:b/>
               </w:rPr>
-              <w:t xml:space="preserve">paid up and recovered</w:t>
+              <w:t xml:space="preserve">Version 2</w:t>
             </w:r>
             <w:r>
               <w:t xml:space="preserve"> </w:t>
             </w:r>
             <w:r>
-              <w:t xml:space="preserve">(</w:t>
+              <w:t xml:space="preserve">of the same postpaid code (</w:t>
             </w:r>
             <w:r>
               <w:rPr>
                 <w:rStyle w:val="VerbatimChar"/>
               </w:rPr>
-              <w:t xml:space="preserve">status=CLEARED</w:t>
+              <w:t xml:space="preserve">code=wik_postpaid_standard</w:t>
             </w:r>
             <w:r>
               <w:t xml:space="preserve">,</w:t>
@@ -21645,25 +19056,10 @@
               <w:rPr>
                 <w:rStyle w:val="VerbatimChar"/>
               </w:rPr>
-              <w:t xml:space="preserve">current_level=0</w:t>
-            </w:r>
-            <w:r>
-              <w:t xml:space="preserve">,</w:t>
-            </w:r>
-            <w:r>
-              <w:t xml:space="preserve"> </w:t>
-            </w:r>
-            <w:r>
-              <w:rPr>
-                <w:rStyle w:val="VerbatimChar"/>
-              </w:rPr>
-              <w:t xml:space="preserve">cleared_at</w:t>
-            </w:r>
-            <w:r>
-              <w:t xml:space="preserve"> </w:t>
-            </w:r>
-            <w:r>
-              <w:t xml:space="preserve">set, debt 0).</w:t>
+              <w:t xml:space="preserve">version=2</w:t>
+            </w:r>
+            <w:r>
+              <w:t xml:space="preserve">) — a tightened ladder (5d/10d, drops the RESTRICTED level); the newest published version wins.</w:t>
             </w:r>
           </w:p>
         </w:tc>
@@ -21681,7 +19077,7 @@
                 <w:bCs/>
                 <w:b/>
               </w:rPr>
-              <w:t xml:space="preserve">dun_4</w:t>
+              <w:t xml:space="preserve">dprg_old</w:t>
             </w:r>
           </w:p>
         </w:tc>
@@ -21693,6 +19089,3107 @@
               <w:jc w:val="left"/>
             </w:pPr>
             <w:r>
+              <w:t xml:space="preserve">A</w:t>
+            </w:r>
+            <w:r>
+              <w:t xml:space="preserve"> </w:t>
+            </w:r>
+            <w:r>
+              <w:rPr>
+                <w:bCs/>
+                <w:b/>
+              </w:rPr>
+              <w:t xml:space="preserve">retired</w:t>
+            </w:r>
+            <w:r>
+              <w:t xml:space="preserve"> </w:t>
+            </w:r>
+            <w:r>
+              <w:t xml:space="preserve">program (</w:t>
+            </w:r>
+            <w:r>
+              <w:rPr>
+                <w:rStyle w:val="VerbatimChar"/>
+              </w:rPr>
+              <w:t xml:space="preserve">retired_at</w:t>
+            </w:r>
+            <w:r>
+              <w:t xml:space="preserve"> </w:t>
+            </w:r>
+            <w:r>
+              <w:t xml:space="preserve">set) — no longer assigned to anyone.</w:t>
+            </w:r>
+          </w:p>
+        </w:tc>
+      </w:tr>
+    </w:tbl>
+    <w:p>
+      <w:pPr>
+        <w:pStyle w:val="BodyText"/>
+      </w:pPr>
+      <w:r>
+        <w:rPr>
+          <w:bCs/>
+          <w:b/>
+        </w:rPr>
+        <w:t xml:space="preserve">The columns that did the work:</w:t>
+      </w:r>
+      <w:r>
+        <w:t xml:space="preserve"> </w:t>
+      </w:r>
+      <w:r>
+        <w:rPr>
+          <w:rStyle w:val="VerbatimChar"/>
+        </w:rPr>
+        <w:t xml:space="preserve">level_definitions</w:t>
+      </w:r>
+      <w:r>
+        <w:t xml:space="preserve"> </w:t>
+      </w:r>
+      <w:r>
+        <w:t xml:space="preserve">is the</w:t>
+      </w:r>
+      <w:r>
+        <w:t xml:space="preserve"> </w:t>
+      </w:r>
+      <w:r>
+        <w:rPr>
+          <w:bCs/>
+          <w:b/>
+        </w:rPr>
+        <w:t xml:space="preserve">ordered escalation ladder</w:t>
+      </w:r>
+      <w:r>
+        <w:t xml:space="preserve"> </w:t>
+      </w:r>
+      <w:r>
+        <w:t xml:space="preserve">(each level's</w:t>
+      </w:r>
+      <w:r>
+        <w:t xml:space="preserve"> </w:t>
+      </w:r>
+      <w:r>
+        <w:rPr>
+          <w:rStyle w:val="VerbatimChar"/>
+        </w:rPr>
+        <w:t xml:space="preserve">name</w:t>
+      </w:r>
+      <w:r>
+        <w:t xml:space="preserve">,</w:t>
+      </w:r>
+      <w:r>
+        <w:t xml:space="preserve"> </w:t>
+      </w:r>
+      <w:r>
+        <w:rPr>
+          <w:rStyle w:val="VerbatimChar"/>
+        </w:rPr>
+        <w:t xml:space="preserve">grace_period_days</w:t>
+      </w:r>
+      <w:r>
+        <w:t xml:space="preserve"> </w:t>
+      </w:r>
+      <w:r>
+        <w:t xml:space="preserve">before it fires, and the</w:t>
+      </w:r>
+      <w:r>
+        <w:t xml:space="preserve"> </w:t>
+      </w:r>
+      <w:r>
+        <w:rPr>
+          <w:rStyle w:val="VerbatimChar"/>
+        </w:rPr>
+        <w:t xml:space="preserve">action_workflow_intent</w:t>
+      </w:r>
+      <w:r>
+        <w:t xml:space="preserve"> </w:t>
+      </w:r>
+      <w:r>
+        <w:t xml:space="preserve">it triggers — restrict/suspend/terminate);</w:t>
+      </w:r>
+      <w:r>
+        <w:t xml:space="preserve"> </w:t>
+      </w:r>
+      <w:r>
+        <w:rPr>
+          <w:rStyle w:val="VerbatimChar"/>
+        </w:rPr>
+        <w:t xml:space="preserve">billing_mode</w:t>
+      </w:r>
+      <w:r>
+        <w:t xml:space="preserve"> </w:t>
+      </w:r>
+      <w:r>
+        <w:t xml:space="preserve">picks which customers it governs;</w:t>
+      </w:r>
+      <w:r>
+        <w:t xml:space="preserve"> </w:t>
+      </w:r>
+      <w:r>
+        <w:rPr>
+          <w:rStyle w:val="VerbatimChar"/>
+        </w:rPr>
+        <w:t xml:space="preserve">(code, version)</w:t>
+      </w:r>
+      <w:r>
+        <w:t xml:space="preserve"> </w:t>
+      </w:r>
+      <w:r>
+        <w:t xml:space="preserve">versions it (a running account pins the version it entered on — see</w:t>
+      </w:r>
+      <w:r>
+        <w:t xml:space="preserve"> </w:t>
+      </w:r>
+      <w:r>
+        <w:rPr>
+          <w:rStyle w:val="VerbatimChar"/>
+        </w:rPr>
+        <w:t xml:space="preserve">dunning_state.dunning_program_ref/_version</w:t>
+      </w:r>
+      <w:r>
+        <w:t xml:space="preserve">);</w:t>
+      </w:r>
+      <w:r>
+        <w:t xml:space="preserve"> </w:t>
+      </w:r>
+      <w:r>
+        <w:rPr>
+          <w:rStyle w:val="VerbatimChar"/>
+        </w:rPr>
+        <w:t xml:space="preserve">pre_termination_review_required</w:t>
+      </w:r>
+      <w:r>
+        <w:t xml:space="preserve"> </w:t>
+      </w:r>
+      <w:r>
+        <w:t xml:space="preserve">forces a manual gate before cut-off;</w:t>
+      </w:r>
+      <w:r>
+        <w:t xml:space="preserve"> </w:t>
+      </w:r>
+      <w:r>
+        <w:rPr>
+          <w:rStyle w:val="VerbatimChar"/>
+        </w:rPr>
+        <w:t xml:space="preserve">retired_at</w:t>
+      </w:r>
+      <w:r>
+        <w:t xml:space="preserve"> </w:t>
+      </w:r>
+      <w:r>
+        <w:t xml:space="preserve">retires it.</w:t>
+      </w:r>
+    </w:p>
+    <w:bookmarkEnd w:id="48"/>
+    <w:bookmarkStart w:id="52" w:name="X5354141219e0cb2c0ae65b7b3bb3a043ae10a78"/>
+    <w:p>
+      <w:pPr>
+        <w:pStyle w:val="Heading3"/>
+      </w:pPr>
+      <w:r>
+        <w:rPr>
+          <w:rStyle w:val="VerbatimChar"/>
+        </w:rPr>
+        <w:t xml:space="preserve">dunning_state</w:t>
+      </w:r>
+      <w:r>
+        <w:t xml:space="preserve"> </w:t>
+      </w:r>
+      <w:r>
+        <w:t xml:space="preserve">(</w:t>
+      </w:r>
+      <w:r>
+        <w:rPr>
+          <w:rStyle w:val="VerbatimChar"/>
+        </w:rPr>
+        <w:t xml:space="preserve">status</w:t>
+      </w:r>
+      <w:r>
+        <w:t xml:space="preserve">:</w:t>
+      </w:r>
+      <w:r>
+        <w:t xml:space="preserve"> </w:t>
+      </w:r>
+      <w:r>
+        <w:rPr>
+          <w:rStyle w:val="VerbatimChar"/>
+        </w:rPr>
+        <w:t xml:space="preserve">ACTIVE|CLEARED|SUSPENDED_BY_PAUSE|PENDING_TERMINATION_REVIEW|RECOVERY_FAILED|ARCHIVED</w:t>
+      </w:r>
+      <w:r>
+        <w:t xml:space="preserve">,</w:t>
+      </w:r>
+      <w:r>
+        <w:t xml:space="preserve"> </w:t>
+      </w:r>
+      <w:r>
+        <w:rPr>
+          <w:rStyle w:val="VerbatimChar"/>
+        </w:rPr>
+        <w:t xml:space="preserve">current_level</w:t>
+      </w:r>
+      <w:r>
+        <w:t xml:space="preserve"> </w:t>
+      </w:r>
+      <w:r>
+        <w:t xml:space="preserve">int 0..4)</w:t>
+      </w:r>
+    </w:p>
+    <w:p>
+      <w:pPr>
+        <w:pStyle w:val="BlockText"/>
+      </w:pPr>
+      <w:r>
+        <w:t xml:space="preserve">The dd-alignment migration added</w:t>
+      </w:r>
+      <w:r>
+        <w:t xml:space="preserve"> </w:t>
+      </w:r>
+      <w:r>
+        <w:rPr>
+          <w:rStyle w:val="VerbatimChar"/>
+        </w:rPr>
+        <w:t xml:space="preserve">billing_mode</w:t>
+      </w:r>
+      <w:r>
+        <w:t xml:space="preserve">/</w:t>
+      </w:r>
+      <w:r>
+        <w:rPr>
+          <w:rStyle w:val="VerbatimChar"/>
+        </w:rPr>
+        <w:t xml:space="preserve">triggering_event_type</w:t>
+      </w:r>
+      <w:r>
+        <w:t xml:space="preserve">/</w:t>
+      </w:r>
+      <w:r>
+        <w:rPr>
+          <w:rStyle w:val="VerbatimChar"/>
+        </w:rPr>
+        <w:t xml:space="preserve">next_evaluation_at</w:t>
+      </w:r>
+      <w:r>
+        <w:t xml:space="preserve">/</w:t>
+      </w:r>
+      <w:r>
+        <w:t xml:space="preserve"> </w:t>
+      </w:r>
+      <w:r>
+        <w:rPr>
+          <w:rStyle w:val="VerbatimChar"/>
+        </w:rPr>
+        <w:t xml:space="preserve">review_due_at</w:t>
+      </w:r>
+      <w:r>
+        <w:t xml:space="preserve">/</w:t>
+      </w:r>
+      <w:r>
+        <w:rPr>
+          <w:rStyle w:val="VerbatimChar"/>
+        </w:rPr>
+        <w:t xml:space="preserve">last_workflow_failure_code</w:t>
+      </w:r>
+      <w:r>
+        <w:t xml:space="preserve">; the program-catalog migration added the program pinning</w:t>
+      </w:r>
+      <w:r>
+        <w:t xml:space="preserve"> </w:t>
+      </w:r>
+      <w:r>
+        <w:t xml:space="preserve">(</w:t>
+      </w:r>
+      <w:r>
+        <w:rPr>
+          <w:rStyle w:val="VerbatimChar"/>
+        </w:rPr>
+        <w:t xml:space="preserve">dunning_program_ref</w:t>
+      </w:r>
+      <w:r>
+        <w:t xml:space="preserve">/</w:t>
+      </w:r>
+      <w:r>
+        <w:rPr>
+          <w:rStyle w:val="VerbatimChar"/>
+        </w:rPr>
+        <w:t xml:space="preserve">_version</w:t>
+      </w:r>
+      <w:r>
+        <w:t xml:space="preserve">),</w:t>
+      </w:r>
+      <w:r>
+        <w:t xml:space="preserve"> </w:t>
+      </w:r>
+      <w:r>
+        <w:rPr>
+          <w:rStyle w:val="VerbatimChar"/>
+        </w:rPr>
+        <w:t xml:space="preserve">entered_dunning_at</w:t>
+      </w:r>
+      <w:r>
+        <w:t xml:space="preserve">,</w:t>
+      </w:r>
+      <w:r>
+        <w:t xml:space="preserve"> </w:t>
+      </w:r>
+      <w:r>
+        <w:rPr>
+          <w:rStyle w:val="VerbatimChar"/>
+        </w:rPr>
+        <w:t xml:space="preserve">outstanding_debt_currency</w:t>
+      </w:r>
+      <w:r>
+        <w:t xml:space="preserve">,</w:t>
+      </w:r>
+      <w:r>
+        <w:t xml:space="preserve"> </w:t>
+      </w:r>
+      <w:r>
+        <w:rPr>
+          <w:rStyle w:val="VerbatimChar"/>
+        </w:rPr>
+        <w:t xml:space="preserve">applied_restriction_codes</w:t>
+      </w:r>
+      <w:r>
+        <w:t xml:space="preserve">,</w:t>
+      </w:r>
+      <w:r>
+        <w:t xml:space="preserve"> </w:t>
+      </w:r>
+      <w:r>
+        <w:rPr>
+          <w:rStyle w:val="VerbatimChar"/>
+        </w:rPr>
+        <w:t xml:space="preserve">triggering_event_ref</w:t>
+      </w:r>
+      <w:r>
+        <w:t xml:space="preserve">, the workflow-failure backoff trio, and</w:t>
+      </w:r>
+      <w:r>
+        <w:t xml:space="preserve"> </w:t>
+      </w:r>
+      <w:r>
+        <w:rPr>
+          <w:rStyle w:val="VerbatimChar"/>
+        </w:rPr>
+        <w:t xml:space="preserve">cleared_at</w:t>
+      </w:r>
+      <w:r>
+        <w:t xml:space="preserve">/</w:t>
+      </w:r>
+      <w:r>
+        <w:rPr>
+          <w:rStyle w:val="VerbatimChar"/>
+        </w:rPr>
+        <w:t xml:space="preserve">archived_at</w:t>
+      </w:r>
+      <w:r>
+        <w:t xml:space="preserve">.</w:t>
+      </w:r>
+    </w:p>
+    <w:p>
+      <w:pPr>
+        <w:pStyle w:val="SourceCode"/>
+      </w:pPr>
+      <w:r>
+        <w:rPr>
+          <w:rStyle w:val="FunctionTok"/>
+        </w:rPr>
+        <w:t xml:space="preserve">{</w:t>
+      </w:r>
+      <w:r>
+        <w:rPr>
+          <w:rStyle w:val="NormalTok"/>
+        </w:rPr>
+        <w:t xml:space="preserve"> </w:t>
+      </w:r>
+      <w:r>
+        <w:rPr>
+          <w:rStyle w:val="DataTypeTok"/>
+        </w:rPr>
+        <w:t xml:space="preserve">"dunning_id"</w:t>
+      </w:r>
+      <w:r>
+        <w:rPr>
+          <w:rStyle w:val="FunctionTok"/>
+        </w:rPr>
+        <w:t xml:space="preserve">:</w:t>
+      </w:r>
+      <w:r>
+        <w:rPr>
+          <w:rStyle w:val="StringTok"/>
+        </w:rPr>
+        <w:t xml:space="preserve">"dun_1"</w:t>
+      </w:r>
+      <w:r>
+        <w:rPr>
+          <w:rStyle w:val="FunctionTok"/>
+        </w:rPr>
+        <w:t xml:space="preserve">,</w:t>
+      </w:r>
+      <w:r>
+        <w:rPr>
+          <w:rStyle w:val="DataTypeTok"/>
+        </w:rPr>
+        <w:t xml:space="preserve">"operator_code"</w:t>
+      </w:r>
+      <w:r>
+        <w:rPr>
+          <w:rStyle w:val="FunctionTok"/>
+        </w:rPr>
+        <w:t xml:space="preserve">:</w:t>
+      </w:r>
+      <w:r>
+        <w:rPr>
+          <w:rStyle w:val="StringTok"/>
+        </w:rPr>
+        <w:t xml:space="preserve">"WIK"</w:t>
+      </w:r>
+      <w:r>
+        <w:rPr>
+          <w:rStyle w:val="FunctionTok"/>
+        </w:rPr>
+        <w:t xml:space="preserve">,</w:t>
+      </w:r>
+      <w:r>
+        <w:rPr>
+          <w:rStyle w:val="DataTypeTok"/>
+        </w:rPr>
+        <w:t xml:space="preserve">"account_id"</w:t>
+      </w:r>
+      <w:r>
+        <w:rPr>
+          <w:rStyle w:val="FunctionTok"/>
+        </w:rPr>
+        <w:t xml:space="preserve">:</w:t>
+      </w:r>
+      <w:r>
+        <w:rPr>
+          <w:rStyle w:val="StringTok"/>
+        </w:rPr>
+        <w:t xml:space="preserve">"acc_1"</w:t>
+      </w:r>
+      <w:r>
+        <w:rPr>
+          <w:rStyle w:val="FunctionTok"/>
+        </w:rPr>
+        <w:t xml:space="preserve">,</w:t>
+      </w:r>
+      <w:r>
+        <w:rPr>
+          <w:rStyle w:val="DataTypeTok"/>
+        </w:rPr>
+        <w:t xml:space="preserve">"subscription_id"</w:t>
+      </w:r>
+      <w:r>
+        <w:rPr>
+          <w:rStyle w:val="FunctionTok"/>
+        </w:rPr>
+        <w:t xml:space="preserve">:</w:t>
+      </w:r>
+      <w:r>
+        <w:rPr>
+          <w:rStyle w:val="StringTok"/>
+        </w:rPr>
+        <w:t xml:space="preserve">"sub_123"</w:t>
+      </w:r>
+      <w:r>
+        <w:rPr>
+          <w:rStyle w:val="FunctionTok"/>
+        </w:rPr>
+        <w:t xml:space="preserve">,</w:t>
+      </w:r>
+      <w:r>
+        <w:rPr>
+          <w:rStyle w:val="DataTypeTok"/>
+        </w:rPr>
+        <w:t xml:space="preserve">"billing_mode"</w:t>
+      </w:r>
+      <w:r>
+        <w:rPr>
+          <w:rStyle w:val="FunctionTok"/>
+        </w:rPr>
+        <w:t xml:space="preserve">:</w:t>
+      </w:r>
+      <w:r>
+        <w:rPr>
+          <w:rStyle w:val="StringTok"/>
+        </w:rPr>
+        <w:t xml:space="preserve">"POSTPAID"</w:t>
+      </w:r>
+      <w:r>
+        <w:rPr>
+          <w:rStyle w:val="FunctionTok"/>
+        </w:rPr>
+        <w:t xml:space="preserve">,</w:t>
+      </w:r>
+      <w:r>
+        <w:rPr>
+          <w:rStyle w:val="DataTypeTok"/>
+        </w:rPr>
+        <w:t xml:space="preserve">"triggering_event_type"</w:t>
+      </w:r>
+      <w:r>
+        <w:rPr>
+          <w:rStyle w:val="FunctionTok"/>
+        </w:rPr>
+        <w:t xml:space="preserve">:</w:t>
+      </w:r>
+      <w:r>
+        <w:rPr>
+          <w:rStyle w:val="StringTok"/>
+        </w:rPr>
+        <w:t xml:space="preserve">"InvoiceOverdue"</w:t>
+      </w:r>
+      <w:r>
+        <w:rPr>
+          <w:rStyle w:val="FunctionTok"/>
+        </w:rPr>
+        <w:t xml:space="preserve">,</w:t>
+      </w:r>
+      <w:r>
+        <w:rPr>
+          <w:rStyle w:val="DataTypeTok"/>
+        </w:rPr>
+        <w:t xml:space="preserve">"current_level"</w:t>
+      </w:r>
+      <w:r>
+        <w:rPr>
+          <w:rStyle w:val="FunctionTok"/>
+        </w:rPr>
+        <w:t xml:space="preserve">:</w:t>
+      </w:r>
+      <w:r>
+        <w:rPr>
+          <w:rStyle w:val="DecValTok"/>
+        </w:rPr>
+        <w:t xml:space="preserve">1</w:t>
+      </w:r>
+      <w:r>
+        <w:rPr>
+          <w:rStyle w:val="FunctionTok"/>
+        </w:rPr>
+        <w:t xml:space="preserve">,</w:t>
+      </w:r>
+      <w:r>
+        <w:rPr>
+          <w:rStyle w:val="DataTypeTok"/>
+        </w:rPr>
+        <w:t xml:space="preserve">"entered_level_at"</w:t>
+      </w:r>
+      <w:r>
+        <w:rPr>
+          <w:rStyle w:val="FunctionTok"/>
+        </w:rPr>
+        <w:t xml:space="preserve">:</w:t>
+      </w:r>
+      <w:r>
+        <w:rPr>
+          <w:rStyle w:val="StringTok"/>
+        </w:rPr>
+        <w:t xml:space="preserve">"2026-07-16T00:00:00Z"</w:t>
+      </w:r>
+      <w:r>
+        <w:rPr>
+          <w:rStyle w:val="FunctionTok"/>
+        </w:rPr>
+        <w:t xml:space="preserve">,</w:t>
+      </w:r>
+      <w:r>
+        <w:rPr>
+          <w:rStyle w:val="DataTypeTok"/>
+        </w:rPr>
+        <w:t xml:space="preserve">"entered_dunning_at"</w:t>
+      </w:r>
+      <w:r>
+        <w:rPr>
+          <w:rStyle w:val="FunctionTok"/>
+        </w:rPr>
+        <w:t xml:space="preserve">:</w:t>
+      </w:r>
+      <w:r>
+        <w:rPr>
+          <w:rStyle w:val="StringTok"/>
+        </w:rPr>
+        <w:t xml:space="preserve">"2026-07-16T00:00:00Z"</w:t>
+      </w:r>
+      <w:r>
+        <w:rPr>
+          <w:rStyle w:val="FunctionTok"/>
+        </w:rPr>
+        <w:t xml:space="preserve">,</w:t>
+      </w:r>
+      <w:r>
+        <w:rPr>
+          <w:rStyle w:val="DataTypeTok"/>
+        </w:rPr>
+        <w:t xml:space="preserve">"outstanding_debt_amount"</w:t>
+      </w:r>
+      <w:r>
+        <w:rPr>
+          <w:rStyle w:val="FunctionTok"/>
+        </w:rPr>
+        <w:t xml:space="preserve">:</w:t>
+      </w:r>
+      <w:r>
+        <w:rPr>
+          <w:rStyle w:val="FloatTok"/>
+        </w:rPr>
+        <w:t xml:space="preserve">5000.00</w:t>
+      </w:r>
+      <w:r>
+        <w:rPr>
+          <w:rStyle w:val="FunctionTok"/>
+        </w:rPr>
+        <w:t xml:space="preserve">,</w:t>
+      </w:r>
+      <w:r>
+        <w:rPr>
+          <w:rStyle w:val="DataTypeTok"/>
+        </w:rPr>
+        <w:t xml:space="preserve">"outstanding_debt_currency"</w:t>
+      </w:r>
+      <w:r>
+        <w:rPr>
+          <w:rStyle w:val="FunctionTok"/>
+        </w:rPr>
+        <w:t xml:space="preserve">:</w:t>
+      </w:r>
+      <w:r>
+        <w:rPr>
+          <w:rStyle w:val="StringTok"/>
+        </w:rPr>
+        <w:t xml:space="preserve">"KES"</w:t>
+      </w:r>
+      <w:r>
+        <w:rPr>
+          <w:rStyle w:val="FunctionTok"/>
+        </w:rPr>
+        <w:t xml:space="preserve">,</w:t>
+      </w:r>
+      <w:r>
+        <w:rPr>
+          <w:rStyle w:val="DataTypeTok"/>
+        </w:rPr>
+        <w:t xml:space="preserve">"status"</w:t>
+      </w:r>
+      <w:r>
+        <w:rPr>
+          <w:rStyle w:val="FunctionTok"/>
+        </w:rPr>
+        <w:t xml:space="preserve">:</w:t>
+      </w:r>
+      <w:r>
+        <w:rPr>
+          <w:rStyle w:val="StringTok"/>
+        </w:rPr>
+        <w:t xml:space="preserve">"ACTIVE"</w:t>
+      </w:r>
+      <w:r>
+        <w:rPr>
+          <w:rStyle w:val="FunctionTok"/>
+        </w:rPr>
+        <w:t xml:space="preserve">,</w:t>
+      </w:r>
+      <w:r>
+        <w:rPr>
+          <w:rStyle w:val="DataTypeTok"/>
+        </w:rPr>
+        <w:t xml:space="preserve">"last_scanned_at"</w:t>
+      </w:r>
+      <w:r>
+        <w:rPr>
+          <w:rStyle w:val="FunctionTok"/>
+        </w:rPr>
+        <w:t xml:space="preserve">:</w:t>
+      </w:r>
+      <w:r>
+        <w:rPr>
+          <w:rStyle w:val="StringTok"/>
+        </w:rPr>
+        <w:t xml:space="preserve">"2026-07-16T01:00:00Z"</w:t>
+      </w:r>
+      <w:r>
+        <w:rPr>
+          <w:rStyle w:val="FunctionTok"/>
+        </w:rPr>
+        <w:t xml:space="preserve">,</w:t>
+      </w:r>
+      <w:r>
+        <w:rPr>
+          <w:rStyle w:val="DataTypeTok"/>
+        </w:rPr>
+        <w:t xml:space="preserve">"next_evaluation_at"</w:t>
+      </w:r>
+      <w:r>
+        <w:rPr>
+          <w:rStyle w:val="FunctionTok"/>
+        </w:rPr>
+        <w:t xml:space="preserve">:</w:t>
+      </w:r>
+      <w:r>
+        <w:rPr>
+          <w:rStyle w:val="StringTok"/>
+        </w:rPr>
+        <w:t xml:space="preserve">"2026-07-23T00:00:00Z"</w:t>
+      </w:r>
+      <w:r>
+        <w:rPr>
+          <w:rStyle w:val="FunctionTok"/>
+        </w:rPr>
+        <w:t xml:space="preserve">,</w:t>
+      </w:r>
+      <w:r>
+        <w:rPr>
+          <w:rStyle w:val="DataTypeTok"/>
+        </w:rPr>
+        <w:t xml:space="preserve">"review_due_at"</w:t>
+      </w:r>
+      <w:r>
+        <w:rPr>
+          <w:rStyle w:val="FunctionTok"/>
+        </w:rPr>
+        <w:t xml:space="preserve">:</w:t>
+      </w:r>
+      <w:r>
+        <w:rPr>
+          <w:rStyle w:val="KeywordTok"/>
+        </w:rPr>
+        <w:t xml:space="preserve">null</w:t>
+      </w:r>
+      <w:r>
+        <w:rPr>
+          <w:rStyle w:val="FunctionTok"/>
+        </w:rPr>
+        <w:t xml:space="preserve">,</w:t>
+      </w:r>
+      <w:r>
+        <w:rPr>
+          <w:rStyle w:val="DataTypeTok"/>
+        </w:rPr>
+        <w:t xml:space="preserve">"last_workflow_failure_code"</w:t>
+      </w:r>
+      <w:r>
+        <w:rPr>
+          <w:rStyle w:val="FunctionTok"/>
+        </w:rPr>
+        <w:t xml:space="preserve">:</w:t>
+      </w:r>
+      <w:r>
+        <w:rPr>
+          <w:rStyle w:val="KeywordTok"/>
+        </w:rPr>
+        <w:t xml:space="preserve">null</w:t>
+      </w:r>
+      <w:r>
+        <w:rPr>
+          <w:rStyle w:val="FunctionTok"/>
+        </w:rPr>
+        <w:t xml:space="preserve">,</w:t>
+      </w:r>
+      <w:r>
+        <w:rPr>
+          <w:rStyle w:val="DataTypeTok"/>
+        </w:rPr>
+        <w:t xml:space="preserve">"dunning_program_ref"</w:t>
+      </w:r>
+      <w:r>
+        <w:rPr>
+          <w:rStyle w:val="FunctionTok"/>
+        </w:rPr>
+        <w:t xml:space="preserve">:</w:t>
+      </w:r>
+      <w:r>
+        <w:rPr>
+          <w:rStyle w:val="StringTok"/>
+        </w:rPr>
+        <w:t xml:space="preserve">"wik_postpaid_standard"</w:t>
+      </w:r>
+      <w:r>
+        <w:rPr>
+          <w:rStyle w:val="FunctionTok"/>
+        </w:rPr>
+        <w:t xml:space="preserve">,</w:t>
+      </w:r>
+      <w:r>
+        <w:rPr>
+          <w:rStyle w:val="DataTypeTok"/>
+        </w:rPr>
+        <w:t xml:space="preserve">"dunning_program_version"</w:t>
+      </w:r>
+      <w:r>
+        <w:rPr>
+          <w:rStyle w:val="FunctionTok"/>
+        </w:rPr>
+        <w:t xml:space="preserve">:</w:t>
+      </w:r>
+      <w:r>
+        <w:rPr>
+          <w:rStyle w:val="DecValTok"/>
+        </w:rPr>
+        <w:t xml:space="preserve">1</w:t>
+      </w:r>
+      <w:r>
+        <w:rPr>
+          <w:rStyle w:val="FunctionTok"/>
+        </w:rPr>
+        <w:t xml:space="preserve">,</w:t>
+      </w:r>
+      <w:r>
+        <w:rPr>
+          <w:rStyle w:val="DataTypeTok"/>
+        </w:rPr>
+        <w:t xml:space="preserve">"applied_restriction_codes"</w:t>
+      </w:r>
+      <w:r>
+        <w:rPr>
+          <w:rStyle w:val="FunctionTok"/>
+        </w:rPr>
+        <w:t xml:space="preserve">:</w:t>
+      </w:r>
+      <w:r>
+        <w:rPr>
+          <w:rStyle w:val="OtherTok"/>
+        </w:rPr>
+        <w:t xml:space="preserve">[]</w:t>
+      </w:r>
+      <w:r>
+        <w:rPr>
+          <w:rStyle w:val="FunctionTok"/>
+        </w:rPr>
+        <w:t xml:space="preserve">,</w:t>
+      </w:r>
+      <w:r>
+        <w:rPr>
+          <w:rStyle w:val="DataTypeTok"/>
+        </w:rPr>
+        <w:t xml:space="preserve">"triggering_event_ref"</w:t>
+      </w:r>
+      <w:r>
+        <w:rPr>
+          <w:rStyle w:val="FunctionTok"/>
+        </w:rPr>
+        <w:t xml:space="preserve">:</w:t>
+      </w:r>
+      <w:r>
+        <w:rPr>
+          <w:rStyle w:val="StringTok"/>
+        </w:rPr>
+        <w:t xml:space="preserve">"inv_1"</w:t>
+      </w:r>
+      <w:r>
+        <w:rPr>
+          <w:rStyle w:val="FunctionTok"/>
+        </w:rPr>
+        <w:t xml:space="preserve">,</w:t>
+      </w:r>
+      <w:r>
+        <w:rPr>
+          <w:rStyle w:val="DataTypeTok"/>
+        </w:rPr>
+        <w:t xml:space="preserve">"last_workflow_failure_at"</w:t>
+      </w:r>
+      <w:r>
+        <w:rPr>
+          <w:rStyle w:val="FunctionTok"/>
+        </w:rPr>
+        <w:t xml:space="preserve">:</w:t>
+      </w:r>
+      <w:r>
+        <w:rPr>
+          <w:rStyle w:val="KeywordTok"/>
+        </w:rPr>
+        <w:t xml:space="preserve">null</w:t>
+      </w:r>
+      <w:r>
+        <w:rPr>
+          <w:rStyle w:val="FunctionTok"/>
+        </w:rPr>
+        <w:t xml:space="preserve">,</w:t>
+      </w:r>
+      <w:r>
+        <w:rPr>
+          <w:rStyle w:val="DataTypeTok"/>
+        </w:rPr>
+        <w:t xml:space="preserve">"workflow_failure_attempts"</w:t>
+      </w:r>
+      <w:r>
+        <w:rPr>
+          <w:rStyle w:val="FunctionTok"/>
+        </w:rPr>
+        <w:t xml:space="preserve">:</w:t>
+      </w:r>
+      <w:r>
+        <w:rPr>
+          <w:rStyle w:val="DecValTok"/>
+        </w:rPr>
+        <w:t xml:space="preserve">0</w:t>
+      </w:r>
+      <w:r>
+        <w:rPr>
+          <w:rStyle w:val="FunctionTok"/>
+        </w:rPr>
+        <w:t xml:space="preserve">,</w:t>
+      </w:r>
+      <w:r>
+        <w:rPr>
+          <w:rStyle w:val="DataTypeTok"/>
+        </w:rPr>
+        <w:t xml:space="preserve">"cleared_at"</w:t>
+      </w:r>
+      <w:r>
+        <w:rPr>
+          <w:rStyle w:val="FunctionTok"/>
+        </w:rPr>
+        <w:t xml:space="preserve">:</w:t>
+      </w:r>
+      <w:r>
+        <w:rPr>
+          <w:rStyle w:val="KeywordTok"/>
+        </w:rPr>
+        <w:t xml:space="preserve">null</w:t>
+      </w:r>
+      <w:r>
+        <w:rPr>
+          <w:rStyle w:val="FunctionTok"/>
+        </w:rPr>
+        <w:t xml:space="preserve">,</w:t>
+      </w:r>
+      <w:r>
+        <w:rPr>
+          <w:rStyle w:val="DataTypeTok"/>
+        </w:rPr>
+        <w:t xml:space="preserve">"archived_at"</w:t>
+      </w:r>
+      <w:r>
+        <w:rPr>
+          <w:rStyle w:val="FunctionTok"/>
+        </w:rPr>
+        <w:t xml:space="preserve">:</w:t>
+      </w:r>
+      <w:r>
+        <w:rPr>
+          <w:rStyle w:val="KeywordTok"/>
+        </w:rPr>
+        <w:t xml:space="preserve">null</w:t>
+      </w:r>
+      <w:r>
+        <w:rPr>
+          <w:rStyle w:val="NormalTok"/>
+        </w:rPr>
+        <w:t xml:space="preserve"> </w:t>
+      </w:r>
+      <w:r>
+        <w:rPr>
+          <w:rStyle w:val="FunctionTok"/>
+        </w:rPr>
+        <w:t xml:space="preserve">}</w:t>
+      </w:r>
+      <w:r>
+        <w:br/>
+      </w:r>
+      <w:r>
+        <w:rPr>
+          <w:rStyle w:val="FunctionTok"/>
+        </w:rPr>
+        <w:t xml:space="preserve">{</w:t>
+      </w:r>
+      <w:r>
+        <w:rPr>
+          <w:rStyle w:val="NormalTok"/>
+        </w:rPr>
+        <w:t xml:space="preserve"> </w:t>
+      </w:r>
+      <w:r>
+        <w:rPr>
+          <w:rStyle w:val="DataTypeTok"/>
+        </w:rPr>
+        <w:t xml:space="preserve">"dunning_id"</w:t>
+      </w:r>
+      <w:r>
+        <w:rPr>
+          <w:rStyle w:val="FunctionTok"/>
+        </w:rPr>
+        <w:t xml:space="preserve">:</w:t>
+      </w:r>
+      <w:r>
+        <w:rPr>
+          <w:rStyle w:val="StringTok"/>
+        </w:rPr>
+        <w:t xml:space="preserve">"dun_2"</w:t>
+      </w:r>
+      <w:r>
+        <w:rPr>
+          <w:rStyle w:val="FunctionTok"/>
+        </w:rPr>
+        <w:t xml:space="preserve">,</w:t>
+      </w:r>
+      <w:r>
+        <w:rPr>
+          <w:rStyle w:val="DataTypeTok"/>
+        </w:rPr>
+        <w:t xml:space="preserve">"operator_code"</w:t>
+      </w:r>
+      <w:r>
+        <w:rPr>
+          <w:rStyle w:val="FunctionTok"/>
+        </w:rPr>
+        <w:t xml:space="preserve">:</w:t>
+      </w:r>
+      <w:r>
+        <w:rPr>
+          <w:rStyle w:val="StringTok"/>
+        </w:rPr>
+        <w:t xml:space="preserve">"WIK"</w:t>
+      </w:r>
+      <w:r>
+        <w:rPr>
+          <w:rStyle w:val="FunctionTok"/>
+        </w:rPr>
+        <w:t xml:space="preserve">,</w:t>
+      </w:r>
+      <w:r>
+        <w:rPr>
+          <w:rStyle w:val="DataTypeTok"/>
+        </w:rPr>
+        <w:t xml:space="preserve">"account_id"</w:t>
+      </w:r>
+      <w:r>
+        <w:rPr>
+          <w:rStyle w:val="FunctionTok"/>
+        </w:rPr>
+        <w:t xml:space="preserve">:</w:t>
+      </w:r>
+      <w:r>
+        <w:rPr>
+          <w:rStyle w:val="StringTok"/>
+        </w:rPr>
+        <w:t xml:space="preserve">"acc_2"</w:t>
+      </w:r>
+      <w:r>
+        <w:rPr>
+          <w:rStyle w:val="FunctionTok"/>
+        </w:rPr>
+        <w:t xml:space="preserve">,</w:t>
+      </w:r>
+      <w:r>
+        <w:rPr>
+          <w:rStyle w:val="DataTypeTok"/>
+        </w:rPr>
+        <w:t xml:space="preserve">"subscription_id"</w:t>
+      </w:r>
+      <w:r>
+        <w:rPr>
+          <w:rStyle w:val="FunctionTok"/>
+        </w:rPr>
+        <w:t xml:space="preserve">:</w:t>
+      </w:r>
+      <w:r>
+        <w:rPr>
+          <w:rStyle w:val="StringTok"/>
+        </w:rPr>
+        <w:t xml:space="preserve">"sub_9"</w:t>
+      </w:r>
+      <w:r>
+        <w:rPr>
+          <w:rStyle w:val="FunctionTok"/>
+        </w:rPr>
+        <w:t xml:space="preserve">,</w:t>
+      </w:r>
+      <w:r>
+        <w:rPr>
+          <w:rStyle w:val="DataTypeTok"/>
+        </w:rPr>
+        <w:t xml:space="preserve">"billing_mode"</w:t>
+      </w:r>
+      <w:r>
+        <w:rPr>
+          <w:rStyle w:val="FunctionTok"/>
+        </w:rPr>
+        <w:t xml:space="preserve">:</w:t>
+      </w:r>
+      <w:r>
+        <w:rPr>
+          <w:rStyle w:val="StringTok"/>
+        </w:rPr>
+        <w:t xml:space="preserve">"POSTPAID"</w:t>
+      </w:r>
+      <w:r>
+        <w:rPr>
+          <w:rStyle w:val="FunctionTok"/>
+        </w:rPr>
+        <w:t xml:space="preserve">,</w:t>
+      </w:r>
+      <w:r>
+        <w:rPr>
+          <w:rStyle w:val="DataTypeTok"/>
+        </w:rPr>
+        <w:t xml:space="preserve">"triggering_event_type"</w:t>
+      </w:r>
+      <w:r>
+        <w:rPr>
+          <w:rStyle w:val="FunctionTok"/>
+        </w:rPr>
+        <w:t xml:space="preserve">:</w:t>
+      </w:r>
+      <w:r>
+        <w:rPr>
+          <w:rStyle w:val="StringTok"/>
+        </w:rPr>
+        <w:t xml:space="preserve">"InvoiceOverdue"</w:t>
+      </w:r>
+      <w:r>
+        <w:rPr>
+          <w:rStyle w:val="FunctionTok"/>
+        </w:rPr>
+        <w:t xml:space="preserve">,</w:t>
+      </w:r>
+      <w:r>
+        <w:rPr>
+          <w:rStyle w:val="DataTypeTok"/>
+        </w:rPr>
+        <w:t xml:space="preserve">"current_level"</w:t>
+      </w:r>
+      <w:r>
+        <w:rPr>
+          <w:rStyle w:val="FunctionTok"/>
+        </w:rPr>
+        <w:t xml:space="preserve">:</w:t>
+      </w:r>
+      <w:r>
+        <w:rPr>
+          <w:rStyle w:val="DecValTok"/>
+        </w:rPr>
+        <w:t xml:space="preserve">3</w:t>
+      </w:r>
+      <w:r>
+        <w:rPr>
+          <w:rStyle w:val="FunctionTok"/>
+        </w:rPr>
+        <w:t xml:space="preserve">,</w:t>
+      </w:r>
+      <w:r>
+        <w:rPr>
+          <w:rStyle w:val="DataTypeTok"/>
+        </w:rPr>
+        <w:t xml:space="preserve">"entered_level_at"</w:t>
+      </w:r>
+      <w:r>
+        <w:rPr>
+          <w:rStyle w:val="FunctionTok"/>
+        </w:rPr>
+        <w:t xml:space="preserve">:</w:t>
+      </w:r>
+      <w:r>
+        <w:rPr>
+          <w:rStyle w:val="StringTok"/>
+        </w:rPr>
+        <w:t xml:space="preserve">"2026-07-10T00:00:00Z"</w:t>
+      </w:r>
+      <w:r>
+        <w:rPr>
+          <w:rStyle w:val="FunctionTok"/>
+        </w:rPr>
+        <w:t xml:space="preserve">,</w:t>
+      </w:r>
+      <w:r>
+        <w:rPr>
+          <w:rStyle w:val="DataTypeTok"/>
+        </w:rPr>
+        <w:t xml:space="preserve">"entered_dunning_at"</w:t>
+      </w:r>
+      <w:r>
+        <w:rPr>
+          <w:rStyle w:val="FunctionTok"/>
+        </w:rPr>
+        <w:t xml:space="preserve">:</w:t>
+      </w:r>
+      <w:r>
+        <w:rPr>
+          <w:rStyle w:val="StringTok"/>
+        </w:rPr>
+        <w:t xml:space="preserve">"2026-06-20T00:00:00Z"</w:t>
+      </w:r>
+      <w:r>
+        <w:rPr>
+          <w:rStyle w:val="FunctionTok"/>
+        </w:rPr>
+        <w:t xml:space="preserve">,</w:t>
+      </w:r>
+      <w:r>
+        <w:rPr>
+          <w:rStyle w:val="DataTypeTok"/>
+        </w:rPr>
+        <w:t xml:space="preserve">"outstanding_debt_amount"</w:t>
+      </w:r>
+      <w:r>
+        <w:rPr>
+          <w:rStyle w:val="FunctionTok"/>
+        </w:rPr>
+        <w:t xml:space="preserve">:</w:t>
+      </w:r>
+      <w:r>
+        <w:rPr>
+          <w:rStyle w:val="FloatTok"/>
+        </w:rPr>
+        <w:t xml:space="preserve">12000.00</w:t>
+      </w:r>
+      <w:r>
+        <w:rPr>
+          <w:rStyle w:val="FunctionTok"/>
+        </w:rPr>
+        <w:t xml:space="preserve">,</w:t>
+      </w:r>
+      <w:r>
+        <w:rPr>
+          <w:rStyle w:val="DataTypeTok"/>
+        </w:rPr>
+        <w:t xml:space="preserve">"outstanding_debt_currency"</w:t>
+      </w:r>
+      <w:r>
+        <w:rPr>
+          <w:rStyle w:val="FunctionTok"/>
+        </w:rPr>
+        <w:t xml:space="preserve">:</w:t>
+      </w:r>
+      <w:r>
+        <w:rPr>
+          <w:rStyle w:val="StringTok"/>
+        </w:rPr>
+        <w:t xml:space="preserve">"KES"</w:t>
+      </w:r>
+      <w:r>
+        <w:rPr>
+          <w:rStyle w:val="FunctionTok"/>
+        </w:rPr>
+        <w:t xml:space="preserve">,</w:t>
+      </w:r>
+      <w:r>
+        <w:rPr>
+          <w:rStyle w:val="DataTypeTok"/>
+        </w:rPr>
+        <w:t xml:space="preserve">"status"</w:t>
+      </w:r>
+      <w:r>
+        <w:rPr>
+          <w:rStyle w:val="FunctionTok"/>
+        </w:rPr>
+        <w:t xml:space="preserve">:</w:t>
+      </w:r>
+      <w:r>
+        <w:rPr>
+          <w:rStyle w:val="StringTok"/>
+        </w:rPr>
+        <w:t xml:space="preserve">"ACTIVE"</w:t>
+      </w:r>
+      <w:r>
+        <w:rPr>
+          <w:rStyle w:val="FunctionTok"/>
+        </w:rPr>
+        <w:t xml:space="preserve">,</w:t>
+      </w:r>
+      <w:r>
+        <w:rPr>
+          <w:rStyle w:val="DataTypeTok"/>
+        </w:rPr>
+        <w:t xml:space="preserve">"last_scanned_at"</w:t>
+      </w:r>
+      <w:r>
+        <w:rPr>
+          <w:rStyle w:val="FunctionTok"/>
+        </w:rPr>
+        <w:t xml:space="preserve">:</w:t>
+      </w:r>
+      <w:r>
+        <w:rPr>
+          <w:rStyle w:val="StringTok"/>
+        </w:rPr>
+        <w:t xml:space="preserve">"2026-07-16T01:00:00Z"</w:t>
+      </w:r>
+      <w:r>
+        <w:rPr>
+          <w:rStyle w:val="FunctionTok"/>
+        </w:rPr>
+        <w:t xml:space="preserve">,</w:t>
+      </w:r>
+      <w:r>
+        <w:rPr>
+          <w:rStyle w:val="DataTypeTok"/>
+        </w:rPr>
+        <w:t xml:space="preserve">"next_evaluation_at"</w:t>
+      </w:r>
+      <w:r>
+        <w:rPr>
+          <w:rStyle w:val="FunctionTok"/>
+        </w:rPr>
+        <w:t xml:space="preserve">:</w:t>
+      </w:r>
+      <w:r>
+        <w:rPr>
+          <w:rStyle w:val="StringTok"/>
+        </w:rPr>
+        <w:t xml:space="preserve">"2026-07-24T00:00:00Z"</w:t>
+      </w:r>
+      <w:r>
+        <w:rPr>
+          <w:rStyle w:val="FunctionTok"/>
+        </w:rPr>
+        <w:t xml:space="preserve">,</w:t>
+      </w:r>
+      <w:r>
+        <w:rPr>
+          <w:rStyle w:val="DataTypeTok"/>
+        </w:rPr>
+        <w:t xml:space="preserve">"review_due_at"</w:t>
+      </w:r>
+      <w:r>
+        <w:rPr>
+          <w:rStyle w:val="FunctionTok"/>
+        </w:rPr>
+        <w:t xml:space="preserve">:</w:t>
+      </w:r>
+      <w:r>
+        <w:rPr>
+          <w:rStyle w:val="KeywordTok"/>
+        </w:rPr>
+        <w:t xml:space="preserve">null</w:t>
+      </w:r>
+      <w:r>
+        <w:rPr>
+          <w:rStyle w:val="FunctionTok"/>
+        </w:rPr>
+        <w:t xml:space="preserve">,</w:t>
+      </w:r>
+      <w:r>
+        <w:rPr>
+          <w:rStyle w:val="DataTypeTok"/>
+        </w:rPr>
+        <w:t xml:space="preserve">"last_workflow_failure_code"</w:t>
+      </w:r>
+      <w:r>
+        <w:rPr>
+          <w:rStyle w:val="FunctionTok"/>
+        </w:rPr>
+        <w:t xml:space="preserve">:</w:t>
+      </w:r>
+      <w:r>
+        <w:rPr>
+          <w:rStyle w:val="KeywordTok"/>
+        </w:rPr>
+        <w:t xml:space="preserve">null</w:t>
+      </w:r>
+      <w:r>
+        <w:rPr>
+          <w:rStyle w:val="FunctionTok"/>
+        </w:rPr>
+        <w:t xml:space="preserve">,</w:t>
+      </w:r>
+      <w:r>
+        <w:rPr>
+          <w:rStyle w:val="DataTypeTok"/>
+        </w:rPr>
+        <w:t xml:space="preserve">"dunning_program_ref"</w:t>
+      </w:r>
+      <w:r>
+        <w:rPr>
+          <w:rStyle w:val="FunctionTok"/>
+        </w:rPr>
+        <w:t xml:space="preserve">:</w:t>
+      </w:r>
+      <w:r>
+        <w:rPr>
+          <w:rStyle w:val="StringTok"/>
+        </w:rPr>
+        <w:t xml:space="preserve">"wik_postpaid_standard"</w:t>
+      </w:r>
+      <w:r>
+        <w:rPr>
+          <w:rStyle w:val="FunctionTok"/>
+        </w:rPr>
+        <w:t xml:space="preserve">,</w:t>
+      </w:r>
+      <w:r>
+        <w:rPr>
+          <w:rStyle w:val="DataTypeTok"/>
+        </w:rPr>
+        <w:t xml:space="preserve">"dunning_program_version"</w:t>
+      </w:r>
+      <w:r>
+        <w:rPr>
+          <w:rStyle w:val="FunctionTok"/>
+        </w:rPr>
+        <w:t xml:space="preserve">:</w:t>
+      </w:r>
+      <w:r>
+        <w:rPr>
+          <w:rStyle w:val="DecValTok"/>
+        </w:rPr>
+        <w:t xml:space="preserve">1</w:t>
+      </w:r>
+      <w:r>
+        <w:rPr>
+          <w:rStyle w:val="FunctionTok"/>
+        </w:rPr>
+        <w:t xml:space="preserve">,</w:t>
+      </w:r>
+      <w:r>
+        <w:rPr>
+          <w:rStyle w:val="DataTypeTok"/>
+        </w:rPr>
+        <w:t xml:space="preserve">"applied_restriction_codes"</w:t>
+      </w:r>
+      <w:r>
+        <w:rPr>
+          <w:rStyle w:val="FunctionTok"/>
+        </w:rPr>
+        <w:t xml:space="preserve">:</w:t>
+      </w:r>
+      <w:r>
+        <w:rPr>
+          <w:rStyle w:val="OtherTok"/>
+        </w:rPr>
+        <w:t xml:space="preserve">[</w:t>
+      </w:r>
+      <w:r>
+        <w:rPr>
+          <w:rStyle w:val="StringTok"/>
+        </w:rPr>
+        <w:t xml:space="preserve">"OUTGOING_VOICE_BARRED"</w:t>
+      </w:r>
+      <w:r>
+        <w:rPr>
+          <w:rStyle w:val="OtherTok"/>
+        </w:rPr>
+        <w:t xml:space="preserve">]</w:t>
+      </w:r>
+      <w:r>
+        <w:rPr>
+          <w:rStyle w:val="FunctionTok"/>
+        </w:rPr>
+        <w:t xml:space="preserve">,</w:t>
+      </w:r>
+      <w:r>
+        <w:rPr>
+          <w:rStyle w:val="DataTypeTok"/>
+        </w:rPr>
+        <w:t xml:space="preserve">"triggering_event_ref"</w:t>
+      </w:r>
+      <w:r>
+        <w:rPr>
+          <w:rStyle w:val="FunctionTok"/>
+        </w:rPr>
+        <w:t xml:space="preserve">:</w:t>
+      </w:r>
+      <w:r>
+        <w:rPr>
+          <w:rStyle w:val="StringTok"/>
+        </w:rPr>
+        <w:t xml:space="preserve">"inv_55"</w:t>
+      </w:r>
+      <w:r>
+        <w:rPr>
+          <w:rStyle w:val="FunctionTok"/>
+        </w:rPr>
+        <w:t xml:space="preserve">,</w:t>
+      </w:r>
+      <w:r>
+        <w:rPr>
+          <w:rStyle w:val="DataTypeTok"/>
+        </w:rPr>
+        <w:t xml:space="preserve">"last_workflow_failure_at"</w:t>
+      </w:r>
+      <w:r>
+        <w:rPr>
+          <w:rStyle w:val="FunctionTok"/>
+        </w:rPr>
+        <w:t xml:space="preserve">:</w:t>
+      </w:r>
+      <w:r>
+        <w:rPr>
+          <w:rStyle w:val="KeywordTok"/>
+        </w:rPr>
+        <w:t xml:space="preserve">null</w:t>
+      </w:r>
+      <w:r>
+        <w:rPr>
+          <w:rStyle w:val="FunctionTok"/>
+        </w:rPr>
+        <w:t xml:space="preserve">,</w:t>
+      </w:r>
+      <w:r>
+        <w:rPr>
+          <w:rStyle w:val="DataTypeTok"/>
+        </w:rPr>
+        <w:t xml:space="preserve">"workflow_failure_attempts"</w:t>
+      </w:r>
+      <w:r>
+        <w:rPr>
+          <w:rStyle w:val="FunctionTok"/>
+        </w:rPr>
+        <w:t xml:space="preserve">:</w:t>
+      </w:r>
+      <w:r>
+        <w:rPr>
+          <w:rStyle w:val="DecValTok"/>
+        </w:rPr>
+        <w:t xml:space="preserve">0</w:t>
+      </w:r>
+      <w:r>
+        <w:rPr>
+          <w:rStyle w:val="FunctionTok"/>
+        </w:rPr>
+        <w:t xml:space="preserve">,</w:t>
+      </w:r>
+      <w:r>
+        <w:rPr>
+          <w:rStyle w:val="DataTypeTok"/>
+        </w:rPr>
+        <w:t xml:space="preserve">"cleared_at"</w:t>
+      </w:r>
+      <w:r>
+        <w:rPr>
+          <w:rStyle w:val="FunctionTok"/>
+        </w:rPr>
+        <w:t xml:space="preserve">:</w:t>
+      </w:r>
+      <w:r>
+        <w:rPr>
+          <w:rStyle w:val="KeywordTok"/>
+        </w:rPr>
+        <w:t xml:space="preserve">null</w:t>
+      </w:r>
+      <w:r>
+        <w:rPr>
+          <w:rStyle w:val="FunctionTok"/>
+        </w:rPr>
+        <w:t xml:space="preserve">,</w:t>
+      </w:r>
+      <w:r>
+        <w:rPr>
+          <w:rStyle w:val="DataTypeTok"/>
+        </w:rPr>
+        <w:t xml:space="preserve">"archived_at"</w:t>
+      </w:r>
+      <w:r>
+        <w:rPr>
+          <w:rStyle w:val="FunctionTok"/>
+        </w:rPr>
+        <w:t xml:space="preserve">:</w:t>
+      </w:r>
+      <w:r>
+        <w:rPr>
+          <w:rStyle w:val="KeywordTok"/>
+        </w:rPr>
+        <w:t xml:space="preserve">null</w:t>
+      </w:r>
+      <w:r>
+        <w:rPr>
+          <w:rStyle w:val="NormalTok"/>
+        </w:rPr>
+        <w:t xml:space="preserve"> </w:t>
+      </w:r>
+      <w:r>
+        <w:rPr>
+          <w:rStyle w:val="FunctionTok"/>
+        </w:rPr>
+        <w:t xml:space="preserve">}</w:t>
+      </w:r>
+      <w:r>
+        <w:br/>
+      </w:r>
+      <w:r>
+        <w:rPr>
+          <w:rStyle w:val="FunctionTok"/>
+        </w:rPr>
+        <w:t xml:space="preserve">{</w:t>
+      </w:r>
+      <w:r>
+        <w:rPr>
+          <w:rStyle w:val="NormalTok"/>
+        </w:rPr>
+        <w:t xml:space="preserve"> </w:t>
+      </w:r>
+      <w:r>
+        <w:rPr>
+          <w:rStyle w:val="DataTypeTok"/>
+        </w:rPr>
+        <w:t xml:space="preserve">"dunning_id"</w:t>
+      </w:r>
+      <w:r>
+        <w:rPr>
+          <w:rStyle w:val="FunctionTok"/>
+        </w:rPr>
+        <w:t xml:space="preserve">:</w:t>
+      </w:r>
+      <w:r>
+        <w:rPr>
+          <w:rStyle w:val="StringTok"/>
+        </w:rPr>
+        <w:t xml:space="preserve">"dun_3"</w:t>
+      </w:r>
+      <w:r>
+        <w:rPr>
+          <w:rStyle w:val="FunctionTok"/>
+        </w:rPr>
+        <w:t xml:space="preserve">,</w:t>
+      </w:r>
+      <w:r>
+        <w:rPr>
+          <w:rStyle w:val="DataTypeTok"/>
+        </w:rPr>
+        <w:t xml:space="preserve">"operator_code"</w:t>
+      </w:r>
+      <w:r>
+        <w:rPr>
+          <w:rStyle w:val="FunctionTok"/>
+        </w:rPr>
+        <w:t xml:space="preserve">:</w:t>
+      </w:r>
+      <w:r>
+        <w:rPr>
+          <w:rStyle w:val="StringTok"/>
+        </w:rPr>
+        <w:t xml:space="preserve">"WIK"</w:t>
+      </w:r>
+      <w:r>
+        <w:rPr>
+          <w:rStyle w:val="FunctionTok"/>
+        </w:rPr>
+        <w:t xml:space="preserve">,</w:t>
+      </w:r>
+      <w:r>
+        <w:rPr>
+          <w:rStyle w:val="DataTypeTok"/>
+        </w:rPr>
+        <w:t xml:space="preserve">"account_id"</w:t>
+      </w:r>
+      <w:r>
+        <w:rPr>
+          <w:rStyle w:val="FunctionTok"/>
+        </w:rPr>
+        <w:t xml:space="preserve">:</w:t>
+      </w:r>
+      <w:r>
+        <w:rPr>
+          <w:rStyle w:val="StringTok"/>
+        </w:rPr>
+        <w:t xml:space="preserve">"acc_3"</w:t>
+      </w:r>
+      <w:r>
+        <w:rPr>
+          <w:rStyle w:val="FunctionTok"/>
+        </w:rPr>
+        <w:t xml:space="preserve">,</w:t>
+      </w:r>
+      <w:r>
+        <w:rPr>
+          <w:rStyle w:val="DataTypeTok"/>
+        </w:rPr>
+        <w:t xml:space="preserve">"subscription_id"</w:t>
+      </w:r>
+      <w:r>
+        <w:rPr>
+          <w:rStyle w:val="FunctionTok"/>
+        </w:rPr>
+        <w:t xml:space="preserve">:</w:t>
+      </w:r>
+      <w:r>
+        <w:rPr>
+          <w:rStyle w:val="StringTok"/>
+        </w:rPr>
+        <w:t xml:space="preserve">"sub_5"</w:t>
+      </w:r>
+      <w:r>
+        <w:rPr>
+          <w:rStyle w:val="FunctionTok"/>
+        </w:rPr>
+        <w:t xml:space="preserve">,</w:t>
+      </w:r>
+      <w:r>
+        <w:rPr>
+          <w:rStyle w:val="DataTypeTok"/>
+        </w:rPr>
+        <w:t xml:space="preserve">"billing_mode"</w:t>
+      </w:r>
+      <w:r>
+        <w:rPr>
+          <w:rStyle w:val="FunctionTok"/>
+        </w:rPr>
+        <w:t xml:space="preserve">:</w:t>
+      </w:r>
+      <w:r>
+        <w:rPr>
+          <w:rStyle w:val="StringTok"/>
+        </w:rPr>
+        <w:t xml:space="preserve">"PREPAID"</w:t>
+      </w:r>
+      <w:r>
+        <w:rPr>
+          <w:rStyle w:val="FunctionTok"/>
+        </w:rPr>
+        <w:t xml:space="preserve">,</w:t>
+      </w:r>
+      <w:r>
+        <w:rPr>
+          <w:rStyle w:val="DataTypeTok"/>
+        </w:rPr>
+        <w:t xml:space="preserve">"triggering_event_type"</w:t>
+      </w:r>
+      <w:r>
+        <w:rPr>
+          <w:rStyle w:val="FunctionTok"/>
+        </w:rPr>
+        <w:t xml:space="preserve">:</w:t>
+      </w:r>
+      <w:r>
+        <w:rPr>
+          <w:rStyle w:val="StringTok"/>
+        </w:rPr>
+        <w:t xml:space="preserve">"CyclePaymentMissed"</w:t>
+      </w:r>
+      <w:r>
+        <w:rPr>
+          <w:rStyle w:val="FunctionTok"/>
+        </w:rPr>
+        <w:t xml:space="preserve">,</w:t>
+      </w:r>
+      <w:r>
+        <w:rPr>
+          <w:rStyle w:val="DataTypeTok"/>
+        </w:rPr>
+        <w:t xml:space="preserve">"current_level"</w:t>
+      </w:r>
+      <w:r>
+        <w:rPr>
+          <w:rStyle w:val="FunctionTok"/>
+        </w:rPr>
+        <w:t xml:space="preserve">:</w:t>
+      </w:r>
+      <w:r>
+        <w:rPr>
+          <w:rStyle w:val="DecValTok"/>
+        </w:rPr>
+        <w:t xml:space="preserve">0</w:t>
+      </w:r>
+      <w:r>
+        <w:rPr>
+          <w:rStyle w:val="FunctionTok"/>
+        </w:rPr>
+        <w:t xml:space="preserve">,</w:t>
+      </w:r>
+      <w:r>
+        <w:rPr>
+          <w:rStyle w:val="DataTypeTok"/>
+        </w:rPr>
+        <w:t xml:space="preserve">"entered_level_at"</w:t>
+      </w:r>
+      <w:r>
+        <w:rPr>
+          <w:rStyle w:val="FunctionTok"/>
+        </w:rPr>
+        <w:t xml:space="preserve">:</w:t>
+      </w:r>
+      <w:r>
+        <w:rPr>
+          <w:rStyle w:val="KeywordTok"/>
+        </w:rPr>
+        <w:t xml:space="preserve">null</w:t>
+      </w:r>
+      <w:r>
+        <w:rPr>
+          <w:rStyle w:val="FunctionTok"/>
+        </w:rPr>
+        <w:t xml:space="preserve">,</w:t>
+      </w:r>
+      <w:r>
+        <w:rPr>
+          <w:rStyle w:val="DataTypeTok"/>
+        </w:rPr>
+        <w:t xml:space="preserve">"entered_dunning_at"</w:t>
+      </w:r>
+      <w:r>
+        <w:rPr>
+          <w:rStyle w:val="FunctionTok"/>
+        </w:rPr>
+        <w:t xml:space="preserve">:</w:t>
+      </w:r>
+      <w:r>
+        <w:rPr>
+          <w:rStyle w:val="StringTok"/>
+        </w:rPr>
+        <w:t xml:space="preserve">"2026-06-01T00:00:00Z"</w:t>
+      </w:r>
+      <w:r>
+        <w:rPr>
+          <w:rStyle w:val="FunctionTok"/>
+        </w:rPr>
+        <w:t xml:space="preserve">,</w:t>
+      </w:r>
+      <w:r>
+        <w:rPr>
+          <w:rStyle w:val="DataTypeTok"/>
+        </w:rPr>
+        <w:t xml:space="preserve">"outstanding_debt_amount"</w:t>
+      </w:r>
+      <w:r>
+        <w:rPr>
+          <w:rStyle w:val="FunctionTok"/>
+        </w:rPr>
+        <w:t xml:space="preserve">:</w:t>
+      </w:r>
+      <w:r>
+        <w:rPr>
+          <w:rStyle w:val="FloatTok"/>
+        </w:rPr>
+        <w:t xml:space="preserve">0.00</w:t>
+      </w:r>
+      <w:r>
+        <w:rPr>
+          <w:rStyle w:val="FunctionTok"/>
+        </w:rPr>
+        <w:t xml:space="preserve">,</w:t>
+      </w:r>
+      <w:r>
+        <w:rPr>
+          <w:rStyle w:val="DataTypeTok"/>
+        </w:rPr>
+        <w:t xml:space="preserve">"outstanding_debt_currency"</w:t>
+      </w:r>
+      <w:r>
+        <w:rPr>
+          <w:rStyle w:val="FunctionTok"/>
+        </w:rPr>
+        <w:t xml:space="preserve">:</w:t>
+      </w:r>
+      <w:r>
+        <w:rPr>
+          <w:rStyle w:val="StringTok"/>
+        </w:rPr>
+        <w:t xml:space="preserve">"KES"</w:t>
+      </w:r>
+      <w:r>
+        <w:rPr>
+          <w:rStyle w:val="FunctionTok"/>
+        </w:rPr>
+        <w:t xml:space="preserve">,</w:t>
+      </w:r>
+      <w:r>
+        <w:rPr>
+          <w:rStyle w:val="DataTypeTok"/>
+        </w:rPr>
+        <w:t xml:space="preserve">"status"</w:t>
+      </w:r>
+      <w:r>
+        <w:rPr>
+          <w:rStyle w:val="FunctionTok"/>
+        </w:rPr>
+        <w:t xml:space="preserve">:</w:t>
+      </w:r>
+      <w:r>
+        <w:rPr>
+          <w:rStyle w:val="StringTok"/>
+        </w:rPr>
+        <w:t xml:space="preserve">"CLEARED"</w:t>
+      </w:r>
+      <w:r>
+        <w:rPr>
+          <w:rStyle w:val="FunctionTok"/>
+        </w:rPr>
+        <w:t xml:space="preserve">,</w:t>
+      </w:r>
+      <w:r>
+        <w:rPr>
+          <w:rStyle w:val="DataTypeTok"/>
+        </w:rPr>
+        <w:t xml:space="preserve">"last_scanned_at"</w:t>
+      </w:r>
+      <w:r>
+        <w:rPr>
+          <w:rStyle w:val="FunctionTok"/>
+        </w:rPr>
+        <w:t xml:space="preserve">:</w:t>
+      </w:r>
+      <w:r>
+        <w:rPr>
+          <w:rStyle w:val="StringTok"/>
+        </w:rPr>
+        <w:t xml:space="preserve">"2026-07-01T01:00:00Z"</w:t>
+      </w:r>
+      <w:r>
+        <w:rPr>
+          <w:rStyle w:val="FunctionTok"/>
+        </w:rPr>
+        <w:t xml:space="preserve">,</w:t>
+      </w:r>
+      <w:r>
+        <w:rPr>
+          <w:rStyle w:val="DataTypeTok"/>
+        </w:rPr>
+        <w:t xml:space="preserve">"next_evaluation_at"</w:t>
+      </w:r>
+      <w:r>
+        <w:rPr>
+          <w:rStyle w:val="FunctionTok"/>
+        </w:rPr>
+        <w:t xml:space="preserve">:</w:t>
+      </w:r>
+      <w:r>
+        <w:rPr>
+          <w:rStyle w:val="KeywordTok"/>
+        </w:rPr>
+        <w:t xml:space="preserve">null</w:t>
+      </w:r>
+      <w:r>
+        <w:rPr>
+          <w:rStyle w:val="FunctionTok"/>
+        </w:rPr>
+        <w:t xml:space="preserve">,</w:t>
+      </w:r>
+      <w:r>
+        <w:rPr>
+          <w:rStyle w:val="DataTypeTok"/>
+        </w:rPr>
+        <w:t xml:space="preserve">"review_due_at"</w:t>
+      </w:r>
+      <w:r>
+        <w:rPr>
+          <w:rStyle w:val="FunctionTok"/>
+        </w:rPr>
+        <w:t xml:space="preserve">:</w:t>
+      </w:r>
+      <w:r>
+        <w:rPr>
+          <w:rStyle w:val="KeywordTok"/>
+        </w:rPr>
+        <w:t xml:space="preserve">null</w:t>
+      </w:r>
+      <w:r>
+        <w:rPr>
+          <w:rStyle w:val="FunctionTok"/>
+        </w:rPr>
+        <w:t xml:space="preserve">,</w:t>
+      </w:r>
+      <w:r>
+        <w:rPr>
+          <w:rStyle w:val="DataTypeTok"/>
+        </w:rPr>
+        <w:t xml:space="preserve">"last_workflow_failure_code"</w:t>
+      </w:r>
+      <w:r>
+        <w:rPr>
+          <w:rStyle w:val="FunctionTok"/>
+        </w:rPr>
+        <w:t xml:space="preserve">:</w:t>
+      </w:r>
+      <w:r>
+        <w:rPr>
+          <w:rStyle w:val="KeywordTok"/>
+        </w:rPr>
+        <w:t xml:space="preserve">null</w:t>
+      </w:r>
+      <w:r>
+        <w:rPr>
+          <w:rStyle w:val="FunctionTok"/>
+        </w:rPr>
+        <w:t xml:space="preserve">,</w:t>
+      </w:r>
+      <w:r>
+        <w:rPr>
+          <w:rStyle w:val="DataTypeTok"/>
+        </w:rPr>
+        <w:t xml:space="preserve">"dunning_program_ref"</w:t>
+      </w:r>
+      <w:r>
+        <w:rPr>
+          <w:rStyle w:val="FunctionTok"/>
+        </w:rPr>
+        <w:t xml:space="preserve">:</w:t>
+      </w:r>
+      <w:r>
+        <w:rPr>
+          <w:rStyle w:val="StringTok"/>
+        </w:rPr>
+        <w:t xml:space="preserve">"wik_prepaid_standard"</w:t>
+      </w:r>
+      <w:r>
+        <w:rPr>
+          <w:rStyle w:val="FunctionTok"/>
+        </w:rPr>
+        <w:t xml:space="preserve">,</w:t>
+      </w:r>
+      <w:r>
+        <w:rPr>
+          <w:rStyle w:val="DataTypeTok"/>
+        </w:rPr>
+        <w:t xml:space="preserve">"dunning_program_version"</w:t>
+      </w:r>
+      <w:r>
+        <w:rPr>
+          <w:rStyle w:val="FunctionTok"/>
+        </w:rPr>
+        <w:t xml:space="preserve">:</w:t>
+      </w:r>
+      <w:r>
+        <w:rPr>
+          <w:rStyle w:val="DecValTok"/>
+        </w:rPr>
+        <w:t xml:space="preserve">1</w:t>
+      </w:r>
+      <w:r>
+        <w:rPr>
+          <w:rStyle w:val="FunctionTok"/>
+        </w:rPr>
+        <w:t xml:space="preserve">,</w:t>
+      </w:r>
+      <w:r>
+        <w:rPr>
+          <w:rStyle w:val="DataTypeTok"/>
+        </w:rPr>
+        <w:t xml:space="preserve">"applied_restriction_codes"</w:t>
+      </w:r>
+      <w:r>
+        <w:rPr>
+          <w:rStyle w:val="FunctionTok"/>
+        </w:rPr>
+        <w:t xml:space="preserve">:</w:t>
+      </w:r>
+      <w:r>
+        <w:rPr>
+          <w:rStyle w:val="OtherTok"/>
+        </w:rPr>
+        <w:t xml:space="preserve">[]</w:t>
+      </w:r>
+      <w:r>
+        <w:rPr>
+          <w:rStyle w:val="FunctionTok"/>
+        </w:rPr>
+        <w:t xml:space="preserve">,</w:t>
+      </w:r>
+      <w:r>
+        <w:rPr>
+          <w:rStyle w:val="DataTypeTok"/>
+        </w:rPr>
+        <w:t xml:space="preserve">"triggering_event_ref"</w:t>
+      </w:r>
+      <w:r>
+        <w:rPr>
+          <w:rStyle w:val="FunctionTok"/>
+        </w:rPr>
+        <w:t xml:space="preserve">:</w:t>
+      </w:r>
+      <w:r>
+        <w:rPr>
+          <w:rStyle w:val="StringTok"/>
+        </w:rPr>
+        <w:t xml:space="preserve">"cycle_2026_06_sub_5"</w:t>
+      </w:r>
+      <w:r>
+        <w:rPr>
+          <w:rStyle w:val="FunctionTok"/>
+        </w:rPr>
+        <w:t xml:space="preserve">,</w:t>
+      </w:r>
+      <w:r>
+        <w:rPr>
+          <w:rStyle w:val="DataTypeTok"/>
+        </w:rPr>
+        <w:t xml:space="preserve">"last_workflow_failure_at"</w:t>
+      </w:r>
+      <w:r>
+        <w:rPr>
+          <w:rStyle w:val="FunctionTok"/>
+        </w:rPr>
+        <w:t xml:space="preserve">:</w:t>
+      </w:r>
+      <w:r>
+        <w:rPr>
+          <w:rStyle w:val="KeywordTok"/>
+        </w:rPr>
+        <w:t xml:space="preserve">null</w:t>
+      </w:r>
+      <w:r>
+        <w:rPr>
+          <w:rStyle w:val="FunctionTok"/>
+        </w:rPr>
+        <w:t xml:space="preserve">,</w:t>
+      </w:r>
+      <w:r>
+        <w:rPr>
+          <w:rStyle w:val="DataTypeTok"/>
+        </w:rPr>
+        <w:t xml:space="preserve">"workflow_failure_attempts"</w:t>
+      </w:r>
+      <w:r>
+        <w:rPr>
+          <w:rStyle w:val="FunctionTok"/>
+        </w:rPr>
+        <w:t xml:space="preserve">:</w:t>
+      </w:r>
+      <w:r>
+        <w:rPr>
+          <w:rStyle w:val="DecValTok"/>
+        </w:rPr>
+        <w:t xml:space="preserve">0</w:t>
+      </w:r>
+      <w:r>
+        <w:rPr>
+          <w:rStyle w:val="FunctionTok"/>
+        </w:rPr>
+        <w:t xml:space="preserve">,</w:t>
+      </w:r>
+      <w:r>
+        <w:rPr>
+          <w:rStyle w:val="DataTypeTok"/>
+        </w:rPr>
+        <w:t xml:space="preserve">"cleared_at"</w:t>
+      </w:r>
+      <w:r>
+        <w:rPr>
+          <w:rStyle w:val="FunctionTok"/>
+        </w:rPr>
+        <w:t xml:space="preserve">:</w:t>
+      </w:r>
+      <w:r>
+        <w:rPr>
+          <w:rStyle w:val="StringTok"/>
+        </w:rPr>
+        <w:t xml:space="preserve">"2026-07-01T01:00:00Z"</w:t>
+      </w:r>
+      <w:r>
+        <w:rPr>
+          <w:rStyle w:val="FunctionTok"/>
+        </w:rPr>
+        <w:t xml:space="preserve">,</w:t>
+      </w:r>
+      <w:r>
+        <w:rPr>
+          <w:rStyle w:val="DataTypeTok"/>
+        </w:rPr>
+        <w:t xml:space="preserve">"archived_at"</w:t>
+      </w:r>
+      <w:r>
+        <w:rPr>
+          <w:rStyle w:val="FunctionTok"/>
+        </w:rPr>
+        <w:t xml:space="preserve">:</w:t>
+      </w:r>
+      <w:r>
+        <w:rPr>
+          <w:rStyle w:val="KeywordTok"/>
+        </w:rPr>
+        <w:t xml:space="preserve">null</w:t>
+      </w:r>
+      <w:r>
+        <w:rPr>
+          <w:rStyle w:val="NormalTok"/>
+        </w:rPr>
+        <w:t xml:space="preserve"> </w:t>
+      </w:r>
+      <w:r>
+        <w:rPr>
+          <w:rStyle w:val="FunctionTok"/>
+        </w:rPr>
+        <w:t xml:space="preserve">}</w:t>
+      </w:r>
+      <w:r>
+        <w:br/>
+      </w:r>
+      <w:r>
+        <w:rPr>
+          <w:rStyle w:val="FunctionTok"/>
+        </w:rPr>
+        <w:t xml:space="preserve">{</w:t>
+      </w:r>
+      <w:r>
+        <w:rPr>
+          <w:rStyle w:val="NormalTok"/>
+        </w:rPr>
+        <w:t xml:space="preserve"> </w:t>
+      </w:r>
+      <w:r>
+        <w:rPr>
+          <w:rStyle w:val="DataTypeTok"/>
+        </w:rPr>
+        <w:t xml:space="preserve">"dunning_id"</w:t>
+      </w:r>
+      <w:r>
+        <w:rPr>
+          <w:rStyle w:val="FunctionTok"/>
+        </w:rPr>
+        <w:t xml:space="preserve">:</w:t>
+      </w:r>
+      <w:r>
+        <w:rPr>
+          <w:rStyle w:val="StringTok"/>
+        </w:rPr>
+        <w:t xml:space="preserve">"dun_4"</w:t>
+      </w:r>
+      <w:r>
+        <w:rPr>
+          <w:rStyle w:val="FunctionTok"/>
+        </w:rPr>
+        <w:t xml:space="preserve">,</w:t>
+      </w:r>
+      <w:r>
+        <w:rPr>
+          <w:rStyle w:val="DataTypeTok"/>
+        </w:rPr>
+        <w:t xml:space="preserve">"operator_code"</w:t>
+      </w:r>
+      <w:r>
+        <w:rPr>
+          <w:rStyle w:val="FunctionTok"/>
+        </w:rPr>
+        <w:t xml:space="preserve">:</w:t>
+      </w:r>
+      <w:r>
+        <w:rPr>
+          <w:rStyle w:val="StringTok"/>
+        </w:rPr>
+        <w:t xml:space="preserve">"WIK"</w:t>
+      </w:r>
+      <w:r>
+        <w:rPr>
+          <w:rStyle w:val="FunctionTok"/>
+        </w:rPr>
+        <w:t xml:space="preserve">,</w:t>
+      </w:r>
+      <w:r>
+        <w:rPr>
+          <w:rStyle w:val="DataTypeTok"/>
+        </w:rPr>
+        <w:t xml:space="preserve">"account_id"</w:t>
+      </w:r>
+      <w:r>
+        <w:rPr>
+          <w:rStyle w:val="FunctionTok"/>
+        </w:rPr>
+        <w:t xml:space="preserve">:</w:t>
+      </w:r>
+      <w:r>
+        <w:rPr>
+          <w:rStyle w:val="StringTok"/>
+        </w:rPr>
+        <w:t xml:space="preserve">"acc_4"</w:t>
+      </w:r>
+      <w:r>
+        <w:rPr>
+          <w:rStyle w:val="FunctionTok"/>
+        </w:rPr>
+        <w:t xml:space="preserve">,</w:t>
+      </w:r>
+      <w:r>
+        <w:rPr>
+          <w:rStyle w:val="DataTypeTok"/>
+        </w:rPr>
+        <w:t xml:space="preserve">"subscription_id"</w:t>
+      </w:r>
+      <w:r>
+        <w:rPr>
+          <w:rStyle w:val="FunctionTok"/>
+        </w:rPr>
+        <w:t xml:space="preserve">:</w:t>
+      </w:r>
+      <w:r>
+        <w:rPr>
+          <w:rStyle w:val="StringTok"/>
+        </w:rPr>
+        <w:t xml:space="preserve">"sub_7"</w:t>
+      </w:r>
+      <w:r>
+        <w:rPr>
+          <w:rStyle w:val="FunctionTok"/>
+        </w:rPr>
+        <w:t xml:space="preserve">,</w:t>
+      </w:r>
+      <w:r>
+        <w:rPr>
+          <w:rStyle w:val="DataTypeTok"/>
+        </w:rPr>
+        <w:t xml:space="preserve">"billing_mode"</w:t>
+      </w:r>
+      <w:r>
+        <w:rPr>
+          <w:rStyle w:val="FunctionTok"/>
+        </w:rPr>
+        <w:t xml:space="preserve">:</w:t>
+      </w:r>
+      <w:r>
+        <w:rPr>
+          <w:rStyle w:val="StringTok"/>
+        </w:rPr>
+        <w:t xml:space="preserve">"POSTPAID"</w:t>
+      </w:r>
+      <w:r>
+        <w:rPr>
+          <w:rStyle w:val="FunctionTok"/>
+        </w:rPr>
+        <w:t xml:space="preserve">,</w:t>
+      </w:r>
+      <w:r>
+        <w:rPr>
+          <w:rStyle w:val="DataTypeTok"/>
+        </w:rPr>
+        <w:t xml:space="preserve">"triggering_event_type"</w:t>
+      </w:r>
+      <w:r>
+        <w:rPr>
+          <w:rStyle w:val="FunctionTok"/>
+        </w:rPr>
+        <w:t xml:space="preserve">:</w:t>
+      </w:r>
+      <w:r>
+        <w:rPr>
+          <w:rStyle w:val="StringTok"/>
+        </w:rPr>
+        <w:t xml:space="preserve">"InvoiceOverdue"</w:t>
+      </w:r>
+      <w:r>
+        <w:rPr>
+          <w:rStyle w:val="FunctionTok"/>
+        </w:rPr>
+        <w:t xml:space="preserve">,</w:t>
+      </w:r>
+      <w:r>
+        <w:rPr>
+          <w:rStyle w:val="DataTypeTok"/>
+        </w:rPr>
+        <w:t xml:space="preserve">"current_level"</w:t>
+      </w:r>
+      <w:r>
+        <w:rPr>
+          <w:rStyle w:val="FunctionTok"/>
+        </w:rPr>
+        <w:t xml:space="preserve">:</w:t>
+      </w:r>
+      <w:r>
+        <w:rPr>
+          <w:rStyle w:val="DecValTok"/>
+        </w:rPr>
+        <w:t xml:space="preserve">4</w:t>
+      </w:r>
+      <w:r>
+        <w:rPr>
+          <w:rStyle w:val="FunctionTok"/>
+        </w:rPr>
+        <w:t xml:space="preserve">,</w:t>
+      </w:r>
+      <w:r>
+        <w:rPr>
+          <w:rStyle w:val="DataTypeTok"/>
+        </w:rPr>
+        <w:t xml:space="preserve">"entered_level_at"</w:t>
+      </w:r>
+      <w:r>
+        <w:rPr>
+          <w:rStyle w:val="FunctionTok"/>
+        </w:rPr>
+        <w:t xml:space="preserve">:</w:t>
+      </w:r>
+      <w:r>
+        <w:rPr>
+          <w:rStyle w:val="StringTok"/>
+        </w:rPr>
+        <w:t xml:space="preserve">"2026-07-12T00:00:00Z"</w:t>
+      </w:r>
+      <w:r>
+        <w:rPr>
+          <w:rStyle w:val="FunctionTok"/>
+        </w:rPr>
+        <w:t xml:space="preserve">,</w:t>
+      </w:r>
+      <w:r>
+        <w:rPr>
+          <w:rStyle w:val="DataTypeTok"/>
+        </w:rPr>
+        <w:t xml:space="preserve">"entered_dunning_at"</w:t>
+      </w:r>
+      <w:r>
+        <w:rPr>
+          <w:rStyle w:val="FunctionTok"/>
+        </w:rPr>
+        <w:t xml:space="preserve">:</w:t>
+      </w:r>
+      <w:r>
+        <w:rPr>
+          <w:rStyle w:val="StringTok"/>
+        </w:rPr>
+        <w:t xml:space="preserve">"2026-06-10T00:00:00Z"</w:t>
+      </w:r>
+      <w:r>
+        <w:rPr>
+          <w:rStyle w:val="FunctionTok"/>
+        </w:rPr>
+        <w:t xml:space="preserve">,</w:t>
+      </w:r>
+      <w:r>
+        <w:rPr>
+          <w:rStyle w:val="DataTypeTok"/>
+        </w:rPr>
+        <w:t xml:space="preserve">"outstanding_debt_amount"</w:t>
+      </w:r>
+      <w:r>
+        <w:rPr>
+          <w:rStyle w:val="FunctionTok"/>
+        </w:rPr>
+        <w:t xml:space="preserve">:</w:t>
+      </w:r>
+      <w:r>
+        <w:rPr>
+          <w:rStyle w:val="FloatTok"/>
+        </w:rPr>
+        <w:t xml:space="preserve">30000.00</w:t>
+      </w:r>
+      <w:r>
+        <w:rPr>
+          <w:rStyle w:val="FunctionTok"/>
+        </w:rPr>
+        <w:t xml:space="preserve">,</w:t>
+      </w:r>
+      <w:r>
+        <w:rPr>
+          <w:rStyle w:val="DataTypeTok"/>
+        </w:rPr>
+        <w:t xml:space="preserve">"outstanding_debt_currency"</w:t>
+      </w:r>
+      <w:r>
+        <w:rPr>
+          <w:rStyle w:val="FunctionTok"/>
+        </w:rPr>
+        <w:t xml:space="preserve">:</w:t>
+      </w:r>
+      <w:r>
+        <w:rPr>
+          <w:rStyle w:val="StringTok"/>
+        </w:rPr>
+        <w:t xml:space="preserve">"KES"</w:t>
+      </w:r>
+      <w:r>
+        <w:rPr>
+          <w:rStyle w:val="FunctionTok"/>
+        </w:rPr>
+        <w:t xml:space="preserve">,</w:t>
+      </w:r>
+      <w:r>
+        <w:rPr>
+          <w:rStyle w:val="DataTypeTok"/>
+        </w:rPr>
+        <w:t xml:space="preserve">"status"</w:t>
+      </w:r>
+      <w:r>
+        <w:rPr>
+          <w:rStyle w:val="FunctionTok"/>
+        </w:rPr>
+        <w:t xml:space="preserve">:</w:t>
+      </w:r>
+      <w:r>
+        <w:rPr>
+          <w:rStyle w:val="StringTok"/>
+        </w:rPr>
+        <w:t xml:space="preserve">"PENDING_TERMINATION_REVIEW"</w:t>
+      </w:r>
+      <w:r>
+        <w:rPr>
+          <w:rStyle w:val="FunctionTok"/>
+        </w:rPr>
+        <w:t xml:space="preserve">,</w:t>
+      </w:r>
+      <w:r>
+        <w:rPr>
+          <w:rStyle w:val="DataTypeTok"/>
+        </w:rPr>
+        <w:t xml:space="preserve">"last_scanned_at"</w:t>
+      </w:r>
+      <w:r>
+        <w:rPr>
+          <w:rStyle w:val="FunctionTok"/>
+        </w:rPr>
+        <w:t xml:space="preserve">:</w:t>
+      </w:r>
+      <w:r>
+        <w:rPr>
+          <w:rStyle w:val="StringTok"/>
+        </w:rPr>
+        <w:t xml:space="preserve">"2026-07-16T01:00:00Z"</w:t>
+      </w:r>
+      <w:r>
+        <w:rPr>
+          <w:rStyle w:val="FunctionTok"/>
+        </w:rPr>
+        <w:t xml:space="preserve">,</w:t>
+      </w:r>
+      <w:r>
+        <w:rPr>
+          <w:rStyle w:val="DataTypeTok"/>
+        </w:rPr>
+        <w:t xml:space="preserve">"next_evaluation_at"</w:t>
+      </w:r>
+      <w:r>
+        <w:rPr>
+          <w:rStyle w:val="FunctionTok"/>
+        </w:rPr>
+        <w:t xml:space="preserve">:</w:t>
+      </w:r>
+      <w:r>
+        <w:rPr>
+          <w:rStyle w:val="KeywordTok"/>
+        </w:rPr>
+        <w:t xml:space="preserve">null</w:t>
+      </w:r>
+      <w:r>
+        <w:rPr>
+          <w:rStyle w:val="FunctionTok"/>
+        </w:rPr>
+        <w:t xml:space="preserve">,</w:t>
+      </w:r>
+      <w:r>
+        <w:rPr>
+          <w:rStyle w:val="DataTypeTok"/>
+        </w:rPr>
+        <w:t xml:space="preserve">"review_due_at"</w:t>
+      </w:r>
+      <w:r>
+        <w:rPr>
+          <w:rStyle w:val="FunctionTok"/>
+        </w:rPr>
+        <w:t xml:space="preserve">:</w:t>
+      </w:r>
+      <w:r>
+        <w:rPr>
+          <w:rStyle w:val="StringTok"/>
+        </w:rPr>
+        <w:t xml:space="preserve">"2026-07-19T00:00:00Z"</w:t>
+      </w:r>
+      <w:r>
+        <w:rPr>
+          <w:rStyle w:val="FunctionTok"/>
+        </w:rPr>
+        <w:t xml:space="preserve">,</w:t>
+      </w:r>
+      <w:r>
+        <w:rPr>
+          <w:rStyle w:val="DataTypeTok"/>
+        </w:rPr>
+        <w:t xml:space="preserve">"last_workflow_failure_code"</w:t>
+      </w:r>
+      <w:r>
+        <w:rPr>
+          <w:rStyle w:val="FunctionTok"/>
+        </w:rPr>
+        <w:t xml:space="preserve">:</w:t>
+      </w:r>
+      <w:r>
+        <w:rPr>
+          <w:rStyle w:val="StringTok"/>
+        </w:rPr>
+        <w:t xml:space="preserve">"FULFILLMENT_TIMEOUT"</w:t>
+      </w:r>
+      <w:r>
+        <w:rPr>
+          <w:rStyle w:val="FunctionTok"/>
+        </w:rPr>
+        <w:t xml:space="preserve">,</w:t>
+      </w:r>
+      <w:r>
+        <w:rPr>
+          <w:rStyle w:val="DataTypeTok"/>
+        </w:rPr>
+        <w:t xml:space="preserve">"dunning_program_ref"</w:t>
+      </w:r>
+      <w:r>
+        <w:rPr>
+          <w:rStyle w:val="FunctionTok"/>
+        </w:rPr>
+        <w:t xml:space="preserve">:</w:t>
+      </w:r>
+      <w:r>
+        <w:rPr>
+          <w:rStyle w:val="StringTok"/>
+        </w:rPr>
+        <w:t xml:space="preserve">"wik_postpaid_standard"</w:t>
+      </w:r>
+      <w:r>
+        <w:rPr>
+          <w:rStyle w:val="FunctionTok"/>
+        </w:rPr>
+        <w:t xml:space="preserve">,</w:t>
+      </w:r>
+      <w:r>
+        <w:rPr>
+          <w:rStyle w:val="DataTypeTok"/>
+        </w:rPr>
+        <w:t xml:space="preserve">"dunning_program_version"</w:t>
+      </w:r>
+      <w:r>
+        <w:rPr>
+          <w:rStyle w:val="FunctionTok"/>
+        </w:rPr>
+        <w:t xml:space="preserve">:</w:t>
+      </w:r>
+      <w:r>
+        <w:rPr>
+          <w:rStyle w:val="DecValTok"/>
+        </w:rPr>
+        <w:t xml:space="preserve">1</w:t>
+      </w:r>
+      <w:r>
+        <w:rPr>
+          <w:rStyle w:val="FunctionTok"/>
+        </w:rPr>
+        <w:t xml:space="preserve">,</w:t>
+      </w:r>
+      <w:r>
+        <w:rPr>
+          <w:rStyle w:val="DataTypeTok"/>
+        </w:rPr>
+        <w:t xml:space="preserve">"applied_restriction_codes"</w:t>
+      </w:r>
+      <w:r>
+        <w:rPr>
+          <w:rStyle w:val="FunctionTok"/>
+        </w:rPr>
+        <w:t xml:space="preserve">:</w:t>
+      </w:r>
+      <w:r>
+        <w:rPr>
+          <w:rStyle w:val="OtherTok"/>
+        </w:rPr>
+        <w:t xml:space="preserve">[</w:t>
+      </w:r>
+      <w:r>
+        <w:rPr>
+          <w:rStyle w:val="StringTok"/>
+        </w:rPr>
+        <w:t xml:space="preserve">"OUTGOING_VOICE_BARRED"</w:t>
+      </w:r>
+      <w:r>
+        <w:rPr>
+          <w:rStyle w:val="OtherTok"/>
+        </w:rPr>
+        <w:t xml:space="preserve">]</w:t>
+      </w:r>
+      <w:r>
+        <w:rPr>
+          <w:rStyle w:val="FunctionTok"/>
+        </w:rPr>
+        <w:t xml:space="preserve">,</w:t>
+      </w:r>
+      <w:r>
+        <w:rPr>
+          <w:rStyle w:val="DataTypeTok"/>
+        </w:rPr>
+        <w:t xml:space="preserve">"triggering_event_ref"</w:t>
+      </w:r>
+      <w:r>
+        <w:rPr>
+          <w:rStyle w:val="FunctionTok"/>
+        </w:rPr>
+        <w:t xml:space="preserve">:</w:t>
+      </w:r>
+      <w:r>
+        <w:rPr>
+          <w:rStyle w:val="StringTok"/>
+        </w:rPr>
+        <w:t xml:space="preserve">"inv_77"</w:t>
+      </w:r>
+      <w:r>
+        <w:rPr>
+          <w:rStyle w:val="FunctionTok"/>
+        </w:rPr>
+        <w:t xml:space="preserve">,</w:t>
+      </w:r>
+      <w:r>
+        <w:rPr>
+          <w:rStyle w:val="DataTypeTok"/>
+        </w:rPr>
+        <w:t xml:space="preserve">"last_workflow_failure_at"</w:t>
+      </w:r>
+      <w:r>
+        <w:rPr>
+          <w:rStyle w:val="FunctionTok"/>
+        </w:rPr>
+        <w:t xml:space="preserve">:</w:t>
+      </w:r>
+      <w:r>
+        <w:rPr>
+          <w:rStyle w:val="StringTok"/>
+        </w:rPr>
+        <w:t xml:space="preserve">"2026-07-15T00:00:00Z"</w:t>
+      </w:r>
+      <w:r>
+        <w:rPr>
+          <w:rStyle w:val="FunctionTok"/>
+        </w:rPr>
+        <w:t xml:space="preserve">,</w:t>
+      </w:r>
+      <w:r>
+        <w:rPr>
+          <w:rStyle w:val="DataTypeTok"/>
+        </w:rPr>
+        <w:t xml:space="preserve">"workflow_failure_attempts"</w:t>
+      </w:r>
+      <w:r>
+        <w:rPr>
+          <w:rStyle w:val="FunctionTok"/>
+        </w:rPr>
+        <w:t xml:space="preserve">:</w:t>
+      </w:r>
+      <w:r>
+        <w:rPr>
+          <w:rStyle w:val="DecValTok"/>
+        </w:rPr>
+        <w:t xml:space="preserve">2</w:t>
+      </w:r>
+      <w:r>
+        <w:rPr>
+          <w:rStyle w:val="FunctionTok"/>
+        </w:rPr>
+        <w:t xml:space="preserve">,</w:t>
+      </w:r>
+      <w:r>
+        <w:rPr>
+          <w:rStyle w:val="DataTypeTok"/>
+        </w:rPr>
+        <w:t xml:space="preserve">"cleared_at"</w:t>
+      </w:r>
+      <w:r>
+        <w:rPr>
+          <w:rStyle w:val="FunctionTok"/>
+        </w:rPr>
+        <w:t xml:space="preserve">:</w:t>
+      </w:r>
+      <w:r>
+        <w:rPr>
+          <w:rStyle w:val="KeywordTok"/>
+        </w:rPr>
+        <w:t xml:space="preserve">null</w:t>
+      </w:r>
+      <w:r>
+        <w:rPr>
+          <w:rStyle w:val="FunctionTok"/>
+        </w:rPr>
+        <w:t xml:space="preserve">,</w:t>
+      </w:r>
+      <w:r>
+        <w:rPr>
+          <w:rStyle w:val="DataTypeTok"/>
+        </w:rPr>
+        <w:t xml:space="preserve">"archived_at"</w:t>
+      </w:r>
+      <w:r>
+        <w:rPr>
+          <w:rStyle w:val="FunctionTok"/>
+        </w:rPr>
+        <w:t xml:space="preserve">:</w:t>
+      </w:r>
+      <w:r>
+        <w:rPr>
+          <w:rStyle w:val="KeywordTok"/>
+        </w:rPr>
+        <w:t xml:space="preserve">null</w:t>
+      </w:r>
+      <w:r>
+        <w:rPr>
+          <w:rStyle w:val="NormalTok"/>
+        </w:rPr>
+        <w:t xml:space="preserve"> </w:t>
+      </w:r>
+      <w:r>
+        <w:rPr>
+          <w:rStyle w:val="FunctionTok"/>
+        </w:rPr>
+        <w:t xml:space="preserve">}</w:t>
+      </w:r>
+    </w:p>
+    <w:p>
+      <w:pPr>
+        <w:pStyle w:val="FirstParagraph"/>
+      </w:pPr>
+      <w:r>
+        <w:rPr>
+          <w:bCs/>
+          <w:b/>
+        </w:rPr>
+        <w:t xml:space="preserve">Read each row as a sentence —</w:t>
+      </w:r>
+      <w:r>
+        <w:rPr>
+          <w:bCs/>
+          <w:b/>
+        </w:rPr>
+        <w:t xml:space="preserve"> </w:t>
+      </w:r>
+      <w:r>
+        <w:rPr>
+          <w:iCs/>
+          <w:i/>
+          <w:bCs/>
+          <w:b/>
+        </w:rPr>
+        <w:t xml:space="preserve">this data means this:</w:t>
+      </w:r>
+    </w:p>
+    <w:tbl>
+      <w:tblPr>
+        <w:tblStyle w:val="Table"/>
+        <w:tblW w:type="auto" w:w="0"/>
+        <w:tblLook w:firstRow="1" w:lastRow="0" w:firstColumn="0" w:lastColumn="0" w:noHBand="0" w:noVBand="0" w:val="0020"/>
+        <w:jc w:val="start"/>
+      </w:tblPr>
+      <w:tblGrid>
+        <w:gridCol w:w="3960"/>
+        <w:gridCol w:w="3960"/>
+      </w:tblGrid>
+      <w:tr>
+        <w:trPr>
+          <w:tblHeader w:val="true"/>
+        </w:trPr>
+        <w:tc>
+          <w:tcPr/>
+          <w:p>
+            <w:pPr>
+              <w:pStyle w:val="Compact"/>
+              <w:jc w:val="left"/>
+            </w:pPr>
+            <w:r>
+              <w:t xml:space="preserve">Row</w:t>
+            </w:r>
+          </w:p>
+        </w:tc>
+        <w:tc>
+          <w:tcPr/>
+          <w:p>
+            <w:pPr>
+              <w:pStyle w:val="Compact"/>
+              <w:jc w:val="left"/>
+            </w:pPr>
+            <w:r>
+              <w:t xml:space="preserve">What it means in plain English</w:t>
+            </w:r>
+          </w:p>
+        </w:tc>
+      </w:tr>
+      <w:tr>
+        <w:tc>
+          <w:tcPr/>
+          <w:p>
+            <w:pPr>
+              <w:pStyle w:val="Compact"/>
+              <w:jc w:val="left"/>
+            </w:pPr>
+            <w:r>
+              <w:rPr>
+                <w:bCs/>
+                <w:b/>
+              </w:rPr>
+              <w:t xml:space="preserve">dun_1</w:t>
+            </w:r>
+          </w:p>
+        </w:tc>
+        <w:tc>
+          <w:tcPr/>
+          <w:p>
+            <w:pPr>
+              <w:pStyle w:val="Compact"/>
+              <w:jc w:val="left"/>
+            </w:pPr>
+            <w:r>
+              <w:t xml:space="preserve">An account just into dunning at the WARNING step (</w:t>
+            </w:r>
+            <w:r>
+              <w:rPr>
+                <w:rStyle w:val="VerbatimChar"/>
+              </w:rPr>
+              <w:t xml:space="preserve">current_level=1</w:t>
+            </w:r>
+            <w:r>
+              <w:t xml:space="preserve">,</w:t>
+            </w:r>
+            <w:r>
+              <w:t xml:space="preserve"> </w:t>
+            </w:r>
+            <w:r>
+              <w:rPr>
+                <w:rStyle w:val="VerbatimChar"/>
+              </w:rPr>
+              <w:t xml:space="preserve">status=ACTIVE</w:t>
+            </w:r>
+            <w:r>
+              <w:t xml:space="preserve">), owing KES 5000, pinned to program</w:t>
+            </w:r>
+            <w:r>
+              <w:t xml:space="preserve"> </w:t>
+            </w:r>
+            <w:r>
+              <w:rPr>
+                <w:rStyle w:val="VerbatimChar"/>
+              </w:rPr>
+              <w:t xml:space="preserve">wik_postpaid_standard</w:t>
+            </w:r>
+            <w:r>
+              <w:t xml:space="preserve"> </w:t>
+            </w:r>
+            <w:r>
+              <w:t xml:space="preserve">v1.</w:t>
+            </w:r>
+          </w:p>
+        </w:tc>
+      </w:tr>
+      <w:tr>
+        <w:tc>
+          <w:tcPr/>
+          <w:p>
+            <w:pPr>
+              <w:pStyle w:val="Compact"/>
+              <w:jc w:val="left"/>
+            </w:pPr>
+            <w:r>
+              <w:rPr>
+                <w:bCs/>
+                <w:b/>
+              </w:rPr>
+              <w:t xml:space="preserve">dun_2</w:t>
+            </w:r>
+          </w:p>
+        </w:tc>
+        <w:tc>
+          <w:tcPr/>
+          <w:p>
+            <w:pPr>
+              <w:pStyle w:val="Compact"/>
+              <w:jc w:val="left"/>
+            </w:pPr>
+            <w:r>
+              <w:t xml:space="preserve">Escalated to SUSPENDED (</w:t>
+            </w:r>
+            <w:r>
+              <w:rPr>
+                <w:rStyle w:val="VerbatimChar"/>
+              </w:rPr>
+              <w:t xml:space="preserve">current_level=3</w:t>
+            </w:r>
+            <w:r>
+              <w:t xml:space="preserve">) with a restriction applied (</w:t>
+            </w:r>
+            <w:r>
+              <w:rPr>
+                <w:rStyle w:val="VerbatimChar"/>
+              </w:rPr>
+              <w:t xml:space="preserve">applied_restriction_codes=[OUTGOING_VOICE_BARRED]</w:t>
+            </w:r>
+            <w:r>
+              <w:t xml:space="preserve">), owing KES 12000.</w:t>
+            </w:r>
+          </w:p>
+        </w:tc>
+      </w:tr>
+      <w:tr>
+        <w:tc>
+          <w:tcPr/>
+          <w:p>
+            <w:pPr>
+              <w:pStyle w:val="Compact"/>
+              <w:jc w:val="left"/>
+            </w:pPr>
+            <w:r>
+              <w:rPr>
+                <w:bCs/>
+                <w:b/>
+              </w:rPr>
+              <w:t xml:space="preserve">dun_3</w:t>
+            </w:r>
+          </w:p>
+        </w:tc>
+        <w:tc>
+          <w:tcPr/>
+          <w:p>
+            <w:pPr>
+              <w:pStyle w:val="Compact"/>
+              <w:jc w:val="left"/>
+            </w:pPr>
+            <w:r>
+              <w:t xml:space="preserve">A prepaid account that</w:t>
+            </w:r>
+            <w:r>
+              <w:t xml:space="preserve"> </w:t>
+            </w:r>
+            <w:r>
+              <w:rPr>
+                <w:bCs/>
+                <w:b/>
+              </w:rPr>
+              <w:t xml:space="preserve">paid up and recovered</w:t>
+            </w:r>
+            <w:r>
+              <w:t xml:space="preserve"> </w:t>
+            </w:r>
+            <w:r>
+              <w:t xml:space="preserve">(</w:t>
+            </w:r>
+            <w:r>
+              <w:rPr>
+                <w:rStyle w:val="VerbatimChar"/>
+              </w:rPr>
+              <w:t xml:space="preserve">status=CLEARED</w:t>
+            </w:r>
+            <w:r>
+              <w:t xml:space="preserve">,</w:t>
+            </w:r>
+            <w:r>
+              <w:t xml:space="preserve"> </w:t>
+            </w:r>
+            <w:r>
+              <w:rPr>
+                <w:rStyle w:val="VerbatimChar"/>
+              </w:rPr>
+              <w:t xml:space="preserve">current_level=0</w:t>
+            </w:r>
+            <w:r>
+              <w:t xml:space="preserve">,</w:t>
+            </w:r>
+            <w:r>
+              <w:t xml:space="preserve"> </w:t>
+            </w:r>
+            <w:r>
+              <w:rPr>
+                <w:rStyle w:val="VerbatimChar"/>
+              </w:rPr>
+              <w:t xml:space="preserve">cleared_at</w:t>
+            </w:r>
+            <w:r>
+              <w:t xml:space="preserve"> </w:t>
+            </w:r>
+            <w:r>
+              <w:t xml:space="preserve">set, debt 0).</w:t>
+            </w:r>
+          </w:p>
+        </w:tc>
+      </w:tr>
+      <w:tr>
+        <w:tc>
+          <w:tcPr/>
+          <w:p>
+            <w:pPr>
+              <w:pStyle w:val="Compact"/>
+              <w:jc w:val="left"/>
+            </w:pPr>
+            <w:r>
+              <w:rPr>
+                <w:bCs/>
+                <w:b/>
+              </w:rPr>
+              <w:t xml:space="preserve">dun_4</w:t>
+            </w:r>
+          </w:p>
+        </w:tc>
+        <w:tc>
+          <w:tcPr/>
+          <w:p>
+            <w:pPr>
+              <w:pStyle w:val="Compact"/>
+              <w:jc w:val="left"/>
+            </w:pPr>
+            <w:r>
               <w:t xml:space="preserve">Reached the terminate level (</w:t>
             </w:r>
             <w:r>
@@ -22037,7 +22534,7 @@
               <a:graphicData uri="http://schemas.openxmlformats.org/drawingml/2006/picture">
                 <pic:pic>
                   <pic:nvPicPr>
-                    <pic:cNvPr descr="/tmp/docximg-xH1Dc7/billing_md_5.png" id="51" name="Picture"/>
+                    <pic:cNvPr descr="/tmp/docximg-AYCofU/billing_md_5.png" id="51" name="Picture"/>
                     <pic:cNvPicPr>
                       <a:picLocks noChangeArrowheads="1" noChangeAspect="1"/>
                     </pic:cNvPicPr>
@@ -28115,7 +28612,7 @@
               <a:graphicData uri="http://schemas.openxmlformats.org/drawingml/2006/picture">
                 <pic:pic>
                   <pic:nvPicPr>
-                    <pic:cNvPr descr="/tmp/docximg-xH1Dc7/billing_md_6.png" id="56" name="Picture"/>
+                    <pic:cNvPr descr="/tmp/docximg-AYCofU/billing_md_6.png" id="56" name="Picture"/>
                     <pic:cNvPicPr>
                       <a:picLocks noChangeArrowheads="1" noChangeAspect="1"/>
                     </pic:cNvPicPr>

--- a/docs/as-built/docx/billing.docx
+++ b/docs/as-built/docx/billing.docx
@@ -2,7 +2,7 @@
 <file path=word/document.xml><?xml version="1.0" encoding="utf-8"?>
 <w:document xmlns:w="http://schemas.openxmlformats.org/wordprocessingml/2006/main" xmlns:m="http://schemas.openxmlformats.org/officeDocument/2006/math" xmlns:r="http://schemas.openxmlformats.org/officeDocument/2006/relationships" xmlns:o="urn:schemas-microsoft-com:office:office" xmlns:v="urn:schemas-microsoft-com:vml" xmlns:w10="urn:schemas-microsoft-com:office:word" xmlns:a="http://schemas.openxmlformats.org/drawingml/2006/main" xmlns:pic="http://schemas.openxmlformats.org/drawingml/2006/picture" xmlns:wp="http://schemas.openxmlformats.org/drawingml/2006/wordprocessingDrawing">
   <w:body>
-    <w:bookmarkStart w:id="69" w:name="billing--as-built-design"/>
+    <w:bookmarkStart w:id="70" w:name="billing--as-built-design"/>
     <w:p>
       <w:pPr>
         <w:pStyle w:val="Heading1"/>
@@ -999,7 +999,7 @@
               <a:graphicData uri="http://schemas.openxmlformats.org/drawingml/2006/picture">
                 <pic:pic>
                   <pic:nvPicPr>
-                    <pic:cNvPr descr="/tmp/docximg-AYCofU/billing_md_1.png" id="23" name="Picture"/>
+                    <pic:cNvPr descr="/tmp/docximg-o5MXdY/billing_md_1.png" id="23" name="Picture"/>
                     <pic:cNvPicPr>
                       <a:picLocks noChangeArrowheads="1" noChangeAspect="1"/>
                     </pic:cNvPicPr>
@@ -1562,7 +1562,7 @@
               <a:graphicData uri="http://schemas.openxmlformats.org/drawingml/2006/picture">
                 <pic:pic>
                   <pic:nvPicPr>
-                    <pic:cNvPr descr="/tmp/docximg-AYCofU/billing_md_2.png" id="28" name="Picture"/>
+                    <pic:cNvPr descr="/tmp/docximg-o5MXdY/billing_md_2.png" id="28" name="Picture"/>
                     <pic:cNvPicPr>
                       <a:picLocks noChangeArrowheads="1" noChangeAspect="1"/>
                     </pic:cNvPicPr>
@@ -2157,7 +2157,7 @@
               <a:graphicData uri="http://schemas.openxmlformats.org/drawingml/2006/picture">
                 <pic:pic>
                   <pic:nvPicPr>
-                    <pic:cNvPr descr="/tmp/docximg-AYCofU/billing_md_3.png" id="34" name="Picture"/>
+                    <pic:cNvPr descr="/tmp/docximg-o5MXdY/billing_md_3.png" id="34" name="Picture"/>
                     <pic:cNvPicPr>
                       <a:picLocks noChangeArrowheads="1" noChangeAspect="1"/>
                     </pic:cNvPicPr>
@@ -2800,7 +2800,7 @@
     </w:p>
     <w:bookmarkEnd w:id="38"/>
     <w:bookmarkEnd w:id="39"/>
-    <w:bookmarkStart w:id="60" w:name="Xa9e563dc3b35f6ef3588b217c42e71c7f9d18b0"/>
+    <w:bookmarkStart w:id="61" w:name="Xa9e563dc3b35f6ef3588b217c42e71c7f9d18b0"/>
     <w:p>
       <w:pPr>
         <w:pStyle w:val="Heading2"/>
@@ -6083,7 +6083,7 @@
               <a:graphicData uri="http://schemas.openxmlformats.org/drawingml/2006/picture">
                 <pic:pic>
                   <pic:nvPicPr>
-                    <pic:cNvPr descr="/tmp/docximg-AYCofU/billing_md_4.png" id="42" name="Picture"/>
+                    <pic:cNvPr descr="/tmp/docximg-o5MXdY/billing_md_4.png" id="42" name="Picture"/>
                     <pic:cNvPicPr>
                       <a:picLocks noChangeArrowheads="1" noChangeAspect="1"/>
                     </pic:cNvPicPr>
@@ -22534,7 +22534,7 @@
               <a:graphicData uri="http://schemas.openxmlformats.org/drawingml/2006/picture">
                 <pic:pic>
                   <pic:nvPicPr>
-                    <pic:cNvPr descr="/tmp/docximg-AYCofU/billing_md_5.png" id="51" name="Picture"/>
+                    <pic:cNvPr descr="/tmp/docximg-o5MXdY/billing_md_5.png" id="51" name="Picture"/>
                     <pic:cNvPicPr>
                       <a:picLocks noChangeArrowheads="1" noChangeAspect="1"/>
                     </pic:cNvPicPr>
@@ -26633,7 +26633,7 @@
       </w:r>
     </w:p>
     <w:bookmarkEnd w:id="53"/>
-    <w:bookmarkStart w:id="57" w:name="X1c9b2297ef9e4f6b1cde049c7e37640968e21fa"/>
+    <w:bookmarkStart w:id="58" w:name="X1c9b2297ef9e4f6b1cde049c7e37640968e21fa"/>
     <w:p>
       <w:pPr>
         <w:pStyle w:val="Heading3"/>
@@ -26692,10 +26692,45 @@
         <w:pStyle w:val="BlockText"/>
       </w:pPr>
       <w:r>
-        <w:t xml:space="preserve">The multiwallet migration added</w:t>
-      </w:r>
-      <w:r>
-        <w:t xml:space="preserve"> </w:t>
+        <w:t xml:space="preserve">Billing owns the</w:t>
+      </w:r>
+      <w:r>
+        <w:t xml:space="preserve"> </w:t>
+      </w:r>
+      <w:r>
+        <w:rPr>
+          <w:bCs/>
+          <w:b/>
+        </w:rPr>
+        <w:t xml:space="preserve">actual prepaid wallets</w:t>
+      </w:r>
+      <w:r>
+        <w:t xml:space="preserve"> </w:t>
+      </w:r>
+      <w:r>
+        <w:t xml:space="preserve">+ their ledger. The wallet</w:t>
+      </w:r>
+      <w:r>
+        <w:t xml:space="preserve"> </w:t>
+      </w:r>
+      <w:r>
+        <w:rPr>
+          <w:bCs/>
+          <w:b/>
+        </w:rPr>
+        <w:t xml:space="preserve">kinds</w:t>
+      </w:r>
+      <w:r>
+        <w:t xml:space="preserve"> </w:t>
+      </w:r>
+      <w:r>
+        <w:t xml:space="preserve">they reference</w:t>
+      </w:r>
+      <w:r>
+        <w:t xml:space="preserve"> </w:t>
+      </w:r>
+      <w:r>
+        <w:t xml:space="preserve">(</w:t>
       </w:r>
       <w:r>
         <w:rPr>
@@ -26704,6 +26739,50 @@
         <w:t xml:space="preserve">wallet_code</w:t>
       </w:r>
       <w:r>
+        <w:t xml:space="preserve"> </w:t>
+      </w:r>
+      <w:r>
+        <w:t xml:space="preserve">→ MAIN/VOICE/LOYALTY) are the Catalog-owned</w:t>
+      </w:r>
+      <w:r>
+        <w:t xml:space="preserve"> </w:t>
+      </w:r>
+      <w:r>
+        <w:rPr>
+          <w:rStyle w:val="VerbatimChar"/>
+        </w:rPr>
+        <w:t xml:space="preserve">wallet_type</w:t>
+      </w:r>
+      <w:r>
+        <w:t xml:space="preserve"> </w:t>
+      </w:r>
+      <w:r>
+        <w:t xml:space="preserve">catalog — see</w:t>
+      </w:r>
+      <w:r>
+        <w:t xml:space="preserve"> </w:t>
+      </w:r>
+      <w:hyperlink r:id="rId54">
+        <w:r>
+          <w:rPr>
+            <w:rStyle w:val="VerbatimChar"/>
+          </w:rPr>
+          <w:t xml:space="preserve">catalog.md</w:t>
+        </w:r>
+      </w:hyperlink>
+      <w:r>
+        <w:t xml:space="preserve">. The multiwallet migration added</w:t>
+      </w:r>
+      <w:r>
+        <w:t xml:space="preserve"> </w:t>
+      </w:r>
+      <w:r>
+        <w:rPr>
+          <w:rStyle w:val="VerbatimChar"/>
+        </w:rPr>
+        <w:t xml:space="preserve">wallet_code</w:t>
+      </w:r>
+      <w:r>
         <w:t xml:space="preserve">/</w:t>
       </w:r>
       <w:r>
@@ -26716,7 +26795,13 @@
         <w:t xml:space="preserve"> </w:t>
       </w:r>
       <w:r>
-        <w:t xml:space="preserve">and re-keyed uniqueness to</w:t>
+        <w:t xml:space="preserve">and re-keyed</w:t>
+      </w:r>
+      <w:r>
+        <w:t xml:space="preserve"> </w:t>
+      </w:r>
+      <w:r>
+        <w:t xml:space="preserve">uniqueness to</w:t>
       </w:r>
       <w:r>
         <w:t xml:space="preserve"> </w:t>
@@ -26740,13 +26825,13 @@
         <w:t xml:space="preserve">expires_at</w:t>
       </w:r>
       <w:r>
-        <w:t xml:space="preserve">. (The routing key is the</w:t>
-      </w:r>
-      <w:r>
-        <w:t xml:space="preserve"> </w:t>
-      </w:r>
-      <w:r>
-        <w:t xml:space="preserve">catalog</w:t>
+        <w:t xml:space="preserve">. (The routing</w:t>
+      </w:r>
+      <w:r>
+        <w:t xml:space="preserve"> </w:t>
+      </w:r>
+      <w:r>
+        <w:t xml:space="preserve">key is the catalog</w:t>
       </w:r>
       <w:r>
         <w:t xml:space="preserve"> </w:t>
@@ -28607,18 +28692,18 @@
           <wp:inline>
             <wp:extent cx="5334000" cy="4787816"/>
             <wp:effectExtent b="0" l="0" r="0" t="0"/>
-            <wp:docPr descr="diagram" title="" id="55" name="Picture"/>
+            <wp:docPr descr="diagram" title="" id="56" name="Picture"/>
             <a:graphic>
               <a:graphicData uri="http://schemas.openxmlformats.org/drawingml/2006/picture">
                 <pic:pic>
                   <pic:nvPicPr>
-                    <pic:cNvPr descr="/tmp/docximg-AYCofU/billing_md_6.png" id="56" name="Picture"/>
+                    <pic:cNvPr descr="/tmp/docximg-o5MXdY/billing_md_6.png" id="57" name="Picture"/>
                     <pic:cNvPicPr>
                       <a:picLocks noChangeArrowheads="1" noChangeAspect="1"/>
                     </pic:cNvPicPr>
                   </pic:nvPicPr>
                   <pic:blipFill>
-                    <a:blip r:embed="rId54"/>
+                    <a:blip r:embed="rId55"/>
                     <a:stretch>
                       <a:fillRect/>
                     </a:stretch>
@@ -28645,8 +28730,8 @@
         </w:drawing>
       </w:r>
     </w:p>
-    <w:bookmarkEnd w:id="57"/>
-    <w:bookmarkStart w:id="58" w:name="X4e8833918a7879cebc852a9820d21584079b9af"/>
+    <w:bookmarkEnd w:id="58"/>
+    <w:bookmarkStart w:id="59" w:name="X4e8833918a7879cebc852a9820d21584079b9af"/>
     <w:p>
       <w:pPr>
         <w:pStyle w:val="Heading3"/>
@@ -30545,8 +30630,8 @@
         <w:t xml:space="preserve">below.</w:t>
       </w:r>
     </w:p>
-    <w:bookmarkEnd w:id="58"/>
-    <w:bookmarkStart w:id="59" w:name="X50dc2d5735c56a5fb4994d28b3da26c174ca3e5"/>
+    <w:bookmarkEnd w:id="59"/>
+    <w:bookmarkStart w:id="60" w:name="X50dc2d5735c56a5fb4994d28b3da26c174ca3e5"/>
     <w:p>
       <w:pPr>
         <w:pStyle w:val="Heading3"/>
@@ -32666,9 +32751,9 @@
         <w:t xml:space="preserve">(one row per account).</w:t>
       </w:r>
     </w:p>
-    <w:bookmarkEnd w:id="59"/>
     <w:bookmarkEnd w:id="60"/>
-    <w:bookmarkStart w:id="61" w:name="X639aedc2ccd8044b7a70104ab90e84f8470c63d"/>
+    <w:bookmarkEnd w:id="61"/>
+    <w:bookmarkStart w:id="62" w:name="X639aedc2ccd8044b7a70104ab90e84f8470c63d"/>
     <w:p>
       <w:pPr>
         <w:pStyle w:val="Heading2"/>
@@ -33088,8 +33173,8 @@
         </w:tc>
       </w:tr>
     </w:tbl>
-    <w:bookmarkEnd w:id="61"/>
-    <w:bookmarkStart w:id="62" w:name="X3fad86b3f9f01f0516f0b94f23ef916d90447be"/>
+    <w:bookmarkEnd w:id="62"/>
+    <w:bookmarkStart w:id="63" w:name="X3fad86b3f9f01f0516f0b94f23ef916d90447be"/>
     <w:p>
       <w:pPr>
         <w:pStyle w:val="Heading2"/>
@@ -33263,8 +33348,8 @@
         <w:t xml:space="preserve">posting idempotent (gateway_ref or Idempotency-Key).</w:t>
       </w:r>
     </w:p>
-    <w:bookmarkEnd w:id="62"/>
-    <w:bookmarkStart w:id="63" w:name="X7bc46283b326661abf857675984e712cd2fa7f0"/>
+    <w:bookmarkEnd w:id="63"/>
+    <w:bookmarkStart w:id="64" w:name="X7bc46283b326661abf857675984e712cd2fa7f0"/>
     <w:p>
       <w:pPr>
         <w:pStyle w:val="Heading2"/>
@@ -33479,8 +33564,8 @@
         <w:t xml:space="preserve">.</w:t>
       </w:r>
     </w:p>
-    <w:bookmarkEnd w:id="63"/>
-    <w:bookmarkStart w:id="64" w:name="X07a0d9e9a1cefa6fc86daba300321a8ec711353"/>
+    <w:bookmarkEnd w:id="64"/>
+    <w:bookmarkStart w:id="65" w:name="X07a0d9e9a1cefa6fc86daba300321a8ec711353"/>
     <w:p>
       <w:pPr>
         <w:pStyle w:val="Heading2"/>
@@ -33596,8 +33681,8 @@
         <w:t xml:space="preserve">. The money heartbeat.</w:t>
       </w:r>
     </w:p>
-    <w:bookmarkEnd w:id="64"/>
-    <w:bookmarkStart w:id="65" w:name="X1bf2a627be6ee103cb059e15364eccb4d059631"/>
+    <w:bookmarkEnd w:id="65"/>
+    <w:bookmarkStart w:id="66" w:name="X1bf2a627be6ee103cb059e15364eccb4d059631"/>
     <w:p>
       <w:pPr>
         <w:pStyle w:val="Heading2"/>
@@ -33671,8 +33756,8 @@
         <w:t xml:space="preserve">.</w:t>
       </w:r>
     </w:p>
-    <w:bookmarkEnd w:id="65"/>
-    <w:bookmarkStart w:id="66" w:name="X63a8d27571a07c76bbbdc15cf677d35be107ee2"/>
+    <w:bookmarkEnd w:id="66"/>
+    <w:bookmarkStart w:id="67" w:name="X63a8d27571a07c76bbbdc15cf677d35be107ee2"/>
     <w:p>
       <w:pPr>
         <w:pStyle w:val="Heading2"/>
@@ -33789,8 +33874,8 @@
         <w:t xml:space="preserve">Subscription lifecycle, Payment events.</w:t>
       </w:r>
     </w:p>
-    <w:bookmarkEnd w:id="66"/>
-    <w:bookmarkStart w:id="67" w:name="Xcb40a318d67ac43889cfb87b8882350a4df3626"/>
+    <w:bookmarkEnd w:id="67"/>
+    <w:bookmarkStart w:id="68" w:name="Xcb40a318d67ac43889cfb87b8882350a4df3626"/>
     <w:p>
       <w:pPr>
         <w:pStyle w:val="Heading2"/>
@@ -34176,8 +34261,8 @@
         </w:tc>
       </w:tr>
     </w:tbl>
-    <w:bookmarkEnd w:id="67"/>
-    <w:bookmarkStart w:id="68" w:name="X1a2c77c63e8658ad1f03ac43a2a805296ed69e9"/>
+    <w:bookmarkEnd w:id="68"/>
+    <w:bookmarkStart w:id="69" w:name="X1a2c77c63e8658ad1f03ac43a2a805296ed69e9"/>
     <w:p>
       <w:pPr>
         <w:pStyle w:val="Heading2"/>
@@ -34326,8 +34411,8 @@
         <w:t xml:space="preserve">.</w:t>
       </w:r>
     </w:p>
-    <w:bookmarkEnd w:id="68"/>
     <w:bookmarkEnd w:id="69"/>
+    <w:bookmarkEnd w:id="70"/>
     <w:sectPr/>
   </w:body>
 </w:document>

--- a/docs/as-built/docx/billing.docx
+++ b/docs/as-built/docx/billing.docx
@@ -999,7 +999,7 @@
               <a:graphicData uri="http://schemas.openxmlformats.org/drawingml/2006/picture">
                 <pic:pic>
                   <pic:nvPicPr>
-                    <pic:cNvPr descr="/tmp/docximg-o5MXdY/billing_md_1.png" id="23" name="Picture"/>
+                    <pic:cNvPr descr="/tmp/docximg-d8ZS2x/billing_md_1.png" id="23" name="Picture"/>
                     <pic:cNvPicPr>
                       <a:picLocks noChangeArrowheads="1" noChangeAspect="1"/>
                     </pic:cNvPicPr>
@@ -1562,7 +1562,7 @@
               <a:graphicData uri="http://schemas.openxmlformats.org/drawingml/2006/picture">
                 <pic:pic>
                   <pic:nvPicPr>
-                    <pic:cNvPr descr="/tmp/docximg-o5MXdY/billing_md_2.png" id="28" name="Picture"/>
+                    <pic:cNvPr descr="/tmp/docximg-d8ZS2x/billing_md_2.png" id="28" name="Picture"/>
                     <pic:cNvPicPr>
                       <a:picLocks noChangeArrowheads="1" noChangeAspect="1"/>
                     </pic:cNvPicPr>
@@ -2008,13 +2008,29 @@
         <w:t xml:space="preserve"> </w:t>
       </w:r>
       <w:r>
-        <w:t xml:space="preserve">off (and the proposer can't approve their own). Once enough people sign, Billing issues a credit note</w:t>
-      </w:r>
-      <w:r>
-        <w:t xml:space="preserve"> </w:t>
-      </w:r>
-      <w:r>
-        <w:t xml:space="preserve">and applies it.</w:t>
+        <w:t xml:space="preserve">off — and when more than one is required, they must be</w:t>
+      </w:r>
+      <w:r>
+        <w:t xml:space="preserve"> </w:t>
+      </w:r>
+      <w:r>
+        <w:rPr>
+          <w:bCs/>
+          <w:b/>
+        </w:rPr>
+        <w:t xml:space="preserve">different people</w:t>
+      </w:r>
+      <w:r>
+        <w:t xml:space="preserve"> </w:t>
+      </w:r>
+      <w:r>
+        <w:t xml:space="preserve">(one person can't sign a</w:t>
+      </w:r>
+      <w:r>
+        <w:t xml:space="preserve"> </w:t>
+      </w:r>
+      <w:r>
+        <w:t xml:space="preserve">dual-control twice). Once enough distinct people sign, Billing issues a credit note and applies it.</w:t>
       </w:r>
     </w:p>
     <w:p>
@@ -2086,19 +2102,47 @@
         <w:pStyle w:val="Compact"/>
       </w:pPr>
       <w:r>
-        <w:t xml:space="preserve">If &gt;0 ⇒</w:t>
-      </w:r>
-      <w:r>
-        <w:t xml:space="preserve"> </w:t>
-      </w:r>
-      <w:r>
-        <w:rPr>
-          <w:rStyle w:val="VerbatimChar"/>
-        </w:rPr>
-        <w:t xml:space="preserve">adjustment_request.status=PENDING_APPROVAL</w:t>
-      </w:r>
-      <w:r>
-        <w:t xml:space="preserve">.</w:t>
+        <w:t xml:space="preserve">If &gt;0 ⇒ the proposal opens an</w:t>
+      </w:r>
+      <w:r>
+        <w:t xml:space="preserve"> </w:t>
+      </w:r>
+      <w:r>
+        <w:rPr>
+          <w:bCs/>
+          <w:b/>
+        </w:rPr>
+        <w:t xml:space="preserve">EM-CFG-04 gate</w:t>
+      </w:r>
+      <w:r>
+        <w:t xml:space="preserve"> </w:t>
+      </w:r>
+      <w:r>
+        <w:t xml:space="preserve">(a single stage with quorum =</w:t>
+      </w:r>
+      <w:r>
+        <w:t xml:space="preserve"> </w:t>
+      </w:r>
+      <w:r>
+        <w:rPr>
+          <w:rStyle w:val="VerbatimChar"/>
+        </w:rPr>
+        <w:t xml:space="preserve">stepsRequired</w:t>
+      </w:r>
+      <w:r>
+        <w:t xml:space="preserve">) and sits</w:t>
+      </w:r>
+      <w:r>
+        <w:t xml:space="preserve"> </w:t>
+      </w:r>
+      <w:r>
+        <w:rPr>
+          <w:rStyle w:val="VerbatimChar"/>
+        </w:rPr>
+        <w:t xml:space="preserve">PENDING_APPROVAL</w:t>
+      </w:r>
+      <w:r>
+        <w:t xml:space="preserve">. The N approval steps run on the same platform-wide approval engine as everything else — not a bespoke counter.</w:t>
       </w:r>
     </w:p>
     <w:p>
@@ -2110,7 +2154,23 @@
         <w:pStyle w:val="Compact"/>
       </w:pPr>
       <w:r>
-        <w:t xml:space="preserve">Approvers sign steps (separation of duties); when the count is met →</w:t>
+        <w:t xml:space="preserve">Approvers sign through the engine, which enforces</w:t>
+      </w:r>
+      <w:r>
+        <w:t xml:space="preserve"> </w:t>
+      </w:r>
+      <w:r>
+        <w:rPr>
+          <w:bCs/>
+          <w:b/>
+        </w:rPr>
+        <w:t xml:space="preserve">distinct approvers</w:t>
+      </w:r>
+      <w:r>
+        <w:t xml:space="preserve"> </w:t>
+      </w:r>
+      <w:r>
+        <w:t xml:space="preserve">(one person cannot satisfy a dual-control alone — a second sign by the same person is refused). When the quorum is met →</w:t>
       </w:r>
       <w:r>
         <w:t xml:space="preserve"> </w:t>
@@ -2140,7 +2200,22 @@
         <w:t xml:space="preserve"> </w:t>
       </w:r>
       <w:r>
-        <w:t xml:space="preserve">invoice (GEN-01) and applies it (CN-01).</w:t>
+        <w:t xml:space="preserve">invoice (GEN-01) and applies it (CN-01). The</w:t>
+      </w:r>
+      <w:r>
+        <w:t xml:space="preserve"> </w:t>
+      </w:r>
+      <w:r>
+        <w:rPr>
+          <w:rStyle w:val="VerbatimChar"/>
+        </w:rPr>
+        <w:t xml:space="preserve">adjustment_approval_step</w:t>
+      </w:r>
+      <w:r>
+        <w:t xml:space="preserve"> </w:t>
+      </w:r>
+      <w:r>
+        <w:t xml:space="preserve">rows stay as the readable adjustment audit (and carry the non-approval events: limit override, revision, auto-approve).</w:t>
       </w:r>
     </w:p>
     <w:p>
@@ -2157,7 +2232,7 @@
               <a:graphicData uri="http://schemas.openxmlformats.org/drawingml/2006/picture">
                 <pic:pic>
                   <pic:nvPicPr>
-                    <pic:cNvPr descr="/tmp/docximg-o5MXdY/billing_md_3.png" id="34" name="Picture"/>
+                    <pic:cNvPr descr="/tmp/docximg-d8ZS2x/billing_md_3.png" id="34" name="Picture"/>
                     <pic:cNvPicPr>
                       <a:picLocks noChangeArrowheads="1" noChangeAspect="1"/>
                     </pic:cNvPicPr>
@@ -6083,7 +6158,7 @@
               <a:graphicData uri="http://schemas.openxmlformats.org/drawingml/2006/picture">
                 <pic:pic>
                   <pic:nvPicPr>
-                    <pic:cNvPr descr="/tmp/docximg-o5MXdY/billing_md_4.png" id="42" name="Picture"/>
+                    <pic:cNvPr descr="/tmp/docximg-d8ZS2x/billing_md_4.png" id="42" name="Picture"/>
                     <pic:cNvPicPr>
                       <a:picLocks noChangeArrowheads="1" noChangeAspect="1"/>
                     </pic:cNvPicPr>
@@ -22534,7 +22609,7 @@
               <a:graphicData uri="http://schemas.openxmlformats.org/drawingml/2006/picture">
                 <pic:pic>
                   <pic:nvPicPr>
-                    <pic:cNvPr descr="/tmp/docximg-o5MXdY/billing_md_5.png" id="51" name="Picture"/>
+                    <pic:cNvPr descr="/tmp/docximg-d8ZS2x/billing_md_5.png" id="51" name="Picture"/>
                     <pic:cNvPicPr>
                       <a:picLocks noChangeArrowheads="1" noChangeAspect="1"/>
                     </pic:cNvPicPr>
@@ -25989,7 +26064,23 @@
         <w:t xml:space="preserve"> </w:t>
       </w:r>
       <w:r>
-        <w:t xml:space="preserve">(distinct approvers, not the proposer).</w:t>
+        <w:t xml:space="preserve">(the EM-CFG-04 gate's quorum — that many</w:t>
+      </w:r>
+      <w:r>
+        <w:t xml:space="preserve"> </w:t>
+      </w:r>
+      <w:r>
+        <w:rPr>
+          <w:iCs/>
+          <w:i/>
+        </w:rPr>
+        <w:t xml:space="preserve">distinct</w:t>
+      </w:r>
+      <w:r>
+        <w:t xml:space="preserve"> </w:t>
+      </w:r>
+      <w:r>
+        <w:t xml:space="preserve">approvers; one person can't sign twice).</w:t>
       </w:r>
     </w:p>
     <w:p>
@@ -26165,7 +26256,13 @@
         <w:t xml:space="preserve"> </w:t>
       </w:r>
       <w:r>
-        <w:t xml:space="preserve">count; the request only applies once that many</w:t>
+        <w:t xml:space="preserve">count; that becomes the EM-CFG-04 gate's quorum, and the request only applies once</w:t>
+      </w:r>
+      <w:r>
+        <w:t xml:space="preserve"> </w:t>
+      </w:r>
+      <w:r>
+        <w:t xml:space="preserve">that many</w:t>
       </w:r>
       <w:r>
         <w:t xml:space="preserve"> </w:t>
@@ -26181,13 +26278,7 @@
         <w:t xml:space="preserve"> </w:t>
       </w:r>
       <w:r>
-        <w:t xml:space="preserve">approvers (not the</w:t>
-      </w:r>
-      <w:r>
-        <w:t xml:space="preserve"> </w:t>
-      </w:r>
-      <w:r>
-        <w:t xml:space="preserve">proposer) have signed:</w:t>
+        <w:t xml:space="preserve">approvers have signed (the engine refuses a second sign by the same person):</w:t>
       </w:r>
     </w:p>
     <w:tbl>
@@ -28697,7 +28788,7 @@
               <a:graphicData uri="http://schemas.openxmlformats.org/drawingml/2006/picture">
                 <pic:pic>
                   <pic:nvPicPr>
-                    <pic:cNvPr descr="/tmp/docximg-o5MXdY/billing_md_6.png" id="57" name="Picture"/>
+                    <pic:cNvPr descr="/tmp/docximg-d8ZS2x/billing_md_6.png" id="57" name="Picture"/>
                     <pic:cNvPicPr>
                       <a:picLocks noChangeArrowheads="1" noChangeAspect="1"/>
                     </pic:cNvPicPr>
@@ -33565,13 +33656,13 @@
       </w:r>
     </w:p>
     <w:bookmarkEnd w:id="64"/>
-    <w:bookmarkStart w:id="65" w:name="X07a0d9e9a1cefa6fc86daba300321a8ec711353"/>
+    <w:bookmarkStart w:id="65" w:name="Xbdb564fcab6f6f71ef61f22280b7304c50ca780"/>
     <w:p>
       <w:pPr>
         <w:pStyle w:val="Heading2"/>
       </w:pPr>
       <w:r>
-        <w:t xml:space="preserve">6. Processes (scheduled workers)</w:t>
+        <w:t xml:space="preserve">6. Processes &amp; ops console</w:t>
       </w:r>
     </w:p>
     <w:p>
@@ -33580,6 +33671,31 @@
       </w:pPr>
       <w:r>
         <w:rPr>
+          <w:bCs/>
+          <w:b/>
+        </w:rPr>
+        <w:t xml:space="preserve">Scheduled workers</w:t>
+      </w:r>
+      <w:r>
+        <w:t xml:space="preserve"> </w:t>
+      </w:r>
+      <w:r>
+        <w:t xml:space="preserve">(</w:t>
+      </w:r>
+      <w:r>
+        <w:rPr>
+          <w:rStyle w:val="VerbatimChar"/>
+        </w:rPr>
+        <w:t xml:space="preserve">routes/console.php</w:t>
+      </w:r>
+      <w:r>
+        <w:t xml:space="preserve">):</w:t>
+      </w:r>
+      <w:r>
+        <w:t xml:space="preserve"> </w:t>
+      </w:r>
+      <w:r>
+        <w:rPr>
           <w:rStyle w:val="VerbatimChar"/>
         </w:rPr>
         <w:t xml:space="preserve">cycle-close</w:t>
@@ -33597,16 +33713,25 @@
         <w:rPr>
           <w:rStyle w:val="VerbatimChar"/>
         </w:rPr>
+        <w:t xml:space="preserve">generation-retry</w:t>
+      </w:r>
+      <w:r>
+        <w:t xml:space="preserve"> </w:t>
+      </w:r>
+      <w:r>
+        <w:t xml:space="preserve">(15m),</w:t>
+      </w:r>
+      <w:r>
+        <w:t xml:space="preserve"> </w:t>
+      </w:r>
+      <w:r>
+        <w:rPr>
+          <w:rStyle w:val="VerbatimChar"/>
+        </w:rPr>
         <w:t xml:space="preserve">dunning-run</w:t>
       </w:r>
       <w:r>
-        <w:t xml:space="preserve"> </w:t>
-      </w:r>
-      <w:r>
-        <w:t xml:space="preserve">(daily),</w:t>
-      </w:r>
-      <w:r>
-        <w:t xml:space="preserve"> </w:t>
+        <w:t xml:space="preserve">/</w:t>
       </w:r>
       <w:r>
         <w:rPr>
@@ -33615,28 +33740,7 @@
         <w:t xml:space="preserve">pro-forma</w:t>
       </w:r>
       <w:r>
-        <w:t xml:space="preserve"> </w:t>
-      </w:r>
-      <w:r>
-        <w:t xml:space="preserve">(daily),</w:t>
-      </w:r>
-      <w:r>
-        <w:t xml:space="preserve"> </w:t>
-      </w:r>
-      <w:r>
-        <w:rPr>
-          <w:rStyle w:val="VerbatimChar"/>
-        </w:rPr>
-        <w:t xml:space="preserve">generation-retry</w:t>
-      </w:r>
-      <w:r>
-        <w:t xml:space="preserve"> </w:t>
-      </w:r>
-      <w:r>
-        <w:t xml:space="preserve">(15m),</w:t>
-      </w:r>
-      <w:r>
-        <w:t xml:space="preserve"> </w:t>
+        <w:t xml:space="preserve">/</w:t>
       </w:r>
       <w:r>
         <w:rPr>
@@ -33645,6 +33749,33 @@
         <w:t xml:space="preserve">wallet:expire</w:t>
       </w:r>
       <w:r>
+        <w:t xml:space="preserve"> </w:t>
+      </w:r>
+      <w:r>
+        <w:t xml:space="preserve">(daily); on-demand:</w:t>
+      </w:r>
+      <w:r>
+        <w:t xml:space="preserve"> </w:t>
+      </w:r>
+      <w:r>
+        <w:rPr>
+          <w:rStyle w:val="VerbatimChar"/>
+        </w:rPr>
+        <w:t xml:space="preserve">run-cycle</w:t>
+      </w:r>
+      <w:r>
+        <w:t xml:space="preserve">,</w:t>
+      </w:r>
+      <w:r>
+        <w:t xml:space="preserve"> </w:t>
+      </w:r>
+      <w:r>
+        <w:rPr>
+          <w:rStyle w:val="VerbatimChar"/>
+        </w:rPr>
+        <w:t xml:space="preserve">rate-usage</w:t>
+      </w:r>
+      <w:r>
         <w:t xml:space="preserve">,</w:t>
       </w:r>
       <w:r>
@@ -33675,213 +33806,40 @@
         <w:rPr>
           <w:rStyle w:val="VerbatimChar"/>
         </w:rPr>
-        <w:t xml:space="preserve">rate-usage</w:t>
+        <w:t xml:space="preserve">dunning-archive</w:t>
       </w:r>
       <w:r>
         <w:t xml:space="preserve">. The money heartbeat.</w:t>
-      </w:r>
-    </w:p>
-    <w:bookmarkEnd w:id="65"/>
-    <w:bookmarkStart w:id="66" w:name="X1bf2a627be6ee103cb059e15364eccb4d059631"/>
-    <w:p>
-      <w:pPr>
-        <w:pStyle w:val="Heading2"/>
-      </w:pPr>
-      <w:r>
-        <w:t xml:space="preserve">7. Policy &amp; config</w:t>
       </w:r>
     </w:p>
     <w:p>
       <w:pPr>
-        <w:pStyle w:val="FirstParagraph"/>
-      </w:pPr>
-      <w:r>
-        <w:rPr>
-          <w:rStyle w:val="VerbatimChar"/>
-        </w:rPr>
-        <w:t xml:space="preserve">rules.billing.adjustment-approval</w:t>
-      </w:r>
-      <w:r>
-        <w:t xml:space="preserve">;</w:t>
-      </w:r>
-      <w:r>
-        <w:t xml:space="preserve"> </w:t>
-      </w:r>
-      <w:r>
-        <w:rPr>
-          <w:rStyle w:val="VerbatimChar"/>
-        </w:rPr>
-        <w:t xml:space="preserve">billable_event</w:t>
-      </w:r>
-      <w:r>
-        <w:t xml:space="preserve"> </w:t>
-      </w:r>
-      <w:r>
-        <w:t xml:space="preserve">catalog; versioned</w:t>
-      </w:r>
-      <w:r>
-        <w:t xml:space="preserve"> </w:t>
-      </w:r>
-      <w:r>
-        <w:rPr>
-          <w:rStyle w:val="VerbatimChar"/>
-        </w:rPr>
-        <w:t xml:space="preserve">dunning_program</w:t>
-      </w:r>
-      <w:r>
-        <w:t xml:space="preserve">;</w:t>
-      </w:r>
-      <w:r>
-        <w:t xml:space="preserve"> </w:t>
-      </w:r>
-      <w:r>
-        <w:rPr>
-          <w:rStyle w:val="VerbatimChar"/>
-        </w:rPr>
-        <w:t xml:space="preserve">adjustment_reason_code</w:t>
-      </w:r>
-      <w:r>
-        <w:t xml:space="preserve">/limits; tax via Catalog; cycle cadence on the sub; invoice</w:t>
-      </w:r>
-      <w:r>
-        <w:t xml:space="preserve"> </w:t>
-      </w:r>
-      <w:r>
-        <w:rPr>
-          <w:rStyle w:val="VerbatimChar"/>
-        </w:rPr>
-        <w:t xml:space="preserve">grouping_dimension</w:t>
-      </w:r>
-      <w:r>
-        <w:t xml:space="preserve">.</w:t>
-      </w:r>
-    </w:p>
-    <w:bookmarkEnd w:id="66"/>
-    <w:bookmarkStart w:id="67" w:name="X63a8d27571a07c76bbbdc15cf677d35be107ee2"/>
-    <w:p>
-      <w:pPr>
-        <w:pStyle w:val="Heading2"/>
-      </w:pPr>
-      <w:r>
-        <w:t xml:space="preserve">8. Cross-module dependencies</w:t>
-      </w:r>
-    </w:p>
-    <w:p>
-      <w:pPr>
-        <w:numPr>
-          <w:ilvl w:val="0"/>
-          <w:numId w:val="1016"/>
-        </w:numPr>
-        <w:pStyle w:val="Compact"/>
+        <w:pStyle w:val="BodyText"/>
       </w:pPr>
       <w:r>
         <w:rPr>
           <w:bCs/>
           <w:b/>
         </w:rPr>
-        <w:t xml:space="preserve">Reads →</w:t>
-      </w:r>
-      <w:r>
-        <w:t xml:space="preserve"> </w:t>
-      </w:r>
-      <w:r>
-        <w:t xml:space="preserve">Catalog (</w:t>
-      </w:r>
-      <w:r>
-        <w:rPr>
-          <w:rStyle w:val="VerbatimChar"/>
-        </w:rPr>
-        <w:t xml:space="preserve">package</w:t>
-      </w:r>
-      <w:r>
-        <w:t xml:space="preserve">/</w:t>
-      </w:r>
-      <w:r>
-        <w:rPr>
-          <w:rStyle w:val="VerbatimChar"/>
-        </w:rPr>
-        <w:t xml:space="preserve">service</w:t>
-      </w:r>
-      <w:r>
-        <w:t xml:space="preserve"> </w:t>
-      </w:r>
-      <w:r>
-        <w:t xml:space="preserve">charges,</w:t>
-      </w:r>
-      <w:r>
-        <w:t xml:space="preserve"> </w:t>
-      </w:r>
-      <w:r>
-        <w:rPr>
-          <w:rStyle w:val="VerbatimChar"/>
-        </w:rPr>
-        <w:t xml:space="preserve">TaxComputeService</w:t>
-      </w:r>
-      <w:r>
-        <w:t xml:space="preserve">, discount engine).</w:t>
-      </w:r>
-    </w:p>
-    <w:p>
-      <w:pPr>
-        <w:numPr>
-          <w:ilvl w:val="0"/>
-          <w:numId w:val="1016"/>
-        </w:numPr>
-        <w:pStyle w:val="Compact"/>
-      </w:pPr>
-      <w:r>
-        <w:rPr>
-          <w:bCs/>
-          <w:b/>
-        </w:rPr>
-        <w:t xml:space="preserve">Drives →</w:t>
-      </w:r>
-      <w:r>
-        <w:t xml:space="preserve"> </w:t>
-      </w:r>
-      <w:r>
-        <w:t xml:space="preserve">Subscription (</w:t>
-      </w:r>
-      <w:r>
-        <w:rPr>
-          <w:rStyle w:val="VerbatimChar"/>
-        </w:rPr>
-        <w:t xml:space="preserve">state_callback</w:t>
-      </w:r>
-      <w:r>
-        <w:t xml:space="preserve">, dunning suspend/restrict), OSR (deposit forfeiture),</w:t>
-      </w:r>
-      <w:r>
-        <w:t xml:space="preserve"> </w:t>
-      </w:r>
-      <w:r>
-        <w:t xml:space="preserve">Notification (dunning/tax notices).</w:t>
-      </w:r>
-      <w:r>
-        <w:t xml:space="preserve"> </w:t>
-      </w:r>
-      <w:r>
-        <w:rPr>
-          <w:bCs/>
-          <w:b/>
-        </w:rPr>
-        <w:t xml:space="preserve">Reacts to →</w:t>
-      </w:r>
-      <w:r>
-        <w:t xml:space="preserve"> </w:t>
-      </w:r>
-      <w:r>
-        <w:t xml:space="preserve">Subscription lifecycle, Payment events.</w:t>
-      </w:r>
-    </w:p>
-    <w:bookmarkEnd w:id="67"/>
-    <w:bookmarkStart w:id="68" w:name="Xcb40a318d67ac43889cfb87b8882350a4df3626"/>
-    <w:p>
-      <w:pPr>
-        <w:pStyle w:val="Heading2"/>
-      </w:pPr>
-      <w:r>
-        <w:t xml:space="preserve">9. Invariants &amp; rules</w:t>
+        <w:t xml:space="preserve">Ops console</w:t>
+      </w:r>
+      <w:r>
+        <w:t xml:space="preserve"> </w:t>
+      </w:r>
+      <w:r>
+        <w:t xml:space="preserve">—</w:t>
+      </w:r>
+      <w:r>
+        <w:t xml:space="preserve"> </w:t>
+      </w:r>
+      <w:r>
+        <w:rPr>
+          <w:rStyle w:val="VerbatimChar"/>
+        </w:rPr>
+        <w:t xml:space="preserve">sophix:billing:*</w:t>
+      </w:r>
+      <w:r>
+        <w:t xml:space="preserve">, wrapping existing services (no approval-gate bypass):</w:t>
       </w:r>
     </w:p>
     <w:tbl>
@@ -33908,7 +33866,7 @@
               <w:jc w:val="left"/>
             </w:pPr>
             <w:r>
-              <w:t xml:space="preserve">Rule</w:t>
+              <w:t xml:space="preserve">Command</w:t>
             </w:r>
           </w:p>
         </w:tc>
@@ -33920,7 +33878,7 @@
               <w:jc w:val="left"/>
             </w:pPr>
             <w:r>
-              <w:t xml:space="preserve">Statement</w:t>
+              <w:t xml:space="preserve">Kind</w:t>
             </w:r>
           </w:p>
         </w:tc>
@@ -33932,7 +33890,7 @@
               <w:jc w:val="left"/>
             </w:pPr>
             <w:r>
-              <w:t xml:space="preserve">Enforced in</w:t>
+              <w:t xml:space="preserve">Does</w:t>
             </w:r>
           </w:p>
         </w:tc>
@@ -33946,7 +33904,10 @@
               <w:jc w:val="left"/>
             </w:pPr>
             <w:r>
-              <w:t xml:space="preserve">R-BIL-03-C-5</w:t>
+              <w:rPr>
+                <w:rStyle w:val="VerbatimChar"/>
+              </w:rPr>
+              <w:t xml:space="preserve">ops-status [--operator]</w:t>
             </w:r>
           </w:p>
         </w:tc>
@@ -33958,7 +33919,7 @@
               <w:jc w:val="left"/>
             </w:pPr>
             <w:r>
-              <w:t xml:space="preserve">a window closes at most once</w:t>
+              <w:t xml:space="preserve">review</w:t>
             </w:r>
           </w:p>
         </w:tc>
@@ -33970,10 +33931,7 @@
               <w:jc w:val="left"/>
             </w:pPr>
             <w:r>
-              <w:rPr>
-                <w:rStyle w:val="VerbatimChar"/>
-              </w:rPr>
-              <w:t xml:space="preserve">CycleCloseService::closeCycle</w:t>
+              <w:t xml:space="preserve">queue counts needing attention: overdue invoices, dunning review/recovery-failed, adjustments pending/failed, bulk reversals pending, tax signing-failed, generation-failure queue</w:t>
             </w:r>
           </w:p>
         </w:tc>
@@ -33987,7 +33945,10 @@
               <w:jc w:val="left"/>
             </w:pPr>
             <w:r>
-              <w:t xml:space="preserve">R-BIL-03-C-3/W-1</w:t>
+              <w:rPr>
+                <w:rStyle w:val="VerbatimChar"/>
+              </w:rPr>
+              <w:t xml:space="preserve">dunning-show {account}</w:t>
             </w:r>
           </w:p>
         </w:tc>
@@ -33999,7 +33960,7 @@
               <w:jc w:val="left"/>
             </w:pPr>
             <w:r>
-              <w:t xml:space="preserve">prepaid miss freezes anchor + dunning; unfreezes on top-up</w:t>
+              <w:t xml:space="preserve">review</w:t>
             </w:r>
           </w:p>
         </w:tc>
@@ -34011,22 +33972,7 @@
               <w:jc w:val="left"/>
             </w:pPr>
             <w:r>
-              <w:rPr>
-                <w:rStyle w:val="VerbatimChar"/>
-              </w:rPr>
-              <w:t xml:space="preserve">CycleCloseService</w:t>
-            </w:r>
-            <w:r>
-              <w:t xml:space="preserve">,</w:t>
-            </w:r>
-            <w:r>
-              <w:t xml:space="preserve"> </w:t>
-            </w:r>
-            <w:r>
-              <w:rPr>
-                <w:rStyle w:val="VerbatimChar"/>
-              </w:rPr>
-              <w:t xml:space="preserve">RetryFrozenCycleOnTopup</w:t>
+              <w:t xml:space="preserve">one account's dunning episode (level, status, debt, cadence, restrictions)</w:t>
             </w:r>
           </w:p>
         </w:tc>
@@ -34040,7 +33986,10 @@
               <w:jc w:val="left"/>
             </w:pPr>
             <w:r>
-              <w:t xml:space="preserve">R-BIL-04-C-1</w:t>
+              <w:rPr>
+                <w:rStyle w:val="VerbatimChar"/>
+              </w:rPr>
+              <w:t xml:space="preserve">dunning-fix {account} {action}</w:t>
             </w:r>
           </w:p>
         </w:tc>
@@ -34052,7 +34001,7 @@
               <w:jc w:val="left"/>
             </w:pPr>
             <w:r>
-              <w:t xml:space="preserve">dunning program version pinned at entry</w:t>
+              <w:t xml:space="preserve">safe-correction</w:t>
             </w:r>
           </w:p>
         </w:tc>
@@ -34064,10 +34013,447 @@
               <w:jc w:val="left"/>
             </w:pPr>
             <w:r>
+              <w:t xml:space="preserve">one dunning admin op —</w:t>
+            </w:r>
+            <w:r>
+              <w:t xml:space="preserve"> </w:t>
+            </w:r>
+            <w:r>
               <w:rPr>
                 <w:rStyle w:val="VerbatimChar"/>
               </w:rPr>
-              <w:t xml:space="preserve">DunningService</w:t>
+              <w:t xml:space="preserve">refresh-debt</w:t>
+            </w:r>
+            <w:r>
+              <w:t xml:space="preserve">/</w:t>
+            </w:r>
+            <w:r>
+              <w:rPr>
+                <w:rStyle w:val="VerbatimChar"/>
+              </w:rPr>
+              <w:t xml:space="preserve">clear</w:t>
+            </w:r>
+            <w:r>
+              <w:t xml:space="preserve">/</w:t>
+            </w:r>
+            <w:r>
+              <w:rPr>
+                <w:rStyle w:val="VerbatimChar"/>
+              </w:rPr>
+              <w:t xml:space="preserve">admin-clear</w:t>
+            </w:r>
+            <w:r>
+              <w:t xml:space="preserve">/</w:t>
+            </w:r>
+            <w:r>
+              <w:rPr>
+                <w:rStyle w:val="VerbatimChar"/>
+              </w:rPr>
+              <w:t xml:space="preserve">hold</w:t>
+            </w:r>
+            <w:r>
+              <w:t xml:space="preserve">/</w:t>
+            </w:r>
+            <w:r>
+              <w:rPr>
+                <w:rStyle w:val="VerbatimChar"/>
+              </w:rPr>
+              <w:t xml:space="preserve">advance</w:t>
+            </w:r>
+            <w:r>
+              <w:t xml:space="preserve">/</w:t>
+            </w:r>
+            <w:r>
+              <w:rPr>
+                <w:rStyle w:val="VerbatimChar"/>
+              </w:rPr>
+              <w:t xml:space="preserve">confirm-termination</w:t>
+            </w:r>
+            <w:r>
+              <w:t xml:space="preserve">/</w:t>
+            </w:r>
+            <w:r>
+              <w:rPr>
+                <w:rStyle w:val="VerbatimChar"/>
+              </w:rPr>
+              <w:t xml:space="preserve">force-terminate</w:t>
+            </w:r>
+            <w:r>
+              <w:t xml:space="preserve">/</w:t>
+            </w:r>
+            <w:r>
+              <w:rPr>
+                <w:rStyle w:val="VerbatimChar"/>
+              </w:rPr>
+              <w:t xml:space="preserve">extend-review</w:t>
+            </w:r>
+            <w:r>
+              <w:t xml:space="preserve">; destructive actions need</w:t>
+            </w:r>
+            <w:r>
+              <w:t xml:space="preserve"> </w:t>
+            </w:r>
+            <w:r>
+              <w:rPr>
+                <w:rStyle w:val="VerbatimChar"/>
+              </w:rPr>
+              <w:t xml:space="preserve">--confirm</w:t>
+            </w:r>
+          </w:p>
+        </w:tc>
+      </w:tr>
+    </w:tbl>
+    <w:p>
+      <w:pPr>
+        <w:pStyle w:val="BodyText"/>
+      </w:pPr>
+      <w:r>
+        <w:rPr>
+          <w:iCs/>
+          <w:i/>
+        </w:rPr>
+        <w:t xml:space="preserve">If we have a</w:t>
+      </w:r>
+      <w:r>
+        <w:rPr>
+          <w:iCs/>
+          <w:i/>
+        </w:rPr>
+        <w:t xml:space="preserve"> </w:t>
+      </w:r>
+      <w:r>
+        <w:rPr>
+          <w:rStyle w:val="VerbatimChar"/>
+          <w:iCs/>
+          <w:i/>
+        </w:rPr>
+        <w:t xml:space="preserve">PENDING_TERMINATION_REVIEW</w:t>
+      </w:r>
+      <w:r>
+        <w:rPr>
+          <w:iCs/>
+          <w:i/>
+        </w:rPr>
+        <w:t xml:space="preserve"> </w:t>
+      </w:r>
+      <w:r>
+        <w:rPr>
+          <w:iCs/>
+          <w:i/>
+        </w:rPr>
+        <w:t xml:space="preserve">row,</w:t>
+      </w:r>
+      <w:r>
+        <w:rPr>
+          <w:iCs/>
+          <w:i/>
+        </w:rPr>
+        <w:t xml:space="preserve"> </w:t>
+      </w:r>
+      <w:r>
+        <w:rPr>
+          <w:rStyle w:val="VerbatimChar"/>
+          <w:iCs/>
+          <w:i/>
+        </w:rPr>
+        <w:t xml:space="preserve">ops-status</w:t>
+      </w:r>
+      <w:r>
+        <w:rPr>
+          <w:iCs/>
+          <w:i/>
+        </w:rPr>
+        <w:t xml:space="preserve"> </w:t>
+      </w:r>
+      <w:r>
+        <w:rPr>
+          <w:iCs/>
+          <w:i/>
+        </w:rPr>
+        <w:t xml:space="preserve">surfaces it and</w:t>
+      </w:r>
+      <w:r>
+        <w:rPr>
+          <w:iCs/>
+          <w:i/>
+        </w:rPr>
+        <w:t xml:space="preserve"> </w:t>
+      </w:r>
+      <w:r>
+        <w:rPr>
+          <w:rStyle w:val="VerbatimChar"/>
+          <w:iCs/>
+          <w:i/>
+        </w:rPr>
+        <w:t xml:space="preserve">dunning-fix … confirm-termination</w:t>
+      </w:r>
+      <w:r>
+        <w:rPr>
+          <w:iCs/>
+          <w:i/>
+        </w:rPr>
+        <w:t xml:space="preserve"> </w:t>
+      </w:r>
+      <w:r>
+        <w:rPr>
+          <w:iCs/>
+          <w:i/>
+        </w:rPr>
+        <w:t xml:space="preserve">clears it — no SQL, no approval bypass (dunning admin is ungated; EM-CFG-04 paths like adjustment/bulk-reversal approval are inspect-only from the CLI).</w:t>
+      </w:r>
+    </w:p>
+    <w:bookmarkEnd w:id="65"/>
+    <w:bookmarkStart w:id="66" w:name="X1bf2a627be6ee103cb059e15364eccb4d059631"/>
+    <w:p>
+      <w:pPr>
+        <w:pStyle w:val="Heading2"/>
+      </w:pPr>
+      <w:r>
+        <w:t xml:space="preserve">7. Policy &amp; config</w:t>
+      </w:r>
+    </w:p>
+    <w:p>
+      <w:pPr>
+        <w:pStyle w:val="FirstParagraph"/>
+      </w:pPr>
+      <w:r>
+        <w:rPr>
+          <w:rStyle w:val="VerbatimChar"/>
+        </w:rPr>
+        <w:t xml:space="preserve">rules.billing.adjustment-approval</w:t>
+      </w:r>
+      <w:r>
+        <w:t xml:space="preserve">;</w:t>
+      </w:r>
+      <w:r>
+        <w:t xml:space="preserve"> </w:t>
+      </w:r>
+      <w:r>
+        <w:rPr>
+          <w:rStyle w:val="VerbatimChar"/>
+        </w:rPr>
+        <w:t xml:space="preserve">billable_event</w:t>
+      </w:r>
+      <w:r>
+        <w:t xml:space="preserve"> </w:t>
+      </w:r>
+      <w:r>
+        <w:t xml:space="preserve">catalog; versioned</w:t>
+      </w:r>
+      <w:r>
+        <w:t xml:space="preserve"> </w:t>
+      </w:r>
+      <w:r>
+        <w:rPr>
+          <w:rStyle w:val="VerbatimChar"/>
+        </w:rPr>
+        <w:t xml:space="preserve">dunning_program</w:t>
+      </w:r>
+      <w:r>
+        <w:t xml:space="preserve">;</w:t>
+      </w:r>
+      <w:r>
+        <w:t xml:space="preserve"> </w:t>
+      </w:r>
+      <w:r>
+        <w:rPr>
+          <w:rStyle w:val="VerbatimChar"/>
+        </w:rPr>
+        <w:t xml:space="preserve">adjustment_reason_code</w:t>
+      </w:r>
+      <w:r>
+        <w:t xml:space="preserve">/limits; tax via Catalog; cycle cadence on the sub; invoice</w:t>
+      </w:r>
+      <w:r>
+        <w:t xml:space="preserve"> </w:t>
+      </w:r>
+      <w:r>
+        <w:rPr>
+          <w:rStyle w:val="VerbatimChar"/>
+        </w:rPr>
+        <w:t xml:space="preserve">grouping_dimension</w:t>
+      </w:r>
+      <w:r>
+        <w:t xml:space="preserve">.</w:t>
+      </w:r>
+    </w:p>
+    <w:bookmarkEnd w:id="66"/>
+    <w:bookmarkStart w:id="67" w:name="X63a8d27571a07c76bbbdc15cf677d35be107ee2"/>
+    <w:p>
+      <w:pPr>
+        <w:pStyle w:val="Heading2"/>
+      </w:pPr>
+      <w:r>
+        <w:t xml:space="preserve">8. Cross-module dependencies</w:t>
+      </w:r>
+    </w:p>
+    <w:p>
+      <w:pPr>
+        <w:numPr>
+          <w:ilvl w:val="0"/>
+          <w:numId w:val="1016"/>
+        </w:numPr>
+        <w:pStyle w:val="Compact"/>
+      </w:pPr>
+      <w:r>
+        <w:rPr>
+          <w:bCs/>
+          <w:b/>
+        </w:rPr>
+        <w:t xml:space="preserve">Reads →</w:t>
+      </w:r>
+      <w:r>
+        <w:t xml:space="preserve"> </w:t>
+      </w:r>
+      <w:r>
+        <w:t xml:space="preserve">Catalog (</w:t>
+      </w:r>
+      <w:r>
+        <w:rPr>
+          <w:rStyle w:val="VerbatimChar"/>
+        </w:rPr>
+        <w:t xml:space="preserve">package</w:t>
+      </w:r>
+      <w:r>
+        <w:t xml:space="preserve">/</w:t>
+      </w:r>
+      <w:r>
+        <w:rPr>
+          <w:rStyle w:val="VerbatimChar"/>
+        </w:rPr>
+        <w:t xml:space="preserve">service</w:t>
+      </w:r>
+      <w:r>
+        <w:t xml:space="preserve"> </w:t>
+      </w:r>
+      <w:r>
+        <w:t xml:space="preserve">charges,</w:t>
+      </w:r>
+      <w:r>
+        <w:t xml:space="preserve"> </w:t>
+      </w:r>
+      <w:r>
+        <w:rPr>
+          <w:rStyle w:val="VerbatimChar"/>
+        </w:rPr>
+        <w:t xml:space="preserve">TaxComputeService</w:t>
+      </w:r>
+      <w:r>
+        <w:t xml:space="preserve">, discount engine).</w:t>
+      </w:r>
+    </w:p>
+    <w:p>
+      <w:pPr>
+        <w:numPr>
+          <w:ilvl w:val="0"/>
+          <w:numId w:val="1016"/>
+        </w:numPr>
+        <w:pStyle w:val="Compact"/>
+      </w:pPr>
+      <w:r>
+        <w:rPr>
+          <w:bCs/>
+          <w:b/>
+        </w:rPr>
+        <w:t xml:space="preserve">Drives →</w:t>
+      </w:r>
+      <w:r>
+        <w:t xml:space="preserve"> </w:t>
+      </w:r>
+      <w:r>
+        <w:t xml:space="preserve">Subscription (</w:t>
+      </w:r>
+      <w:r>
+        <w:rPr>
+          <w:rStyle w:val="VerbatimChar"/>
+        </w:rPr>
+        <w:t xml:space="preserve">state_callback</w:t>
+      </w:r>
+      <w:r>
+        <w:t xml:space="preserve">, dunning suspend/restrict), OSR (deposit forfeiture),</w:t>
+      </w:r>
+      <w:r>
+        <w:t xml:space="preserve"> </w:t>
+      </w:r>
+      <w:r>
+        <w:t xml:space="preserve">Notification (dunning/tax notices).</w:t>
+      </w:r>
+      <w:r>
+        <w:t xml:space="preserve"> </w:t>
+      </w:r>
+      <w:r>
+        <w:rPr>
+          <w:bCs/>
+          <w:b/>
+        </w:rPr>
+        <w:t xml:space="preserve">Reacts to →</w:t>
+      </w:r>
+      <w:r>
+        <w:t xml:space="preserve"> </w:t>
+      </w:r>
+      <w:r>
+        <w:t xml:space="preserve">Subscription lifecycle, Payment events.</w:t>
+      </w:r>
+    </w:p>
+    <w:bookmarkEnd w:id="67"/>
+    <w:bookmarkStart w:id="68" w:name="Xcb40a318d67ac43889cfb87b8882350a4df3626"/>
+    <w:p>
+      <w:pPr>
+        <w:pStyle w:val="Heading2"/>
+      </w:pPr>
+      <w:r>
+        <w:t xml:space="preserve">9. Invariants &amp; rules</w:t>
+      </w:r>
+    </w:p>
+    <w:tbl>
+      <w:tblPr>
+        <w:tblStyle w:val="Table"/>
+        <w:tblW w:type="auto" w:w="0"/>
+        <w:tblLook w:firstRow="1" w:lastRow="0" w:firstColumn="0" w:lastColumn="0" w:noHBand="0" w:noVBand="0" w:val="0020"/>
+        <w:jc w:val="start"/>
+      </w:tblPr>
+      <w:tblGrid>
+        <w:gridCol w:w="2640"/>
+        <w:gridCol w:w="2640"/>
+        <w:gridCol w:w="2640"/>
+      </w:tblGrid>
+      <w:tr>
+        <w:trPr>
+          <w:tblHeader w:val="true"/>
+        </w:trPr>
+        <w:tc>
+          <w:tcPr/>
+          <w:p>
+            <w:pPr>
+              <w:pStyle w:val="Compact"/>
+              <w:jc w:val="left"/>
+            </w:pPr>
+            <w:r>
+              <w:t xml:space="preserve">Rule</w:t>
+            </w:r>
+          </w:p>
+        </w:tc>
+        <w:tc>
+          <w:tcPr/>
+          <w:p>
+            <w:pPr>
+              <w:pStyle w:val="Compact"/>
+              <w:jc w:val="left"/>
+            </w:pPr>
+            <w:r>
+              <w:t xml:space="preserve">Statement</w:t>
+            </w:r>
+          </w:p>
+        </w:tc>
+        <w:tc>
+          <w:tcPr/>
+          <w:p>
+            <w:pPr>
+              <w:pStyle w:val="Compact"/>
+              <w:jc w:val="left"/>
+            </w:pPr>
+            <w:r>
+              <w:t xml:space="preserve">Enforced in</w:t>
             </w:r>
           </w:p>
         </w:tc>
@@ -34081,7 +34467,7 @@
               <w:jc w:val="left"/>
             </w:pPr>
             <w:r>
-              <w:t xml:space="preserve">R-BIL-04-D-2</w:t>
+              <w:t xml:space="preserve">R-BIL-03-C-5</w:t>
             </w:r>
           </w:p>
         </w:tc>
@@ -34093,7 +34479,7 @@
               <w:jc w:val="left"/>
             </w:pPr>
             <w:r>
-              <w:t xml:space="preserve">dunning advances one level per pass</w:t>
+              <w:t xml:space="preserve">a window closes at most once</w:t>
             </w:r>
           </w:p>
         </w:tc>
@@ -34108,7 +34494,7 @@
               <w:rPr>
                 <w:rStyle w:val="VerbatimChar"/>
               </w:rPr>
-              <w:t xml:space="preserve">assessAccount</w:t>
+              <w:t xml:space="preserve">CycleCloseService::closeCycle</w:t>
             </w:r>
           </w:p>
         </w:tc>
@@ -34122,7 +34508,7 @@
               <w:jc w:val="left"/>
             </w:pPr>
             <w:r>
-              <w:t xml:space="preserve">R-GEN-01-Q-2/3</w:t>
+              <w:t xml:space="preserve">R-BIL-03-C-3/W-1</w:t>
             </w:r>
           </w:p>
         </w:tc>
@@ -34134,16 +34520,7 @@
               <w:jc w:val="left"/>
             </w:pPr>
             <w:r>
-              <w:t xml:space="preserve">failed generations retried then</w:t>
-            </w:r>
-            <w:r>
-              <w:t xml:space="preserve"> </w:t>
-            </w:r>
-            <w:r>
-              <w:rPr>
-                <w:rStyle w:val="VerbatimChar"/>
-              </w:rPr>
-              <w:t xml:space="preserve">GAVE_UP_AUTO</w:t>
+              <w:t xml:space="preserve">prepaid miss freezes anchor + dunning; unfreezes on top-up</w:t>
             </w:r>
           </w:p>
         </w:tc>
@@ -34158,7 +34535,19 @@
               <w:rPr>
                 <w:rStyle w:val="VerbatimChar"/>
               </w:rPr>
-              <w:t xml:space="preserve">GenerationFailureService::retryDue</w:t>
+              <w:t xml:space="preserve">CycleCloseService</w:t>
+            </w:r>
+            <w:r>
+              <w:t xml:space="preserve">,</w:t>
+            </w:r>
+            <w:r>
+              <w:t xml:space="preserve"> </w:t>
+            </w:r>
+            <w:r>
+              <w:rPr>
+                <w:rStyle w:val="VerbatimChar"/>
+              </w:rPr>
+              <w:t xml:space="preserve">RetryFrozenCycleOnTopup</w:t>
             </w:r>
           </w:p>
         </w:tc>
@@ -34172,7 +34561,7 @@
               <w:jc w:val="left"/>
             </w:pPr>
             <w:r>
-              <w:t xml:space="preserve">R-BIL-01-SC-1</w:t>
+              <w:t xml:space="preserve">R-BIL-04-C-1</w:t>
             </w:r>
           </w:p>
         </w:tc>
@@ -34184,22 +34573,7 @@
               <w:jc w:val="left"/>
             </w:pPr>
             <w:r>
-              <w:t xml:space="preserve">settled</w:t>
-            </w:r>
-            <w:r>
-              <w:t xml:space="preserve"> </w:t>
-            </w:r>
-            <w:r>
-              <w:rPr>
-                <w:rStyle w:val="VerbatimChar"/>
-              </w:rPr>
-              <w:t xml:space="preserve">state_callback</w:t>
-            </w:r>
-            <w:r>
-              <w:t xml:space="preserve"> </w:t>
-            </w:r>
-            <w:r>
-              <w:t xml:space="preserve">transitions the subscription</w:t>
+              <w:t xml:space="preserve">dunning program version pinned at entry</w:t>
             </w:r>
           </w:p>
         </w:tc>
@@ -34214,7 +34588,7 @@
               <w:rPr>
                 <w:rStyle w:val="VerbatimChar"/>
               </w:rPr>
-              <w:t xml:space="preserve">BillingIntentService</w:t>
+              <w:t xml:space="preserve">DunningService</w:t>
             </w:r>
           </w:p>
         </w:tc>
@@ -34228,7 +34602,7 @@
               <w:jc w:val="left"/>
             </w:pPr>
             <w:r>
-              <w:t xml:space="preserve">R-GEN-01-R-1</w:t>
+              <w:t xml:space="preserve">R-BIL-04-D-2</w:t>
             </w:r>
           </w:p>
         </w:tc>
@@ -34240,7 +34614,7 @@
               <w:jc w:val="left"/>
             </w:pPr>
             <w:r>
-              <w:t xml:space="preserve">bulk reversal dual-controlled (requester ≠ approver)</w:t>
+              <w:t xml:space="preserve">dunning advances one level per pass</w:t>
             </w:r>
           </w:p>
         </w:tc>
@@ -34255,7 +34629,169 @@
               <w:rPr>
                 <w:rStyle w:val="VerbatimChar"/>
               </w:rPr>
+              <w:t xml:space="preserve">assessAccount</w:t>
+            </w:r>
+          </w:p>
+        </w:tc>
+      </w:tr>
+      <w:tr>
+        <w:tc>
+          <w:tcPr/>
+          <w:p>
+            <w:pPr>
+              <w:pStyle w:val="Compact"/>
+              <w:jc w:val="left"/>
+            </w:pPr>
+            <w:r>
+              <w:t xml:space="preserve">R-GEN-01-Q-2/3</w:t>
+            </w:r>
+          </w:p>
+        </w:tc>
+        <w:tc>
+          <w:tcPr/>
+          <w:p>
+            <w:pPr>
+              <w:pStyle w:val="Compact"/>
+              <w:jc w:val="left"/>
+            </w:pPr>
+            <w:r>
+              <w:t xml:space="preserve">failed generations retried then</w:t>
+            </w:r>
+            <w:r>
+              <w:t xml:space="preserve"> </w:t>
+            </w:r>
+            <w:r>
+              <w:rPr>
+                <w:rStyle w:val="VerbatimChar"/>
+              </w:rPr>
+              <w:t xml:space="preserve">GAVE_UP_AUTO</w:t>
+            </w:r>
+          </w:p>
+        </w:tc>
+        <w:tc>
+          <w:tcPr/>
+          <w:p>
+            <w:pPr>
+              <w:pStyle w:val="Compact"/>
+              <w:jc w:val="left"/>
+            </w:pPr>
+            <w:r>
+              <w:rPr>
+                <w:rStyle w:val="VerbatimChar"/>
+              </w:rPr>
+              <w:t xml:space="preserve">GenerationFailureService::retryDue</w:t>
+            </w:r>
+          </w:p>
+        </w:tc>
+      </w:tr>
+      <w:tr>
+        <w:tc>
+          <w:tcPr/>
+          <w:p>
+            <w:pPr>
+              <w:pStyle w:val="Compact"/>
+              <w:jc w:val="left"/>
+            </w:pPr>
+            <w:r>
+              <w:t xml:space="preserve">R-BIL-01-SC-1</w:t>
+            </w:r>
+          </w:p>
+        </w:tc>
+        <w:tc>
+          <w:tcPr/>
+          <w:p>
+            <w:pPr>
+              <w:pStyle w:val="Compact"/>
+              <w:jc w:val="left"/>
+            </w:pPr>
+            <w:r>
+              <w:t xml:space="preserve">settled</w:t>
+            </w:r>
+            <w:r>
+              <w:t xml:space="preserve"> </w:t>
+            </w:r>
+            <w:r>
+              <w:rPr>
+                <w:rStyle w:val="VerbatimChar"/>
+              </w:rPr>
+              <w:t xml:space="preserve">state_callback</w:t>
+            </w:r>
+            <w:r>
+              <w:t xml:space="preserve"> </w:t>
+            </w:r>
+            <w:r>
+              <w:t xml:space="preserve">transitions the subscription</w:t>
+            </w:r>
+          </w:p>
+        </w:tc>
+        <w:tc>
+          <w:tcPr/>
+          <w:p>
+            <w:pPr>
+              <w:pStyle w:val="Compact"/>
+              <w:jc w:val="left"/>
+            </w:pPr>
+            <w:r>
+              <w:rPr>
+                <w:rStyle w:val="VerbatimChar"/>
+              </w:rPr>
+              <w:t xml:space="preserve">BillingIntentService</w:t>
+            </w:r>
+          </w:p>
+        </w:tc>
+      </w:tr>
+      <w:tr>
+        <w:tc>
+          <w:tcPr/>
+          <w:p>
+            <w:pPr>
+              <w:pStyle w:val="Compact"/>
+              <w:jc w:val="left"/>
+            </w:pPr>
+            <w:r>
+              <w:t xml:space="preserve">R-GEN-01-R-1</w:t>
+            </w:r>
+          </w:p>
+        </w:tc>
+        <w:tc>
+          <w:tcPr/>
+          <w:p>
+            <w:pPr>
+              <w:pStyle w:val="Compact"/>
+              <w:jc w:val="left"/>
+            </w:pPr>
+            <w:r>
+              <w:t xml:space="preserve">bulk reversal dual-controlled (requester ≠ approver), enforced by the EM-CFG-04 gate</w:t>
+            </w:r>
+          </w:p>
+        </w:tc>
+        <w:tc>
+          <w:tcPr/>
+          <w:p>
+            <w:pPr>
+              <w:pStyle w:val="Compact"/>
+              <w:jc w:val="left"/>
+            </w:pPr>
+            <w:r>
+              <w:rPr>
+                <w:rStyle w:val="VerbatimChar"/>
+              </w:rPr>
               <w:t xml:space="preserve">BulkReversalService</w:t>
+            </w:r>
+            <w:r>
+              <w:t xml:space="preserve"> </w:t>
+            </w:r>
+            <w:r>
+              <w:t xml:space="preserve">→</w:t>
+            </w:r>
+            <w:r>
+              <w:t xml:space="preserve"> </w:t>
+            </w:r>
+            <w:r>
+              <w:rPr>
+                <w:rStyle w:val="VerbatimChar"/>
+              </w:rPr>
+              <w:t xml:space="preserve">ApprovalService</w:t>
             </w:r>
           </w:p>
         </w:tc>

--- a/docs/as-built/docx/billing.docx
+++ b/docs/as-built/docx/billing.docx
@@ -999,7 +999,7 @@
               <a:graphicData uri="http://schemas.openxmlformats.org/drawingml/2006/picture">
                 <pic:pic>
                   <pic:nvPicPr>
-                    <pic:cNvPr descr="/tmp/docximg-d8ZS2x/billing_md_1.png" id="23" name="Picture"/>
+                    <pic:cNvPr descr="/tmp/docximg-J7W2Aj/billing_md_1.png" id="23" name="Picture"/>
                     <pic:cNvPicPr>
                       <a:picLocks noChangeArrowheads="1" noChangeAspect="1"/>
                     </pic:cNvPicPr>
@@ -1562,7 +1562,7 @@
               <a:graphicData uri="http://schemas.openxmlformats.org/drawingml/2006/picture">
                 <pic:pic>
                   <pic:nvPicPr>
-                    <pic:cNvPr descr="/tmp/docximg-d8ZS2x/billing_md_2.png" id="28" name="Picture"/>
+                    <pic:cNvPr descr="/tmp/docximg-J7W2Aj/billing_md_2.png" id="28" name="Picture"/>
                     <pic:cNvPicPr>
                       <a:picLocks noChangeArrowheads="1" noChangeAspect="1"/>
                     </pic:cNvPicPr>
@@ -1674,376 +1674,6 @@
         </w:rPr>
         <w:t xml:space="preserve">Who does what:</w:t>
       </w:r>
-      <w:r>
-        <w:t xml:space="preserve"> </w:t>
-      </w:r>
-      <w:r>
-        <w:t xml:space="preserve">A payment exceeds the invoice →</w:t>
-      </w:r>
-      <w:r>
-        <w:t xml:space="preserve"> </w:t>
-      </w:r>
-      <w:r>
-        <w:rPr>
-          <w:rStyle w:val="VerbatimChar"/>
-        </w:rPr>
-        <w:t xml:space="preserve">PaymentService</w:t>
-      </w:r>
-      <w:r>
-        <w:t xml:space="preserve"> </w:t>
-      </w:r>
-      <w:r>
-        <w:t xml:space="preserve">posts the surplus to</w:t>
-      </w:r>
-      <w:r>
-        <w:t xml:space="preserve"> </w:t>
-      </w:r>
-      <w:r>
-        <w:rPr>
-          <w:rStyle w:val="VerbatimChar"/>
-        </w:rPr>
-        <w:t xml:space="preserve">account_credit_balance</w:t>
-      </w:r>
-      <w:r>
-        <w:t xml:space="preserve"> </w:t>
-      </w:r>
-      <w:r>
-        <w:t xml:space="preserve">(emits</w:t>
-      </w:r>
-      <w:r>
-        <w:t xml:space="preserve"> </w:t>
-      </w:r>
-      <w:r>
-        <w:rPr>
-          <w:rStyle w:val="VerbatimChar"/>
-        </w:rPr>
-        <w:t xml:space="preserve">OverpaymentPendingReview</w:t>
-      </w:r>
-      <w:r>
-        <w:t xml:space="preserve">/</w:t>
-      </w:r>
-      <w:r>
-        <w:rPr>
-          <w:rStyle w:val="VerbatimChar"/>
-        </w:rPr>
-        <w:t xml:space="preserve">CreditBalanceAdjusted</w:t>
-      </w:r>
-      <w:r>
-        <w:t xml:space="preserve">). The next</w:t>
-      </w:r>
-      <w:r>
-        <w:t xml:space="preserve"> </w:t>
-      </w:r>
-      <w:r>
-        <w:rPr>
-          <w:rStyle w:val="VerbatimChar"/>
-        </w:rPr>
-        <w:t xml:space="preserve">InvoiceGenerated</w:t>
-      </w:r>
-      <w:r>
-        <w:t xml:space="preserve"> </w:t>
-      </w:r>
-      <w:r>
-        <w:t xml:space="preserve">→</w:t>
-      </w:r>
-      <w:r>
-        <w:t xml:space="preserve"> </w:t>
-      </w:r>
-      <w:r>
-        <w:rPr>
-          <w:rStyle w:val="VerbatimChar"/>
-        </w:rPr>
-        <w:t xml:space="preserve">ApplyCreditBalanceOnInvoice</w:t>
-      </w:r>
-      <w:r>
-        <w:t xml:space="preserve"> </w:t>
-      </w:r>
-      <w:r>
-        <w:t xml:space="preserve">(listener) auto-draws the credit.</w:t>
-      </w:r>
-      <w:r>
-        <w:t xml:space="preserve"> </w:t>
-      </w:r>
-      <w:r>
-        <w:rPr>
-          <w:iCs/>
-          <w:i/>
-        </w:rPr>
-        <w:t xml:space="preserve">Foundation: event-driven credit application.</w:t>
-      </w:r>
-    </w:p>
-    <w:bookmarkEnd w:id="30"/>
-    <w:bookmarkStart w:id="31" w:name="X2bf996acc22b80736402632b261ed32d7e768bf"/>
-    <w:p>
-      <w:pPr>
-        <w:pStyle w:val="Heading3"/>
-      </w:pPr>
-      <w:r>
-        <w:t xml:space="preserve">5. Paid reconnection fee flips the subscription ACTIVE (state_callback)</w:t>
-      </w:r>
-    </w:p>
-    <w:p>
-      <w:pPr>
-        <w:pStyle w:val="FirstParagraph"/>
-      </w:pPr>
-      <w:r>
-        <w:rPr>
-          <w:bCs/>
-          <w:b/>
-        </w:rPr>
-        <w:t xml:space="preserve">The story in plain English:</w:t>
-      </w:r>
-      <w:r>
-        <w:t xml:space="preserve"> </w:t>
-      </w:r>
-      <w:r>
-        <w:t xml:space="preserve">A suspended customer pays a reconnection fee to get back online. The fee</w:t>
-      </w:r>
-      <w:r>
-        <w:t xml:space="preserve"> </w:t>
-      </w:r>
-      <w:r>
-        <w:t xml:space="preserve">charge carries a built-in instruction: "once this is paid, switch the subscription back to ACTIVE." When</w:t>
-      </w:r>
-      <w:r>
-        <w:t xml:space="preserve"> </w:t>
-      </w:r>
-      <w:r>
-        <w:t xml:space="preserve">the payment lands, Billing reads that instruction and flips the subscription on.</w:t>
-      </w:r>
-    </w:p>
-    <w:p>
-      <w:pPr>
-        <w:pStyle w:val="BodyText"/>
-      </w:pPr>
-      <w:r>
-        <w:rPr>
-          <w:bCs/>
-          <w:b/>
-        </w:rPr>
-        <w:t xml:space="preserve">Who does what:</w:t>
-      </w:r>
-      <w:r>
-        <w:t xml:space="preserve"> </w:t>
-      </w:r>
-      <w:r>
-        <w:t xml:space="preserve">A</w:t>
-      </w:r>
-      <w:r>
-        <w:t xml:space="preserve"> </w:t>
-      </w:r>
-      <w:r>
-        <w:rPr>
-          <w:rStyle w:val="VerbatimChar"/>
-        </w:rPr>
-        <w:t xml:space="preserve">RECONNECTION_FEE_AFTER_DUNNING</w:t>
-      </w:r>
-      <w:r>
-        <w:t xml:space="preserve"> </w:t>
-      </w:r>
-      <w:r>
-        <w:rPr>
-          <w:rStyle w:val="VerbatimChar"/>
-        </w:rPr>
-        <w:t xml:space="preserve">billable_event</w:t>
-      </w:r>
-      <w:r>
-        <w:t xml:space="preserve"> </w:t>
-      </w:r>
-      <w:r>
-        <w:t xml:space="preserve">has</w:t>
-      </w:r>
-      <w:r>
-        <w:t xml:space="preserve"> </w:t>
-      </w:r>
-      <w:r>
-        <w:rPr>
-          <w:rStyle w:val="VerbatimChar"/>
-        </w:rPr>
-        <w:t xml:space="preserve">state_callback{targetStatus:ACTIVE}</w:t>
-      </w:r>
-      <w:r>
-        <w:t xml:space="preserve">.</w:t>
-      </w:r>
-      <w:r>
-        <w:t xml:space="preserve"> </w:t>
-      </w:r>
-      <w:r>
-        <w:rPr>
-          <w:rStyle w:val="VerbatimChar"/>
-        </w:rPr>
-        <w:t xml:space="preserve">BillingIntentService::emit</w:t>
-      </w:r>
-      <w:r>
-        <w:t xml:space="preserve"> </w:t>
-      </w:r>
-      <w:r>
-        <w:t xml:space="preserve">raises it pay-first (</w:t>
-      </w:r>
-      <w:r>
-        <w:rPr>
-          <w:rStyle w:val="VerbatimChar"/>
-        </w:rPr>
-        <w:t xml:space="preserve">billing_intent.status=PENDING</w:t>
-      </w:r>
-      <w:r>
-        <w:t xml:space="preserve">); on</w:t>
-      </w:r>
-      <w:r>
-        <w:t xml:space="preserve"> </w:t>
-      </w:r>
-      <w:r>
-        <w:rPr>
-          <w:rStyle w:val="VerbatimChar"/>
-        </w:rPr>
-        <w:t xml:space="preserve">InvoicePaid</w:t>
-      </w:r>
-      <w:r>
-        <w:t xml:space="preserve">,</w:t>
-      </w:r>
-      <w:r>
-        <w:t xml:space="preserve"> </w:t>
-      </w:r>
-      <w:r>
-        <w:rPr>
-          <w:rStyle w:val="VerbatimChar"/>
-        </w:rPr>
-        <w:t xml:space="preserve">confirm()</w:t>
-      </w:r>
-      <w:r>
-        <w:t xml:space="preserve"> </w:t>
-      </w:r>
-      <w:r>
-        <w:t xml:space="preserve">reads the pinned callback →</w:t>
-      </w:r>
-      <w:r>
-        <w:t xml:space="preserve"> </w:t>
-      </w:r>
-      <w:r>
-        <w:rPr>
-          <w:rStyle w:val="VerbatimChar"/>
-        </w:rPr>
-        <w:t xml:space="preserve">SubscriptionService::transitionStatus(ACTIVE)</w:t>
-      </w:r>
-      <w:r>
-        <w:t xml:space="preserve">.</w:t>
-      </w:r>
-      <w:r>
-        <w:t xml:space="preserve"> </w:t>
-      </w:r>
-      <w:r>
-        <w:rPr>
-          <w:iCs/>
-          <w:i/>
-        </w:rPr>
-        <w:t xml:space="preserve">Proven by</w:t>
-      </w:r>
-      <w:r>
-        <w:rPr>
-          <w:iCs/>
-          <w:i/>
-        </w:rPr>
-        <w:t xml:space="preserve"> </w:t>
-      </w:r>
-      <w:r>
-        <w:rPr>
-          <w:rStyle w:val="VerbatimChar"/>
-          <w:iCs/>
-          <w:i/>
-        </w:rPr>
-        <w:t xml:space="preserve">BillableEventCatalogTest::test_paid_state_callback_transitions_the_subscription</w:t>
-      </w:r>
-      <w:r>
-        <w:rPr>
-          <w:iCs/>
-          <w:i/>
-        </w:rPr>
-        <w:t xml:space="preserve">.</w:t>
-      </w:r>
-    </w:p>
-    <w:bookmarkEnd w:id="31"/>
-    <w:bookmarkStart w:id="35" w:name="X46a47b5b943842ae298072e3c63c5eeffdc736f"/>
-    <w:p>
-      <w:pPr>
-        <w:pStyle w:val="Heading3"/>
-      </w:pPr>
-      <w:r>
-        <w:t xml:space="preserve">6. Credit-note adjustment → propose → approve → apply</w:t>
-      </w:r>
-    </w:p>
-    <w:p>
-      <w:pPr>
-        <w:pStyle w:val="FirstParagraph"/>
-      </w:pPr>
-      <w:r>
-        <w:rPr>
-          <w:bCs/>
-          <w:b/>
-        </w:rPr>
-        <w:t xml:space="preserve">The story in plain English:</w:t>
-      </w:r>
-      <w:r>
-        <w:t xml:space="preserve"> </w:t>
-      </w:r>
-      <w:r>
-        <w:t xml:space="preserve">An agent wants to credit a customer (say, for an outage). They</w:t>
-      </w:r>
-      <w:r>
-        <w:t xml:space="preserve"> </w:t>
-      </w:r>
-      <w:r>
-        <w:rPr>
-          <w:iCs/>
-          <w:i/>
-        </w:rPr>
-        <w:t xml:space="preserve">propose</w:t>
-      </w:r>
-      <w:r>
-        <w:t xml:space="preserve"> </w:t>
-      </w:r>
-      <w:r>
-        <w:t xml:space="preserve">the credit with a reason. Depending on the amount, the system may require one or more approvers to sign</w:t>
-      </w:r>
-      <w:r>
-        <w:t xml:space="preserve"> </w:t>
-      </w:r>
-      <w:r>
-        <w:t xml:space="preserve">off — and when more than one is required, they must be</w:t>
-      </w:r>
-      <w:r>
-        <w:t xml:space="preserve"> </w:t>
-      </w:r>
-      <w:r>
-        <w:rPr>
-          <w:bCs/>
-          <w:b/>
-        </w:rPr>
-        <w:t xml:space="preserve">different people</w:t>
-      </w:r>
-      <w:r>
-        <w:t xml:space="preserve"> </w:t>
-      </w:r>
-      <w:r>
-        <w:t xml:space="preserve">(one person can't sign a</w:t>
-      </w:r>
-      <w:r>
-        <w:t xml:space="preserve"> </w:t>
-      </w:r>
-      <w:r>
-        <w:t xml:space="preserve">dual-control twice). Once enough distinct people sign, Billing issues a credit note and applies it.</w:t>
-      </w:r>
-    </w:p>
-    <w:p>
-      <w:pPr>
-        <w:pStyle w:val="BodyText"/>
-      </w:pPr>
-      <w:r>
-        <w:rPr>
-          <w:bCs/>
-          <w:b/>
-        </w:rPr>
-        <w:t xml:space="preserve">Who does what:</w:t>
-      </w:r>
     </w:p>
     <w:p>
       <w:pPr>
@@ -2054,43 +1684,64 @@
         <w:pStyle w:val="Compact"/>
       </w:pPr>
       <w:r>
-        <w:rPr>
-          <w:rStyle w:val="VerbatimChar"/>
-        </w:rPr>
-        <w:t xml:space="preserve">AdjustmentService::propose</w:t>
-      </w:r>
-      <w:r>
-        <w:t xml:space="preserve"> </w:t>
-      </w:r>
-      <w:r>
-        <w:t xml:space="preserve">(reason mandatory) asks</w:t>
-      </w:r>
-      <w:r>
-        <w:t xml:space="preserve"> </w:t>
-      </w:r>
-      <w:r>
-        <w:rPr>
-          <w:rStyle w:val="VerbatimChar"/>
-        </w:rPr>
-        <w:t xml:space="preserve">rules.billing.adjustment-approval</w:t>
-      </w:r>
-      <w:r>
-        <w:t xml:space="preserve"> </w:t>
-      </w:r>
-      <w:r>
-        <w:t xml:space="preserve">(Foundation/Rules) how many</w:t>
-      </w:r>
-      <w:r>
-        <w:t xml:space="preserve"> </w:t>
-      </w:r>
-      <w:r>
-        <w:rPr>
-          <w:rStyle w:val="VerbatimChar"/>
-        </w:rPr>
-        <w:t xml:space="preserve">stepsRequired</w:t>
-      </w:r>
-      <w:r>
-        <w:t xml:space="preserve">.</w:t>
+        <w:t xml:space="preserve">A payment exceeds the invoice →</w:t>
+      </w:r>
+      <w:r>
+        <w:t xml:space="preserve"> </w:t>
+      </w:r>
+      <w:r>
+        <w:rPr>
+          <w:rStyle w:val="VerbatimChar"/>
+        </w:rPr>
+        <w:t xml:space="preserve">PaymentService</w:t>
+      </w:r>
+      <w:r>
+        <w:t xml:space="preserve"> </w:t>
+      </w:r>
+      <w:r>
+        <w:t xml:space="preserve">posts the surplus to</w:t>
+      </w:r>
+      <w:r>
+        <w:t xml:space="preserve"> </w:t>
+      </w:r>
+      <w:r>
+        <w:rPr>
+          <w:rStyle w:val="VerbatimChar"/>
+        </w:rPr>
+        <w:t xml:space="preserve">account_credit_balance</w:t>
+      </w:r>
+      <w:r>
+        <w:t xml:space="preserve"> </w:t>
+      </w:r>
+      <w:r>
+        <w:t xml:space="preserve">(emits</w:t>
+      </w:r>
+      <w:r>
+        <w:t xml:space="preserve"> </w:t>
+      </w:r>
+      <w:r>
+        <w:rPr>
+          <w:rStyle w:val="VerbatimChar"/>
+        </w:rPr>
+        <w:t xml:space="preserve">OverpaymentPendingReview</w:t>
+      </w:r>
+      <w:r>
+        <w:t xml:space="preserve"> </w:t>
+      </w:r>
+      <w:r>
+        <w:t xml:space="preserve">/</w:t>
+      </w:r>
+      <w:r>
+        <w:t xml:space="preserve"> </w:t>
+      </w:r>
+      <w:r>
+        <w:rPr>
+          <w:rStyle w:val="VerbatimChar"/>
+        </w:rPr>
+        <w:t xml:space="preserve">CreditBalanceAdjusted</w:t>
+      </w:r>
+      <w:r>
+        <w:t xml:space="preserve">).</w:t>
       </w:r>
     </w:p>
     <w:p>
@@ -2102,54 +1753,455 @@
         <w:pStyle w:val="Compact"/>
       </w:pPr>
       <w:r>
-        <w:t xml:space="preserve">If &gt;0 ⇒ the proposal opens an</w:t>
-      </w:r>
-      <w:r>
-        <w:t xml:space="preserve"> </w:t>
-      </w:r>
+        <w:t xml:space="preserve">The next</w:t>
+      </w:r>
+      <w:r>
+        <w:t xml:space="preserve"> </w:t>
+      </w:r>
+      <w:r>
+        <w:rPr>
+          <w:rStyle w:val="VerbatimChar"/>
+        </w:rPr>
+        <w:t xml:space="preserve">InvoiceGenerated</w:t>
+      </w:r>
+      <w:r>
+        <w:t xml:space="preserve"> </w:t>
+      </w:r>
+      <w:r>
+        <w:t xml:space="preserve">→</w:t>
+      </w:r>
+      <w:r>
+        <w:t xml:space="preserve"> </w:t>
+      </w:r>
+      <w:r>
+        <w:rPr>
+          <w:rStyle w:val="VerbatimChar"/>
+        </w:rPr>
+        <w:t xml:space="preserve">ApplyCreditBalanceOnInvoice</w:t>
+      </w:r>
+      <w:r>
+        <w:t xml:space="preserve"> </w:t>
+      </w:r>
+      <w:r>
+        <w:t xml:space="preserve">(listener) auto-draws the credit.</w:t>
+      </w:r>
+    </w:p>
+    <w:p>
+      <w:pPr>
+        <w:pStyle w:val="FirstParagraph"/>
+      </w:pPr>
+      <w:r>
+        <w:rPr>
+          <w:iCs/>
+          <w:i/>
+        </w:rPr>
+        <w:t xml:space="preserve">Foundation: event-driven credit application.</w:t>
+      </w:r>
+    </w:p>
+    <w:bookmarkEnd w:id="30"/>
+    <w:bookmarkStart w:id="31" w:name="X2bf996acc22b80736402632b261ed32d7e768bf"/>
+    <w:p>
+      <w:pPr>
+        <w:pStyle w:val="Heading3"/>
+      </w:pPr>
+      <w:r>
+        <w:t xml:space="preserve">5. Paid reconnection fee flips the subscription ACTIVE (state_callback)</w:t>
+      </w:r>
+    </w:p>
+    <w:p>
+      <w:pPr>
+        <w:pStyle w:val="FirstParagraph"/>
+      </w:pPr>
       <w:r>
         <w:rPr>
           <w:bCs/>
           <w:b/>
         </w:rPr>
-        <w:t xml:space="preserve">EM-CFG-04 gate</w:t>
-      </w:r>
-      <w:r>
-        <w:t xml:space="preserve"> </w:t>
-      </w:r>
-      <w:r>
-        <w:t xml:space="preserve">(a single stage with quorum =</w:t>
-      </w:r>
-      <w:r>
-        <w:t xml:space="preserve"> </w:t>
-      </w:r>
-      <w:r>
-        <w:rPr>
-          <w:rStyle w:val="VerbatimChar"/>
-        </w:rPr>
-        <w:t xml:space="preserve">stepsRequired</w:t>
-      </w:r>
-      <w:r>
-        <w:t xml:space="preserve">) and sits</w:t>
-      </w:r>
-      <w:r>
-        <w:t xml:space="preserve"> </w:t>
-      </w:r>
-      <w:r>
-        <w:rPr>
-          <w:rStyle w:val="VerbatimChar"/>
-        </w:rPr>
-        <w:t xml:space="preserve">PENDING_APPROVAL</w:t>
-      </w:r>
-      <w:r>
-        <w:t xml:space="preserve">. The N approval steps run on the same platform-wide approval engine as everything else — not a bespoke counter.</w:t>
+        <w:t xml:space="preserve">The story in plain English:</w:t>
+      </w:r>
+      <w:r>
+        <w:t xml:space="preserve"> </w:t>
+      </w:r>
+      <w:r>
+        <w:t xml:space="preserve">A suspended customer pays a reconnection fee to get back online. The fee</w:t>
+      </w:r>
+      <w:r>
+        <w:t xml:space="preserve"> </w:t>
+      </w:r>
+      <w:r>
+        <w:t xml:space="preserve">charge carries a built-in instruction: "once this is paid, switch the subscription back to ACTIVE." When</w:t>
+      </w:r>
+      <w:r>
+        <w:t xml:space="preserve"> </w:t>
+      </w:r>
+      <w:r>
+        <w:t xml:space="preserve">the payment lands, Billing reads that instruction and flips the subscription on.</w:t>
+      </w:r>
+    </w:p>
+    <w:p>
+      <w:pPr>
+        <w:pStyle w:val="BodyText"/>
+      </w:pPr>
+      <w:r>
+        <w:rPr>
+          <w:bCs/>
+          <w:b/>
+        </w:rPr>
+        <w:t xml:space="preserve">Who does what:</w:t>
       </w:r>
     </w:p>
     <w:p>
       <w:pPr>
         <w:numPr>
           <w:ilvl w:val="0"/>
-          <w:numId w:val="1005"/>
+          <w:numId w:val="1006"/>
+        </w:numPr>
+        <w:pStyle w:val="Compact"/>
+      </w:pPr>
+      <w:r>
+        <w:t xml:space="preserve">A</w:t>
+      </w:r>
+      <w:r>
+        <w:t xml:space="preserve"> </w:t>
+      </w:r>
+      <w:r>
+        <w:rPr>
+          <w:rStyle w:val="VerbatimChar"/>
+        </w:rPr>
+        <w:t xml:space="preserve">RECONNECTION_FEE_AFTER_DUNNING</w:t>
+      </w:r>
+      <w:r>
+        <w:t xml:space="preserve"> </w:t>
+      </w:r>
+      <w:r>
+        <w:rPr>
+          <w:rStyle w:val="VerbatimChar"/>
+        </w:rPr>
+        <w:t xml:space="preserve">billable_event</w:t>
+      </w:r>
+      <w:r>
+        <w:t xml:space="preserve"> </w:t>
+      </w:r>
+      <w:r>
+        <w:t xml:space="preserve">has</w:t>
+      </w:r>
+      <w:r>
+        <w:t xml:space="preserve"> </w:t>
+      </w:r>
+      <w:r>
+        <w:rPr>
+          <w:rStyle w:val="VerbatimChar"/>
+        </w:rPr>
+        <w:t xml:space="preserve">state_callback{targetStatus:ACTIVE}</w:t>
+      </w:r>
+      <w:r>
+        <w:t xml:space="preserve">.</w:t>
+      </w:r>
+    </w:p>
+    <w:p>
+      <w:pPr>
+        <w:numPr>
+          <w:ilvl w:val="0"/>
+          <w:numId w:val="1006"/>
+        </w:numPr>
+        <w:pStyle w:val="Compact"/>
+      </w:pPr>
+      <w:r>
+        <w:rPr>
+          <w:rStyle w:val="VerbatimChar"/>
+        </w:rPr>
+        <w:t xml:space="preserve">BillingIntentService::emit</w:t>
+      </w:r>
+      <w:r>
+        <w:t xml:space="preserve"> </w:t>
+      </w:r>
+      <w:r>
+        <w:t xml:space="preserve">raises it pay-first (</w:t>
+      </w:r>
+      <w:r>
+        <w:rPr>
+          <w:rStyle w:val="VerbatimChar"/>
+        </w:rPr>
+        <w:t xml:space="preserve">billing_intent.status=PENDING</w:t>
+      </w:r>
+      <w:r>
+        <w:t xml:space="preserve">).</w:t>
+      </w:r>
+    </w:p>
+    <w:p>
+      <w:pPr>
+        <w:numPr>
+          <w:ilvl w:val="0"/>
+          <w:numId w:val="1006"/>
+        </w:numPr>
+        <w:pStyle w:val="Compact"/>
+      </w:pPr>
+      <w:r>
+        <w:t xml:space="preserve">On</w:t>
+      </w:r>
+      <w:r>
+        <w:t xml:space="preserve"> </w:t>
+      </w:r>
+      <w:r>
+        <w:rPr>
+          <w:rStyle w:val="VerbatimChar"/>
+        </w:rPr>
+        <w:t xml:space="preserve">InvoicePaid</w:t>
+      </w:r>
+      <w:r>
+        <w:t xml:space="preserve">,</w:t>
+      </w:r>
+      <w:r>
+        <w:t xml:space="preserve"> </w:t>
+      </w:r>
+      <w:r>
+        <w:rPr>
+          <w:rStyle w:val="VerbatimChar"/>
+        </w:rPr>
+        <w:t xml:space="preserve">confirm()</w:t>
+      </w:r>
+      <w:r>
+        <w:t xml:space="preserve"> </w:t>
+      </w:r>
+      <w:r>
+        <w:t xml:space="preserve">reads the pinned callback →</w:t>
+      </w:r>
+      <w:r>
+        <w:t xml:space="preserve"> </w:t>
+      </w:r>
+      <w:r>
+        <w:rPr>
+          <w:rStyle w:val="VerbatimChar"/>
+        </w:rPr>
+        <w:t xml:space="preserve">SubscriptionService::transitionStatus(ACTIVE)</w:t>
+      </w:r>
+      <w:r>
+        <w:t xml:space="preserve">.</w:t>
+      </w:r>
+    </w:p>
+    <w:p>
+      <w:pPr>
+        <w:pStyle w:val="FirstParagraph"/>
+      </w:pPr>
+      <w:r>
+        <w:rPr>
+          <w:iCs/>
+          <w:i/>
+        </w:rPr>
+        <w:t xml:space="preserve">Proven by</w:t>
+      </w:r>
+      <w:r>
+        <w:rPr>
+          <w:iCs/>
+          <w:i/>
+        </w:rPr>
+        <w:t xml:space="preserve"> </w:t>
+      </w:r>
+      <w:r>
+        <w:rPr>
+          <w:rStyle w:val="VerbatimChar"/>
+          <w:iCs/>
+          <w:i/>
+        </w:rPr>
+        <w:t xml:space="preserve">BillableEventCatalogTest::test_paid_state_callback_transitions_the_subscription</w:t>
+      </w:r>
+      <w:r>
+        <w:rPr>
+          <w:iCs/>
+          <w:i/>
+        </w:rPr>
+        <w:t xml:space="preserve">.</w:t>
+      </w:r>
+    </w:p>
+    <w:bookmarkEnd w:id="31"/>
+    <w:bookmarkStart w:id="35" w:name="X46a47b5b943842ae298072e3c63c5eeffdc736f"/>
+    <w:p>
+      <w:pPr>
+        <w:pStyle w:val="Heading3"/>
+      </w:pPr>
+      <w:r>
+        <w:t xml:space="preserve">6. Credit-note adjustment → propose → approve → apply</w:t>
+      </w:r>
+    </w:p>
+    <w:p>
+      <w:pPr>
+        <w:pStyle w:val="FirstParagraph"/>
+      </w:pPr>
+      <w:r>
+        <w:rPr>
+          <w:bCs/>
+          <w:b/>
+        </w:rPr>
+        <w:t xml:space="preserve">The story in plain English:</w:t>
+      </w:r>
+      <w:r>
+        <w:t xml:space="preserve"> </w:t>
+      </w:r>
+      <w:r>
+        <w:t xml:space="preserve">An agent wants to credit a customer (say, for an outage). They</w:t>
+      </w:r>
+      <w:r>
+        <w:t xml:space="preserve"> </w:t>
+      </w:r>
+      <w:r>
+        <w:rPr>
+          <w:iCs/>
+          <w:i/>
+        </w:rPr>
+        <w:t xml:space="preserve">propose</w:t>
+      </w:r>
+      <w:r>
+        <w:t xml:space="preserve"> </w:t>
+      </w:r>
+      <w:r>
+        <w:t xml:space="preserve">the credit with a reason. Depending on the amount, the system may require one or more approvers to sign</w:t>
+      </w:r>
+      <w:r>
+        <w:t xml:space="preserve"> </w:t>
+      </w:r>
+      <w:r>
+        <w:t xml:space="preserve">off — and when more than one is required, they must be</w:t>
+      </w:r>
+      <w:r>
+        <w:t xml:space="preserve"> </w:t>
+      </w:r>
+      <w:r>
+        <w:rPr>
+          <w:bCs/>
+          <w:b/>
+        </w:rPr>
+        <w:t xml:space="preserve">different people</w:t>
+      </w:r>
+      <w:r>
+        <w:t xml:space="preserve"> </w:t>
+      </w:r>
+      <w:r>
+        <w:t xml:space="preserve">(one person can't sign a</w:t>
+      </w:r>
+      <w:r>
+        <w:t xml:space="preserve"> </w:t>
+      </w:r>
+      <w:r>
+        <w:t xml:space="preserve">dual-control twice). Once enough distinct people sign, Billing issues a credit note and applies it.</w:t>
+      </w:r>
+    </w:p>
+    <w:p>
+      <w:pPr>
+        <w:pStyle w:val="BodyText"/>
+      </w:pPr>
+      <w:r>
+        <w:rPr>
+          <w:bCs/>
+          <w:b/>
+        </w:rPr>
+        <w:t xml:space="preserve">Who does what:</w:t>
+      </w:r>
+    </w:p>
+    <w:p>
+      <w:pPr>
+        <w:numPr>
+          <w:ilvl w:val="0"/>
+          <w:numId w:val="1007"/>
+        </w:numPr>
+        <w:pStyle w:val="Compact"/>
+      </w:pPr>
+      <w:r>
+        <w:rPr>
+          <w:rStyle w:val="VerbatimChar"/>
+        </w:rPr>
+        <w:t xml:space="preserve">AdjustmentService::propose</w:t>
+      </w:r>
+      <w:r>
+        <w:t xml:space="preserve"> </w:t>
+      </w:r>
+      <w:r>
+        <w:t xml:space="preserve">(reason mandatory) asks</w:t>
+      </w:r>
+      <w:r>
+        <w:t xml:space="preserve"> </w:t>
+      </w:r>
+      <w:r>
+        <w:rPr>
+          <w:rStyle w:val="VerbatimChar"/>
+        </w:rPr>
+        <w:t xml:space="preserve">rules.billing.adjustment-approval</w:t>
+      </w:r>
+      <w:r>
+        <w:t xml:space="preserve"> </w:t>
+      </w:r>
+      <w:r>
+        <w:t xml:space="preserve">(Foundation/Rules) how many</w:t>
+      </w:r>
+      <w:r>
+        <w:t xml:space="preserve"> </w:t>
+      </w:r>
+      <w:r>
+        <w:rPr>
+          <w:rStyle w:val="VerbatimChar"/>
+        </w:rPr>
+        <w:t xml:space="preserve">stepsRequired</w:t>
+      </w:r>
+      <w:r>
+        <w:t xml:space="preserve">.</w:t>
+      </w:r>
+    </w:p>
+    <w:p>
+      <w:pPr>
+        <w:numPr>
+          <w:ilvl w:val="0"/>
+          <w:numId w:val="1007"/>
+        </w:numPr>
+        <w:pStyle w:val="Compact"/>
+      </w:pPr>
+      <w:r>
+        <w:t xml:space="preserve">If &gt;0 ⇒ the proposal opens an</w:t>
+      </w:r>
+      <w:r>
+        <w:t xml:space="preserve"> </w:t>
+      </w:r>
+      <w:r>
+        <w:rPr>
+          <w:bCs/>
+          <w:b/>
+        </w:rPr>
+        <w:t xml:space="preserve">EM-CFG-04 gate</w:t>
+      </w:r>
+      <w:r>
+        <w:t xml:space="preserve"> </w:t>
+      </w:r>
+      <w:r>
+        <w:t xml:space="preserve">(a single stage with quorum =</w:t>
+      </w:r>
+      <w:r>
+        <w:t xml:space="preserve"> </w:t>
+      </w:r>
+      <w:r>
+        <w:rPr>
+          <w:rStyle w:val="VerbatimChar"/>
+        </w:rPr>
+        <w:t xml:space="preserve">stepsRequired</w:t>
+      </w:r>
+      <w:r>
+        <w:t xml:space="preserve">) and sits</w:t>
+      </w:r>
+      <w:r>
+        <w:t xml:space="preserve"> </w:t>
+      </w:r>
+      <w:r>
+        <w:rPr>
+          <w:rStyle w:val="VerbatimChar"/>
+        </w:rPr>
+        <w:t xml:space="preserve">PENDING_APPROVAL</w:t>
+      </w:r>
+      <w:r>
+        <w:t xml:space="preserve">. The N approval steps run on the same platform-wide approval engine as everything else — not a bespoke counter.</w:t>
+      </w:r>
+    </w:p>
+    <w:p>
+      <w:pPr>
+        <w:numPr>
+          <w:ilvl w:val="0"/>
+          <w:numId w:val="1007"/>
         </w:numPr>
         <w:pStyle w:val="Compact"/>
       </w:pPr>
@@ -2232,7 +2284,7 @@
               <a:graphicData uri="http://schemas.openxmlformats.org/drawingml/2006/picture">
                 <pic:pic>
                   <pic:nvPicPr>
-                    <pic:cNvPr descr="/tmp/docximg-d8ZS2x/billing_md_3.png" id="34" name="Picture"/>
+                    <pic:cNvPr descr="/tmp/docximg-J7W2Aj/billing_md_3.png" id="34" name="Picture"/>
                     <pic:cNvPicPr>
                       <a:picLocks noChangeArrowheads="1" noChangeAspect="1"/>
                     </pic:cNvPicPr>
@@ -2360,9 +2412,15 @@
         </w:rPr>
         <w:t xml:space="preserve">Who does what:</w:t>
       </w:r>
-      <w:r>
-        <w:t xml:space="preserve"> </w:t>
-      </w:r>
+    </w:p>
+    <w:p>
+      <w:pPr>
+        <w:numPr>
+          <w:ilvl w:val="0"/>
+          <w:numId w:val="1008"/>
+        </w:numPr>
+        <w:pStyle w:val="Compact"/>
+      </w:pPr>
       <w:r>
         <w:rPr>
           <w:rStyle w:val="VerbatimChar"/>
@@ -2385,7 +2443,19 @@
         <w:t xml:space="preserve">DunningService::assessAccount</w:t>
       </w:r>
       <w:r>
-        <w:t xml:space="preserve">: an ILM</w:t>
+        <w:t xml:space="preserve">.</w:t>
+      </w:r>
+    </w:p>
+    <w:p>
+      <w:pPr>
+        <w:numPr>
+          <w:ilvl w:val="0"/>
+          <w:numId w:val="1008"/>
+        </w:numPr>
+        <w:pStyle w:val="Compact"/>
+      </w:pPr>
+      <w:r>
+        <w:t xml:space="preserve">An ILM</w:t>
       </w:r>
       <w:r>
         <w:t xml:space="preserve"> </w:t>
@@ -2425,13 +2495,19 @@
         <w:t xml:space="preserve"> </w:t>
       </w:r>
       <w:r>
-        <w:t xml:space="preserve">→ advance</w:t>
-      </w:r>
-      <w:r>
-        <w:t xml:space="preserve"> </w:t>
-      </w:r>
-      <w:r>
-        <w:t xml:space="preserve">a level now; the level action fires</w:t>
+        <w:t xml:space="preserve">→ advance a level now.</w:t>
+      </w:r>
+    </w:p>
+    <w:p>
+      <w:pPr>
+        <w:numPr>
+          <w:ilvl w:val="0"/>
+          <w:numId w:val="1008"/>
+        </w:numPr>
+        <w:pStyle w:val="Compact"/>
+      </w:pPr>
+      <w:r>
+        <w:t xml:space="preserve">The level action fires</w:t>
       </w:r>
       <w:r>
         <w:t xml:space="preserve"> </w:t>
@@ -2443,9 +2519,15 @@
         <w:t xml:space="preserve">RESTRICTION_ADD</w:t>
       </w:r>
       <w:r>
+        <w:t xml:space="preserve"> </w:t>
+      </w:r>
+      <w:r>
         <w:t xml:space="preserve">/</w:t>
       </w:r>
       <w:r>
+        <w:t xml:space="preserve"> </w:t>
+      </w:r>
+      <w:r>
         <w:rPr>
           <w:rStyle w:val="VerbatimChar"/>
         </w:rPr>
@@ -2469,25 +2551,17 @@
       <w:r>
         <w:t xml:space="preserve">.</w:t>
       </w:r>
-      <w:r>
-        <w:t xml:space="preserve"> </w:t>
-      </w:r>
+    </w:p>
+    <w:p>
+      <w:pPr>
+        <w:pStyle w:val="FirstParagraph"/>
+      </w:pPr>
       <w:r>
         <w:rPr>
           <w:iCs/>
           <w:i/>
         </w:rPr>
-        <w:t xml:space="preserve">Cross-module read + workflow.</w:t>
-      </w:r>
-      <w:r>
-        <w:t xml:space="preserve"> </w:t>
-      </w:r>
-      <w:r>
-        <w:rPr>
-          <w:iCs/>
-          <w:i/>
-        </w:rPr>
-        <w:t xml:space="preserve">Proven by</w:t>
+        <w:t xml:space="preserve">Cross-module read + workflow. Proven by</w:t>
       </w:r>
       <w:r>
         <w:rPr>
@@ -2563,9 +2637,15 @@
         </w:rPr>
         <w:t xml:space="preserve">Who does what:</w:t>
       </w:r>
-      <w:r>
-        <w:t xml:space="preserve"> </w:t>
-      </w:r>
+    </w:p>
+    <w:p>
+      <w:pPr>
+        <w:numPr>
+          <w:ilvl w:val="0"/>
+          <w:numId w:val="1009"/>
+        </w:numPr>
+        <w:pStyle w:val="Compact"/>
+      </w:pPr>
       <w:r>
         <w:rPr>
           <w:rStyle w:val="VerbatimChar"/>
@@ -2576,7 +2656,7 @@
         <w:t xml:space="preserve"> </w:t>
       </w:r>
       <w:r>
-        <w:t xml:space="preserve">throws (snapshot/tax/BIL01 unavailable) →</w:t>
+        <w:t xml:space="preserve">throws (snapshot / tax / BIL01 unavailable) →</w:t>
       </w:r>
       <w:r>
         <w:t xml:space="preserve"> </w:t>
@@ -2617,9 +2697,15 @@
       <w:r>
         <w:t xml:space="preserve">, backoff).</w:t>
       </w:r>
-      <w:r>
-        <w:t xml:space="preserve"> </w:t>
-      </w:r>
+    </w:p>
+    <w:p>
+      <w:pPr>
+        <w:numPr>
+          <w:ilvl w:val="0"/>
+          <w:numId w:val="1009"/>
+        </w:numPr>
+        <w:pStyle w:val="Compact"/>
+      </w:pPr>
       <w:r>
         <w:rPr>
           <w:rStyle w:val="VerbatimChar"/>
@@ -2630,7 +2716,19 @@
         <w:t xml:space="preserve"> </w:t>
       </w:r>
       <w:r>
-        <w:t xml:space="preserve">(every 15 min) re-invokes the generator; persistent failure →</w:t>
+        <w:t xml:space="preserve">(every 15 min) re-invokes the generator.</w:t>
+      </w:r>
+    </w:p>
+    <w:p>
+      <w:pPr>
+        <w:numPr>
+          <w:ilvl w:val="0"/>
+          <w:numId w:val="1009"/>
+        </w:numPr>
+        <w:pStyle w:val="Compact"/>
+      </w:pPr>
+      <w:r>
+        <w:t xml:space="preserve">Persistent failure →</w:t>
       </w:r>
       <w:r>
         <w:t xml:space="preserve"> </w:t>
@@ -2647,9 +2745,11 @@
       <w:r>
         <w:t xml:space="preserve">for human review.</w:t>
       </w:r>
-      <w:r>
-        <w:t xml:space="preserve"> </w:t>
-      </w:r>
+    </w:p>
+    <w:p>
+      <w:pPr>
+        <w:pStyle w:val="FirstParagraph"/>
+      </w:pPr>
       <w:r>
         <w:rPr>
           <w:iCs/>
@@ -2747,9 +2847,15 @@
         </w:rPr>
         <w:t xml:space="preserve">Who does what:</w:t>
       </w:r>
-      <w:r>
-        <w:t xml:space="preserve"> </w:t>
-      </w:r>
+    </w:p>
+    <w:p>
+      <w:pPr>
+        <w:numPr>
+          <w:ilvl w:val="0"/>
+          <w:numId w:val="1010"/>
+        </w:numPr>
+        <w:pStyle w:val="Compact"/>
+      </w:pPr>
       <w:r>
         <w:t xml:space="preserve">A payment moment →</w:t>
       </w:r>
@@ -2796,11 +2902,17 @@
         <w:t xml:space="preserve"> </w:t>
       </w:r>
       <w:r>
-        <w:t xml:space="preserve">(inclusive decomposition), then</w:t>
-      </w:r>
-      <w:r>
-        <w:t xml:space="preserve"> </w:t>
-      </w:r>
+        <w:t xml:space="preserve">(inclusive decomposition).</w:t>
+      </w:r>
+    </w:p>
+    <w:p>
+      <w:pPr>
+        <w:numPr>
+          <w:ilvl w:val="0"/>
+          <w:numId w:val="1010"/>
+        </w:numPr>
+        <w:pStyle w:val="Compact"/>
+      </w:pPr>
       <w:r>
         <w:rPr>
           <w:rStyle w:val="VerbatimChar"/>
@@ -2811,7 +2923,19 @@
         <w:t xml:space="preserve"> </w:t>
       </w:r>
       <w:r>
-        <w:t xml:space="preserve">calls the signer; failure →</w:t>
+        <w:t xml:space="preserve">calls the signer.</w:t>
+      </w:r>
+    </w:p>
+    <w:p>
+      <w:pPr>
+        <w:numPr>
+          <w:ilvl w:val="0"/>
+          <w:numId w:val="1010"/>
+        </w:numPr>
+        <w:pStyle w:val="Compact"/>
+      </w:pPr>
+      <w:r>
+        <w:t xml:space="preserve">Failure →</w:t>
       </w:r>
       <w:r>
         <w:t xml:space="preserve"> </w:t>
@@ -2840,9 +2964,11 @@
       <w:r>
         <w:t xml:space="preserve">.</w:t>
       </w:r>
-      <w:r>
-        <w:t xml:space="preserve"> </w:t>
-      </w:r>
+    </w:p>
+    <w:p>
+      <w:pPr>
+        <w:pStyle w:val="FirstParagraph"/>
+      </w:pPr>
       <w:r>
         <w:rPr>
           <w:iCs/>
@@ -5889,7 +6015,7 @@
       <w:pPr>
         <w:numPr>
           <w:ilvl w:val="0"/>
-          <w:numId w:val="1006"/>
+          <w:numId w:val="1011"/>
         </w:numPr>
         <w:pStyle w:val="Compact"/>
       </w:pPr>
@@ -5938,7 +6064,7 @@
       <w:pPr>
         <w:numPr>
           <w:ilvl w:val="0"/>
-          <w:numId w:val="1006"/>
+          <w:numId w:val="1011"/>
         </w:numPr>
         <w:pStyle w:val="Compact"/>
       </w:pPr>
@@ -5990,7 +6116,7 @@
       <w:pPr>
         <w:numPr>
           <w:ilvl w:val="0"/>
-          <w:numId w:val="1006"/>
+          <w:numId w:val="1011"/>
         </w:numPr>
         <w:pStyle w:val="Compact"/>
       </w:pPr>
@@ -6036,7 +6162,7 @@
       <w:pPr>
         <w:numPr>
           <w:ilvl w:val="0"/>
-          <w:numId w:val="1006"/>
+          <w:numId w:val="1011"/>
         </w:numPr>
         <w:pStyle w:val="Compact"/>
       </w:pPr>
@@ -6158,7 +6284,7 @@
               <a:graphicData uri="http://schemas.openxmlformats.org/drawingml/2006/picture">
                 <pic:pic>
                   <pic:nvPicPr>
-                    <pic:cNvPr descr="/tmp/docximg-d8ZS2x/billing_md_4.png" id="42" name="Picture"/>
+                    <pic:cNvPr descr="/tmp/docximg-J7W2Aj/billing_md_4.png" id="42" name="Picture"/>
                     <pic:cNvPicPr>
                       <a:picLocks noChangeArrowheads="1" noChangeAspect="1"/>
                     </pic:cNvPicPr>
@@ -8571,7 +8697,7 @@
       <w:pPr>
         <w:numPr>
           <w:ilvl w:val="0"/>
-          <w:numId w:val="1007"/>
+          <w:numId w:val="1012"/>
         </w:numPr>
         <w:pStyle w:val="Compact"/>
       </w:pPr>
@@ -8623,7 +8749,7 @@
       <w:pPr>
         <w:numPr>
           <w:ilvl w:val="0"/>
-          <w:numId w:val="1007"/>
+          <w:numId w:val="1012"/>
         </w:numPr>
         <w:pStyle w:val="Compact"/>
       </w:pPr>
@@ -8672,7 +8798,7 @@
       <w:pPr>
         <w:numPr>
           <w:ilvl w:val="0"/>
-          <w:numId w:val="1007"/>
+          <w:numId w:val="1012"/>
         </w:numPr>
         <w:pStyle w:val="Compact"/>
       </w:pPr>
@@ -10789,7 +10915,7 @@
       <w:pPr>
         <w:numPr>
           <w:ilvl w:val="0"/>
-          <w:numId w:val="1008"/>
+          <w:numId w:val="1013"/>
         </w:numPr>
         <w:pStyle w:val="Compact"/>
       </w:pPr>
@@ -10826,7 +10952,7 @@
       <w:pPr>
         <w:numPr>
           <w:ilvl w:val="0"/>
-          <w:numId w:val="1008"/>
+          <w:numId w:val="1013"/>
         </w:numPr>
         <w:pStyle w:val="Compact"/>
       </w:pPr>
@@ -10875,7 +11001,7 @@
       <w:pPr>
         <w:numPr>
           <w:ilvl w:val="0"/>
-          <w:numId w:val="1008"/>
+          <w:numId w:val="1013"/>
         </w:numPr>
         <w:pStyle w:val="Compact"/>
       </w:pPr>
@@ -12928,7 +13054,7 @@
       <w:pPr>
         <w:numPr>
           <w:ilvl w:val="0"/>
-          <w:numId w:val="1009"/>
+          <w:numId w:val="1014"/>
         </w:numPr>
         <w:pStyle w:val="Compact"/>
       </w:pPr>
@@ -12992,7 +13118,7 @@
       <w:pPr>
         <w:numPr>
           <w:ilvl w:val="0"/>
-          <w:numId w:val="1009"/>
+          <w:numId w:val="1014"/>
         </w:numPr>
         <w:pStyle w:val="Compact"/>
       </w:pPr>
@@ -13044,7 +13170,7 @@
       <w:pPr>
         <w:numPr>
           <w:ilvl w:val="0"/>
-          <w:numId w:val="1009"/>
+          <w:numId w:val="1014"/>
         </w:numPr>
         <w:pStyle w:val="Compact"/>
       </w:pPr>
@@ -16366,7 +16492,7 @@
       <w:pPr>
         <w:numPr>
           <w:ilvl w:val="0"/>
-          <w:numId w:val="1010"/>
+          <w:numId w:val="1015"/>
         </w:numPr>
         <w:pStyle w:val="Compact"/>
       </w:pPr>
@@ -16430,7 +16556,7 @@
       <w:pPr>
         <w:numPr>
           <w:ilvl w:val="0"/>
-          <w:numId w:val="1010"/>
+          <w:numId w:val="1015"/>
         </w:numPr>
         <w:pStyle w:val="Compact"/>
       </w:pPr>
@@ -16488,7 +16614,7 @@
       <w:pPr>
         <w:numPr>
           <w:ilvl w:val="0"/>
-          <w:numId w:val="1010"/>
+          <w:numId w:val="1015"/>
         </w:numPr>
         <w:pStyle w:val="Compact"/>
       </w:pPr>
@@ -16555,7 +16681,7 @@
       <w:pPr>
         <w:numPr>
           <w:ilvl w:val="0"/>
-          <w:numId w:val="1010"/>
+          <w:numId w:val="1015"/>
         </w:numPr>
         <w:pStyle w:val="Compact"/>
       </w:pPr>
@@ -22345,7 +22471,7 @@
       <w:pPr>
         <w:numPr>
           <w:ilvl w:val="0"/>
-          <w:numId w:val="1011"/>
+          <w:numId w:val="1016"/>
         </w:numPr>
         <w:pStyle w:val="Compact"/>
       </w:pPr>
@@ -22415,7 +22541,7 @@
       <w:pPr>
         <w:numPr>
           <w:ilvl w:val="0"/>
-          <w:numId w:val="1011"/>
+          <w:numId w:val="1016"/>
         </w:numPr>
         <w:pStyle w:val="Compact"/>
       </w:pPr>
@@ -22461,7 +22587,7 @@
       <w:pPr>
         <w:numPr>
           <w:ilvl w:val="0"/>
-          <w:numId w:val="1011"/>
+          <w:numId w:val="1016"/>
         </w:numPr>
         <w:pStyle w:val="Compact"/>
       </w:pPr>
@@ -22523,7 +22649,7 @@
       <w:pPr>
         <w:numPr>
           <w:ilvl w:val="0"/>
-          <w:numId w:val="1011"/>
+          <w:numId w:val="1016"/>
         </w:numPr>
         <w:pStyle w:val="Compact"/>
       </w:pPr>
@@ -22609,7 +22735,7 @@
               <a:graphicData uri="http://schemas.openxmlformats.org/drawingml/2006/picture">
                 <pic:pic>
                   <pic:nvPicPr>
-                    <pic:cNvPr descr="/tmp/docximg-d8ZS2x/billing_md_5.png" id="51" name="Picture"/>
+                    <pic:cNvPr descr="/tmp/docximg-J7W2Aj/billing_md_5.png" id="51" name="Picture"/>
                     <pic:cNvPicPr>
                       <a:picLocks noChangeArrowheads="1" noChangeAspect="1"/>
                     </pic:cNvPicPr>
@@ -25940,7 +26066,7 @@
       <w:pPr>
         <w:numPr>
           <w:ilvl w:val="0"/>
-          <w:numId w:val="1012"/>
+          <w:numId w:val="1017"/>
         </w:numPr>
         <w:pStyle w:val="Compact"/>
       </w:pPr>
@@ -26034,7 +26160,7 @@
       <w:pPr>
         <w:numPr>
           <w:ilvl w:val="0"/>
-          <w:numId w:val="1012"/>
+          <w:numId w:val="1017"/>
         </w:numPr>
         <w:pStyle w:val="Compact"/>
       </w:pPr>
@@ -26087,7 +26213,7 @@
       <w:pPr>
         <w:numPr>
           <w:ilvl w:val="0"/>
-          <w:numId w:val="1012"/>
+          <w:numId w:val="1017"/>
         </w:numPr>
         <w:pStyle w:val="Compact"/>
       </w:pPr>
@@ -26151,7 +26277,7 @@
       <w:pPr>
         <w:numPr>
           <w:ilvl w:val="0"/>
-          <w:numId w:val="1012"/>
+          <w:numId w:val="1017"/>
         </w:numPr>
         <w:pStyle w:val="Compact"/>
       </w:pPr>
@@ -28595,7 +28721,7 @@
       <w:pPr>
         <w:numPr>
           <w:ilvl w:val="0"/>
-          <w:numId w:val="1013"/>
+          <w:numId w:val="1018"/>
         </w:numPr>
         <w:pStyle w:val="Compact"/>
       </w:pPr>
@@ -28632,7 +28758,7 @@
       <w:pPr>
         <w:numPr>
           <w:ilvl w:val="0"/>
-          <w:numId w:val="1013"/>
+          <w:numId w:val="1018"/>
         </w:numPr>
         <w:pStyle w:val="Compact"/>
       </w:pPr>
@@ -28699,7 +28825,7 @@
       <w:pPr>
         <w:numPr>
           <w:ilvl w:val="0"/>
-          <w:numId w:val="1013"/>
+          <w:numId w:val="1018"/>
         </w:numPr>
         <w:pStyle w:val="Compact"/>
       </w:pPr>
@@ -28788,7 +28914,7 @@
               <a:graphicData uri="http://schemas.openxmlformats.org/drawingml/2006/picture">
                 <pic:pic>
                   <pic:nvPicPr>
-                    <pic:cNvPr descr="/tmp/docximg-d8ZS2x/billing_md_6.png" id="57" name="Picture"/>
+                    <pic:cNvPr descr="/tmp/docximg-J7W2Aj/billing_md_6.png" id="57" name="Picture"/>
                     <pic:cNvPicPr>
                       <a:picLocks noChangeArrowheads="1" noChangeAspect="1"/>
                     </pic:cNvPicPr>
@@ -32693,7 +32819,7 @@
       <w:pPr>
         <w:numPr>
           <w:ilvl w:val="0"/>
-          <w:numId w:val="1014"/>
+          <w:numId w:val="1019"/>
         </w:numPr>
         <w:pStyle w:val="Compact"/>
       </w:pPr>
@@ -32757,7 +32883,7 @@
       <w:pPr>
         <w:numPr>
           <w:ilvl w:val="0"/>
-          <w:numId w:val="1014"/>
+          <w:numId w:val="1019"/>
         </w:numPr>
         <w:pStyle w:val="Compact"/>
       </w:pPr>
@@ -32809,7 +32935,7 @@
       <w:pPr>
         <w:numPr>
           <w:ilvl w:val="0"/>
-          <w:numId w:val="1014"/>
+          <w:numId w:val="1019"/>
         </w:numPr>
         <w:pStyle w:val="Compact"/>
       </w:pPr>
@@ -33462,7 +33588,7 @@
       <w:pPr>
         <w:numPr>
           <w:ilvl w:val="0"/>
-          <w:numId w:val="1015"/>
+          <w:numId w:val="1020"/>
         </w:numPr>
         <w:pStyle w:val="Compact"/>
       </w:pPr>
@@ -33583,7 +33709,7 @@
       <w:pPr>
         <w:numPr>
           <w:ilvl w:val="0"/>
-          <w:numId w:val="1015"/>
+          <w:numId w:val="1020"/>
         </w:numPr>
         <w:pStyle w:val="Compact"/>
       </w:pPr>
@@ -34291,7 +34417,7 @@
       <w:pPr>
         <w:numPr>
           <w:ilvl w:val="0"/>
-          <w:numId w:val="1016"/>
+          <w:numId w:val="1021"/>
         </w:numPr>
         <w:pStyle w:val="Compact"/>
       </w:pPr>
@@ -34346,7 +34472,7 @@
       <w:pPr>
         <w:numPr>
           <w:ilvl w:val="0"/>
-          <w:numId w:val="1016"/>
+          <w:numId w:val="1021"/>
         </w:numPr>
         <w:pStyle w:val="Compact"/>
       </w:pPr>
@@ -34811,7 +34937,7 @@
       <w:pPr>
         <w:numPr>
           <w:ilvl w:val="0"/>
-          <w:numId w:val="1017"/>
+          <w:numId w:val="1022"/>
         </w:numPr>
         <w:pStyle w:val="Compact"/>
       </w:pPr>
@@ -34851,7 +34977,7 @@
       <w:pPr>
         <w:numPr>
           <w:ilvl w:val="0"/>
-          <w:numId w:val="1017"/>
+          <w:numId w:val="1022"/>
         </w:numPr>
         <w:pStyle w:val="Compact"/>
       </w:pPr>
@@ -34878,7 +35004,7 @@
       <w:pPr>
         <w:numPr>
           <w:ilvl w:val="0"/>
-          <w:numId w:val="1017"/>
+          <w:numId w:val="1022"/>
         </w:numPr>
         <w:pStyle w:val="Compact"/>
       </w:pPr>
@@ -34915,7 +35041,7 @@
       <w:pPr>
         <w:numPr>
           <w:ilvl w:val="0"/>
-          <w:numId w:val="1017"/>
+          <w:numId w:val="1022"/>
         </w:numPr>
         <w:pStyle w:val="Compact"/>
       </w:pPr>
@@ -35343,19 +35469,154 @@
     </w:lvlOverride>
   </w:num>
   <w:num w:numId="1006">
-    <w:abstractNumId w:val="991"/>
+    <w:abstractNumId w:val="99411"/>
+    <w:lvlOverride w:ilvl="0">
+      <w:startOverride w:val="1"/>
+    </w:lvlOverride>
+    <w:lvlOverride w:ilvl="1">
+      <w:startOverride w:val="1"/>
+    </w:lvlOverride>
+    <w:lvlOverride w:ilvl="2">
+      <w:startOverride w:val="1"/>
+    </w:lvlOverride>
+    <w:lvlOverride w:ilvl="3">
+      <w:startOverride w:val="1"/>
+    </w:lvlOverride>
+    <w:lvlOverride w:ilvl="4">
+      <w:startOverride w:val="1"/>
+    </w:lvlOverride>
+    <w:lvlOverride w:ilvl="5">
+      <w:startOverride w:val="1"/>
+    </w:lvlOverride>
+    <w:lvlOverride w:ilvl="6">
+      <w:startOverride w:val="1"/>
+    </w:lvlOverride>
+    <w:lvlOverride w:ilvl="7">
+      <w:startOverride w:val="1"/>
+    </w:lvlOverride>
+    <w:lvlOverride w:ilvl="8">
+      <w:startOverride w:val="1"/>
+    </w:lvlOverride>
   </w:num>
   <w:num w:numId="1007">
-    <w:abstractNumId w:val="991"/>
+    <w:abstractNumId w:val="99411"/>
+    <w:lvlOverride w:ilvl="0">
+      <w:startOverride w:val="1"/>
+    </w:lvlOverride>
+    <w:lvlOverride w:ilvl="1">
+      <w:startOverride w:val="1"/>
+    </w:lvlOverride>
+    <w:lvlOverride w:ilvl="2">
+      <w:startOverride w:val="1"/>
+    </w:lvlOverride>
+    <w:lvlOverride w:ilvl="3">
+      <w:startOverride w:val="1"/>
+    </w:lvlOverride>
+    <w:lvlOverride w:ilvl="4">
+      <w:startOverride w:val="1"/>
+    </w:lvlOverride>
+    <w:lvlOverride w:ilvl="5">
+      <w:startOverride w:val="1"/>
+    </w:lvlOverride>
+    <w:lvlOverride w:ilvl="6">
+      <w:startOverride w:val="1"/>
+    </w:lvlOverride>
+    <w:lvlOverride w:ilvl="7">
+      <w:startOverride w:val="1"/>
+    </w:lvlOverride>
+    <w:lvlOverride w:ilvl="8">
+      <w:startOverride w:val="1"/>
+    </w:lvlOverride>
   </w:num>
   <w:num w:numId="1008">
-    <w:abstractNumId w:val="991"/>
+    <w:abstractNumId w:val="99411"/>
+    <w:lvlOverride w:ilvl="0">
+      <w:startOverride w:val="1"/>
+    </w:lvlOverride>
+    <w:lvlOverride w:ilvl="1">
+      <w:startOverride w:val="1"/>
+    </w:lvlOverride>
+    <w:lvlOverride w:ilvl="2">
+      <w:startOverride w:val="1"/>
+    </w:lvlOverride>
+    <w:lvlOverride w:ilvl="3">
+      <w:startOverride w:val="1"/>
+    </w:lvlOverride>
+    <w:lvlOverride w:ilvl="4">
+      <w:startOverride w:val="1"/>
+    </w:lvlOverride>
+    <w:lvlOverride w:ilvl="5">
+      <w:startOverride w:val="1"/>
+    </w:lvlOverride>
+    <w:lvlOverride w:ilvl="6">
+      <w:startOverride w:val="1"/>
+    </w:lvlOverride>
+    <w:lvlOverride w:ilvl="7">
+      <w:startOverride w:val="1"/>
+    </w:lvlOverride>
+    <w:lvlOverride w:ilvl="8">
+      <w:startOverride w:val="1"/>
+    </w:lvlOverride>
   </w:num>
   <w:num w:numId="1009">
-    <w:abstractNumId w:val="991"/>
+    <w:abstractNumId w:val="99411"/>
+    <w:lvlOverride w:ilvl="0">
+      <w:startOverride w:val="1"/>
+    </w:lvlOverride>
+    <w:lvlOverride w:ilvl="1">
+      <w:startOverride w:val="1"/>
+    </w:lvlOverride>
+    <w:lvlOverride w:ilvl="2">
+      <w:startOverride w:val="1"/>
+    </w:lvlOverride>
+    <w:lvlOverride w:ilvl="3">
+      <w:startOverride w:val="1"/>
+    </w:lvlOverride>
+    <w:lvlOverride w:ilvl="4">
+      <w:startOverride w:val="1"/>
+    </w:lvlOverride>
+    <w:lvlOverride w:ilvl="5">
+      <w:startOverride w:val="1"/>
+    </w:lvlOverride>
+    <w:lvlOverride w:ilvl="6">
+      <w:startOverride w:val="1"/>
+    </w:lvlOverride>
+    <w:lvlOverride w:ilvl="7">
+      <w:startOverride w:val="1"/>
+    </w:lvlOverride>
+    <w:lvlOverride w:ilvl="8">
+      <w:startOverride w:val="1"/>
+    </w:lvlOverride>
   </w:num>
   <w:num w:numId="1010">
-    <w:abstractNumId w:val="991"/>
+    <w:abstractNumId w:val="99411"/>
+    <w:lvlOverride w:ilvl="0">
+      <w:startOverride w:val="1"/>
+    </w:lvlOverride>
+    <w:lvlOverride w:ilvl="1">
+      <w:startOverride w:val="1"/>
+    </w:lvlOverride>
+    <w:lvlOverride w:ilvl="2">
+      <w:startOverride w:val="1"/>
+    </w:lvlOverride>
+    <w:lvlOverride w:ilvl="3">
+      <w:startOverride w:val="1"/>
+    </w:lvlOverride>
+    <w:lvlOverride w:ilvl="4">
+      <w:startOverride w:val="1"/>
+    </w:lvlOverride>
+    <w:lvlOverride w:ilvl="5">
+      <w:startOverride w:val="1"/>
+    </w:lvlOverride>
+    <w:lvlOverride w:ilvl="6">
+      <w:startOverride w:val="1"/>
+    </w:lvlOverride>
+    <w:lvlOverride w:ilvl="7">
+      <w:startOverride w:val="1"/>
+    </w:lvlOverride>
+    <w:lvlOverride w:ilvl="8">
+      <w:startOverride w:val="1"/>
+    </w:lvlOverride>
   </w:num>
   <w:num w:numId="1011">
     <w:abstractNumId w:val="991"/>
@@ -35376,6 +35637,21 @@
     <w:abstractNumId w:val="991"/>
   </w:num>
   <w:num w:numId="1017">
+    <w:abstractNumId w:val="991"/>
+  </w:num>
+  <w:num w:numId="1018">
+    <w:abstractNumId w:val="991"/>
+  </w:num>
+  <w:num w:numId="1019">
+    <w:abstractNumId w:val="991"/>
+  </w:num>
+  <w:num w:numId="1020">
+    <w:abstractNumId w:val="991"/>
+  </w:num>
+  <w:num w:numId="1021">
+    <w:abstractNumId w:val="991"/>
+  </w:num>
+  <w:num w:numId="1022">
     <w:abstractNumId w:val="991"/>
   </w:num>
 </w:numbering>
